--- a/李鑫-Node.js高级工程师-社招简历-优化版.docx
+++ b/李鑫-Node.js高级工程师-社招简历-优化版.docx
@@ -4,4263 +4,524 @@
   <w:body>
     <w:p>
       <w:pPr>
-        <w:pStyle w:val="Heading1"/>
-        <w:spacing w:after="180"/>
+        <w:jc w:val="center"/>
       </w:pPr>
       <w:r>
         <w:rPr>
-          <w:rFonts w:ascii="Microsoft YaHei" w:eastAsia="Microsoft YaHei" w:hAnsi="Microsoft YaHei" w:cs="Microsoft YaHei" w:hint="eastAsia"/>
-          <w:sz w:val="39"/>
-          <w:lang w:eastAsia="zh-CN"/>
+          <w:b/>
+          <w:sz w:val="36"/>
         </w:rPr>
-        <w:t>李 鑫</w:t>
+        <w:t>李鑫 - Node.js高级开发工程师（v3 规模版） 李 鑫</w:t>
+      </w:r>
+    </w:p>
+    <w:p>
+      <w:r>
+        <w:t>📱 18040309928 📧 lxx18040309928@163.com 🎓 硕士 · 电子信息（无线通信方向） 📍 成都</w:t>
       </w:r>
     </w:p>
     <w:p>
       <w:r>
         <w:rPr>
-          <w:color w:val="666666"/>
-          <w:sz w:val="21"/>
+          <w:b/>
+          <w:sz w:val="24"/>
         </w:rPr>
+        <w:t>求职意向：Node.js / 后端高级工程师（3 年企业级微服务实战，主导架构重构）｜期望 30-35 万｜ 无线网络设备通信 / K8s / 高并发中间件实战突出｜可快速切换 Go / Java</w:t>
       </w:r>
+    </w:p>
+    <w:p>
       <w:r>
         <w:rPr>
-          <w:color w:val="666666"/>
-          <w:sz w:val="21"/>
+          <w:b/>
         </w:rPr>
-        <w:t>📱 18040309928</w:t>
+        <w:t>19.6万+现网 RRM 纳管设备</w:t>
       </w:r>
+    </w:p>
+    <w:p>
+      <w:r>
+        <w:t>259万+现网 AP 数据规模</w:t>
+      </w:r>
+    </w:p>
+    <w:p>
+      <w:r>
+        <w:t>2700万+累计调优结果明细</w:t>
+      </w:r>
+    </w:p>
+    <w:p>
       <w:r>
         <w:rPr>
-          <w:color w:val="666666"/>
-          <w:sz w:val="21"/>
+          <w:b/>
         </w:rPr>
+        <w:t>14.7万单月调优任务(2026-08)</w:t>
       </w:r>
+    </w:p>
+    <w:p>
+      <w:r>
+        <w:t>个 人 亮 点</w:t>
+      </w:r>
+    </w:p>
+    <w:p>
+      <w:r>
+        <w:t>架构主导者：主导 AI RRM 系统重构，设计"AC+fitap 设备侧计算 / 云 AP 云端计算"分流架构，覆盖现网 98%+ 组网形态，解决云端运维压力大、功能无法规模化的核心痛点</w:t>
+      </w:r>
+    </w:p>
+    <w:p>
+      <w:r>
+        <w:t>规模级实战：系统纳管 19.6万+ 无线设备、现网 AP 数据 259万+，累计调优明细 2700万+ 条，单月调优峰值 14.7万 次</w:t>
+      </w:r>
+    </w:p>
+    <w:p>
+      <w:r>
+        <w:t>全链路技术纵深：Node.js 微服务 + Kafka/RabbitMQ + Redis 分布式锁 + MongoDB 分库分表 + WebSocket+Netconf 设备通信 + node-ffi 跨语言调用 C 算法库 + K8s 容器编排</w:t>
+      </w:r>
+    </w:p>
+    <w:p>
+      <w:r>
+        <w:t>AI 工具实践：日常深度使用 LLM（WorkBuddy/大模型编程）辅助需求分析、代码生成与排查，需求理解与交付效率提升 30%+；主导过 AI RRM 调优算法工程化落地（增量训练/边缘推理）</w:t>
+      </w:r>
+    </w:p>
+    <w:p>
+      <w:r>
+        <w:t>稳定交付：入职以来季度绩效稳定、无重大生产事故，持续处理现网问题（平均每周 1+ 起线上定位修复）</w:t>
+      </w:r>
+    </w:p>
+    <w:p>
       <w:r>
         <w:rPr>
-          <w:color w:val="666666"/>
-          <w:sz w:val="21"/>
-        </w:rPr>
-        <w:t>📧 lxx18040309928@163.com</w:t>
-      </w:r>
-      <w:r>
-        <w:rPr>
-          <w:color w:val="666666"/>
-          <w:sz w:val="21"/>
-        </w:rPr>
-      </w:r>
-      <w:r/>
-    </w:p>
-    <w:p>
-      <w:pPr>
-        <w:spacing w:after="150"/>
-        <w:pBdr>
-          <w:left w:val="single" w:sz="24" w:space="0" w:color="1A1A1A"/>
-        </w:pBdr>
-        <w:shd w:val="clear" w:color="auto" w:fill="F5F7FA"/>
-      </w:pPr>
-      <w:r>
-        <w:rPr>
-          <w:color w:val="1A1A1A"/>
-          <w:sz w:val="21"/>
-        </w:rPr>
-      </w:r>
-      <w:r>
-        <w:rPr>
-          <w:rFonts w:ascii="Microsoft YaHei" w:eastAsia="Microsoft YaHei" w:hAnsi="Microsoft YaHei" w:cs="Microsoft YaHei" w:hint="eastAsia"/>
           <w:b/>
-          <w:color w:val="1A1A1A"/>
-          <w:sz w:val="21"/>
-          <w:lang w:eastAsia="zh-CN"/>
-        </w:rPr>
-        <w:t>求职意向</w:t>
-      </w:r>
-      <w:r>
-        <w:rPr>
-          <w:rFonts w:ascii="Microsoft YaHei" w:eastAsia="Microsoft YaHei" w:hAnsi="Microsoft YaHei" w:cs="Microsoft YaHei" w:hint="eastAsia"/>
-          <w:color w:val="1A1A1A"/>
-          <w:sz w:val="21"/>
-          <w:lang w:eastAsia="zh-CN"/>
-        </w:rPr>
-        <w:t>：Node.js / TypeScript 高级后端工程师（3 年微服务实战）｜期望薪资 30-35 万｜</w:t>
-      </w:r>
-      <w:r>
-        <w:rPr>
-          <w:rFonts w:ascii="Microsoft YaHei" w:eastAsia="Microsoft YaHei" w:hAnsi="Microsoft YaHei" w:cs="Microsoft YaHei" w:hint="eastAsia"/>
-          <w:b/>
-          <w:color w:val="1A1A1A"/>
-          <w:sz w:val="21"/>
-          <w:lang w:eastAsia="zh-CN"/>
-        </w:rPr>
-        <w:t>可接受 Go / Java 技术栈</w:t>
-      </w:r>
-      <w:r>
-        <w:rPr>
-          <w:rFonts w:ascii="Microsoft YaHei" w:eastAsia="Microsoft YaHei" w:hAnsi="Microsoft YaHei" w:cs="Microsoft YaHei" w:hint="eastAsia"/>
-          <w:color w:val="1A1A1A"/>
-          <w:sz w:val="21"/>
-          <w:lang w:eastAsia="zh-CN"/>
-        </w:rPr>
-        <w:t>｜网络通信与 K8s 背景突出</w:t>
-      </w:r>
-      <w:r/>
-    </w:p>
-    <w:p>
-      <w:pPr>
-        <w:pStyle w:val="Heading2"/>
-      </w:pPr>
-      <w:r>
-        <w:rPr>
-          <w:rFonts w:ascii="Microsoft YaHei" w:eastAsia="Microsoft YaHei" w:hAnsi="Microsoft YaHei" w:cs="Microsoft YaHei" w:hint="eastAsia"/>
-          <w:color w:val="FFFFFF"/>
           <w:sz w:val="24"/>
-          <w:lang w:eastAsia="zh-CN"/>
         </w:rPr>
         <w:t>教 育 背 景</w:t>
       </w:r>
-      <w:r/>
-    </w:p>
-    <w:tbl>
-      <w:tblPr>
-        <w:tblW w:type="pct" w:w="5000"/>
-        <w:tblLook w:firstColumn="1" w:firstRow="1" w:lastColumn="0" w:lastRow="0" w:noHBand="0" w:noVBand="1" w:val="04A0"/>
-        <w:tblLayout w:type="autofit"/>
-      </w:tblPr>
-      <w:tblGrid>
-        <w:gridCol w:w="2160"/>
-        <w:gridCol w:w="2160"/>
-        <w:gridCol w:w="2160"/>
-        <w:gridCol w:w="2160"/>
-      </w:tblGrid>
-      <w:tr>
-        <w:tc>
-          <w:tcPr>
-            <w:tcW w:type="dxa" w:w="2160"/>
-            <w:tcBorders>
-              <w:top w:val="single" w:sz="6" w:space="0" w:color="DDDDDD"/>
-              <w:bottom w:val="single" w:sz="6" w:space="0" w:color="DDDDDD"/>
-              <w:left w:val="single" w:sz="6" w:space="0" w:color="DDDDDD"/>
-              <w:right w:val="single" w:sz="6" w:space="0" w:color="DDDDDD"/>
-            </w:tcBorders>
-            <w:shd w:val="clear" w:color="auto" w:fill="F5F5F5"/>
-            <w:vAlign w:val="center"/>
-            <w:tcMar>
-              <w:top w:w="150" w:type="dxa"/>
-              <w:bottom w:w="150" w:type="dxa"/>
-              <w:left w:w="180" w:type="dxa"/>
-              <w:right w:w="180" w:type="dxa"/>
-            </w:tcMar>
-          </w:tcPr>
-          <w:p>
-            <w:pPr>
-              <w:jc w:val="left"/>
-              <w:spacing w:line="240" w:lineRule="auto" w:before="60" w:after="60"/>
-            </w:pPr>
-            <w:r>
-              <w:rPr>
-                <w:b/>
-              </w:rPr>
-              <w:t>学校</w:t>
-            </w:r>
-          </w:p>
-        </w:tc>
-        <w:tc>
-          <w:tcPr>
-            <w:tcW w:type="dxa" w:w="2160"/>
-            <w:tcBorders>
-              <w:top w:val="single" w:sz="6" w:space="0" w:color="DDDDDD"/>
-              <w:bottom w:val="single" w:sz="6" w:space="0" w:color="DDDDDD"/>
-              <w:left w:val="single" w:sz="6" w:space="0" w:color="DDDDDD"/>
-              <w:right w:val="single" w:sz="6" w:space="0" w:color="DDDDDD"/>
-            </w:tcBorders>
-            <w:shd w:val="clear" w:color="auto" w:fill="F5F5F5"/>
-            <w:vAlign w:val="center"/>
-            <w:tcMar>
-              <w:top w:w="150" w:type="dxa"/>
-              <w:bottom w:w="150" w:type="dxa"/>
-              <w:left w:w="180" w:type="dxa"/>
-              <w:right w:w="180" w:type="dxa"/>
-            </w:tcMar>
-          </w:tcPr>
-          <w:p>
-            <w:pPr>
-              <w:jc w:val="left"/>
-              <w:spacing w:line="240" w:lineRule="auto" w:before="60" w:after="60"/>
-            </w:pPr>
-            <w:r>
-              <w:rPr>
-                <w:b/>
-              </w:rPr>
-              <w:t>专业</w:t>
-            </w:r>
-          </w:p>
-        </w:tc>
-        <w:tc>
-          <w:tcPr>
-            <w:tcW w:type="dxa" w:w="2160"/>
-            <w:tcBorders>
-              <w:top w:val="single" w:sz="6" w:space="0" w:color="DDDDDD"/>
-              <w:bottom w:val="single" w:sz="6" w:space="0" w:color="DDDDDD"/>
-              <w:left w:val="single" w:sz="6" w:space="0" w:color="DDDDDD"/>
-              <w:right w:val="single" w:sz="6" w:space="0" w:color="DDDDDD"/>
-            </w:tcBorders>
-            <w:shd w:val="clear" w:color="auto" w:fill="F5F5F5"/>
-            <w:vAlign w:val="center"/>
-            <w:tcMar>
-              <w:top w:w="150" w:type="dxa"/>
-              <w:bottom w:w="150" w:type="dxa"/>
-              <w:left w:w="180" w:type="dxa"/>
-              <w:right w:w="180" w:type="dxa"/>
-            </w:tcMar>
-          </w:tcPr>
-          <w:p>
-            <w:pPr>
-              <w:jc w:val="left"/>
-              <w:spacing w:line="240" w:lineRule="auto" w:before="60" w:after="60"/>
-            </w:pPr>
-            <w:r>
-              <w:rPr>
-                <w:b/>
-              </w:rPr>
-              <w:t>学历</w:t>
-            </w:r>
-          </w:p>
-        </w:tc>
-        <w:tc>
-          <w:tcPr>
-            <w:tcW w:type="dxa" w:w="2160"/>
-            <w:tcBorders>
-              <w:top w:val="single" w:sz="6" w:space="0" w:color="DDDDDD"/>
-              <w:bottom w:val="single" w:sz="6" w:space="0" w:color="DDDDDD"/>
-              <w:left w:val="single" w:sz="6" w:space="0" w:color="DDDDDD"/>
-              <w:right w:val="single" w:sz="6" w:space="0" w:color="DDDDDD"/>
-            </w:tcBorders>
-            <w:shd w:val="clear" w:color="auto" w:fill="F5F5F5"/>
-            <w:vAlign w:val="center"/>
-            <w:tcMar>
-              <w:top w:w="150" w:type="dxa"/>
-              <w:bottom w:w="150" w:type="dxa"/>
-              <w:left w:w="180" w:type="dxa"/>
-              <w:right w:w="180" w:type="dxa"/>
-            </w:tcMar>
-          </w:tcPr>
-          <w:p>
-            <w:pPr>
-              <w:jc w:val="left"/>
-              <w:spacing w:line="240" w:lineRule="auto" w:before="60" w:after="60"/>
-            </w:pPr>
-            <w:r>
-              <w:rPr>
-                <w:b/>
-              </w:rPr>
-              <w:t>时间</w:t>
-            </w:r>
-          </w:p>
-        </w:tc>
-      </w:tr>
-      <w:tr>
-        <w:tc>
-          <w:tcPr>
-            <w:tcW w:type="dxa" w:w="2160"/>
-            <w:tcBorders>
-              <w:top w:val="single" w:sz="6" w:space="0" w:color="DDDDDD"/>
-              <w:bottom w:val="single" w:sz="6" w:space="0" w:color="DDDDDD"/>
-              <w:left w:val="single" w:sz="6" w:space="0" w:color="DDDDDD"/>
-              <w:right w:val="single" w:sz="6" w:space="0" w:color="DDDDDD"/>
-            </w:tcBorders>
-            <w:vAlign w:val="center"/>
-            <w:tcMar>
-              <w:top w:w="150" w:type="dxa"/>
-              <w:bottom w:w="150" w:type="dxa"/>
-              <w:left w:w="180" w:type="dxa"/>
-              <w:right w:w="180" w:type="dxa"/>
-            </w:tcMar>
-          </w:tcPr>
-          <w:p>
-            <w:pPr>
-              <w:jc w:val="left"/>
-              <w:spacing w:line="240" w:lineRule="auto" w:before="60" w:after="60"/>
-            </w:pPr>
-            <w:r>
-              <w:t>重庆邮电大学（重庆市智能空地协同重点实验室）</w:t>
-            </w:r>
-          </w:p>
-        </w:tc>
-        <w:tc>
-          <w:tcPr>
-            <w:tcW w:type="dxa" w:w="2160"/>
-            <w:tcBorders>
-              <w:top w:val="single" w:sz="6" w:space="0" w:color="DDDDDD"/>
-              <w:bottom w:val="single" w:sz="6" w:space="0" w:color="DDDDDD"/>
-              <w:left w:val="single" w:sz="6" w:space="0" w:color="DDDDDD"/>
-              <w:right w:val="single" w:sz="6" w:space="0" w:color="DDDDDD"/>
-            </w:tcBorders>
-            <w:vAlign w:val="center"/>
-            <w:tcMar>
-              <w:top w:w="150" w:type="dxa"/>
-              <w:bottom w:w="150" w:type="dxa"/>
-              <w:left w:w="180" w:type="dxa"/>
-              <w:right w:w="180" w:type="dxa"/>
-            </w:tcMar>
-          </w:tcPr>
-          <w:p>
-            <w:pPr>
-              <w:jc w:val="left"/>
-              <w:spacing w:line="240" w:lineRule="auto" w:before="60" w:after="60"/>
-            </w:pPr>
-            <w:r>
-              <w:t>电子信息</w:t>
-            </w:r>
-          </w:p>
-        </w:tc>
-        <w:tc>
-          <w:tcPr>
-            <w:tcW w:type="dxa" w:w="2160"/>
-            <w:tcBorders>
-              <w:top w:val="single" w:sz="6" w:space="0" w:color="DDDDDD"/>
-              <w:bottom w:val="single" w:sz="6" w:space="0" w:color="DDDDDD"/>
-              <w:left w:val="single" w:sz="6" w:space="0" w:color="DDDDDD"/>
-              <w:right w:val="single" w:sz="6" w:space="0" w:color="DDDDDD"/>
-            </w:tcBorders>
-            <w:vAlign w:val="center"/>
-            <w:tcMar>
-              <w:top w:w="150" w:type="dxa"/>
-              <w:bottom w:w="150" w:type="dxa"/>
-              <w:left w:w="180" w:type="dxa"/>
-              <w:right w:w="180" w:type="dxa"/>
-            </w:tcMar>
-          </w:tcPr>
-          <w:p>
-            <w:pPr>
-              <w:jc w:val="left"/>
-              <w:spacing w:line="240" w:lineRule="auto" w:before="60" w:after="60"/>
-            </w:pPr>
-            <w:r>
-              <w:t>硕士</w:t>
-            </w:r>
-          </w:p>
-        </w:tc>
-        <w:tc>
-          <w:tcPr>
-            <w:tcW w:type="dxa" w:w="2160"/>
-            <w:tcBorders>
-              <w:top w:val="single" w:sz="6" w:space="0" w:color="DDDDDD"/>
-              <w:bottom w:val="single" w:sz="6" w:space="0" w:color="DDDDDD"/>
-              <w:left w:val="single" w:sz="6" w:space="0" w:color="DDDDDD"/>
-              <w:right w:val="single" w:sz="6" w:space="0" w:color="DDDDDD"/>
-            </w:tcBorders>
-            <w:vAlign w:val="center"/>
-            <w:tcMar>
-              <w:top w:w="150" w:type="dxa"/>
-              <w:bottom w:w="150" w:type="dxa"/>
-              <w:left w:w="180" w:type="dxa"/>
-              <w:right w:w="180" w:type="dxa"/>
-            </w:tcMar>
-          </w:tcPr>
-          <w:p>
-            <w:pPr>
-              <w:jc w:val="left"/>
-              <w:spacing w:line="240" w:lineRule="auto" w:before="60" w:after="60"/>
-            </w:pPr>
-            <w:r>
-              <w:t>2020.09 - 2023.06</w:t>
-            </w:r>
-          </w:p>
-        </w:tc>
-      </w:tr>
-      <w:tr>
-        <w:tc>
-          <w:tcPr>
-            <w:tcW w:type="dxa" w:w="2160"/>
-            <w:tcBorders>
-              <w:top w:val="single" w:sz="6" w:space="0" w:color="DDDDDD"/>
-              <w:bottom w:val="single" w:sz="6" w:space="0" w:color="DDDDDD"/>
-              <w:left w:val="single" w:sz="6" w:space="0" w:color="DDDDDD"/>
-              <w:right w:val="single" w:sz="6" w:space="0" w:color="DDDDDD"/>
-            </w:tcBorders>
-            <w:vAlign w:val="center"/>
-            <w:tcMar>
-              <w:top w:w="150" w:type="dxa"/>
-              <w:bottom w:w="150" w:type="dxa"/>
-              <w:left w:w="180" w:type="dxa"/>
-              <w:right w:w="180" w:type="dxa"/>
-            </w:tcMar>
-          </w:tcPr>
-          <w:p>
-            <w:pPr>
-              <w:jc w:val="left"/>
-              <w:spacing w:line="240" w:lineRule="auto" w:before="60" w:after="60"/>
-            </w:pPr>
-            <w:r>
-              <w:t>成都理工大学（双一流）</w:t>
-            </w:r>
-          </w:p>
-        </w:tc>
-        <w:tc>
-          <w:tcPr>
-            <w:tcW w:type="dxa" w:w="2160"/>
-            <w:tcBorders>
-              <w:top w:val="single" w:sz="6" w:space="0" w:color="DDDDDD"/>
-              <w:bottom w:val="single" w:sz="6" w:space="0" w:color="DDDDDD"/>
-              <w:left w:val="single" w:sz="6" w:space="0" w:color="DDDDDD"/>
-              <w:right w:val="single" w:sz="6" w:space="0" w:color="DDDDDD"/>
-            </w:tcBorders>
-            <w:vAlign w:val="center"/>
-            <w:tcMar>
-              <w:top w:w="150" w:type="dxa"/>
-              <w:bottom w:w="150" w:type="dxa"/>
-              <w:left w:w="180" w:type="dxa"/>
-              <w:right w:w="180" w:type="dxa"/>
-            </w:tcMar>
-          </w:tcPr>
-          <w:p>
-            <w:pPr>
-              <w:jc w:val="left"/>
-              <w:spacing w:line="240" w:lineRule="auto" w:before="60" w:after="60"/>
-            </w:pPr>
-            <w:r>
-              <w:t>电气工程及其自动化</w:t>
-            </w:r>
-          </w:p>
-        </w:tc>
-        <w:tc>
-          <w:tcPr>
-            <w:tcW w:type="dxa" w:w="2160"/>
-            <w:tcBorders>
-              <w:top w:val="single" w:sz="6" w:space="0" w:color="DDDDDD"/>
-              <w:bottom w:val="single" w:sz="6" w:space="0" w:color="DDDDDD"/>
-              <w:left w:val="single" w:sz="6" w:space="0" w:color="DDDDDD"/>
-              <w:right w:val="single" w:sz="6" w:space="0" w:color="DDDDDD"/>
-            </w:tcBorders>
-            <w:vAlign w:val="center"/>
-            <w:tcMar>
-              <w:top w:w="150" w:type="dxa"/>
-              <w:bottom w:w="150" w:type="dxa"/>
-              <w:left w:w="180" w:type="dxa"/>
-              <w:right w:w="180" w:type="dxa"/>
-            </w:tcMar>
-          </w:tcPr>
-          <w:p>
-            <w:pPr>
-              <w:jc w:val="left"/>
-              <w:spacing w:line="240" w:lineRule="auto" w:before="60" w:after="60"/>
-            </w:pPr>
-            <w:r>
-              <w:t>学士</w:t>
-            </w:r>
-          </w:p>
-        </w:tc>
-        <w:tc>
-          <w:tcPr>
-            <w:tcW w:type="dxa" w:w="2160"/>
-            <w:tcBorders>
-              <w:top w:val="single" w:sz="6" w:space="0" w:color="DDDDDD"/>
-              <w:bottom w:val="single" w:sz="6" w:space="0" w:color="DDDDDD"/>
-              <w:left w:val="single" w:sz="6" w:space="0" w:color="DDDDDD"/>
-              <w:right w:val="single" w:sz="6" w:space="0" w:color="DDDDDD"/>
-            </w:tcBorders>
-            <w:vAlign w:val="center"/>
-            <w:tcMar>
-              <w:top w:w="150" w:type="dxa"/>
-              <w:bottom w:w="150" w:type="dxa"/>
-              <w:left w:w="180" w:type="dxa"/>
-              <w:right w:w="180" w:type="dxa"/>
-            </w:tcMar>
-          </w:tcPr>
-          <w:p>
-            <w:pPr>
-              <w:jc w:val="left"/>
-              <w:spacing w:line="240" w:lineRule="auto" w:before="60" w:after="60"/>
-            </w:pPr>
-            <w:r>
-              <w:t>2016.09 - 2020.06</w:t>
-            </w:r>
-          </w:p>
-        </w:tc>
-      </w:tr>
-    </w:tbl>
-    <w:p>
-      <w:r/>
     </w:p>
     <w:p>
-      <w:pPr>
-        <w:pStyle w:val="Heading2"/>
-      </w:pPr>
+      <w:r>
+        <w:t>学校专业学历时间</w:t>
+      </w:r>
+    </w:p>
+    <w:p>
+      <w:r>
+        <w:t>重庆邮电大学（重庆市智能空地协同重点实验室）电子信息硕士2020.09 - 2023.06</w:t>
+      </w:r>
+    </w:p>
+    <w:p>
+      <w:r>
+        <w:t>成都理工大学（双一流）电气工程及其自动化学士2016.09 - 2020.06</w:t>
+      </w:r>
+    </w:p>
+    <w:p>
       <w:r>
         <w:rPr>
-          <w:rFonts w:ascii="Microsoft YaHei" w:eastAsia="Microsoft YaHei" w:hAnsi="Microsoft YaHei" w:cs="Microsoft YaHei" w:hint="eastAsia"/>
-          <w:color w:val="FFFFFF"/>
+          <w:b/>
           <w:sz w:val="24"/>
-          <w:lang w:eastAsia="zh-CN"/>
+        </w:rPr>
+        <w:t>竞 赛 与 荣 誉</w:t>
+      </w:r>
+    </w:p>
+    <w:p>
+      <w:r>
+        <w:t>时间级别奖项 / 荣誉</w:t>
+      </w:r>
+    </w:p>
+    <w:p>
+      <w:r>
+        <w:rPr>
+          <w:b/>
+        </w:rPr>
+        <w:t>2021.09校级 TOP 2%研究生一等奖学金</w:t>
+      </w:r>
+    </w:p>
+    <w:p>
+      <w:r>
+        <w:rPr>
+          <w:b/>
+        </w:rPr>
+        <w:t>2019.09国家级第 13 届"西门子杯"中国智能制造挑战赛全国总决赛 特等奖</w:t>
+      </w:r>
+    </w:p>
+    <w:p>
+      <w:r>
+        <w:rPr>
+          <w:b/>
+        </w:rPr>
+        <w:t>2021.07国家级第 13 届"电工杯"中国大学生数学建模竞赛 二等奖</w:t>
+      </w:r>
+    </w:p>
+    <w:p>
+      <w:r>
+        <w:rPr>
+          <w:b/>
+        </w:rPr>
+        <w:t>2021.05省部级第 13 届"蓝桥杯"C/C++ 程序设计研究生组 二等奖</w:t>
+      </w:r>
+    </w:p>
+    <w:p>
+      <w:r>
+        <w:t>2023-2026工作期间主导 AI RRM 创新特性（设备侧+云端双计算，覆盖 98%+ 组网）；持续季度稳定交付、现网 0 重大事故</w:t>
+      </w:r>
+    </w:p>
+    <w:p>
+      <w:r>
+        <w:rPr>
+          <w:b/>
+          <w:sz w:val="24"/>
         </w:rPr>
         <w:t>工 作 经 历</w:t>
       </w:r>
-      <w:r/>
     </w:p>
     <w:p>
-      <w:pPr>
-        <w:pStyle w:val="Heading3"/>
-      </w:pPr>
+      <w:r>
+        <w:t>新华三技术有限公司（H3C） | 2023.07 - 至今</w:t>
+      </w:r>
+    </w:p>
+    <w:p>
+      <w:r>
+        <w:t>部门：云简网络团队 · RRM 无线资源管理组 · 岗位：Node.js 高级开发工程师</w:t>
+      </w:r>
+    </w:p>
+    <w:p>
+      <w:r>
+        <w:t>主导 RRM 微服务（rrmcontrol / rrmserver / rrmcompute / aioptimize）的架构重构、功能开发与运维，负责 WiFi7(6GHz)、AI 调优、云 AP/AC 双组网适配 等核心特性，覆盖 K8s 容器编排、Kafka/RabbitMQ 消息、Redis 分布式锁、MongoDB 分库分表、WebSocket+Netconf 设备通信 全链路</w:t>
+      </w:r>
+    </w:p>
+    <w:p>
       <w:r>
         <w:rPr>
-          <w:rFonts w:ascii="Microsoft YaHei" w:eastAsia="Microsoft YaHei" w:hAnsi="Microsoft YaHei" w:cs="Microsoft YaHei" w:hint="eastAsia"/>
-          <w:color w:val="333333"/>
-          <w:sz w:val="22"/>
-          <w:lang w:eastAsia="zh-CN"/>
+          <w:b/>
+          <w:sz w:val="24"/>
         </w:rPr>
-        <w:t>新华三技术有限公司（H3C） | 2023.07 - 至今（约3年）</w:t>
+        <w:t>核 心 项 目</w:t>
+      </w:r>
+    </w:p>
+    <w:p>
+      <w:r>
+        <w:rPr>
+          <w:b/>
+          <w:sz w:val="24"/>
+        </w:rPr>
+        <w:t>1. AI RRM 智能无线资源管理系统 —— 重构与规模化落地（主导） 2024.08 - 至今</w:t>
+      </w:r>
+    </w:p>
+    <w:p>
+      <w:r>
+        <w:t>Node.js/TypeScript微服务重构 WebSocketNetconf协议 KafkaMongoDB分库分表 RedisK8s 增量训练配置中心</w:t>
+      </w:r>
+    </w:p>
+    <w:p>
+      <w:r>
+        <w:rPr>
+          <w:b/>
+        </w:rPr>
+        <w:t>项目规模（现网生产实测）</w:t>
+      </w:r>
+    </w:p>
+    <w:p>
+      <w:r>
+        <w:t>纳管无线设备 19.6万+，现网 AP 数据 259万+（腾讯云现网 readonly 实测）；场所/组级调优配置 7000+</w:t>
+      </w:r>
+    </w:p>
+    <w:p>
+      <w:r>
+        <w:t>累计调优结果明细 2700万+ 条、调优任务 46万+；2026-08 单月 14.7万 次</w:t>
+      </w:r>
+    </w:p>
+    <w:p>
+      <w:r>
+        <w:t>背景与方案</w:t>
+      </w:r>
+    </w:p>
+    <w:p>
+      <w:r>
+        <w:t>原 RRM"云端收集-云端计算-下发生效"模式：海量数据上行 + 云端计算，运维压力大，功能仅白名单小范围可用。重构后实现 "AC+fitap 组网设备侧计算、云 AP 组网云端计算" 的分流架构（适配现网 98%+ 组网），并完成二期工程化：模型轻量化、增量训练、配置中心，实现规模化落地。</w:t>
+      </w:r>
+    </w:p>
+    <w:p>
+      <w:r>
+        <w:t>本人分工</w:t>
+      </w:r>
+    </w:p>
+    <w:p>
+      <w:r>
+        <w:t>架构设计：主导 4 微服务重构，基于组网类型动态分配计算节点（设备侧/云端），双计算模式无感切换</w:t>
+      </w:r>
+    </w:p>
+    <w:p>
+      <w:r>
+        <w:t>设备通信：基于 WebSocket + netconf 实现云端→AC/云 AP 的调优指令下发（开关/功率/信道），打通"下发-计算-上报-展示"闭环</w:t>
+      </w:r>
+    </w:p>
+    <w:p>
+      <w:r>
+        <w:t>消息链路：Kafka 子链接对接设备侧调优结果实时上报（optType=45），处理数据校验、异常重试、消费幂等</w:t>
+      </w:r>
+    </w:p>
+    <w:p>
+      <w:r>
+        <w:t>数据层：MongoDB 分库分表设计（dayNo 维度）、跨库同步工具开发，保证设备侧与云端数据一致性</w:t>
+      </w:r>
+    </w:p>
+    <w:p>
+      <w:r>
+        <w:t>工程化：主导配置中心开发（统一管理/一键部署/自动校验/异常回滚）；优化 Kafka 上报与 Redis 缓存策略，完善数据闭环</w:t>
+      </w:r>
+    </w:p>
+    <w:p>
+      <w:r>
+        <w:rPr>
+          <w:b/>
+          <w:sz w:val="24"/>
+        </w:rPr>
+        <w:t>核心成果（可量化）</w:t>
+      </w:r>
+    </w:p>
+    <w:p>
+      <w:r>
+        <w:t>AI RRM 调优能力从白名单试用 → 规模化商用：纳管设备 19.6 万+、单月调优 14.7 万次稳定运行</w:t>
+      </w:r>
+    </w:p>
+    <w:p>
+      <w:r>
+        <w:t>计算压力分流设备侧，云端运维成本大幅下降；调优效果可视化 + 二次确认机制，解决用户"不敢用"痛点</w:t>
+      </w:r>
+    </w:p>
+    <w:p>
+      <w:r>
+        <w:t>主导开发分布式 RRM 开关同步工具：跨 3 个微服务数据库直连同步 1000+ 场所配置，解决多服务配置冲突</w:t>
+      </w:r>
+    </w:p>
+    <w:p>
+      <w:r>
+        <w:t>二期：模型轻量化+边缘推理降低设备侧耗时，配置中心显著降低运维配置失误率</w:t>
+      </w:r>
+    </w:p>
+    <w:p>
+      <w:r>
+        <w:rPr>
+          <w:b/>
+          <w:sz w:val="24"/>
+        </w:rPr>
+        <w:t>2. RRM 支持 WiFi7（6GHz 频段扩展，全链路改造） 2024.01 - 2024.12</w:t>
+      </w:r>
+    </w:p>
+    <w:p>
+      <w:r>
+        <w:t>Node.js/TypeScript4微服务 MongoDBRedisKafka RabbitMQK8s node-ffi调用C库6GHz(WiFi7)</w:t>
+      </w:r>
+    </w:p>
+    <w:p>
+      <w:r>
+        <w:t>背景</w:t>
+      </w:r>
+    </w:p>
+    <w:p>
+      <w:r>
+        <w:t>RRM（无线资源管理）原仅支持 2.4G/5G 双频段；WiFi7 商用需新增 6GHz 频段全链路支持，同时需修复大量历史遗留问题、保障现网稳定。</w:t>
+      </w:r>
+    </w:p>
+    <w:p>
+      <w:r>
+        <w:t>本人分工</w:t>
+      </w:r>
+    </w:p>
+    <w:p>
+      <w:r>
+        <w:t>梳理 4 大微服务（rrmcontrol/rrmserver/rrmcompute/aioptimize）调用链路，主导 6GHz 全链路改造：接口、采集、扫描、计算、调优、页面、部署</w:t>
+      </w:r>
+    </w:p>
+    <w:p>
+      <w:r>
+        <w:t>使用 node-ffi 实现 Node.js 调用 C 语言 .so 核心算法库，完成信道/功率/带宽计算</w:t>
+      </w:r>
+    </w:p>
+    <w:p>
+      <w:r>
+        <w:t>维护 Redis 分布式锁、Kafka/RabbitMQ 消息可靠性（丢包/重复消费治理）、K8s 容器管理与 CI/CD</w:t>
+      </w:r>
+    </w:p>
+    <w:p>
+      <w:r>
+        <w:t>平均每周处理 1+ 起线上问题定位与修复</w:t>
+      </w:r>
+    </w:p>
+    <w:p>
+      <w:r>
+        <w:rPr>
+          <w:b/>
+          <w:sz w:val="24"/>
+        </w:rPr>
+        <w:t>核心成果</w:t>
+      </w:r>
+    </w:p>
+    <w:p>
+      <w:r>
+        <w:t>从 2 频段扩展至 3 频段（2.4G/5G/6G）统一 RRM 调度，支撑 WiFi7 商用落地</w:t>
+      </w:r>
+    </w:p>
+    <w:p>
+      <w:r>
+        <w:t>独立接手复杂遗留系统（无完善文档），1 个月理清全部链路并持续保障现网稳定</w:t>
+      </w:r>
+    </w:p>
+    <w:p>
+      <w:r>
+        <w:t>云 AP 适配经验：不依赖 AC 的 ChannelCfg/PowerCfg 表，改为 GlobalCfg 位掩码每 AP 单独下发，单次并发 500、总超时熔断</w:t>
+      </w:r>
+    </w:p>
+    <w:p>
+      <w:r>
+        <w:rPr>
+          <w:b/>
+          <w:sz w:val="24"/>
+        </w:rPr>
+        <w:t>3. WBC 支持 IoT 2.0 —— 云简与物联网模块解耦（架构级改造） 2023.07 - 2024.06</w:t>
+      </w:r>
+    </w:p>
+    <w:p>
+      <w:r>
+        <w:t>Node.jsExpressMongoDB K8sVNC远程管理Shell</w:t>
+      </w:r>
+    </w:p>
+    <w:p>
+      <w:r>
+        <w:t>背景</w:t>
+      </w:r>
+    </w:p>
+    <w:p>
+      <w:r>
+        <w:t>WBC 设备（无线运维/控制一体）上云简与物联网 1.0 模块高度耦合：合入验证困难、内存日益紧张。目标：解耦并隔离至独立虚拟机，实现独立发布。</w:t>
+      </w:r>
+    </w:p>
+    <w:p>
+      <w:r>
+        <w:t>本人分工</w:t>
+      </w:r>
+    </w:p>
+    <w:p>
+      <w:r>
+        <w:t>主导 WBC 编译打包流程重构，支持"一体机+虚拟机"双镜像模式</w:t>
+      </w:r>
+    </w:p>
+    <w:p>
+      <w:r>
+        <w:t>开发 WBC 监控平台 VNC 远程管理功能（宿主机↔物联网虚拟机安全通信通道），运维免切换工具</w:t>
+      </w:r>
+    </w:p>
+    <w:p>
+      <w:r>
+        <w:t>参与云简侧物联网数据剥离与迁移，精确定位并重构耦合接口</w:t>
+      </w:r>
+    </w:p>
+    <w:p>
+      <w:r>
+        <w:rPr>
+          <w:b/>
+          <w:sz w:val="24"/>
+        </w:rPr>
+        <w:t>核心成果</w:t>
+      </w:r>
+    </w:p>
+    <w:p>
+      <w:r>
+        <w:t>云简与物联网实现进程级隔离、独立版本生命周期，可并行开发独立发布，版本交付周期显著缩短</w:t>
+      </w:r>
+    </w:p>
+    <w:p>
+      <w:r>
+        <w:t>虚拟机资源隔离缓解主机内存压力，为平台后续扩展服务提供可复制范式</w:t>
+      </w:r>
+    </w:p>
+    <w:p>
+      <w:r>
+        <w:rPr>
+          <w:b/>
+          <w:sz w:val="24"/>
+        </w:rPr>
+        <w:t>技 术 栈</w:t>
+      </w:r>
+    </w:p>
+    <w:p>
+      <w:r>
+        <w:t>分类详情</w:t>
+      </w:r>
+    </w:p>
+    <w:p>
+      <w:r>
+        <w:t>后端主栈Node.js / TypeScript · Express · 微服务架构 · WebSocket · RESTful API · 异步/事件驱动</w:t>
+      </w:r>
+    </w:p>
+    <w:p>
+      <w:r>
+        <w:t>容器 DevOpsKubernetes(K8s) · Docker · CI/CD · 配置中心 · SonarQube · 多分支(acceptance/develop/release/international)管理</w:t>
+      </w:r>
+    </w:p>
+    <w:p>
+      <w:r>
+        <w:t>数据 &amp; 缓存MongoDB（分库分表/聚合/跨库同步）· Redis（分布式锁/缓存保活）· MySQL</w:t>
+      </w:r>
+    </w:p>
+    <w:p>
+      <w:r>
+        <w:t>消息队列Kafka（消费者组/分区/消息可靠性）· RabbitMQ · 死信/重试/幂等治理</w:t>
+      </w:r>
+    </w:p>
+    <w:p>
+      <w:r>
+        <w:t>网络 &amp; 设备TCP/IP · Netconf · 无线网络（WiFi7/802.11）· node-ffi 调用 C .so · Linux</w:t>
+      </w:r>
+    </w:p>
+    <w:p>
+      <w:r>
+        <w:t>AI 工程化LLM 深度使用者（提升开发效率 30%+）· 模型轻量化/边缘推理/增量训练落地经验 · Agent/MCP 概念实践</w:t>
+      </w:r>
+    </w:p>
+    <w:p>
+      <w:r>
+        <w:rPr>
+          <w:b/>
+          <w:sz w:val="24"/>
+        </w:rPr>
+        <w:t>自 我 评 价</w:t>
+      </w:r>
+    </w:p>
+    <w:p>
+      <w:r>
+        <w:t>规模系统实战：主导系统纳管 19.6万+ 设备、AP 数据 259万+ 的 RRM 后端，具备大型分布式系统架构、治理与性能调优实战</w:t>
+      </w:r>
+    </w:p>
+    <w:p>
+      <w:r>
+        <w:t>从 0 到 1 架构能力：主导 AI RRM 重构全流程（需求→架构→开发→上线→规模化），协调跨 4 团队协作</w:t>
+      </w:r>
+    </w:p>
+    <w:p>
+      <w:r>
+        <w:t>复杂系统攻坚：能独立接手遗留系统、定位深水区问题（消息可靠性/并发竞态/数据一致性）</w:t>
+      </w:r>
+    </w:p>
+    <w:p>
+      <w:r>
+        <w:t>快速适应：C/C++ 功底扎实（西门子杯特等奖），3 年 Node.js 微服务；可快速切换 Go / Java 技术栈</w:t>
+      </w:r>
+    </w:p>
+    <w:p>
+      <w:r>
+        <w:t>AI 时代效率：深度使用 LLM 辅助工程实践，具备 AI 产品工程化落地经验（增量训练/边缘推理）</w:t>
       </w:r>
     </w:p>
     <w:p>
       <w:pPr>
-        <w:spacing w:before="75"/>
+        <w:jc w:val="center"/>
       </w:pPr>
       <w:r>
         <w:rPr>
-          <w:rFonts w:ascii="Microsoft YaHei" w:eastAsia="Microsoft YaHei" w:hAnsi="Microsoft YaHei" w:cs="Microsoft YaHei" w:hint="eastAsia"/>
-          <w:color w:val="666666"/>
-          <w:sz w:val="21"/>
-          <w:lang w:eastAsia="zh-CN"/>
+          <w:b/>
+          <w:sz w:val="36"/>
         </w:rPr>
-        <w:t>部门：云简网络团队</w:t>
-      </w:r>
-      <w:r>
-        <w:rPr>
-          <w:color w:val="666666"/>
-          <w:sz w:val="21"/>
-        </w:rPr>
-        <w:t xml:space="preserve"> · RRM</w:t>
-      </w:r>
-      <w:r>
-        <w:rPr>
-          <w:rFonts w:ascii="Microsoft YaHei" w:eastAsia="Microsoft YaHei" w:hAnsi="Microsoft YaHei" w:cs="Microsoft YaHei" w:hint="eastAsia"/>
-          <w:color w:val="666666"/>
-          <w:sz w:val="21"/>
-          <w:lang w:eastAsia="zh-CN"/>
-        </w:rPr>
-        <w:t>无线资源管理组</w:t>
-      </w:r>
-      <w:r>
-        <w:rPr>
-          <w:color w:val="666666"/>
-          <w:sz w:val="21"/>
-        </w:rPr>
-        <w:t xml:space="preserve"> · </w:t>
-      </w:r>
-      <w:r>
-        <w:rPr>
-          <w:rFonts w:ascii="Microsoft YaHei" w:eastAsia="Microsoft YaHei" w:hAnsi="Microsoft YaHei" w:cs="Microsoft YaHei" w:hint="eastAsia"/>
-          <w:color w:val="666666"/>
-          <w:sz w:val="21"/>
-          <w:lang w:eastAsia="zh-CN"/>
-        </w:rPr>
-        <w:t>岗位：</w:t>
-      </w:r>
-      <w:r>
-        <w:rPr>
-          <w:color w:val="666666"/>
-          <w:sz w:val="21"/>
-        </w:rPr>
-        <w:t>Node.js</w:t>
-      </w:r>
-      <w:r>
-        <w:rPr>
-          <w:rFonts w:ascii="Microsoft YaHei" w:eastAsia="Microsoft YaHei" w:hAnsi="Microsoft YaHei" w:cs="Microsoft YaHei" w:hint="eastAsia"/>
-          <w:color w:val="666666"/>
-          <w:sz w:val="21"/>
-          <w:lang w:eastAsia="zh-CN"/>
-        </w:rPr>
-        <w:t>高级开发工程师</w:t>
+        <w:t>李鑫 · Node.js 高级工程师 · 期待与您共事</w:t>
       </w:r>
     </w:p>
-    <w:p>
-      <w:pPr>
-        <w:spacing w:before="60"/>
-      </w:pPr>
-      <w:r>
-        <w:rPr>
-          <w:rFonts w:ascii="Microsoft YaHei" w:eastAsia="Microsoft YaHei" w:hAnsi="Microsoft YaHei" w:cs="Microsoft YaHei" w:hint="eastAsia"/>
-          <w:color w:val="666666"/>
-          <w:sz w:val="19"/>
-          <w:lang w:eastAsia="zh-CN"/>
-        </w:rPr>
-        <w:t>主导</w:t>
-      </w:r>
-      <w:r>
-        <w:rPr>
-          <w:color w:val="666666"/>
-          <w:sz w:val="19"/>
-        </w:rPr>
-        <w:t xml:space="preserve"> RRM </w:t>
-      </w:r>
-      <w:r>
-        <w:rPr>
-          <w:rFonts w:ascii="Microsoft YaHei" w:eastAsia="Microsoft YaHei" w:hAnsi="Microsoft YaHei" w:cs="Microsoft YaHei" w:hint="eastAsia"/>
-          <w:color w:val="666666"/>
-          <w:sz w:val="19"/>
-          <w:lang w:eastAsia="zh-CN"/>
-        </w:rPr>
-        <w:t>微服务（</w:t>
-      </w:r>
-      <w:r>
-        <w:rPr>
-          <w:color w:val="666666"/>
-          <w:sz w:val="19"/>
-        </w:rPr>
-        <w:t>rrmcontrol / rrmserver / rrmcompute / aioptimize</w:t>
-      </w:r>
-      <w:r>
-        <w:rPr>
-          <w:rFonts w:ascii="Microsoft YaHei" w:eastAsia="Microsoft YaHei" w:hAnsi="Microsoft YaHei" w:cs="Microsoft YaHei" w:hint="eastAsia"/>
-          <w:color w:val="666666"/>
-          <w:sz w:val="19"/>
-          <w:lang w:eastAsia="zh-CN"/>
-        </w:rPr>
-        <w:t>）的架构重构与运维，覆盖</w:t>
-      </w:r>
-      <w:r>
-        <w:rPr>
-          <w:color w:val="666666"/>
-          <w:sz w:val="19"/>
-        </w:rPr>
-        <w:t xml:space="preserve"> </w:t>
-      </w:r>
-      <w:r>
-        <w:rPr>
-          <w:rFonts w:ascii="Microsoft YaHei" w:eastAsia="Microsoft YaHei" w:hAnsi="Microsoft YaHei" w:cs="Microsoft YaHei" w:hint="eastAsia"/>
-          <w:b/>
-          <w:color w:val="666666"/>
-          <w:sz w:val="19"/>
-          <w:lang w:eastAsia="zh-CN"/>
-        </w:rPr>
-        <w:t>K8s 容器编排、Kafka/RabbitMQ 消息、Redis 分布式锁、MongoDB 分库分表、WebSocket+Netconf 设备通信</w:t>
-      </w:r>
-      <w:r>
-        <w:rPr>
-          <w:rFonts w:ascii="Microsoft YaHei" w:eastAsia="Microsoft YaHei" w:hAnsi="Microsoft YaHei" w:cs="Microsoft YaHei" w:hint="eastAsia"/>
-          <w:color w:val="666666"/>
-          <w:sz w:val="19"/>
-          <w:lang w:eastAsia="zh-CN"/>
-        </w:rPr>
-        <w:t xml:space="preserve"> 全链路</w:t>
-      </w:r>
-      <w:r/>
-    </w:p>
-    <w:p>
-      <w:pPr>
-        <w:pStyle w:val="Heading2"/>
-      </w:pPr>
-      <w:r>
-        <w:rPr>
-          <w:rFonts w:ascii="Microsoft YaHei" w:eastAsia="Microsoft YaHei" w:hAnsi="Microsoft YaHei" w:cs="Microsoft YaHei" w:hint="eastAsia"/>
-          <w:color w:val="FFFFFF"/>
-          <w:sz w:val="24"/>
-          <w:lang w:eastAsia="zh-CN"/>
-        </w:rPr>
-        <w:t>核 心 项 目</w:t>
-      </w:r>
-      <w:r/>
-      <w:r/>
-    </w:p>
-    <w:p>
-      <w:pPr>
-        <w:spacing w:after="180"/>
-      </w:pPr>
-      <w:r/>
-      <w:r>
-        <w:rPr>
-          <w:rFonts w:ascii="Microsoft YaHei" w:eastAsia="Microsoft YaHei" w:hAnsi="Microsoft YaHei" w:cs="Microsoft YaHei" w:hint="eastAsia"/>
-          <w:b/>
-          <w:color w:val="1A1A1A"/>
-          <w:sz w:val="22"/>
-          <w:lang w:eastAsia="zh-CN"/>
-        </w:rPr>
-        <w:t>① AI RRM 系统重构与规模化落地（设备侧+云端双计算模式）</w:t>
-      </w:r>
-      <w:r/>
-      <w:r>
-        <w:rPr>
-          <w:rFonts w:ascii="Microsoft YaHei" w:eastAsia="Microsoft YaHei" w:hAnsi="Microsoft YaHei" w:cs="Microsoft YaHei" w:hint="eastAsia"/>
-          <w:color w:val="888888"/>
-          <w:sz w:val="18"/>
-          <w:lang w:eastAsia="zh-CN"/>
-        </w:rPr>
-        <w:t>2024.08 - 至今</w:t>
-      </w:r>
-      <w:r/>
-    </w:p>
-    <w:p>
-      <w:pPr>
-        <w:spacing w:before="150" w:after="150"/>
-      </w:pPr>
-      <w:r/>
-      <w:r>
-        <w:rPr>
-          <w:color w:val="FFFFFF"/>
-          <w:sz w:val="16"/>
-        </w:rPr>
-        <w:t>Node.js/TypeScript</w:t>
-      </w:r>
-      <w:r/>
-      <w:r>
-        <w:rPr>
-          <w:rFonts w:ascii="Microsoft YaHei" w:eastAsia="Microsoft YaHei" w:hAnsi="Microsoft YaHei" w:cs="Microsoft YaHei" w:hint="eastAsia"/>
-          <w:color w:val="FFFFFF"/>
-          <w:sz w:val="16"/>
-          <w:lang w:eastAsia="zh-CN"/>
-        </w:rPr>
-        <w:t>微服务重构</w:t>
-      </w:r>
-      <w:r/>
-      <w:r>
-        <w:rPr>
-          <w:color w:val="FFFFFF"/>
-          <w:sz w:val="16"/>
-        </w:rPr>
-        <w:t>WebSocket</w:t>
-      </w:r>
-      <w:r/>
-      <w:r>
-        <w:rPr>
-          <w:rFonts w:ascii="Microsoft YaHei" w:eastAsia="Microsoft YaHei" w:hAnsi="Microsoft YaHei" w:cs="Microsoft YaHei" w:hint="eastAsia"/>
-          <w:color w:val="FFFFFF"/>
-          <w:sz w:val="16"/>
-          <w:lang w:eastAsia="zh-CN"/>
-        </w:rPr>
-        <w:t>netconf协议</w:t>
-      </w:r>
-      <w:r/>
-      <w:r>
-        <w:rPr>
-          <w:color w:val="FFFFFF"/>
-          <w:sz w:val="16"/>
-        </w:rPr>
-        <w:t>Kafka</w:t>
-      </w:r>
-      <w:r/>
-      <w:r>
-        <w:rPr>
-          <w:rFonts w:ascii="Microsoft YaHei" w:eastAsia="Microsoft YaHei" w:hAnsi="Microsoft YaHei" w:cs="Microsoft YaHei" w:hint="eastAsia"/>
-          <w:color w:val="FFFFFF"/>
-          <w:sz w:val="16"/>
-          <w:lang w:eastAsia="zh-CN"/>
-        </w:rPr>
-        <w:t>MongoDB分库分表</w:t>
-      </w:r>
-      <w:r/>
-      <w:r>
-        <w:rPr>
-          <w:color w:val="FFFFFF"/>
-          <w:sz w:val="16"/>
-        </w:rPr>
-        <w:t>Redis</w:t>
-      </w:r>
-      <w:r/>
-      <w:r>
-        <w:rPr>
-          <w:color w:val="FFFFFF"/>
-          <w:sz w:val="16"/>
-        </w:rPr>
-        <w:t>K8s</w:t>
-      </w:r>
-      <w:r/>
-      <w:r>
-        <w:rPr>
-          <w:rFonts w:ascii="Microsoft YaHei" w:eastAsia="Microsoft YaHei" w:hAnsi="Microsoft YaHei" w:cs="Microsoft YaHei" w:hint="eastAsia"/>
-          <w:color w:val="FFFFFF"/>
-          <w:sz w:val="16"/>
-          <w:lang w:eastAsia="zh-CN"/>
-        </w:rPr>
-        <w:t>模型轻量化</w:t>
-      </w:r>
-      <w:r/>
-      <w:r>
-        <w:rPr>
-          <w:rFonts w:ascii="Microsoft YaHei" w:eastAsia="Microsoft YaHei" w:hAnsi="Microsoft YaHei" w:cs="Microsoft YaHei" w:hint="eastAsia"/>
-          <w:color w:val="FFFFFF"/>
-          <w:sz w:val="16"/>
-          <w:lang w:eastAsia="zh-CN"/>
-        </w:rPr>
-        <w:t>边缘推理</w:t>
-      </w:r>
-      <w:r/>
-      <w:r>
-        <w:rPr>
-          <w:rFonts w:ascii="Microsoft YaHei" w:eastAsia="Microsoft YaHei" w:hAnsi="Microsoft YaHei" w:cs="Microsoft YaHei" w:hint="eastAsia"/>
-          <w:color w:val="FFFFFF"/>
-          <w:sz w:val="16"/>
-          <w:lang w:eastAsia="zh-CN"/>
-        </w:rPr>
-        <w:t>增量训练</w:t>
-      </w:r>
-      <w:r/>
-      <w:r>
-        <w:rPr>
-          <w:rFonts w:ascii="Microsoft YaHei" w:eastAsia="Microsoft YaHei" w:hAnsi="Microsoft YaHei" w:cs="Microsoft YaHei" w:hint="eastAsia"/>
-          <w:color w:val="FFFFFF"/>
-          <w:sz w:val="16"/>
-          <w:lang w:eastAsia="zh-CN"/>
-        </w:rPr>
-        <w:t>配置中心</w:t>
-      </w:r>
-      <w:r/>
-    </w:p>
-    <w:p>
-      <w:pPr>
-        <w:pStyle w:val="Heading4"/>
-      </w:pPr>
-      <w:r>
-        <w:rPr>
-          <w:rFonts w:ascii="Microsoft YaHei" w:eastAsia="Microsoft YaHei" w:hAnsi="Microsoft YaHei" w:cs="Microsoft YaHei" w:hint="eastAsia"/>
-          <w:color w:val="555555"/>
-          <w:sz w:val="21"/>
-          <w:lang w:eastAsia="zh-CN"/>
-        </w:rPr>
-        <w:t>项目背景</w:t>
-      </w:r>
-    </w:p>
-    <w:p>
-      <w:pPr/>
-      <w:r>
-        <w:rPr>
-          <w:rFonts w:ascii="Microsoft YaHei" w:eastAsia="Microsoft YaHei" w:hAnsi="Microsoft YaHei" w:cs="Microsoft YaHei" w:hint="eastAsia"/>
-          <w:color w:val="555555"/>
-          <w:sz w:val="19"/>
-          <w:lang w:eastAsia="zh-CN"/>
-        </w:rPr>
-        <w:t>原</w:t>
-      </w:r>
-      <w:r>
-        <w:rPr>
-          <w:color w:val="555555"/>
-          <w:sz w:val="19"/>
-        </w:rPr>
-        <w:t xml:space="preserve"> RRM"</w:t>
-      </w:r>
-      <w:r>
-        <w:rPr>
-          <w:rFonts w:ascii="Microsoft YaHei" w:eastAsia="Microsoft YaHei" w:hAnsi="Microsoft YaHei" w:cs="Microsoft YaHei" w:hint="eastAsia"/>
-          <w:color w:val="555555"/>
-          <w:sz w:val="19"/>
-          <w:lang w:eastAsia="zh-CN"/>
-        </w:rPr>
-        <w:t>云端收集</w:t>
-      </w:r>
-      <w:r>
-        <w:rPr>
-          <w:color w:val="555555"/>
-          <w:sz w:val="19"/>
-        </w:rPr>
-        <w:t>-</w:t>
-      </w:r>
-      <w:r>
-        <w:rPr>
-          <w:rFonts w:ascii="Microsoft YaHei" w:eastAsia="Microsoft YaHei" w:hAnsi="Microsoft YaHei" w:cs="Microsoft YaHei" w:hint="eastAsia"/>
-          <w:color w:val="555555"/>
-          <w:sz w:val="19"/>
-          <w:lang w:eastAsia="zh-CN"/>
-        </w:rPr>
-        <w:t>云端计算</w:t>
-      </w:r>
-      <w:r>
-        <w:rPr>
-          <w:color w:val="555555"/>
-          <w:sz w:val="19"/>
-        </w:rPr>
-        <w:t>-</w:t>
-      </w:r>
-      <w:r>
-        <w:rPr>
-          <w:rFonts w:ascii="Microsoft YaHei" w:eastAsia="Microsoft YaHei" w:hAnsi="Microsoft YaHei" w:cs="Microsoft YaHei" w:hint="eastAsia"/>
-          <w:color w:val="555555"/>
-          <w:sz w:val="19"/>
-          <w:lang w:eastAsia="zh-CN"/>
-        </w:rPr>
-        <w:t>下发生效</w:t>
-      </w:r>
-      <w:r>
-        <w:rPr>
-          <w:color w:val="555555"/>
-          <w:sz w:val="19"/>
-        </w:rPr>
-        <w:t>"</w:t>
-      </w:r>
-      <w:r>
-        <w:rPr>
-          <w:rFonts w:ascii="Microsoft YaHei" w:eastAsia="Microsoft YaHei" w:hAnsi="Microsoft YaHei" w:cs="Microsoft YaHei" w:hint="eastAsia"/>
-          <w:color w:val="555555"/>
-          <w:sz w:val="19"/>
-          <w:lang w:eastAsia="zh-CN"/>
-        </w:rPr>
-        <w:t>模式运维压力大，功能仅白名单小范围开启。重构后实现</w:t>
-      </w:r>
-      <w:r>
-        <w:rPr>
-          <w:color w:val="555555"/>
-          <w:sz w:val="19"/>
-        </w:rPr>
-        <w:t xml:space="preserve">"AC+fitap </w:t>
-      </w:r>
-      <w:r>
-        <w:rPr>
-          <w:rFonts w:ascii="Microsoft YaHei" w:eastAsia="Microsoft YaHei" w:hAnsi="Microsoft YaHei" w:cs="Microsoft YaHei" w:hint="eastAsia"/>
-          <w:color w:val="555555"/>
-          <w:sz w:val="19"/>
-          <w:lang w:eastAsia="zh-CN"/>
-        </w:rPr>
-        <w:t>组网设备侧计算，云</w:t>
-      </w:r>
-      <w:r>
-        <w:rPr>
-          <w:color w:val="555555"/>
-          <w:sz w:val="19"/>
-        </w:rPr>
-        <w:t xml:space="preserve"> AP </w:t>
-      </w:r>
-      <w:r>
-        <w:rPr>
-          <w:rFonts w:ascii="Microsoft YaHei" w:eastAsia="Microsoft YaHei" w:hAnsi="Microsoft YaHei" w:cs="Microsoft YaHei" w:hint="eastAsia"/>
-          <w:color w:val="555555"/>
-          <w:sz w:val="19"/>
-          <w:lang w:eastAsia="zh-CN"/>
-        </w:rPr>
-        <w:t>组网云端计算</w:t>
-      </w:r>
-      <w:r>
-        <w:rPr>
-          <w:color w:val="555555"/>
-          <w:sz w:val="19"/>
-        </w:rPr>
-        <w:t>"</w:t>
-      </w:r>
-      <w:r>
-        <w:rPr>
-          <w:rFonts w:ascii="Microsoft YaHei" w:eastAsia="Microsoft YaHei" w:hAnsi="Microsoft YaHei" w:cs="Microsoft YaHei" w:hint="eastAsia"/>
-          <w:color w:val="555555"/>
-          <w:sz w:val="19"/>
-          <w:lang w:eastAsia="zh-CN"/>
-        </w:rPr>
-        <w:t>的分流架构；二期在此基础上优化推理效率与泛化能力，完善数据闭环，实现规模化落地。</w:t>
-      </w:r>
-    </w:p>
-    <w:p>
-      <w:pPr>
-        <w:pStyle w:val="Heading4"/>
-      </w:pPr>
-      <w:r>
-        <w:rPr>
-          <w:rFonts w:ascii="Microsoft YaHei" w:eastAsia="Microsoft YaHei" w:hAnsi="Microsoft YaHei" w:cs="Microsoft YaHei" w:hint="eastAsia"/>
-          <w:color w:val="555555"/>
-          <w:sz w:val="21"/>
-          <w:lang w:eastAsia="zh-CN"/>
-        </w:rPr>
-        <w:t>本人分工</w:t>
-      </w:r>
-    </w:p>
-    <w:p>
-      <w:pPr>
-        <w:pStyle w:val="ListBullet"/>
-        <w:spacing w:before="90" w:after="90"/>
-      </w:pPr>
-      <w:r>
-        <w:rPr>
-          <w:rFonts w:ascii="Microsoft YaHei" w:eastAsia="Microsoft YaHei" w:hAnsi="Microsoft YaHei" w:cs="Microsoft YaHei" w:hint="eastAsia"/>
-          <w:color w:val="444444"/>
-          <w:lang w:eastAsia="zh-CN"/>
-        </w:rPr>
-        <w:t>主导</w:t>
-      </w:r>
-      <w:r>
-        <w:rPr>
-          <w:color w:val="444444"/>
-        </w:rPr>
-        <w:t xml:space="preserve"> RRM </w:t>
-      </w:r>
-      <w:r>
-        <w:rPr>
-          <w:rFonts w:ascii="Microsoft YaHei" w:eastAsia="Microsoft YaHei" w:hAnsi="Microsoft YaHei" w:cs="Microsoft YaHei" w:hint="eastAsia"/>
-          <w:color w:val="444444"/>
-          <w:lang w:eastAsia="zh-CN"/>
-        </w:rPr>
-        <w:t>微服务重构：梳理业务逻辑，优化服务间调用链路，设计</w:t>
-      </w:r>
-      <w:r>
-        <w:rPr>
-          <w:color w:val="444444"/>
-        </w:rPr>
-        <w:t>"</w:t>
-      </w:r>
-      <w:r>
-        <w:rPr>
-          <w:rFonts w:ascii="Microsoft YaHei" w:eastAsia="Microsoft YaHei" w:hAnsi="Microsoft YaHei" w:cs="Microsoft YaHei" w:hint="eastAsia"/>
-          <w:color w:val="444444"/>
-          <w:lang w:eastAsia="zh-CN"/>
-        </w:rPr>
-        <w:t>分流计算</w:t>
-      </w:r>
-      <w:r>
-        <w:rPr>
-          <w:color w:val="444444"/>
-        </w:rPr>
-        <w:t>+</w:t>
-      </w:r>
-      <w:r>
-        <w:rPr>
-          <w:rFonts w:ascii="Microsoft YaHei" w:eastAsia="Microsoft YaHei" w:hAnsi="Microsoft YaHei" w:cs="Microsoft YaHei" w:hint="eastAsia"/>
-          <w:color w:val="444444"/>
-          <w:lang w:eastAsia="zh-CN"/>
-        </w:rPr>
-        <w:t>双链路通信</w:t>
-      </w:r>
-      <w:r>
-        <w:rPr>
-          <w:color w:val="444444"/>
-        </w:rPr>
-        <w:t>"</w:t>
-      </w:r>
-      <w:r>
-        <w:rPr>
-          <w:rFonts w:ascii="Microsoft YaHei" w:eastAsia="Microsoft YaHei" w:hAnsi="Microsoft YaHei" w:cs="Microsoft YaHei" w:hint="eastAsia"/>
-          <w:color w:val="444444"/>
-          <w:lang w:eastAsia="zh-CN"/>
-        </w:rPr>
-        <w:t>架构</w:t>
-      </w:r>
-    </w:p>
-    <w:p>
-      <w:pPr>
-        <w:pStyle w:val="ListBullet"/>
-        <w:spacing w:before="90" w:after="90"/>
-      </w:pPr>
-      <w:r>
-        <w:rPr>
-          <w:rFonts w:ascii="Microsoft YaHei" w:eastAsia="Microsoft YaHei" w:hAnsi="Microsoft YaHei" w:cs="Microsoft YaHei" w:hint="eastAsia"/>
-          <w:color w:val="444444"/>
-          <w:lang w:eastAsia="zh-CN"/>
-        </w:rPr>
-        <w:t>基于</w:t>
-      </w:r>
-      <w:r>
-        <w:rPr>
-          <w:color w:val="444444"/>
-        </w:rPr>
-        <w:t xml:space="preserve"> WebSocket + netconf </w:t>
-      </w:r>
-      <w:r>
-        <w:rPr>
-          <w:rFonts w:ascii="Microsoft YaHei" w:eastAsia="Microsoft YaHei" w:hAnsi="Microsoft YaHei" w:cs="Microsoft YaHei" w:hint="eastAsia"/>
-          <w:color w:val="444444"/>
-          <w:lang w:eastAsia="zh-CN"/>
-        </w:rPr>
-        <w:t>实现云端到</w:t>
-      </w:r>
-      <w:r>
-        <w:rPr>
-          <w:color w:val="444444"/>
-        </w:rPr>
-        <w:t xml:space="preserve"> AC </w:t>
-      </w:r>
-      <w:r>
-        <w:rPr>
-          <w:rFonts w:ascii="Microsoft YaHei" w:eastAsia="Microsoft YaHei" w:hAnsi="Microsoft YaHei" w:cs="Microsoft YaHei" w:hint="eastAsia"/>
-          <w:color w:val="444444"/>
-          <w:lang w:eastAsia="zh-CN"/>
-        </w:rPr>
-        <w:t>设备的指令下发（调优参数、生效指令），打通</w:t>
-      </w:r>
-      <w:r>
-        <w:rPr>
-          <w:color w:val="444444"/>
-        </w:rPr>
-        <w:t>"</w:t>
-      </w:r>
-      <w:r>
-        <w:rPr>
-          <w:rFonts w:ascii="Microsoft YaHei" w:eastAsia="Microsoft YaHei" w:hAnsi="Microsoft YaHei" w:cs="Microsoft YaHei" w:hint="eastAsia"/>
-          <w:color w:val="444444"/>
-          <w:lang w:eastAsia="zh-CN"/>
-        </w:rPr>
-        <w:t>下发</w:t>
-      </w:r>
-      <w:r>
-        <w:rPr>
-          <w:color w:val="444444"/>
-        </w:rPr>
-        <w:t>-</w:t>
-      </w:r>
-      <w:r>
-        <w:rPr>
-          <w:rFonts w:ascii="Microsoft YaHei" w:eastAsia="Microsoft YaHei" w:hAnsi="Microsoft YaHei" w:cs="Microsoft YaHei" w:hint="eastAsia"/>
-          <w:color w:val="444444"/>
-          <w:lang w:eastAsia="zh-CN"/>
-        </w:rPr>
-        <w:t>计算</w:t>
-      </w:r>
-      <w:r>
-        <w:rPr>
-          <w:color w:val="444444"/>
-        </w:rPr>
-        <w:t>-</w:t>
-      </w:r>
-      <w:r>
-        <w:rPr>
-          <w:rFonts w:ascii="Microsoft YaHei" w:eastAsia="Microsoft YaHei" w:hAnsi="Microsoft YaHei" w:cs="Microsoft YaHei" w:hint="eastAsia"/>
-          <w:color w:val="444444"/>
-          <w:lang w:eastAsia="zh-CN"/>
-        </w:rPr>
-        <w:t>上报</w:t>
-      </w:r>
-      <w:r>
-        <w:rPr>
-          <w:color w:val="444444"/>
-        </w:rPr>
-        <w:t>-</w:t>
-      </w:r>
-      <w:r>
-        <w:rPr>
-          <w:rFonts w:ascii="Microsoft YaHei" w:eastAsia="Microsoft YaHei" w:hAnsi="Microsoft YaHei" w:cs="Microsoft YaHei" w:hint="eastAsia"/>
-          <w:color w:val="444444"/>
-          <w:lang w:eastAsia="zh-CN"/>
-        </w:rPr>
-        <w:t>展示</w:t>
-      </w:r>
-      <w:r>
-        <w:rPr>
-          <w:color w:val="444444"/>
-        </w:rPr>
-        <w:t>"</w:t>
-      </w:r>
-      <w:r>
-        <w:rPr>
-          <w:rFonts w:ascii="Microsoft YaHei" w:eastAsia="Microsoft YaHei" w:hAnsi="Microsoft YaHei" w:cs="Microsoft YaHei" w:hint="eastAsia"/>
-          <w:color w:val="444444"/>
-          <w:lang w:eastAsia="zh-CN"/>
-        </w:rPr>
-        <w:t>完整闭环</w:t>
-      </w:r>
-    </w:p>
-    <w:p>
-      <w:pPr>
-        <w:pStyle w:val="ListBullet"/>
-        <w:spacing w:before="90" w:after="90"/>
-      </w:pPr>
-      <w:r>
-        <w:rPr>
-          <w:rFonts w:ascii="Microsoft YaHei" w:eastAsia="Microsoft YaHei" w:hAnsi="Microsoft YaHei" w:cs="Microsoft YaHei" w:hint="eastAsia"/>
-          <w:color w:val="444444"/>
-          <w:lang w:eastAsia="zh-CN"/>
-        </w:rPr>
-        <w:t>对接</w:t>
-      </w:r>
-      <w:r>
-        <w:rPr>
-          <w:color w:val="444444"/>
-        </w:rPr>
-        <w:t xml:space="preserve"> Kafka </w:t>
-      </w:r>
-      <w:r>
-        <w:rPr>
-          <w:rFonts w:ascii="Microsoft YaHei" w:eastAsia="Microsoft YaHei" w:hAnsi="Microsoft YaHei" w:cs="Microsoft YaHei" w:hint="eastAsia"/>
-          <w:color w:val="444444"/>
-          <w:lang w:eastAsia="zh-CN"/>
-        </w:rPr>
-        <w:t>子链接，实现设备侧调优结果实时上报，处理数据校验与异常重试</w:t>
-      </w:r>
-    </w:p>
-    <w:p>
-      <w:pPr>
-        <w:pStyle w:val="ListBullet"/>
-        <w:spacing w:before="90" w:after="90"/>
-      </w:pPr>
-      <w:r>
-        <w:rPr>
-          <w:color w:val="444444"/>
-        </w:rPr>
-        <w:t xml:space="preserve">MongoDB </w:t>
-      </w:r>
-      <w:r>
-        <w:rPr>
-          <w:rFonts w:ascii="Microsoft YaHei" w:eastAsia="Microsoft YaHei" w:hAnsi="Microsoft YaHei" w:cs="Microsoft YaHei" w:hint="eastAsia"/>
-          <w:color w:val="444444"/>
-          <w:lang w:eastAsia="zh-CN"/>
-        </w:rPr>
-        <w:t>分库分表设计，保证设备侧与云端数据一致性</w:t>
-      </w:r>
-    </w:p>
-    <w:p>
-      <w:pPr>
-        <w:pStyle w:val="ListBullet"/>
-        <w:spacing w:before="90" w:after="90"/>
-      </w:pPr>
-      <w:r>
-        <w:rPr>
-          <w:rFonts w:ascii="Microsoft YaHei" w:eastAsia="Microsoft YaHei" w:hAnsi="Microsoft YaHei" w:cs="Microsoft YaHei" w:hint="eastAsia"/>
-          <w:color w:val="444444"/>
-          <w:lang w:eastAsia="zh-CN"/>
-        </w:rPr>
-        <w:t>主导配置中心开发：配置项统一管理、一键部署、自动校验、异常回滚</w:t>
-      </w:r>
-    </w:p>
-    <w:p>
-      <w:pPr>
-        <w:pStyle w:val="ListBullet"/>
-        <w:spacing w:before="90" w:after="90"/>
-      </w:pPr>
-      <w:r>
-        <w:rPr>
-          <w:rFonts w:ascii="Microsoft YaHei" w:eastAsia="Microsoft YaHei" w:hAnsi="Microsoft YaHei" w:cs="Microsoft YaHei" w:hint="eastAsia"/>
-          <w:color w:val="444444"/>
-          <w:lang w:eastAsia="zh-CN"/>
-        </w:rPr>
-        <w:t>优化</w:t>
-      </w:r>
-      <w:r>
-        <w:rPr>
-          <w:color w:val="444444"/>
-        </w:rPr>
-        <w:t xml:space="preserve"> Kafka </w:t>
-      </w:r>
-      <w:r>
-        <w:rPr>
-          <w:rFonts w:ascii="Microsoft YaHei" w:eastAsia="Microsoft YaHei" w:hAnsi="Microsoft YaHei" w:cs="Microsoft YaHei" w:hint="eastAsia"/>
-          <w:color w:val="444444"/>
-          <w:lang w:eastAsia="zh-CN"/>
-        </w:rPr>
-        <w:t>上报机制与</w:t>
-      </w:r>
-      <w:r>
-        <w:rPr>
-          <w:color w:val="444444"/>
-        </w:rPr>
-        <w:t xml:space="preserve"> Redis </w:t>
-      </w:r>
-      <w:r>
-        <w:rPr>
-          <w:rFonts w:ascii="Microsoft YaHei" w:eastAsia="Microsoft YaHei" w:hAnsi="Microsoft YaHei" w:cs="Microsoft YaHei" w:hint="eastAsia"/>
-          <w:color w:val="444444"/>
-          <w:lang w:eastAsia="zh-CN"/>
-        </w:rPr>
-        <w:t>缓存策略，完善</w:t>
-      </w:r>
-      <w:r>
-        <w:rPr>
-          <w:color w:val="444444"/>
-        </w:rPr>
-        <w:t>"</w:t>
-      </w:r>
-      <w:r>
-        <w:rPr>
-          <w:rFonts w:ascii="Microsoft YaHei" w:eastAsia="Microsoft YaHei" w:hAnsi="Microsoft YaHei" w:cs="Microsoft YaHei" w:hint="eastAsia"/>
-          <w:color w:val="444444"/>
-          <w:lang w:eastAsia="zh-CN"/>
-        </w:rPr>
-        <w:t>数据采集</w:t>
-      </w:r>
-      <w:r>
-        <w:rPr>
-          <w:color w:val="444444"/>
-        </w:rPr>
-        <w:t>-</w:t>
-      </w:r>
-      <w:r>
-        <w:rPr>
-          <w:rFonts w:ascii="Microsoft YaHei" w:eastAsia="Microsoft YaHei" w:hAnsi="Microsoft YaHei" w:cs="Microsoft YaHei" w:hint="eastAsia"/>
-          <w:color w:val="444444"/>
-          <w:lang w:eastAsia="zh-CN"/>
-        </w:rPr>
-        <w:t>预处理</w:t>
-      </w:r>
-      <w:r>
-        <w:rPr>
-          <w:color w:val="444444"/>
-        </w:rPr>
-        <w:t>-</w:t>
-      </w:r>
-      <w:r>
-        <w:rPr>
-          <w:rFonts w:ascii="Microsoft YaHei" w:eastAsia="Microsoft YaHei" w:hAnsi="Microsoft YaHei" w:cs="Microsoft YaHei" w:hint="eastAsia"/>
-          <w:color w:val="444444"/>
-          <w:lang w:eastAsia="zh-CN"/>
-        </w:rPr>
-        <w:t>回灌</w:t>
-      </w:r>
-      <w:r>
-        <w:rPr>
-          <w:color w:val="444444"/>
-        </w:rPr>
-        <w:t>"</w:t>
-      </w:r>
-      <w:r>
-        <w:rPr>
-          <w:rFonts w:ascii="Microsoft YaHei" w:eastAsia="Microsoft YaHei" w:hAnsi="Microsoft YaHei" w:cs="Microsoft YaHei" w:hint="eastAsia"/>
-          <w:color w:val="444444"/>
-          <w:lang w:eastAsia="zh-CN"/>
-        </w:rPr>
-        <w:t>数据闭环</w:t>
-      </w:r>
-    </w:p>
-    <w:p>
-      <w:pPr>
-        <w:pStyle w:val="Heading4"/>
-        <w:spacing w:after="120"/>
-      </w:pPr>
-      <w:r>
-        <w:rPr>
-          <w:rFonts w:ascii="Microsoft YaHei" w:eastAsia="Microsoft YaHei" w:hAnsi="Microsoft YaHei" w:cs="Microsoft YaHei" w:hint="eastAsia"/>
-          <w:color w:val="E65100"/>
-          <w:sz w:val="21"/>
-          <w:lang w:eastAsia="zh-CN"/>
-        </w:rPr>
-        <w:t>🔑 技术难点</w:t>
-      </w:r>
-    </w:p>
-    <w:p>
-      <w:pPr>
-        <w:pStyle w:val="ListBullet"/>
-        <w:spacing w:before="75" w:after="75"/>
-      </w:pPr>
-      <w:r>
-        <w:rPr>
-          <w:rFonts w:ascii="Microsoft YaHei" w:eastAsia="Microsoft YaHei" w:hAnsi="Microsoft YaHei" w:cs="Microsoft YaHei" w:hint="eastAsia"/>
-          <w:b/>
-          <w:sz w:val="19"/>
-          <w:lang w:eastAsia="zh-CN"/>
-        </w:rPr>
-        <w:t>架构设计</w:t>
-      </w:r>
-      <w:r>
-        <w:rPr>
-          <w:rFonts w:ascii="Microsoft YaHei" w:eastAsia="Microsoft YaHei" w:hAnsi="Microsoft YaHei" w:cs="Microsoft YaHei" w:hint="eastAsia"/>
-          <w:sz w:val="19"/>
-          <w:lang w:eastAsia="zh-CN"/>
-        </w:rPr>
-        <w:t>：基于组网类型动态分配</w:t>
-      </w:r>
-      <w:r>
-        <w:rPr>
-          <w:sz w:val="19"/>
-        </w:rPr>
-        <w:t xml:space="preserve"> RRM </w:t>
-      </w:r>
-      <w:r>
-        <w:rPr>
-          <w:rFonts w:ascii="Microsoft YaHei" w:eastAsia="Microsoft YaHei" w:hAnsi="Microsoft YaHei" w:cs="Microsoft YaHei" w:hint="eastAsia"/>
-          <w:sz w:val="19"/>
-          <w:lang w:eastAsia="zh-CN"/>
-        </w:rPr>
-        <w:t>计算节点（设备侧</w:t>
-      </w:r>
-      <w:r>
-        <w:rPr>
-          <w:sz w:val="19"/>
-        </w:rPr>
-        <w:t xml:space="preserve"> or </w:t>
-      </w:r>
-      <w:r>
-        <w:rPr>
-          <w:rFonts w:ascii="Microsoft YaHei" w:eastAsia="Microsoft YaHei" w:hAnsi="Microsoft YaHei" w:cs="Microsoft YaHei" w:hint="eastAsia"/>
-          <w:sz w:val="19"/>
-          <w:lang w:eastAsia="zh-CN"/>
-        </w:rPr>
-        <w:t>云端），双计算模式无感切换</w:t>
-      </w:r>
-    </w:p>
-    <w:p>
-      <w:pPr>
-        <w:pStyle w:val="ListBullet"/>
-        <w:spacing w:before="75" w:after="75"/>
-      </w:pPr>
-      <w:r>
-        <w:rPr>
-          <w:rFonts w:ascii="Microsoft YaHei" w:eastAsia="Microsoft YaHei" w:hAnsi="Microsoft YaHei" w:cs="Microsoft YaHei" w:hint="eastAsia"/>
-          <w:b/>
-          <w:sz w:val="19"/>
-          <w:lang w:eastAsia="zh-CN"/>
-        </w:rPr>
-        <w:t>通信可靠性</w:t>
-      </w:r>
-      <w:r>
-        <w:rPr>
-          <w:rFonts w:ascii="Microsoft YaHei" w:eastAsia="Microsoft YaHei" w:hAnsi="Microsoft YaHei" w:cs="Microsoft YaHei" w:hint="eastAsia"/>
-          <w:sz w:val="19"/>
-          <w:lang w:eastAsia="zh-CN"/>
-        </w:rPr>
-        <w:t>：</w:t>
-      </w:r>
-      <w:r>
-        <w:rPr>
-          <w:sz w:val="19"/>
-        </w:rPr>
-        <w:t xml:space="preserve">WebSocket+netconf </w:t>
-      </w:r>
-      <w:r>
-        <w:rPr>
-          <w:rFonts w:ascii="Microsoft YaHei" w:eastAsia="Microsoft YaHei" w:hAnsi="Microsoft YaHei" w:cs="Microsoft YaHei" w:hint="eastAsia"/>
-          <w:sz w:val="19"/>
-          <w:lang w:eastAsia="zh-CN"/>
-        </w:rPr>
-        <w:t>下发、</w:t>
-      </w:r>
-      <w:r>
-        <w:rPr>
-          <w:sz w:val="19"/>
-        </w:rPr>
-        <w:t xml:space="preserve">Kafka </w:t>
-      </w:r>
-      <w:r>
-        <w:rPr>
-          <w:rFonts w:ascii="Microsoft YaHei" w:eastAsia="Microsoft YaHei" w:hAnsi="Microsoft YaHei" w:cs="Microsoft YaHei" w:hint="eastAsia"/>
-          <w:sz w:val="19"/>
-          <w:lang w:eastAsia="zh-CN"/>
-        </w:rPr>
-        <w:t>上报，全链路消息不丢失、异常自动重试</w:t>
-      </w:r>
-    </w:p>
-    <w:p>
-      <w:pPr>
-        <w:pStyle w:val="ListBullet"/>
-        <w:spacing w:before="75" w:after="75"/>
-      </w:pPr>
-      <w:r>
-        <w:rPr>
-          <w:rFonts w:ascii="Microsoft YaHei" w:eastAsia="Microsoft YaHei" w:hAnsi="Microsoft YaHei" w:cs="Microsoft YaHei" w:hint="eastAsia"/>
-          <w:b/>
-          <w:sz w:val="19"/>
-          <w:lang w:eastAsia="zh-CN"/>
-        </w:rPr>
-        <w:t>数据一致性</w:t>
-      </w:r>
-      <w:r>
-        <w:rPr>
-          <w:rFonts w:ascii="Microsoft YaHei" w:eastAsia="Microsoft YaHei" w:hAnsi="Microsoft YaHei" w:cs="Microsoft YaHei" w:hint="eastAsia"/>
-          <w:sz w:val="19"/>
-          <w:lang w:eastAsia="zh-CN"/>
-        </w:rPr>
-        <w:t>：设备侧与云端数据同步，</w:t>
-      </w:r>
-      <w:r>
-        <w:rPr>
-          <w:sz w:val="19"/>
-        </w:rPr>
-        <w:t xml:space="preserve">MongoDB </w:t>
-      </w:r>
-      <w:r>
-        <w:rPr>
-          <w:rFonts w:ascii="Microsoft YaHei" w:eastAsia="Microsoft YaHei" w:hAnsi="Microsoft YaHei" w:cs="Microsoft YaHei" w:hint="eastAsia"/>
-          <w:sz w:val="19"/>
-          <w:lang w:eastAsia="zh-CN"/>
-        </w:rPr>
-        <w:t>分库分表避免热点与数据丢失</w:t>
-      </w:r>
-    </w:p>
-    <w:p>
-      <w:pPr>
-        <w:pStyle w:val="ListBullet"/>
-        <w:spacing w:before="75" w:after="75"/>
-      </w:pPr>
-      <w:r>
-        <w:rPr>
-          <w:rFonts w:ascii="Microsoft YaHei" w:eastAsia="Microsoft YaHei" w:hAnsi="Microsoft YaHei" w:cs="Microsoft YaHei" w:hint="eastAsia"/>
-          <w:b/>
-          <w:sz w:val="19"/>
-          <w:lang w:eastAsia="zh-CN"/>
-        </w:rPr>
-        <w:t>规模化落地</w:t>
-      </w:r>
-      <w:r>
-        <w:rPr>
-          <w:rFonts w:ascii="Microsoft YaHei" w:eastAsia="Microsoft YaHei" w:hAnsi="Microsoft YaHei" w:cs="Microsoft YaHei" w:hint="eastAsia"/>
-          <w:sz w:val="19"/>
-          <w:lang w:eastAsia="zh-CN"/>
-        </w:rPr>
-        <w:t>：模型轻量化</w:t>
-      </w:r>
-      <w:r>
-        <w:rPr>
-          <w:sz w:val="19"/>
-        </w:rPr>
-        <w:t>+</w:t>
-      </w:r>
-      <w:r>
-        <w:rPr>
-          <w:rFonts w:ascii="Microsoft YaHei" w:eastAsia="Microsoft YaHei" w:hAnsi="Microsoft YaHei" w:cs="Microsoft YaHei" w:hint="eastAsia"/>
-          <w:sz w:val="19"/>
-          <w:lang w:eastAsia="zh-CN"/>
-        </w:rPr>
-        <w:t>边缘推理降低设备侧耗时，配置中心统一管理、自动校验降低配置失误率</w:t>
-      </w:r>
-    </w:p>
-    <w:p>
-      <w:pPr>
-        <w:pStyle w:val="Heading4"/>
-        <w:spacing w:after="120"/>
-      </w:pPr>
-      <w:r>
-        <w:rPr>
-          <w:rFonts w:ascii="Microsoft YaHei" w:eastAsia="Microsoft YaHei" w:hAnsi="Microsoft YaHei" w:cs="Microsoft YaHei" w:hint="eastAsia"/>
-          <w:color w:val="2E7D32"/>
-          <w:sz w:val="21"/>
-          <w:lang w:eastAsia="zh-CN"/>
-        </w:rPr>
-        <w:t>✅ 项目成果</w:t>
-      </w:r>
-    </w:p>
-    <w:p>
-      <w:pPr>
-        <w:pStyle w:val="ListBullet"/>
-        <w:spacing w:before="75" w:after="75"/>
-      </w:pPr>
-      <w:r>
-        <w:rPr>
-          <w:rFonts w:ascii="Microsoft YaHei" w:eastAsia="Microsoft YaHei" w:hAnsi="Microsoft YaHei" w:cs="Microsoft YaHei" w:hint="eastAsia"/>
-          <w:color w:val="2E7D32"/>
-          <w:sz w:val="19"/>
-          <w:lang w:eastAsia="zh-CN"/>
-        </w:rPr>
-        <w:t xml:space="preserve">适配现网 </w:t>
-      </w:r>
-      <w:r>
-        <w:rPr>
-          <w:b/>
-          <w:color w:val="2E7D32"/>
-          <w:sz w:val="19"/>
-        </w:rPr>
-        <w:t>98%+</w:t>
-      </w:r>
-      <w:r>
-        <w:rPr>
-          <w:color w:val="2E7D32"/>
-          <w:sz w:val="19"/>
-        </w:rPr>
-        <w:t xml:space="preserve"> AC+fitap </w:t>
-      </w:r>
-      <w:r>
-        <w:rPr>
-          <w:rFonts w:ascii="Microsoft YaHei" w:eastAsia="Microsoft YaHei" w:hAnsi="Microsoft YaHei" w:cs="Microsoft YaHei" w:hint="eastAsia"/>
-          <w:color w:val="2E7D32"/>
-          <w:sz w:val="19"/>
-          <w:lang w:eastAsia="zh-CN"/>
-        </w:rPr>
-        <w:t>组网需求，</w:t>
-      </w:r>
-      <w:r>
-        <w:rPr>
-          <w:color w:val="2E7D32"/>
-          <w:sz w:val="19"/>
-        </w:rPr>
-        <w:t xml:space="preserve">RRM </w:t>
-      </w:r>
-      <w:r>
-        <w:rPr>
-          <w:rFonts w:ascii="Microsoft YaHei" w:eastAsia="Microsoft YaHei" w:hAnsi="Microsoft YaHei" w:cs="Microsoft YaHei" w:hint="eastAsia"/>
-          <w:color w:val="2E7D32"/>
-          <w:sz w:val="19"/>
-          <w:lang w:eastAsia="zh-CN"/>
-        </w:rPr>
-        <w:t>计算压力分流至设备侧</w:t>
-      </w:r>
-    </w:p>
-    <w:p>
-      <w:pPr>
-        <w:pStyle w:val="ListBullet"/>
-        <w:spacing w:before="75" w:after="75"/>
-      </w:pPr>
-      <w:r>
-        <w:rPr>
-          <w:rFonts w:ascii="Microsoft YaHei" w:eastAsia="Microsoft YaHei" w:hAnsi="Microsoft YaHei" w:cs="Microsoft YaHei" w:hint="eastAsia"/>
-          <w:color w:val="2E7D32"/>
-          <w:sz w:val="19"/>
-          <w:lang w:eastAsia="zh-CN"/>
-        </w:rPr>
-        <w:t>大幅降低云端运维成本，解决用户对原功能不信任的痛点</w:t>
-      </w:r>
-    </w:p>
-    <w:p>
-      <w:pPr>
-        <w:pStyle w:val="ListBullet"/>
-        <w:spacing w:before="75" w:after="75"/>
-      </w:pPr>
-      <w:r>
-        <w:rPr>
-          <w:rFonts w:ascii="Microsoft YaHei" w:eastAsia="Microsoft YaHei" w:hAnsi="Microsoft YaHei" w:cs="Microsoft YaHei" w:hint="eastAsia"/>
-          <w:color w:val="2E7D32"/>
-          <w:sz w:val="19"/>
-          <w:lang w:eastAsia="zh-CN"/>
-        </w:rPr>
-        <w:t>二期规模化落地：</w:t>
-      </w:r>
-      <w:r>
-        <w:rPr>
-          <w:color w:val="2E7D32"/>
-          <w:sz w:val="19"/>
-        </w:rPr>
-        <w:t xml:space="preserve">AI </w:t>
-      </w:r>
-      <w:r>
-        <w:rPr>
-          <w:rFonts w:ascii="Microsoft YaHei" w:eastAsia="Microsoft YaHei" w:hAnsi="Microsoft YaHei" w:cs="Microsoft YaHei" w:hint="eastAsia"/>
-          <w:color w:val="2E7D32"/>
-          <w:sz w:val="19"/>
-          <w:lang w:eastAsia="zh-CN"/>
-        </w:rPr>
-        <w:t>调优实时性、精度、泛化能力全面提升，配置中心显著简化运维操作</w:t>
-      </w:r>
-    </w:p>
-    <w:p>
-      <w:pPr>
-        <w:pStyle w:val="ListBullet"/>
-        <w:spacing w:before="75" w:after="75"/>
-      </w:pPr>
-      <w:r>
-        <w:rPr>
-          <w:rFonts w:ascii="Microsoft YaHei" w:eastAsia="Microsoft YaHei" w:hAnsi="Microsoft YaHei" w:cs="Microsoft YaHei" w:hint="eastAsia"/>
-          <w:color w:val="2E7D32"/>
-          <w:sz w:val="19"/>
-          <w:lang w:eastAsia="zh-CN"/>
-        </w:rPr>
-        <w:t>主导项目全流程：需求梳理</w:t>
-      </w:r>
-      <w:r>
-        <w:rPr>
-          <w:color w:val="2E7D32"/>
-          <w:sz w:val="19"/>
-        </w:rPr>
-        <w:t xml:space="preserve"> → </w:t>
-      </w:r>
-      <w:r>
-        <w:rPr>
-          <w:rFonts w:ascii="Microsoft YaHei" w:eastAsia="Microsoft YaHei" w:hAnsi="Microsoft YaHei" w:cs="Microsoft YaHei" w:hint="eastAsia"/>
-          <w:color w:val="2E7D32"/>
-          <w:sz w:val="19"/>
-          <w:lang w:eastAsia="zh-CN"/>
-        </w:rPr>
-        <w:t>架构设计</w:t>
-      </w:r>
-      <w:r>
-        <w:rPr>
-          <w:color w:val="2E7D32"/>
-          <w:sz w:val="19"/>
-        </w:rPr>
-        <w:t xml:space="preserve"> → </w:t>
-      </w:r>
-      <w:r>
-        <w:rPr>
-          <w:rFonts w:ascii="Microsoft YaHei" w:eastAsia="Microsoft YaHei" w:hAnsi="Microsoft YaHei" w:cs="Microsoft YaHei" w:hint="eastAsia"/>
-          <w:color w:val="2E7D32"/>
-          <w:sz w:val="19"/>
-          <w:lang w:eastAsia="zh-CN"/>
-        </w:rPr>
-        <w:t>系统重构</w:t>
-      </w:r>
-      <w:r>
-        <w:rPr>
-          <w:color w:val="2E7D32"/>
-          <w:sz w:val="19"/>
-        </w:rPr>
-        <w:t xml:space="preserve"> → </w:t>
-      </w:r>
-      <w:r>
-        <w:rPr>
-          <w:rFonts w:ascii="Microsoft YaHei" w:eastAsia="Microsoft YaHei" w:hAnsi="Microsoft YaHei" w:cs="Microsoft YaHei" w:hint="eastAsia"/>
-          <w:color w:val="2E7D32"/>
-          <w:sz w:val="19"/>
-          <w:lang w:eastAsia="zh-CN"/>
-        </w:rPr>
-        <w:t>开发</w:t>
-      </w:r>
-      <w:r>
-        <w:rPr>
-          <w:color w:val="2E7D32"/>
-          <w:sz w:val="19"/>
-        </w:rPr>
-        <w:t xml:space="preserve"> → </w:t>
-      </w:r>
-      <w:r>
-        <w:rPr>
-          <w:rFonts w:ascii="Microsoft YaHei" w:eastAsia="Microsoft YaHei" w:hAnsi="Microsoft YaHei" w:cs="Microsoft YaHei" w:hint="eastAsia"/>
-          <w:color w:val="2E7D32"/>
-          <w:sz w:val="19"/>
-          <w:lang w:eastAsia="zh-CN"/>
-        </w:rPr>
-        <w:t>联调</w:t>
-      </w:r>
-      <w:r>
-        <w:rPr>
-          <w:color w:val="2E7D32"/>
-          <w:sz w:val="19"/>
-        </w:rPr>
-        <w:t xml:space="preserve"> → </w:t>
-      </w:r>
-      <w:r>
-        <w:rPr>
-          <w:rFonts w:ascii="Microsoft YaHei" w:eastAsia="Microsoft YaHei" w:hAnsi="Microsoft YaHei" w:cs="Microsoft YaHei" w:hint="eastAsia"/>
-          <w:color w:val="2E7D32"/>
-          <w:sz w:val="19"/>
-          <w:lang w:eastAsia="zh-CN"/>
-        </w:rPr>
-        <w:t>上线</w:t>
-      </w:r>
-      <w:r>
-        <w:rPr>
-          <w:color w:val="2E7D32"/>
-          <w:sz w:val="19"/>
-        </w:rPr>
-        <w:t xml:space="preserve"> → </w:t>
-      </w:r>
-      <w:r>
-        <w:rPr>
-          <w:rFonts w:ascii="Microsoft YaHei" w:eastAsia="Microsoft YaHei" w:hAnsi="Microsoft YaHei" w:cs="Microsoft YaHei" w:hint="eastAsia"/>
-          <w:color w:val="2E7D32"/>
-          <w:sz w:val="19"/>
-          <w:lang w:eastAsia="zh-CN"/>
-        </w:rPr>
-        <w:t>规模化落地</w:t>
-      </w:r>
-      <w:r/>
-      <w:r/>
-    </w:p>
-    <w:p>
-      <w:pPr>
-        <w:spacing w:after="180"/>
-      </w:pPr>
-      <w:r/>
-      <w:r>
-        <w:rPr>
-          <w:rFonts w:ascii="Microsoft YaHei" w:eastAsia="Microsoft YaHei" w:hAnsi="Microsoft YaHei" w:cs="Microsoft YaHei" w:hint="eastAsia"/>
-          <w:b/>
-          <w:color w:val="1A1A1A"/>
-          <w:sz w:val="22"/>
-          <w:lang w:eastAsia="zh-CN"/>
-        </w:rPr>
-        <w:t>② RRM 支持 WiFi7（6GHz频段扩展）</w:t>
-      </w:r>
-      <w:r/>
-      <w:r>
-        <w:rPr>
-          <w:color w:val="888888"/>
-          <w:sz w:val="18"/>
-        </w:rPr>
-        <w:t>2024.01 - 2024.12</w:t>
-      </w:r>
-      <w:r/>
-    </w:p>
-    <w:p>
-      <w:pPr>
-        <w:spacing w:before="150" w:after="150"/>
-      </w:pPr>
-      <w:r/>
-      <w:r>
-        <w:rPr>
-          <w:color w:val="FFFFFF"/>
-          <w:sz w:val="16"/>
-        </w:rPr>
-        <w:t>Node.js/TypeScript</w:t>
-      </w:r>
-      <w:r/>
-      <w:r>
-        <w:rPr>
-          <w:rFonts w:ascii="Microsoft YaHei" w:eastAsia="Microsoft YaHei" w:hAnsi="Microsoft YaHei" w:cs="Microsoft YaHei" w:hint="eastAsia"/>
-          <w:color w:val="FFFFFF"/>
-          <w:sz w:val="16"/>
-          <w:lang w:eastAsia="zh-CN"/>
-        </w:rPr>
-        <w:t>4微服务架构</w:t>
-      </w:r>
-      <w:r/>
-      <w:r>
-        <w:rPr>
-          <w:color w:val="FFFFFF"/>
-          <w:sz w:val="16"/>
-        </w:rPr>
-        <w:t>MongoDB</w:t>
-      </w:r>
-      <w:r/>
-      <w:r>
-        <w:rPr>
-          <w:color w:val="FFFFFF"/>
-          <w:sz w:val="16"/>
-        </w:rPr>
-        <w:t>Redis</w:t>
-      </w:r>
-      <w:r/>
-      <w:r>
-        <w:rPr>
-          <w:color w:val="FFFFFF"/>
-          <w:sz w:val="16"/>
-        </w:rPr>
-        <w:t>Kafka</w:t>
-      </w:r>
-      <w:r/>
-      <w:r>
-        <w:rPr>
-          <w:color w:val="FFFFFF"/>
-          <w:sz w:val="16"/>
-        </w:rPr>
-        <w:t>RabbitMQ</w:t>
-      </w:r>
-      <w:r/>
-      <w:r>
-        <w:rPr>
-          <w:color w:val="FFFFFF"/>
-          <w:sz w:val="16"/>
-        </w:rPr>
-        <w:t>K8s</w:t>
-      </w:r>
-      <w:r/>
-      <w:r>
-        <w:rPr>
-          <w:rFonts w:ascii="Microsoft YaHei" w:eastAsia="Microsoft YaHei" w:hAnsi="Microsoft YaHei" w:cs="Microsoft YaHei" w:hint="eastAsia"/>
-          <w:color w:val="FFFFFF"/>
-          <w:sz w:val="16"/>
-          <w:lang w:eastAsia="zh-CN"/>
-        </w:rPr>
-        <w:t>node-ffi调用C库</w:t>
-      </w:r>
-      <w:r/>
-      <w:r>
-        <w:rPr>
-          <w:color w:val="FFFFFF"/>
-          <w:sz w:val="16"/>
-        </w:rPr>
-        <w:t>6GHz(WiFi7)</w:t>
-      </w:r>
-      <w:r/>
-    </w:p>
-    <w:p>
-      <w:pPr>
-        <w:pStyle w:val="Heading4"/>
-      </w:pPr>
-      <w:r>
-        <w:rPr>
-          <w:rFonts w:ascii="Microsoft YaHei" w:eastAsia="Microsoft YaHei" w:hAnsi="Microsoft YaHei" w:cs="Microsoft YaHei" w:hint="eastAsia"/>
-          <w:color w:val="555555"/>
-          <w:sz w:val="21"/>
-          <w:lang w:eastAsia="zh-CN"/>
-        </w:rPr>
-        <w:t>项目背景</w:t>
-      </w:r>
-    </w:p>
-    <w:p>
-      <w:pPr/>
-      <w:r>
-        <w:rPr>
-          <w:color w:val="555555"/>
-          <w:sz w:val="19"/>
-        </w:rPr>
-        <w:t>RRM</w:t>
-      </w:r>
-      <w:r>
-        <w:rPr>
-          <w:rFonts w:ascii="Microsoft YaHei" w:eastAsia="Microsoft YaHei" w:hAnsi="Microsoft YaHei" w:cs="Microsoft YaHei" w:hint="eastAsia"/>
-          <w:color w:val="555555"/>
-          <w:sz w:val="19"/>
-          <w:lang w:eastAsia="zh-CN"/>
-        </w:rPr>
-        <w:t>（无线资源管理）原仅支持</w:t>
-      </w:r>
-      <w:r>
-        <w:rPr>
-          <w:color w:val="555555"/>
-          <w:sz w:val="19"/>
-        </w:rPr>
-        <w:t xml:space="preserve"> 2.4G/5G </w:t>
-      </w:r>
-      <w:r>
-        <w:rPr>
-          <w:rFonts w:ascii="Microsoft YaHei" w:eastAsia="Microsoft YaHei" w:hAnsi="Microsoft YaHei" w:cs="Microsoft YaHei" w:hint="eastAsia"/>
-          <w:color w:val="555555"/>
-          <w:sz w:val="19"/>
-          <w:lang w:eastAsia="zh-CN"/>
-        </w:rPr>
-        <w:t>双频段。本项目新增</w:t>
-      </w:r>
-      <w:r>
-        <w:rPr>
-          <w:color w:val="555555"/>
-          <w:sz w:val="19"/>
-        </w:rPr>
-        <w:t xml:space="preserve"> 6GHz </w:t>
-      </w:r>
-      <w:r>
-        <w:rPr>
-          <w:rFonts w:ascii="Microsoft YaHei" w:eastAsia="Microsoft YaHei" w:hAnsi="Microsoft YaHei" w:cs="Microsoft YaHei" w:hint="eastAsia"/>
-          <w:color w:val="555555"/>
-          <w:sz w:val="19"/>
-          <w:lang w:eastAsia="zh-CN"/>
-        </w:rPr>
-        <w:t>频段支持，完成</w:t>
-      </w:r>
-      <w:r>
-        <w:rPr>
-          <w:color w:val="555555"/>
-          <w:sz w:val="19"/>
-        </w:rPr>
-        <w:t xml:space="preserve"> WiFi7 </w:t>
-      </w:r>
-      <w:r>
-        <w:rPr>
-          <w:rFonts w:ascii="Microsoft YaHei" w:eastAsia="Microsoft YaHei" w:hAnsi="Microsoft YaHei" w:cs="Microsoft YaHei" w:hint="eastAsia"/>
-          <w:color w:val="555555"/>
-          <w:sz w:val="19"/>
-          <w:lang w:eastAsia="zh-CN"/>
-        </w:rPr>
-        <w:t>商用适配，同时修复大量历史遗留问题。</w:t>
-      </w:r>
-    </w:p>
-    <w:p>
-      <w:pPr>
-        <w:pStyle w:val="Heading4"/>
-      </w:pPr>
-      <w:r>
-        <w:rPr>
-          <w:rFonts w:ascii="Microsoft YaHei" w:eastAsia="Microsoft YaHei" w:hAnsi="Microsoft YaHei" w:cs="Microsoft YaHei" w:hint="eastAsia"/>
-          <w:color w:val="555555"/>
-          <w:sz w:val="21"/>
-          <w:lang w:eastAsia="zh-CN"/>
-        </w:rPr>
-        <w:t>本人分工</w:t>
-      </w:r>
-    </w:p>
-    <w:p>
-      <w:pPr>
-        <w:pStyle w:val="ListBullet"/>
-        <w:spacing w:before="90" w:after="90"/>
-      </w:pPr>
-      <w:r>
-        <w:rPr>
-          <w:rFonts w:ascii="Microsoft YaHei" w:eastAsia="Microsoft YaHei" w:hAnsi="Microsoft YaHei" w:cs="Microsoft YaHei" w:hint="eastAsia"/>
-          <w:color w:val="444444"/>
-          <w:lang w:eastAsia="zh-CN"/>
-        </w:rPr>
-        <w:t>梳理</w:t>
-      </w:r>
-      <w:r>
-        <w:rPr>
-          <w:color w:val="444444"/>
-        </w:rPr>
-        <w:t xml:space="preserve"> 4 </w:t>
-      </w:r>
-      <w:r>
-        <w:rPr>
-          <w:rFonts w:ascii="Microsoft YaHei" w:eastAsia="Microsoft YaHei" w:hAnsi="Microsoft YaHei" w:cs="Microsoft YaHei" w:hint="eastAsia"/>
-          <w:color w:val="444444"/>
-          <w:lang w:eastAsia="zh-CN"/>
-        </w:rPr>
-        <w:t>大微服务（</w:t>
-      </w:r>
-      <w:r>
-        <w:rPr>
-          <w:color w:val="444444"/>
-        </w:rPr>
-        <w:t>rrmcontrol/rrmserver/rrmcompute/aioptimize</w:t>
-      </w:r>
-      <w:r>
-        <w:rPr>
-          <w:rFonts w:ascii="Microsoft YaHei" w:eastAsia="Microsoft YaHei" w:hAnsi="Microsoft YaHei" w:cs="Microsoft YaHei" w:hint="eastAsia"/>
-          <w:color w:val="444444"/>
-          <w:lang w:eastAsia="zh-CN"/>
-        </w:rPr>
-        <w:t>）调用链路，主导</w:t>
-      </w:r>
-      <w:r>
-        <w:rPr>
-          <w:color w:val="444444"/>
-        </w:rPr>
-        <w:t xml:space="preserve"> 6GHz </w:t>
-      </w:r>
-      <w:r>
-        <w:rPr>
-          <w:rFonts w:ascii="Microsoft YaHei" w:eastAsia="Microsoft YaHei" w:hAnsi="Microsoft YaHei" w:cs="Microsoft YaHei" w:hint="eastAsia"/>
-          <w:color w:val="444444"/>
-          <w:lang w:eastAsia="zh-CN"/>
-        </w:rPr>
-        <w:t>全链路改造</w:t>
-      </w:r>
-    </w:p>
-    <w:p>
-      <w:pPr>
-        <w:pStyle w:val="ListBullet"/>
-        <w:spacing w:before="90" w:after="90"/>
-      </w:pPr>
-      <w:r>
-        <w:rPr>
-          <w:rFonts w:ascii="Microsoft YaHei" w:eastAsia="Microsoft YaHei" w:hAnsi="Microsoft YaHei" w:cs="Microsoft YaHei" w:hint="eastAsia"/>
-          <w:color w:val="444444"/>
-          <w:lang w:eastAsia="zh-CN"/>
-        </w:rPr>
-        <w:t>主导</w:t>
-      </w:r>
-      <w:r>
-        <w:rPr>
-          <w:color w:val="444444"/>
-        </w:rPr>
-        <w:t xml:space="preserve"> 6GHz </w:t>
-      </w:r>
-      <w:r>
-        <w:rPr>
-          <w:rFonts w:ascii="Microsoft YaHei" w:eastAsia="Microsoft YaHei" w:hAnsi="Microsoft YaHei" w:cs="Microsoft YaHei" w:hint="eastAsia"/>
-          <w:color w:val="444444"/>
-          <w:lang w:eastAsia="zh-CN"/>
-        </w:rPr>
-        <w:t>频段</w:t>
-      </w:r>
-      <w:r>
-        <w:rPr>
-          <w:color w:val="444444"/>
-        </w:rPr>
-        <w:t xml:space="preserve"> HTTP </w:t>
-      </w:r>
-      <w:r>
-        <w:rPr>
-          <w:rFonts w:ascii="Microsoft YaHei" w:eastAsia="Microsoft YaHei" w:hAnsi="Microsoft YaHei" w:cs="Microsoft YaHei" w:hint="eastAsia"/>
-          <w:color w:val="444444"/>
-          <w:lang w:eastAsia="zh-CN"/>
-        </w:rPr>
-        <w:t>接口开发、</w:t>
-      </w:r>
-      <w:r>
-        <w:rPr>
-          <w:color w:val="444444"/>
-        </w:rPr>
-        <w:t xml:space="preserve">AP </w:t>
-      </w:r>
-      <w:r>
-        <w:rPr>
-          <w:rFonts w:ascii="Microsoft YaHei" w:eastAsia="Microsoft YaHei" w:hAnsi="Microsoft YaHei" w:cs="Microsoft YaHei" w:hint="eastAsia"/>
-          <w:color w:val="444444"/>
-          <w:lang w:eastAsia="zh-CN"/>
-        </w:rPr>
-        <w:t>信息采集适配、信道扫描数据采集上报</w:t>
-      </w:r>
-    </w:p>
-    <w:p>
-      <w:pPr>
-        <w:pStyle w:val="ListBullet"/>
-        <w:spacing w:before="90" w:after="90"/>
-      </w:pPr>
-      <w:r>
-        <w:rPr>
-          <w:rFonts w:ascii="Microsoft YaHei" w:eastAsia="Microsoft YaHei" w:hAnsi="Microsoft YaHei" w:cs="Microsoft YaHei" w:hint="eastAsia"/>
-          <w:color w:val="444444"/>
-          <w:lang w:eastAsia="zh-CN"/>
-        </w:rPr>
-        <w:t>使用</w:t>
-      </w:r>
-      <w:r>
-        <w:rPr>
-          <w:color w:val="444444"/>
-        </w:rPr>
-        <w:t xml:space="preserve"> node-ffi </w:t>
-      </w:r>
-      <w:r>
-        <w:rPr>
-          <w:rFonts w:ascii="Microsoft YaHei" w:eastAsia="Microsoft YaHei" w:hAnsi="Microsoft YaHei" w:cs="Microsoft YaHei" w:hint="eastAsia"/>
-          <w:color w:val="444444"/>
-          <w:lang w:eastAsia="zh-CN"/>
-        </w:rPr>
-        <w:t>实现</w:t>
-      </w:r>
-      <w:r>
-        <w:rPr>
-          <w:color w:val="444444"/>
-        </w:rPr>
-        <w:t xml:space="preserve"> Node.js </w:t>
-      </w:r>
-      <w:r>
-        <w:rPr>
-          <w:rFonts w:ascii="Microsoft YaHei" w:eastAsia="Microsoft YaHei" w:hAnsi="Microsoft YaHei" w:cs="Microsoft YaHei" w:hint="eastAsia"/>
-          <w:color w:val="444444"/>
-          <w:lang w:eastAsia="zh-CN"/>
-        </w:rPr>
-        <w:t>调用</w:t>
-      </w:r>
-      <w:r>
-        <w:rPr>
-          <w:color w:val="444444"/>
-        </w:rPr>
-        <w:t xml:space="preserve"> C </w:t>
-      </w:r>
-      <w:r>
-        <w:rPr>
-          <w:rFonts w:ascii="Microsoft YaHei" w:eastAsia="Microsoft YaHei" w:hAnsi="Microsoft YaHei" w:cs="Microsoft YaHei" w:hint="eastAsia"/>
-          <w:color w:val="444444"/>
-          <w:lang w:eastAsia="zh-CN"/>
-        </w:rPr>
-        <w:t>语言</w:t>
-      </w:r>
-      <w:r>
-        <w:rPr>
-          <w:color w:val="444444"/>
-        </w:rPr>
-        <w:t xml:space="preserve"> .so </w:t>
-      </w:r>
-      <w:r>
-        <w:rPr>
-          <w:rFonts w:ascii="Microsoft YaHei" w:eastAsia="Microsoft YaHei" w:hAnsi="Microsoft YaHei" w:cs="Microsoft YaHei" w:hint="eastAsia"/>
-          <w:color w:val="444444"/>
-          <w:lang w:eastAsia="zh-CN"/>
-        </w:rPr>
-        <w:t>核心算法库，突破跨语言性能瓶颈</w:t>
-      </w:r>
-    </w:p>
-    <w:p>
-      <w:pPr>
-        <w:pStyle w:val="ListBullet"/>
-        <w:spacing w:before="90" w:after="90"/>
-      </w:pPr>
-      <w:r>
-        <w:rPr>
-          <w:rFonts w:ascii="Microsoft YaHei" w:eastAsia="Microsoft YaHei" w:hAnsi="Microsoft YaHei" w:cs="Microsoft YaHei" w:hint="eastAsia"/>
-          <w:color w:val="444444"/>
-          <w:lang w:eastAsia="zh-CN"/>
-        </w:rPr>
-        <w:t>维护</w:t>
-      </w:r>
-      <w:r>
-        <w:rPr>
-          <w:color w:val="444444"/>
-        </w:rPr>
-        <w:t xml:space="preserve"> Redis </w:t>
-      </w:r>
-      <w:r>
-        <w:rPr>
-          <w:rFonts w:ascii="Microsoft YaHei" w:eastAsia="Microsoft YaHei" w:hAnsi="Microsoft YaHei" w:cs="Microsoft YaHei" w:hint="eastAsia"/>
-          <w:color w:val="444444"/>
-          <w:lang w:eastAsia="zh-CN"/>
-        </w:rPr>
-        <w:t>分布式锁、</w:t>
-      </w:r>
-      <w:r>
-        <w:rPr>
-          <w:color w:val="444444"/>
-        </w:rPr>
-        <w:t xml:space="preserve">Kafka/RabbitMQ </w:t>
-      </w:r>
-      <w:r>
-        <w:rPr>
-          <w:rFonts w:ascii="Microsoft YaHei" w:eastAsia="Microsoft YaHei" w:hAnsi="Microsoft YaHei" w:cs="Microsoft YaHei" w:hint="eastAsia"/>
-          <w:color w:val="444444"/>
-          <w:lang w:eastAsia="zh-CN"/>
-        </w:rPr>
-        <w:t>消息队列、</w:t>
-      </w:r>
-      <w:r>
-        <w:rPr>
-          <w:color w:val="444444"/>
-        </w:rPr>
-        <w:t xml:space="preserve">K8s </w:t>
-      </w:r>
-      <w:r>
-        <w:rPr>
-          <w:rFonts w:ascii="Microsoft YaHei" w:eastAsia="Microsoft YaHei" w:hAnsi="Microsoft YaHei" w:cs="Microsoft YaHei" w:hint="eastAsia"/>
-          <w:color w:val="444444"/>
-          <w:lang w:eastAsia="zh-CN"/>
-        </w:rPr>
-        <w:t>容器管理</w:t>
-      </w:r>
-    </w:p>
-    <w:p>
-      <w:pPr>
-        <w:pStyle w:val="Heading4"/>
-        <w:spacing w:after="120"/>
-      </w:pPr>
-      <w:r>
-        <w:rPr>
-          <w:rFonts w:ascii="Microsoft YaHei" w:eastAsia="Microsoft YaHei" w:hAnsi="Microsoft YaHei" w:cs="Microsoft YaHei" w:hint="eastAsia"/>
-          <w:color w:val="E65100"/>
-          <w:sz w:val="21"/>
-          <w:lang w:eastAsia="zh-CN"/>
-        </w:rPr>
-        <w:t>🔑 技术难点</w:t>
-      </w:r>
-    </w:p>
-    <w:p>
-      <w:pPr>
-        <w:pStyle w:val="ListBullet"/>
-        <w:spacing w:before="75" w:after="75"/>
-      </w:pPr>
-      <w:r>
-        <w:rPr>
-          <w:rFonts w:ascii="Microsoft YaHei" w:eastAsia="Microsoft YaHei" w:hAnsi="Microsoft YaHei" w:cs="Microsoft YaHei" w:hint="eastAsia"/>
-          <w:b/>
-          <w:sz w:val="19"/>
-          <w:lang w:eastAsia="zh-CN"/>
-        </w:rPr>
-        <w:t>遗留系统维护</w:t>
-      </w:r>
-      <w:r>
-        <w:rPr>
-          <w:rFonts w:ascii="Microsoft YaHei" w:eastAsia="Microsoft YaHei" w:hAnsi="Microsoft YaHei" w:cs="Microsoft YaHei" w:hint="eastAsia"/>
-          <w:sz w:val="19"/>
-          <w:lang w:eastAsia="zh-CN"/>
-        </w:rPr>
-        <w:t>：接手无完善文档系统，</w:t>
-      </w:r>
-      <w:r>
-        <w:rPr>
-          <w:sz w:val="19"/>
-        </w:rPr>
-        <w:t xml:space="preserve">1 </w:t>
-      </w:r>
-      <w:r>
-        <w:rPr>
-          <w:rFonts w:ascii="Microsoft YaHei" w:eastAsia="Microsoft YaHei" w:hAnsi="Microsoft YaHei" w:cs="Microsoft YaHei" w:hint="eastAsia"/>
-          <w:sz w:val="19"/>
-          <w:lang w:eastAsia="zh-CN"/>
-        </w:rPr>
-        <w:t>个月理清全部调用链路</w:t>
-      </w:r>
-    </w:p>
-    <w:p>
-      <w:pPr>
-        <w:pStyle w:val="ListBullet"/>
-        <w:spacing w:before="75" w:after="75"/>
-      </w:pPr>
-      <w:r>
-        <w:rPr>
-          <w:rFonts w:ascii="Microsoft YaHei" w:eastAsia="Microsoft YaHei" w:hAnsi="Microsoft YaHei" w:cs="Microsoft YaHei" w:hint="eastAsia"/>
-          <w:b/>
-          <w:sz w:val="19"/>
-          <w:lang w:eastAsia="zh-CN"/>
-        </w:rPr>
-        <w:t>跨语言调用</w:t>
-      </w:r>
-      <w:r>
-        <w:rPr>
-          <w:rFonts w:ascii="Microsoft YaHei" w:eastAsia="Microsoft YaHei" w:hAnsi="Microsoft YaHei" w:cs="Microsoft YaHei" w:hint="eastAsia"/>
-          <w:sz w:val="19"/>
-          <w:lang w:eastAsia="zh-CN"/>
-        </w:rPr>
-        <w:t>：</w:t>
-      </w:r>
-      <w:r>
-        <w:rPr>
-          <w:sz w:val="19"/>
-        </w:rPr>
-        <w:t xml:space="preserve">node-ffi </w:t>
-      </w:r>
-      <w:r>
-        <w:rPr>
-          <w:rFonts w:ascii="Microsoft YaHei" w:eastAsia="Microsoft YaHei" w:hAnsi="Microsoft YaHei" w:cs="Microsoft YaHei" w:hint="eastAsia"/>
-          <w:sz w:val="19"/>
-          <w:lang w:eastAsia="zh-CN"/>
-        </w:rPr>
-        <w:t>调用</w:t>
-      </w:r>
-      <w:r>
-        <w:rPr>
-          <w:sz w:val="19"/>
-        </w:rPr>
-        <w:t xml:space="preserve"> C </w:t>
-      </w:r>
-      <w:r>
-        <w:rPr>
-          <w:rFonts w:ascii="Microsoft YaHei" w:eastAsia="Microsoft YaHei" w:hAnsi="Microsoft YaHei" w:cs="Microsoft YaHei" w:hint="eastAsia"/>
-          <w:sz w:val="19"/>
-          <w:lang w:eastAsia="zh-CN"/>
-        </w:rPr>
-        <w:t>算法、</w:t>
-      </w:r>
-      <w:r>
-        <w:rPr>
-          <w:sz w:val="19"/>
-        </w:rPr>
-        <w:t xml:space="preserve">Kafka/RabbitMQ </w:t>
-      </w:r>
-      <w:r>
-        <w:rPr>
-          <w:rFonts w:ascii="Microsoft YaHei" w:eastAsia="Microsoft YaHei" w:hAnsi="Microsoft YaHei" w:cs="Microsoft YaHei" w:hint="eastAsia"/>
-          <w:sz w:val="19"/>
-          <w:lang w:eastAsia="zh-CN"/>
-        </w:rPr>
-        <w:t>消息、</w:t>
-      </w:r>
-      <w:r>
-        <w:rPr>
-          <w:sz w:val="19"/>
-        </w:rPr>
-        <w:t xml:space="preserve">Redis </w:t>
-      </w:r>
-      <w:r>
-        <w:rPr>
-          <w:rFonts w:ascii="Microsoft YaHei" w:eastAsia="Microsoft YaHei" w:hAnsi="Microsoft YaHei" w:cs="Microsoft YaHei" w:hint="eastAsia"/>
-          <w:sz w:val="19"/>
-          <w:lang w:eastAsia="zh-CN"/>
-        </w:rPr>
-        <w:t>锁任一环节异常影响现网</w:t>
-      </w:r>
-    </w:p>
-    <w:p>
-      <w:pPr>
-        <w:pStyle w:val="ListBullet"/>
-        <w:spacing w:before="75" w:after="75"/>
-      </w:pPr>
-      <w:r>
-        <w:rPr>
-          <w:rFonts w:ascii="Microsoft YaHei" w:eastAsia="Microsoft YaHei" w:hAnsi="Microsoft YaHei" w:cs="Microsoft YaHei" w:hint="eastAsia"/>
-          <w:b/>
-          <w:sz w:val="19"/>
-          <w:lang w:eastAsia="zh-CN"/>
-        </w:rPr>
-        <w:t>全链路适配</w:t>
-      </w:r>
-      <w:r>
-        <w:rPr>
-          <w:rFonts w:ascii="Microsoft YaHei" w:eastAsia="Microsoft YaHei" w:hAnsi="Microsoft YaHei" w:cs="Microsoft YaHei" w:hint="eastAsia"/>
-          <w:sz w:val="19"/>
-          <w:lang w:eastAsia="zh-CN"/>
-        </w:rPr>
-        <w:t>：采集、扫描、计算、调优、页面、部署</w:t>
-      </w:r>
-      <w:r>
-        <w:rPr>
-          <w:sz w:val="19"/>
-        </w:rPr>
-        <w:t xml:space="preserve"> 6GHz </w:t>
-      </w:r>
-      <w:r>
-        <w:rPr>
-          <w:rFonts w:ascii="Microsoft YaHei" w:eastAsia="Microsoft YaHei" w:hAnsi="Microsoft YaHei" w:cs="Microsoft YaHei" w:hint="eastAsia"/>
-          <w:sz w:val="19"/>
-          <w:lang w:eastAsia="zh-CN"/>
-        </w:rPr>
-        <w:t>全链路改造</w:t>
-      </w:r>
-    </w:p>
-    <w:p>
-      <w:pPr>
-        <w:pStyle w:val="Heading4"/>
-        <w:spacing w:after="120"/>
-      </w:pPr>
-      <w:r>
-        <w:rPr>
-          <w:rFonts w:ascii="Microsoft YaHei" w:eastAsia="Microsoft YaHei" w:hAnsi="Microsoft YaHei" w:cs="Microsoft YaHei" w:hint="eastAsia"/>
-          <w:color w:val="2E7D32"/>
-          <w:sz w:val="21"/>
-          <w:lang w:eastAsia="zh-CN"/>
-        </w:rPr>
-        <w:t>✅ 项目成果</w:t>
-      </w:r>
-    </w:p>
-    <w:p>
-      <w:pPr>
-        <w:pStyle w:val="ListBullet"/>
-        <w:spacing w:before="75" w:after="75"/>
-      </w:pPr>
-      <w:r>
-        <w:rPr>
-          <w:rFonts w:ascii="Microsoft YaHei" w:eastAsia="Microsoft YaHei" w:hAnsi="Microsoft YaHei" w:cs="Microsoft YaHei" w:hint="eastAsia"/>
-          <w:color w:val="2E7D32"/>
-          <w:sz w:val="19"/>
-          <w:lang w:eastAsia="zh-CN"/>
-        </w:rPr>
-        <w:t>从</w:t>
-      </w:r>
-      <w:r>
-        <w:rPr>
-          <w:color w:val="2E7D32"/>
-          <w:sz w:val="19"/>
-        </w:rPr>
-        <w:t xml:space="preserve"> 2 </w:t>
-      </w:r>
-      <w:r>
-        <w:rPr>
-          <w:rFonts w:ascii="Microsoft YaHei" w:eastAsia="Microsoft YaHei" w:hAnsi="Microsoft YaHei" w:cs="Microsoft YaHei" w:hint="eastAsia"/>
-          <w:color w:val="2E7D32"/>
-          <w:sz w:val="19"/>
-          <w:lang w:eastAsia="zh-CN"/>
-        </w:rPr>
-        <w:t>频段扩展到</w:t>
-      </w:r>
-      <w:r>
-        <w:rPr>
-          <w:color w:val="2E7D32"/>
-          <w:sz w:val="19"/>
-        </w:rPr>
-        <w:t xml:space="preserve"> 3 </w:t>
-      </w:r>
-      <w:r>
-        <w:rPr>
-          <w:rFonts w:ascii="Microsoft YaHei" w:eastAsia="Microsoft YaHei" w:hAnsi="Microsoft YaHei" w:cs="Microsoft YaHei" w:hint="eastAsia"/>
-          <w:color w:val="2E7D32"/>
-          <w:sz w:val="19"/>
-          <w:lang w:eastAsia="zh-CN"/>
-        </w:rPr>
-        <w:t>频段（</w:t>
-      </w:r>
-      <w:r>
-        <w:rPr>
-          <w:color w:val="2E7D32"/>
-          <w:sz w:val="19"/>
-        </w:rPr>
-        <w:t>2.4G/5G/6G</w:t>
-      </w:r>
-      <w:r>
-        <w:rPr>
-          <w:rFonts w:ascii="Microsoft YaHei" w:eastAsia="Microsoft YaHei" w:hAnsi="Microsoft YaHei" w:cs="Microsoft YaHei" w:hint="eastAsia"/>
-          <w:color w:val="2E7D32"/>
-          <w:sz w:val="19"/>
-          <w:lang w:eastAsia="zh-CN"/>
-        </w:rPr>
-        <w:t>），完整支持</w:t>
-      </w:r>
-      <w:r>
-        <w:rPr>
-          <w:color w:val="2E7D32"/>
-          <w:sz w:val="19"/>
-        </w:rPr>
-        <w:t xml:space="preserve"> WiFi7 </w:t>
-      </w:r>
-      <w:r>
-        <w:rPr>
-          <w:rFonts w:ascii="Microsoft YaHei" w:eastAsia="Microsoft YaHei" w:hAnsi="Microsoft YaHei" w:cs="Microsoft YaHei" w:hint="eastAsia"/>
-          <w:color w:val="2E7D32"/>
-          <w:sz w:val="19"/>
-          <w:lang w:eastAsia="zh-CN"/>
-        </w:rPr>
-        <w:t>商用</w:t>
-      </w:r>
-    </w:p>
-    <w:p>
-      <w:pPr>
-        <w:pStyle w:val="ListBullet"/>
-        <w:spacing w:before="75" w:after="75"/>
-      </w:pPr>
-      <w:r>
-        <w:rPr>
-          <w:rFonts w:ascii="Microsoft YaHei" w:eastAsia="Microsoft YaHei" w:hAnsi="Microsoft YaHei" w:cs="Microsoft YaHei" w:hint="eastAsia"/>
-          <w:color w:val="2E7D32"/>
-          <w:sz w:val="19"/>
-          <w:lang w:eastAsia="zh-CN"/>
-        </w:rPr>
-        <w:t>实现</w:t>
-      </w:r>
-      <w:r>
-        <w:rPr>
-          <w:color w:val="2E7D32"/>
-          <w:sz w:val="19"/>
-        </w:rPr>
-        <w:t xml:space="preserve"> 2.4G/5G/6G </w:t>
-      </w:r>
-      <w:r>
-        <w:rPr>
-          <w:rFonts w:ascii="Microsoft YaHei" w:eastAsia="Microsoft YaHei" w:hAnsi="Microsoft YaHei" w:cs="Microsoft YaHei" w:hint="eastAsia"/>
-          <w:color w:val="2E7D32"/>
-          <w:sz w:val="19"/>
-          <w:lang w:eastAsia="zh-CN"/>
-        </w:rPr>
-        <w:t>统一</w:t>
-      </w:r>
-      <w:r>
-        <w:rPr>
-          <w:color w:val="2E7D32"/>
-          <w:sz w:val="19"/>
-        </w:rPr>
-        <w:t xml:space="preserve"> RRM </w:t>
-      </w:r>
-      <w:r>
-        <w:rPr>
-          <w:rFonts w:ascii="Microsoft YaHei" w:eastAsia="Microsoft YaHei" w:hAnsi="Microsoft YaHei" w:cs="Microsoft YaHei" w:hint="eastAsia"/>
-          <w:color w:val="2E7D32"/>
-          <w:sz w:val="19"/>
-          <w:lang w:eastAsia="zh-CN"/>
-        </w:rPr>
-        <w:t>调度，保障现网稳定运行</w:t>
-      </w:r>
-    </w:p>
-    <w:p>
-      <w:pPr>
-        <w:pStyle w:val="ListBullet"/>
-        <w:spacing w:before="75" w:after="75"/>
-      </w:pPr>
-      <w:r>
-        <w:rPr>
-          <w:rFonts w:ascii="Microsoft YaHei" w:eastAsia="Microsoft YaHei" w:hAnsi="Microsoft YaHei" w:cs="Microsoft YaHei" w:hint="eastAsia"/>
-          <w:color w:val="2E7D32"/>
-          <w:sz w:val="19"/>
-          <w:lang w:eastAsia="zh-CN"/>
-        </w:rPr>
-        <w:t xml:space="preserve">独立接手复杂遗留系统，平均每周处理 </w:t>
-      </w:r>
-      <w:r>
-        <w:rPr>
-          <w:b/>
-          <w:color w:val="2E7D32"/>
-          <w:sz w:val="19"/>
-        </w:rPr>
-        <w:t>1+</w:t>
-      </w:r>
-      <w:r>
-        <w:rPr>
-          <w:rFonts w:ascii="Microsoft YaHei" w:eastAsia="Microsoft YaHei" w:hAnsi="Microsoft YaHei" w:cs="Microsoft YaHei" w:hint="eastAsia"/>
-          <w:color w:val="2E7D32"/>
-          <w:sz w:val="19"/>
-          <w:lang w:eastAsia="zh-CN"/>
-        </w:rPr>
-        <w:t xml:space="preserve"> 起线上问题</w:t>
-      </w:r>
-      <w:r/>
-      <w:r/>
-    </w:p>
-    <w:p>
-      <w:pPr>
-        <w:spacing w:after="180"/>
-      </w:pPr>
-      <w:r/>
-      <w:r>
-        <w:rPr>
-          <w:rFonts w:ascii="Microsoft YaHei" w:eastAsia="Microsoft YaHei" w:hAnsi="Microsoft YaHei" w:cs="Microsoft YaHei" w:hint="eastAsia"/>
-          <w:b/>
-          <w:color w:val="1A1A1A"/>
-          <w:sz w:val="22"/>
-          <w:lang w:eastAsia="zh-CN"/>
-        </w:rPr>
-        <w:t>③ WBC 支持 IoT 2.0（云简与物联网模块解耦）</w:t>
-      </w:r>
-      <w:r/>
-      <w:r>
-        <w:rPr>
-          <w:color w:val="888888"/>
-          <w:sz w:val="18"/>
-        </w:rPr>
-        <w:t>2023.07 - 2024.06</w:t>
-      </w:r>
-      <w:r/>
-    </w:p>
-    <w:p>
-      <w:pPr>
-        <w:spacing w:before="150" w:after="150"/>
-      </w:pPr>
-      <w:r/>
-      <w:r>
-        <w:rPr>
-          <w:color w:val="FFFFFF"/>
-          <w:sz w:val="16"/>
-        </w:rPr>
-        <w:t>Node.js/TypeScript</w:t>
-      </w:r>
-      <w:r/>
-      <w:r>
-        <w:rPr>
-          <w:color w:val="FFFFFF"/>
-          <w:sz w:val="16"/>
-        </w:rPr>
-        <w:t>Express</w:t>
-      </w:r>
-      <w:r/>
-      <w:r>
-        <w:rPr>
-          <w:color w:val="FFFFFF"/>
-          <w:sz w:val="16"/>
-        </w:rPr>
-        <w:t>Angular.js</w:t>
-      </w:r>
-      <w:r/>
-      <w:r>
-        <w:rPr>
-          <w:color w:val="FFFFFF"/>
-          <w:sz w:val="16"/>
-        </w:rPr>
-        <w:t>MongoDB</w:t>
-      </w:r>
-      <w:r/>
-      <w:r>
-        <w:rPr>
-          <w:color w:val="FFFFFF"/>
-          <w:sz w:val="16"/>
-        </w:rPr>
-        <w:t>K8s</w:t>
-      </w:r>
-      <w:r/>
-      <w:r>
-        <w:rPr>
-          <w:rFonts w:ascii="Microsoft YaHei" w:eastAsia="Microsoft YaHei" w:hAnsi="Microsoft YaHei" w:cs="Microsoft YaHei" w:hint="eastAsia"/>
-          <w:color w:val="FFFFFF"/>
-          <w:sz w:val="16"/>
-          <w:lang w:eastAsia="zh-CN"/>
-        </w:rPr>
-        <w:t>VNC远程管理</w:t>
-      </w:r>
-      <w:r/>
-      <w:r>
-        <w:rPr>
-          <w:rFonts w:ascii="Microsoft YaHei" w:eastAsia="Microsoft YaHei" w:hAnsi="Microsoft YaHei" w:cs="Microsoft YaHei" w:hint="eastAsia"/>
-          <w:color w:val="FFFFFF"/>
-          <w:sz w:val="16"/>
-          <w:lang w:eastAsia="zh-CN"/>
-        </w:rPr>
-        <w:t>Shell脚本</w:t>
-      </w:r>
-      <w:r/>
-    </w:p>
-    <w:p>
-      <w:pPr>
-        <w:pStyle w:val="Heading4"/>
-      </w:pPr>
-      <w:r>
-        <w:rPr>
-          <w:rFonts w:ascii="Microsoft YaHei" w:eastAsia="Microsoft YaHei" w:hAnsi="Microsoft YaHei" w:cs="Microsoft YaHei" w:hint="eastAsia"/>
-          <w:color w:val="555555"/>
-          <w:sz w:val="21"/>
-          <w:lang w:eastAsia="zh-CN"/>
-        </w:rPr>
-        <w:t>项目背景</w:t>
-      </w:r>
-    </w:p>
-    <w:p>
-      <w:pPr/>
-      <w:r>
-        <w:rPr>
-          <w:color w:val="555555"/>
-          <w:sz w:val="19"/>
-        </w:rPr>
-        <w:t xml:space="preserve">WBC </w:t>
-      </w:r>
-      <w:r>
-        <w:rPr>
-          <w:rFonts w:ascii="Microsoft YaHei" w:eastAsia="Microsoft YaHei" w:hAnsi="Microsoft YaHei" w:cs="Microsoft YaHei" w:hint="eastAsia"/>
-          <w:color w:val="555555"/>
-          <w:sz w:val="19"/>
-          <w:lang w:eastAsia="zh-CN"/>
-        </w:rPr>
-        <w:t>设备集无线运维</w:t>
-      </w:r>
-      <w:r>
-        <w:rPr>
-          <w:color w:val="555555"/>
-          <w:sz w:val="19"/>
-        </w:rPr>
-        <w:t>/</w:t>
-      </w:r>
-      <w:r>
-        <w:rPr>
-          <w:rFonts w:ascii="Microsoft YaHei" w:eastAsia="Microsoft YaHei" w:hAnsi="Microsoft YaHei" w:cs="Microsoft YaHei" w:hint="eastAsia"/>
-          <w:color w:val="555555"/>
-          <w:sz w:val="19"/>
-          <w:lang w:eastAsia="zh-CN"/>
-        </w:rPr>
-        <w:t>控制于一体，云简与物联网</w:t>
-      </w:r>
-      <w:r>
-        <w:rPr>
-          <w:color w:val="555555"/>
-          <w:sz w:val="19"/>
-        </w:rPr>
-        <w:t xml:space="preserve"> 1.0 </w:t>
-      </w:r>
-      <w:r>
-        <w:rPr>
-          <w:rFonts w:ascii="Microsoft YaHei" w:eastAsia="Microsoft YaHei" w:hAnsi="Microsoft YaHei" w:cs="Microsoft YaHei" w:hint="eastAsia"/>
-          <w:color w:val="555555"/>
-          <w:sz w:val="19"/>
-          <w:lang w:eastAsia="zh-CN"/>
-        </w:rPr>
-        <w:t>模块高度耦合，出版本困难、内存紧张。通过虚拟化方案实现模块解耦。</w:t>
-      </w:r>
-    </w:p>
-    <w:p>
-      <w:pPr>
-        <w:pStyle w:val="Heading4"/>
-      </w:pPr>
-      <w:r>
-        <w:rPr>
-          <w:rFonts w:ascii="Microsoft YaHei" w:eastAsia="Microsoft YaHei" w:hAnsi="Microsoft YaHei" w:cs="Microsoft YaHei" w:hint="eastAsia"/>
-          <w:color w:val="555555"/>
-          <w:sz w:val="21"/>
-          <w:lang w:eastAsia="zh-CN"/>
-        </w:rPr>
-        <w:t>本人分工</w:t>
-      </w:r>
-    </w:p>
-    <w:p>
-      <w:pPr>
-        <w:pStyle w:val="ListBullet"/>
-        <w:spacing w:before="90" w:after="90"/>
-      </w:pPr>
-      <w:r>
-        <w:rPr>
-          <w:rFonts w:ascii="Microsoft YaHei" w:eastAsia="Microsoft YaHei" w:hAnsi="Microsoft YaHei" w:cs="Microsoft YaHei" w:hint="eastAsia"/>
-          <w:color w:val="444444"/>
-          <w:lang w:eastAsia="zh-CN"/>
-        </w:rPr>
-        <w:t>主导</w:t>
-      </w:r>
-      <w:r>
-        <w:rPr>
-          <w:color w:val="444444"/>
-        </w:rPr>
-        <w:t xml:space="preserve"> WBC </w:t>
-      </w:r>
-      <w:r>
-        <w:rPr>
-          <w:rFonts w:ascii="Microsoft YaHei" w:eastAsia="Microsoft YaHei" w:hAnsi="Microsoft YaHei" w:cs="Microsoft YaHei" w:hint="eastAsia"/>
-          <w:color w:val="444444"/>
-          <w:lang w:eastAsia="zh-CN"/>
-        </w:rPr>
-        <w:t>编译打包流程重构，支持</w:t>
-      </w:r>
-      <w:r>
-        <w:rPr>
-          <w:color w:val="444444"/>
-        </w:rPr>
-        <w:t>"</w:t>
-      </w:r>
-      <w:r>
-        <w:rPr>
-          <w:rFonts w:ascii="Microsoft YaHei" w:eastAsia="Microsoft YaHei" w:hAnsi="Microsoft YaHei" w:cs="Microsoft YaHei" w:hint="eastAsia"/>
-          <w:color w:val="444444"/>
-          <w:lang w:eastAsia="zh-CN"/>
-        </w:rPr>
-        <w:t>一体机</w:t>
-      </w:r>
-      <w:r>
-        <w:rPr>
-          <w:color w:val="444444"/>
-        </w:rPr>
-        <w:t>+</w:t>
-      </w:r>
-      <w:r>
-        <w:rPr>
-          <w:rFonts w:ascii="Microsoft YaHei" w:eastAsia="Microsoft YaHei" w:hAnsi="Microsoft YaHei" w:cs="Microsoft YaHei" w:hint="eastAsia"/>
-          <w:color w:val="444444"/>
-          <w:lang w:eastAsia="zh-CN"/>
-        </w:rPr>
-        <w:t>虚拟机</w:t>
-      </w:r>
-      <w:r>
-        <w:rPr>
-          <w:color w:val="444444"/>
-        </w:rPr>
-        <w:t>"</w:t>
-      </w:r>
-      <w:r>
-        <w:rPr>
-          <w:rFonts w:ascii="Microsoft YaHei" w:eastAsia="Microsoft YaHei" w:hAnsi="Microsoft YaHei" w:cs="Microsoft YaHei" w:hint="eastAsia"/>
-          <w:color w:val="444444"/>
-          <w:lang w:eastAsia="zh-CN"/>
-        </w:rPr>
-        <w:t>双镜像模式</w:t>
-      </w:r>
-    </w:p>
-    <w:p>
-      <w:pPr>
-        <w:pStyle w:val="ListBullet"/>
-        <w:spacing w:before="90" w:after="90"/>
-      </w:pPr>
-      <w:r>
-        <w:rPr>
-          <w:rFonts w:ascii="Microsoft YaHei" w:eastAsia="Microsoft YaHei" w:hAnsi="Microsoft YaHei" w:cs="Microsoft YaHei" w:hint="eastAsia"/>
-          <w:color w:val="444444"/>
-          <w:lang w:eastAsia="zh-CN"/>
-        </w:rPr>
-        <w:t>开发</w:t>
-      </w:r>
-      <w:r>
-        <w:rPr>
-          <w:color w:val="444444"/>
-        </w:rPr>
-        <w:t xml:space="preserve"> WBC </w:t>
-      </w:r>
-      <w:r>
-        <w:rPr>
-          <w:rFonts w:ascii="Microsoft YaHei" w:eastAsia="Microsoft YaHei" w:hAnsi="Microsoft YaHei" w:cs="Microsoft YaHei" w:hint="eastAsia"/>
-          <w:color w:val="444444"/>
-          <w:lang w:eastAsia="zh-CN"/>
-        </w:rPr>
-        <w:t>监控平台</w:t>
-      </w:r>
-      <w:r>
-        <w:rPr>
-          <w:color w:val="444444"/>
-        </w:rPr>
-        <w:t xml:space="preserve"> VNC </w:t>
-      </w:r>
-      <w:r>
-        <w:rPr>
-          <w:rFonts w:ascii="Microsoft YaHei" w:eastAsia="Microsoft YaHei" w:hAnsi="Microsoft YaHei" w:cs="Microsoft YaHei" w:hint="eastAsia"/>
-          <w:color w:val="444444"/>
-          <w:lang w:eastAsia="zh-CN"/>
-        </w:rPr>
-        <w:t>远程管理功能，运维人员无需切换工具即可管理物联网虚拟机</w:t>
-      </w:r>
-    </w:p>
-    <w:p>
-      <w:pPr>
-        <w:pStyle w:val="ListBullet"/>
-        <w:spacing w:before="90" w:after="90"/>
-      </w:pPr>
-      <w:r>
-        <w:rPr>
-          <w:rFonts w:ascii="Microsoft YaHei" w:eastAsia="Microsoft YaHei" w:hAnsi="Microsoft YaHei" w:cs="Microsoft YaHei" w:hint="eastAsia"/>
-          <w:color w:val="444444"/>
-          <w:lang w:eastAsia="zh-CN"/>
-        </w:rPr>
-        <w:t>参与云简侧物联网数据剥离与迁移</w:t>
-      </w:r>
-    </w:p>
-    <w:p>
-      <w:pPr>
-        <w:pStyle w:val="Heading4"/>
-        <w:spacing w:after="120"/>
-      </w:pPr>
-      <w:r>
-        <w:rPr>
-          <w:rFonts w:ascii="Microsoft YaHei" w:eastAsia="Microsoft YaHei" w:hAnsi="Microsoft YaHei" w:cs="Microsoft YaHei" w:hint="eastAsia"/>
-          <w:color w:val="E65100"/>
-          <w:sz w:val="21"/>
-          <w:lang w:eastAsia="zh-CN"/>
-        </w:rPr>
-        <w:t>🔑 技术难点</w:t>
-      </w:r>
-    </w:p>
-    <w:p>
-      <w:pPr>
-        <w:pStyle w:val="ListBullet"/>
-        <w:spacing w:before="75" w:after="75"/>
-      </w:pPr>
-      <w:r>
-        <w:rPr>
-          <w:rFonts w:ascii="Microsoft YaHei" w:eastAsia="Microsoft YaHei" w:hAnsi="Microsoft YaHei" w:cs="Microsoft YaHei" w:hint="eastAsia"/>
-          <w:b/>
-          <w:sz w:val="19"/>
-          <w:lang w:eastAsia="zh-CN"/>
-        </w:rPr>
-        <w:t>深度解耦</w:t>
-      </w:r>
-      <w:r>
-        <w:rPr>
-          <w:rFonts w:ascii="Microsoft YaHei" w:eastAsia="Microsoft YaHei" w:hAnsi="Microsoft YaHei" w:cs="Microsoft YaHei" w:hint="eastAsia"/>
-          <w:sz w:val="19"/>
-          <w:lang w:eastAsia="zh-CN"/>
-        </w:rPr>
-        <w:t>：精确定位并重构耦合接口，确保剥离后功能完整独立</w:t>
-      </w:r>
-    </w:p>
-    <w:p>
-      <w:pPr>
-        <w:pStyle w:val="ListBullet"/>
-        <w:spacing w:before="75" w:after="75"/>
-      </w:pPr>
-      <w:r>
-        <w:rPr>
-          <w:rFonts w:ascii="Microsoft YaHei" w:eastAsia="Microsoft YaHei" w:hAnsi="Microsoft YaHei" w:cs="Microsoft YaHei" w:hint="eastAsia"/>
-          <w:b/>
-          <w:sz w:val="19"/>
-          <w:lang w:eastAsia="zh-CN"/>
-        </w:rPr>
-        <w:t>虚拟化通信</w:t>
-      </w:r>
-      <w:r>
-        <w:rPr>
-          <w:rFonts w:ascii="Microsoft YaHei" w:eastAsia="Microsoft YaHei" w:hAnsi="Microsoft YaHei" w:cs="Microsoft YaHei" w:hint="eastAsia"/>
-          <w:sz w:val="19"/>
-          <w:lang w:eastAsia="zh-CN"/>
-        </w:rPr>
-        <w:t>：建立宿主机与虚拟机之间稳定、安全的</w:t>
-      </w:r>
-      <w:r>
-        <w:rPr>
-          <w:sz w:val="19"/>
-        </w:rPr>
-        <w:t xml:space="preserve"> VNC </w:t>
-      </w:r>
-      <w:r>
-        <w:rPr>
-          <w:rFonts w:ascii="Microsoft YaHei" w:eastAsia="Microsoft YaHei" w:hAnsi="Microsoft YaHei" w:cs="Microsoft YaHei" w:hint="eastAsia"/>
-          <w:sz w:val="19"/>
-          <w:lang w:eastAsia="zh-CN"/>
-        </w:rPr>
-        <w:t>通信通道</w:t>
-      </w:r>
-    </w:p>
-    <w:p>
-      <w:pPr>
-        <w:pStyle w:val="ListBullet"/>
-        <w:spacing w:before="75" w:after="75"/>
-      </w:pPr>
-      <w:r>
-        <w:rPr>
-          <w:rFonts w:ascii="Microsoft YaHei" w:eastAsia="Microsoft YaHei" w:hAnsi="Microsoft YaHei" w:cs="Microsoft YaHei" w:hint="eastAsia"/>
-          <w:b/>
-          <w:sz w:val="19"/>
-          <w:lang w:eastAsia="zh-CN"/>
-        </w:rPr>
-        <w:t>资源隔离</w:t>
-      </w:r>
-      <w:r>
-        <w:rPr>
-          <w:rFonts w:ascii="Microsoft YaHei" w:eastAsia="Microsoft YaHei" w:hAnsi="Microsoft YaHei" w:cs="Microsoft YaHei" w:hint="eastAsia"/>
-          <w:sz w:val="19"/>
-          <w:lang w:eastAsia="zh-CN"/>
-        </w:rPr>
-        <w:t>：内存紧张约束下合理分配虚拟机资源，保障核心服务稳定</w:t>
-      </w:r>
-    </w:p>
-    <w:p>
-      <w:pPr>
-        <w:pStyle w:val="Heading4"/>
-        <w:spacing w:after="120"/>
-      </w:pPr>
-      <w:r>
-        <w:rPr>
-          <w:rFonts w:ascii="Microsoft YaHei" w:eastAsia="Microsoft YaHei" w:hAnsi="Microsoft YaHei" w:cs="Microsoft YaHei" w:hint="eastAsia"/>
-          <w:color w:val="2E7D32"/>
-          <w:sz w:val="21"/>
-          <w:lang w:eastAsia="zh-CN"/>
-        </w:rPr>
-        <w:t>✅ 项目成果</w:t>
-      </w:r>
-    </w:p>
-    <w:p>
-      <w:pPr>
-        <w:pStyle w:val="ListBullet"/>
-        <w:spacing w:before="75" w:after="75"/>
-      </w:pPr>
-      <w:r>
-        <w:rPr>
-          <w:rFonts w:ascii="Microsoft YaHei" w:eastAsia="Microsoft YaHei" w:hAnsi="Microsoft YaHei" w:cs="Microsoft YaHei" w:hint="eastAsia"/>
-          <w:color w:val="2E7D32"/>
-          <w:sz w:val="19"/>
-          <w:lang w:eastAsia="zh-CN"/>
-        </w:rPr>
-        <w:t>实现云简与物联网进程级隔离，支持独立版本生命周期管理</w:t>
-      </w:r>
-    </w:p>
-    <w:p>
-      <w:pPr>
-        <w:pStyle w:val="ListBullet"/>
-        <w:spacing w:before="75" w:after="75"/>
-      </w:pPr>
-      <w:r>
-        <w:rPr>
-          <w:rFonts w:ascii="Microsoft YaHei" w:eastAsia="Microsoft YaHei" w:hAnsi="Microsoft YaHei" w:cs="Microsoft YaHei" w:hint="eastAsia"/>
-          <w:color w:val="2E7D32"/>
-          <w:sz w:val="19"/>
-          <w:lang w:eastAsia="zh-CN"/>
-        </w:rPr>
-        <w:t>云简与物联网可并行开发、独立发布，版本交付周期显著缩短</w:t>
-      </w:r>
-    </w:p>
-    <w:p>
-      <w:pPr>
-        <w:pStyle w:val="ListBullet"/>
-        <w:spacing w:before="75" w:after="75"/>
-      </w:pPr>
-      <w:r>
-        <w:rPr>
-          <w:rFonts w:ascii="Microsoft YaHei" w:eastAsia="Microsoft YaHei" w:hAnsi="Microsoft YaHei" w:cs="Microsoft YaHei" w:hint="eastAsia"/>
-          <w:color w:val="2E7D32"/>
-          <w:sz w:val="19"/>
-          <w:lang w:eastAsia="zh-CN"/>
-        </w:rPr>
-        <w:t>为</w:t>
-      </w:r>
-      <w:r>
-        <w:rPr>
-          <w:color w:val="2E7D32"/>
-          <w:sz w:val="19"/>
-        </w:rPr>
-        <w:t xml:space="preserve"> WBC </w:t>
-      </w:r>
-      <w:r>
-        <w:rPr>
-          <w:rFonts w:ascii="Microsoft YaHei" w:eastAsia="Microsoft YaHei" w:hAnsi="Microsoft YaHei" w:cs="Microsoft YaHei" w:hint="eastAsia"/>
-          <w:color w:val="2E7D32"/>
-          <w:sz w:val="19"/>
-          <w:lang w:eastAsia="zh-CN"/>
-        </w:rPr>
-        <w:t>平台未来扩展其他服务提供可复制的虚拟化技术范式</w:t>
-      </w:r>
-      <w:r/>
-      <w:r/>
-    </w:p>
-    <w:p>
-      <w:pPr>
-        <w:pStyle w:val="Heading2"/>
-      </w:pPr>
-      <w:r>
-        <w:rPr>
-          <w:rFonts w:ascii="Microsoft YaHei" w:eastAsia="Microsoft YaHei" w:hAnsi="Microsoft YaHei" w:cs="Microsoft YaHei" w:hint="eastAsia"/>
-          <w:color w:val="FFFFFF"/>
-          <w:sz w:val="24"/>
-          <w:lang w:eastAsia="zh-CN"/>
-        </w:rPr>
-        <w:t>技 术 栈</w:t>
-      </w:r>
-      <w:r/>
-    </w:p>
-    <w:p>
-      <w:pPr>
-        <w:pStyle w:val="Heading4"/>
-        <w:spacing w:after="90"/>
-        <w:pBdr>
-          <w:top w:val="none" w:sz="6" w:space="0" w:color="auto"/>
-          <w:bottom w:val="none" w:sz="6" w:space="0" w:color="auto"/>
-          <w:left w:val="none" w:sz="6" w:space="0" w:color="auto"/>
-          <w:right w:val="none" w:sz="6" w:space="0" w:color="auto"/>
-        </w:pBdr>
-      </w:pPr>
-      <w:r>
-        <w:rPr>
-          <w:rFonts w:ascii="Microsoft YaHei" w:eastAsia="Microsoft YaHei" w:hAnsi="Microsoft YaHei" w:cs="Microsoft YaHei" w:hint="eastAsia"/>
-          <w:color w:val="1A1A1A"/>
-          <w:sz w:val="21"/>
-          <w:lang w:eastAsia="zh-CN"/>
-        </w:rPr>
-        <w:t>后端开发（主栈）</w:t>
-      </w:r>
-    </w:p>
-    <w:p>
-      <w:pPr/>
-      <w:r>
-        <w:rPr>
-          <w:b/>
-          <w:color w:val="666666"/>
-          <w:sz w:val="19"/>
-        </w:rPr>
-        <w:t>Node.js / TypeScript</w:t>
-      </w:r>
-      <w:r>
-        <w:rPr>
-          <w:color w:val="666666"/>
-          <w:sz w:val="19"/>
-        </w:rPr>
-        <w:t xml:space="preserve"> · Express · </w:t>
-      </w:r>
-      <w:r>
-        <w:rPr>
-          <w:rFonts w:ascii="Microsoft YaHei" w:eastAsia="Microsoft YaHei" w:hAnsi="Microsoft YaHei" w:cs="Microsoft YaHei" w:hint="eastAsia"/>
-          <w:color w:val="666666"/>
-          <w:sz w:val="19"/>
-          <w:lang w:eastAsia="zh-CN"/>
-        </w:rPr>
-        <w:t>异步编程</w:t>
-      </w:r>
-      <w:r>
-        <w:rPr>
-          <w:color w:val="666666"/>
-          <w:sz w:val="19"/>
-        </w:rPr>
-        <w:t xml:space="preserve"> · </w:t>
-      </w:r>
-      <w:r>
-        <w:rPr>
-          <w:rFonts w:ascii="Microsoft YaHei" w:eastAsia="Microsoft YaHei" w:hAnsi="Microsoft YaHei" w:cs="Microsoft YaHei" w:hint="eastAsia"/>
-          <w:color w:val="666666"/>
-          <w:sz w:val="19"/>
-          <w:lang w:eastAsia="zh-CN"/>
-        </w:rPr>
-        <w:t>微服务架构</w:t>
-      </w:r>
-      <w:r>
-        <w:rPr>
-          <w:color w:val="666666"/>
-          <w:sz w:val="19"/>
-        </w:rPr>
-        <w:t xml:space="preserve"> · RESTful API · WebSocket</w:t>
-      </w:r>
-    </w:p>
-    <w:p>
-      <w:pPr>
-        <w:pStyle w:val="Heading4"/>
-        <w:spacing w:after="90"/>
-        <w:pBdr>
-          <w:top w:val="none" w:sz="6" w:space="0" w:color="auto"/>
-          <w:bottom w:val="none" w:sz="6" w:space="0" w:color="auto"/>
-          <w:left w:val="none" w:sz="6" w:space="0" w:color="auto"/>
-          <w:right w:val="none" w:sz="6" w:space="0" w:color="auto"/>
-        </w:pBdr>
-      </w:pPr>
-      <w:r>
-        <w:rPr>
-          <w:rFonts w:ascii="Microsoft YaHei" w:eastAsia="Microsoft YaHei" w:hAnsi="Microsoft YaHei" w:cs="Microsoft YaHei" w:hint="eastAsia"/>
-          <w:color w:val="1A1A1A"/>
-          <w:sz w:val="21"/>
-          <w:lang w:eastAsia="zh-CN"/>
-        </w:rPr>
-        <w:t>容器与 DevOps（突出）</w:t>
-      </w:r>
-    </w:p>
-    <w:p>
-      <w:pPr/>
-      <w:r>
-        <w:rPr>
-          <w:b/>
-          <w:color w:val="666666"/>
-          <w:sz w:val="19"/>
-        </w:rPr>
-        <w:t>Kubernetes(K8s)</w:t>
-      </w:r>
-      <w:r>
-        <w:rPr>
-          <w:color w:val="666666"/>
-          <w:sz w:val="19"/>
-        </w:rPr>
-        <w:t xml:space="preserve"> · Docker · CI/CD · </w:t>
-      </w:r>
-      <w:r>
-        <w:rPr>
-          <w:rFonts w:ascii="Microsoft YaHei" w:eastAsia="Microsoft YaHei" w:hAnsi="Microsoft YaHei" w:cs="Microsoft YaHei" w:hint="eastAsia"/>
-          <w:color w:val="666666"/>
-          <w:sz w:val="19"/>
-          <w:lang w:eastAsia="zh-CN"/>
-        </w:rPr>
-        <w:t>配置中心</w:t>
-      </w:r>
-      <w:r>
-        <w:rPr>
-          <w:color w:val="666666"/>
-          <w:sz w:val="19"/>
-        </w:rPr>
-        <w:t xml:space="preserve"> · SonarQube</w:t>
-      </w:r>
-      <w:r>
-        <w:rPr>
-          <w:rFonts w:ascii="Microsoft YaHei" w:eastAsia="Microsoft YaHei" w:hAnsi="Microsoft YaHei" w:cs="Microsoft YaHei" w:hint="eastAsia"/>
-          <w:color w:val="666666"/>
-          <w:sz w:val="19"/>
-          <w:lang w:eastAsia="zh-CN"/>
-        </w:rPr>
-        <w:t>代码审查</w:t>
-      </w:r>
-    </w:p>
-    <w:p>
-      <w:pPr>
-        <w:pStyle w:val="Heading4"/>
-        <w:spacing w:after="90"/>
-        <w:pBdr>
-          <w:top w:val="none" w:sz="6" w:space="0" w:color="auto"/>
-          <w:bottom w:val="none" w:sz="6" w:space="0" w:color="auto"/>
-          <w:left w:val="none" w:sz="6" w:space="0" w:color="auto"/>
-          <w:right w:val="none" w:sz="6" w:space="0" w:color="auto"/>
-        </w:pBdr>
-      </w:pPr>
-      <w:r>
-        <w:rPr>
-          <w:rFonts w:ascii="Microsoft YaHei" w:eastAsia="Microsoft YaHei" w:hAnsi="Microsoft YaHei" w:cs="Microsoft YaHei" w:hint="eastAsia"/>
-          <w:color w:val="1A1A1A"/>
-          <w:sz w:val="21"/>
-          <w:lang w:eastAsia="zh-CN"/>
-        </w:rPr>
-        <w:t>数据库</w:t>
-      </w:r>
-    </w:p>
-    <w:p>
-      <w:pPr/>
-      <w:r>
-        <w:rPr>
-          <w:color w:val="666666"/>
-          <w:sz w:val="19"/>
-        </w:rPr>
-        <w:t>MongoDB</w:t>
-      </w:r>
-      <w:r>
-        <w:rPr>
-          <w:rFonts w:ascii="Microsoft YaHei" w:eastAsia="Microsoft YaHei" w:hAnsi="Microsoft YaHei" w:cs="Microsoft YaHei" w:hint="eastAsia"/>
-          <w:color w:val="666666"/>
-          <w:sz w:val="19"/>
-          <w:lang w:eastAsia="zh-CN"/>
-        </w:rPr>
-        <w:t>（分库分表</w:t>
-      </w:r>
-      <w:r>
-        <w:rPr>
-          <w:color w:val="666666"/>
-          <w:sz w:val="19"/>
-        </w:rPr>
-        <w:t>/</w:t>
-      </w:r>
-      <w:r>
-        <w:rPr>
-          <w:rFonts w:ascii="Microsoft YaHei" w:eastAsia="Microsoft YaHei" w:hAnsi="Microsoft YaHei" w:cs="Microsoft YaHei" w:hint="eastAsia"/>
-          <w:color w:val="666666"/>
-          <w:sz w:val="19"/>
-          <w:lang w:eastAsia="zh-CN"/>
-        </w:rPr>
-        <w:t>聚合管道）</w:t>
-      </w:r>
-      <w:r>
-        <w:rPr>
-          <w:color w:val="666666"/>
-          <w:sz w:val="19"/>
-        </w:rPr>
-        <w:t>· Redis</w:t>
-      </w:r>
-      <w:r>
-        <w:rPr>
-          <w:rFonts w:ascii="Microsoft YaHei" w:eastAsia="Microsoft YaHei" w:hAnsi="Microsoft YaHei" w:cs="Microsoft YaHei" w:hint="eastAsia"/>
-          <w:color w:val="666666"/>
-          <w:sz w:val="19"/>
-          <w:lang w:eastAsia="zh-CN"/>
-        </w:rPr>
-        <w:t>（分布式锁</w:t>
-      </w:r>
-      <w:r>
-        <w:rPr>
-          <w:color w:val="666666"/>
-          <w:sz w:val="19"/>
-        </w:rPr>
-        <w:t>/</w:t>
-      </w:r>
-      <w:r>
-        <w:rPr>
-          <w:rFonts w:ascii="Microsoft YaHei" w:eastAsia="Microsoft YaHei" w:hAnsi="Microsoft YaHei" w:cs="Microsoft YaHei" w:hint="eastAsia"/>
-          <w:color w:val="666666"/>
-          <w:sz w:val="19"/>
-          <w:lang w:eastAsia="zh-CN"/>
-        </w:rPr>
-        <w:t>缓存）</w:t>
-      </w:r>
-      <w:r>
-        <w:rPr>
-          <w:color w:val="666666"/>
-          <w:sz w:val="19"/>
-        </w:rPr>
-        <w:t>· MySQL</w:t>
-      </w:r>
-    </w:p>
-    <w:p>
-      <w:pPr>
-        <w:pStyle w:val="Heading4"/>
-        <w:spacing w:after="90"/>
-        <w:pBdr>
-          <w:top w:val="none" w:sz="6" w:space="0" w:color="auto"/>
-          <w:bottom w:val="none" w:sz="6" w:space="0" w:color="auto"/>
-          <w:left w:val="none" w:sz="6" w:space="0" w:color="auto"/>
-          <w:right w:val="none" w:sz="6" w:space="0" w:color="auto"/>
-        </w:pBdr>
-      </w:pPr>
-      <w:r>
-        <w:rPr>
-          <w:rFonts w:ascii="Microsoft YaHei" w:eastAsia="Microsoft YaHei" w:hAnsi="Microsoft YaHei" w:cs="Microsoft YaHei" w:hint="eastAsia"/>
-          <w:color w:val="1A1A1A"/>
-          <w:sz w:val="21"/>
-          <w:lang w:eastAsia="zh-CN"/>
-        </w:rPr>
-        <w:t>消息队列</w:t>
-      </w:r>
-    </w:p>
-    <w:p>
-      <w:pPr/>
-      <w:r>
-        <w:rPr>
-          <w:color w:val="666666"/>
-          <w:sz w:val="19"/>
-        </w:rPr>
-        <w:t>Kafka</w:t>
-      </w:r>
-      <w:r>
-        <w:rPr>
-          <w:rFonts w:ascii="Microsoft YaHei" w:eastAsia="Microsoft YaHei" w:hAnsi="Microsoft YaHei" w:cs="Microsoft YaHei" w:hint="eastAsia"/>
-          <w:color w:val="666666"/>
-          <w:sz w:val="19"/>
-          <w:lang w:eastAsia="zh-CN"/>
-        </w:rPr>
-        <w:t>（消费者组</w:t>
-      </w:r>
-      <w:r>
-        <w:rPr>
-          <w:color w:val="666666"/>
-          <w:sz w:val="19"/>
-        </w:rPr>
-        <w:t>/</w:t>
-      </w:r>
-      <w:r>
-        <w:rPr>
-          <w:rFonts w:ascii="Microsoft YaHei" w:eastAsia="Microsoft YaHei" w:hAnsi="Microsoft YaHei" w:cs="Microsoft YaHei" w:hint="eastAsia"/>
-          <w:color w:val="666666"/>
-          <w:sz w:val="19"/>
-          <w:lang w:eastAsia="zh-CN"/>
-        </w:rPr>
-        <w:t>分区</w:t>
-      </w:r>
-      <w:r>
-        <w:rPr>
-          <w:color w:val="666666"/>
-          <w:sz w:val="19"/>
-        </w:rPr>
-        <w:t>/</w:t>
-      </w:r>
-      <w:r>
-        <w:rPr>
-          <w:rFonts w:ascii="Microsoft YaHei" w:eastAsia="Microsoft YaHei" w:hAnsi="Microsoft YaHei" w:cs="Microsoft YaHei" w:hint="eastAsia"/>
-          <w:color w:val="666666"/>
-          <w:sz w:val="19"/>
-          <w:lang w:eastAsia="zh-CN"/>
-        </w:rPr>
-        <w:t>消息路由）</w:t>
-      </w:r>
-      <w:r>
-        <w:rPr>
-          <w:color w:val="666666"/>
-          <w:sz w:val="19"/>
-        </w:rPr>
-        <w:t xml:space="preserve">· RabbitMQ · </w:t>
-      </w:r>
-      <w:r>
-        <w:rPr>
-          <w:rFonts w:ascii="Microsoft YaHei" w:eastAsia="Microsoft YaHei" w:hAnsi="Microsoft YaHei" w:cs="Microsoft YaHei" w:hint="eastAsia"/>
-          <w:color w:val="666666"/>
-          <w:sz w:val="19"/>
-          <w:lang w:eastAsia="zh-CN"/>
-        </w:rPr>
-        <w:t>消息可靠性保障</w:t>
-      </w:r>
-    </w:p>
-    <w:p>
-      <w:pPr>
-        <w:pStyle w:val="Heading4"/>
-        <w:spacing w:after="90"/>
-        <w:pBdr>
-          <w:top w:val="none" w:sz="6" w:space="0" w:color="auto"/>
-          <w:bottom w:val="none" w:sz="6" w:space="0" w:color="auto"/>
-          <w:left w:val="none" w:sz="6" w:space="0" w:color="auto"/>
-          <w:right w:val="none" w:sz="6" w:space="0" w:color="auto"/>
-        </w:pBdr>
-      </w:pPr>
-      <w:r>
-        <w:rPr>
-          <w:rFonts w:ascii="Microsoft YaHei" w:eastAsia="Microsoft YaHei" w:hAnsi="Microsoft YaHei" w:cs="Microsoft YaHei" w:hint="eastAsia"/>
-          <w:color w:val="1A1A1A"/>
-          <w:sz w:val="21"/>
-          <w:lang w:eastAsia="zh-CN"/>
-        </w:rPr>
-        <w:t>系统编程与网络</w:t>
-      </w:r>
-    </w:p>
-    <w:p>
-      <w:pPr/>
-      <w:r>
-        <w:rPr>
-          <w:color w:val="666666"/>
-          <w:sz w:val="19"/>
-        </w:rPr>
-        <w:t xml:space="preserve">node-ffi </w:t>
-      </w:r>
-      <w:r>
-        <w:rPr>
-          <w:rFonts w:ascii="Microsoft YaHei" w:eastAsia="Microsoft YaHei" w:hAnsi="Microsoft YaHei" w:cs="Microsoft YaHei" w:hint="eastAsia"/>
-          <w:color w:val="666666"/>
-          <w:sz w:val="19"/>
-          <w:lang w:eastAsia="zh-CN"/>
-        </w:rPr>
-        <w:t>调用</w:t>
-      </w:r>
-      <w:r>
-        <w:rPr>
-          <w:color w:val="666666"/>
-          <w:sz w:val="19"/>
-        </w:rPr>
-        <w:t xml:space="preserve"> C </w:t>
-      </w:r>
-      <w:r>
-        <w:rPr>
-          <w:rFonts w:ascii="Microsoft YaHei" w:eastAsia="Microsoft YaHei" w:hAnsi="Microsoft YaHei" w:cs="Microsoft YaHei" w:hint="eastAsia"/>
-          <w:color w:val="666666"/>
-          <w:sz w:val="19"/>
-          <w:lang w:eastAsia="zh-CN"/>
-        </w:rPr>
-        <w:t>语言</w:t>
-      </w:r>
-      <w:r>
-        <w:rPr>
-          <w:color w:val="666666"/>
-          <w:sz w:val="19"/>
-        </w:rPr>
-        <w:t xml:space="preserve"> .so </w:t>
-      </w:r>
-      <w:r>
-        <w:rPr>
-          <w:rFonts w:ascii="Microsoft YaHei" w:eastAsia="Microsoft YaHei" w:hAnsi="Microsoft YaHei" w:cs="Microsoft YaHei" w:hint="eastAsia"/>
-          <w:color w:val="666666"/>
-          <w:sz w:val="19"/>
-          <w:lang w:eastAsia="zh-CN"/>
-        </w:rPr>
-        <w:t>动态库</w:t>
-      </w:r>
-      <w:r>
-        <w:rPr>
-          <w:color w:val="666666"/>
-          <w:sz w:val="19"/>
-        </w:rPr>
-        <w:t xml:space="preserve"> · </w:t>
-      </w:r>
-      <w:r>
-        <w:rPr>
-          <w:rFonts w:ascii="Microsoft YaHei" w:eastAsia="Microsoft YaHei" w:hAnsi="Microsoft YaHei" w:cs="Microsoft YaHei" w:hint="eastAsia"/>
-          <w:b/>
-          <w:color w:val="666666"/>
-          <w:sz w:val="19"/>
-          <w:lang w:eastAsia="zh-CN"/>
-        </w:rPr>
-        <w:t>TCP/IP 网络协议</w:t>
-      </w:r>
-      <w:r>
-        <w:rPr>
-          <w:color w:val="666666"/>
-          <w:sz w:val="19"/>
-        </w:rPr>
-        <w:t xml:space="preserve"> · Netconf · Linux</w:t>
-      </w:r>
-    </w:p>
-    <w:p>
-      <w:pPr>
-        <w:pStyle w:val="Heading4"/>
-        <w:spacing w:after="90"/>
-        <w:pBdr>
-          <w:top w:val="none" w:sz="6" w:space="0" w:color="auto"/>
-          <w:bottom w:val="none" w:sz="6" w:space="0" w:color="auto"/>
-          <w:left w:val="none" w:sz="6" w:space="0" w:color="auto"/>
-          <w:right w:val="none" w:sz="6" w:space="0" w:color="auto"/>
-        </w:pBdr>
-      </w:pPr>
-      <w:r>
-        <w:rPr>
-          <w:rFonts w:ascii="Microsoft YaHei" w:eastAsia="Microsoft YaHei" w:hAnsi="Microsoft YaHei" w:cs="Microsoft YaHei" w:hint="eastAsia"/>
-          <w:color w:val="1A1A1A"/>
-          <w:sz w:val="21"/>
-          <w:lang w:eastAsia="zh-CN"/>
-        </w:rPr>
-        <w:t>工具链</w:t>
-      </w:r>
-    </w:p>
-    <w:p>
-      <w:pPr/>
-      <w:r>
-        <w:rPr>
-          <w:color w:val="666666"/>
-          <w:sz w:val="19"/>
-        </w:rPr>
-        <w:t>Git · MongoDB/Redis/K8s</w:t>
-      </w:r>
-      <w:r>
-        <w:rPr>
-          <w:rFonts w:ascii="Microsoft YaHei" w:eastAsia="Microsoft YaHei" w:hAnsi="Microsoft YaHei" w:cs="Microsoft YaHei" w:hint="eastAsia"/>
-          <w:color w:val="666666"/>
-          <w:sz w:val="19"/>
-          <w:lang w:eastAsia="zh-CN"/>
-        </w:rPr>
-        <w:t>集群调试</w:t>
-      </w:r>
-      <w:r>
-        <w:rPr>
-          <w:color w:val="666666"/>
-          <w:sz w:val="19"/>
-        </w:rPr>
-        <w:t xml:space="preserve"> · Shell</w:t>
-      </w:r>
-      <w:r>
-        <w:rPr>
-          <w:rFonts w:ascii="Microsoft YaHei" w:eastAsia="Microsoft YaHei" w:hAnsi="Microsoft YaHei" w:cs="Microsoft YaHei" w:hint="eastAsia"/>
-          <w:color w:val="666666"/>
-          <w:sz w:val="19"/>
-          <w:lang w:eastAsia="zh-CN"/>
-        </w:rPr>
-        <w:t>脚本</w:t>
-      </w:r>
-      <w:r>
-        <w:rPr>
-          <w:color w:val="666666"/>
-          <w:sz w:val="19"/>
-        </w:rPr>
-        <w:t xml:space="preserve"> · SonarQube</w:t>
-      </w:r>
-      <w:r/>
-    </w:p>
-    <w:p>
-      <w:pPr>
-        <w:pStyle w:val="Heading2"/>
-      </w:pPr>
-      <w:r>
-        <w:rPr>
-          <w:rFonts w:ascii="Microsoft YaHei" w:eastAsia="Microsoft YaHei" w:hAnsi="Microsoft YaHei" w:cs="Microsoft YaHei" w:hint="eastAsia"/>
-          <w:color w:val="FFFFFF"/>
-          <w:sz w:val="24"/>
-          <w:lang w:eastAsia="zh-CN"/>
-        </w:rPr>
-        <w:t>竞 赛 与 获 奖</w:t>
-      </w:r>
-      <w:r/>
-    </w:p>
-    <w:tbl>
-      <w:tblPr>
-        <w:tblW w:type="pct" w:w="5000"/>
-        <w:tblLook w:firstColumn="1" w:firstRow="1" w:lastColumn="0" w:lastRow="0" w:noHBand="0" w:noVBand="1" w:val="04A0"/>
-        <w:tblLayout w:type="autofit"/>
-      </w:tblPr>
-      <w:tblGrid>
-        <w:gridCol w:w="2880"/>
-        <w:gridCol w:w="2880"/>
-        <w:gridCol w:w="2880"/>
-      </w:tblGrid>
-      <w:tr>
-        <w:tc>
-          <w:tcPr>
-            <w:tcW w:type="dxa" w:w="2880"/>
-            <w:tcBorders>
-              <w:top w:val="single" w:sz="6" w:space="0" w:color="DDDDDD"/>
-              <w:bottom w:val="single" w:sz="6" w:space="0" w:color="DDDDDD"/>
-              <w:left w:val="single" w:sz="6" w:space="0" w:color="DDDDDD"/>
-              <w:right w:val="single" w:sz="6" w:space="0" w:color="DDDDDD"/>
-            </w:tcBorders>
-            <w:shd w:val="clear" w:color="auto" w:fill="F5F5F5"/>
-            <w:vAlign w:val="center"/>
-            <w:tcMar>
-              <w:top w:w="150" w:type="dxa"/>
-              <w:bottom w:w="150" w:type="dxa"/>
-              <w:left w:w="180" w:type="dxa"/>
-              <w:right w:w="180" w:type="dxa"/>
-            </w:tcMar>
-          </w:tcPr>
-          <w:p>
-            <w:pPr>
-              <w:jc w:val="left"/>
-              <w:spacing w:line="240" w:lineRule="auto" w:before="60" w:after="60"/>
-            </w:pPr>
-            <w:r>
-              <w:rPr>
-                <w:b/>
-              </w:rPr>
-              <w:t>时间</w:t>
-            </w:r>
-          </w:p>
-        </w:tc>
-        <w:tc>
-          <w:tcPr>
-            <w:tcW w:type="dxa" w:w="2880"/>
-            <w:tcBorders>
-              <w:top w:val="single" w:sz="6" w:space="0" w:color="DDDDDD"/>
-              <w:bottom w:val="single" w:sz="6" w:space="0" w:color="DDDDDD"/>
-              <w:left w:val="single" w:sz="6" w:space="0" w:color="DDDDDD"/>
-              <w:right w:val="single" w:sz="6" w:space="0" w:color="DDDDDD"/>
-            </w:tcBorders>
-            <w:shd w:val="clear" w:color="auto" w:fill="F5F5F5"/>
-            <w:vAlign w:val="center"/>
-            <w:tcMar>
-              <w:top w:w="150" w:type="dxa"/>
-              <w:bottom w:w="150" w:type="dxa"/>
-              <w:left w:w="180" w:type="dxa"/>
-              <w:right w:w="180" w:type="dxa"/>
-            </w:tcMar>
-          </w:tcPr>
-          <w:p>
-            <w:pPr>
-              <w:jc w:val="left"/>
-              <w:spacing w:line="240" w:lineRule="auto" w:before="60" w:after="60"/>
-            </w:pPr>
-            <w:r>
-              <w:rPr>
-                <w:b/>
-              </w:rPr>
-              <w:t>级别</w:t>
-            </w:r>
-          </w:p>
-        </w:tc>
-        <w:tc>
-          <w:tcPr>
-            <w:tcW w:type="dxa" w:w="2880"/>
-            <w:tcBorders>
-              <w:top w:val="single" w:sz="6" w:space="0" w:color="DDDDDD"/>
-              <w:bottom w:val="single" w:sz="6" w:space="0" w:color="DDDDDD"/>
-              <w:left w:val="single" w:sz="6" w:space="0" w:color="DDDDDD"/>
-              <w:right w:val="single" w:sz="6" w:space="0" w:color="DDDDDD"/>
-            </w:tcBorders>
-            <w:shd w:val="clear" w:color="auto" w:fill="F5F5F5"/>
-            <w:vAlign w:val="center"/>
-            <w:tcMar>
-              <w:top w:w="150" w:type="dxa"/>
-              <w:bottom w:w="150" w:type="dxa"/>
-              <w:left w:w="180" w:type="dxa"/>
-              <w:right w:w="180" w:type="dxa"/>
-            </w:tcMar>
-          </w:tcPr>
-          <w:p>
-            <w:pPr>
-              <w:jc w:val="left"/>
-              <w:spacing w:line="240" w:lineRule="auto" w:before="60" w:after="60"/>
-            </w:pPr>
-            <w:r>
-              <w:rPr>
-                <w:b/>
-              </w:rPr>
-              <w:t>奖项</w:t>
-            </w:r>
-          </w:p>
-        </w:tc>
-      </w:tr>
-      <w:tr>
-        <w:tc>
-          <w:tcPr>
-            <w:tcW w:type="dxa" w:w="2880"/>
-            <w:tcBorders>
-              <w:top w:val="single" w:sz="6" w:space="0" w:color="DDDDDD"/>
-              <w:bottom w:val="single" w:sz="6" w:space="0" w:color="DDDDDD"/>
-              <w:left w:val="single" w:sz="6" w:space="0" w:color="DDDDDD"/>
-              <w:right w:val="single" w:sz="6" w:space="0" w:color="DDDDDD"/>
-            </w:tcBorders>
-            <w:vAlign w:val="center"/>
-            <w:tcMar>
-              <w:top w:w="150" w:type="dxa"/>
-              <w:bottom w:w="150" w:type="dxa"/>
-              <w:left w:w="180" w:type="dxa"/>
-              <w:right w:w="180" w:type="dxa"/>
-            </w:tcMar>
-          </w:tcPr>
-          <w:p>
-            <w:pPr>
-              <w:jc w:val="left"/>
-              <w:spacing w:line="240" w:lineRule="auto" w:before="60" w:after="60"/>
-            </w:pPr>
-            <w:r>
-              <w:t>2021.09</w:t>
-            </w:r>
-          </w:p>
-        </w:tc>
-        <w:tc>
-          <w:tcPr>
-            <w:tcW w:type="dxa" w:w="2880"/>
-            <w:tcBorders>
-              <w:top w:val="single" w:sz="6" w:space="0" w:color="DDDDDD"/>
-              <w:bottom w:val="single" w:sz="6" w:space="0" w:color="DDDDDD"/>
-              <w:left w:val="single" w:sz="6" w:space="0" w:color="DDDDDD"/>
-              <w:right w:val="single" w:sz="6" w:space="0" w:color="DDDDDD"/>
-            </w:tcBorders>
-            <w:vAlign w:val="center"/>
-            <w:tcMar>
-              <w:top w:w="150" w:type="dxa"/>
-              <w:bottom w:w="150" w:type="dxa"/>
-              <w:left w:w="180" w:type="dxa"/>
-              <w:right w:w="180" w:type="dxa"/>
-            </w:tcMar>
-          </w:tcPr>
-          <w:p>
-            <w:pPr>
-              <w:jc w:val="left"/>
-              <w:spacing w:line="240" w:lineRule="auto" w:before="60" w:after="60"/>
-            </w:pPr>
-            <w:r>
-              <w:t>校级</w:t>
-            </w:r>
-          </w:p>
-        </w:tc>
-        <w:tc>
-          <w:tcPr>
-            <w:tcW w:type="dxa" w:w="2880"/>
-            <w:tcBorders>
-              <w:top w:val="single" w:sz="6" w:space="0" w:color="DDDDDD"/>
-              <w:bottom w:val="single" w:sz="6" w:space="0" w:color="DDDDDD"/>
-              <w:left w:val="single" w:sz="6" w:space="0" w:color="DDDDDD"/>
-              <w:right w:val="single" w:sz="6" w:space="0" w:color="DDDDDD"/>
-            </w:tcBorders>
-            <w:vAlign w:val="center"/>
-            <w:tcMar>
-              <w:top w:w="150" w:type="dxa"/>
-              <w:bottom w:w="150" w:type="dxa"/>
-              <w:left w:w="180" w:type="dxa"/>
-              <w:right w:w="180" w:type="dxa"/>
-            </w:tcMar>
-          </w:tcPr>
-          <w:p>
-            <w:pPr>
-              <w:jc w:val="left"/>
-              <w:spacing w:line="240" w:lineRule="auto" w:before="60" w:after="60"/>
-            </w:pPr>
-            <w:r>
-              <w:t>研究生一等奖学金（</w:t>
-            </w:r>
-            <w:r>
-              <w:t xml:space="preserve"> </w:t>
-            </w:r>
-            <w:r>
-              <w:t>TOP 2%</w:t>
-            </w:r>
-            <w:r>
-              <w:t xml:space="preserve"> </w:t>
-            </w:r>
-            <w:r>
-              <w:t>）</w:t>
-            </w:r>
-          </w:p>
-        </w:tc>
-      </w:tr>
-      <w:tr>
-        <w:tc>
-          <w:tcPr>
-            <w:tcW w:type="dxa" w:w="2880"/>
-            <w:tcBorders>
-              <w:top w:val="single" w:sz="6" w:space="0" w:color="DDDDDD"/>
-              <w:bottom w:val="single" w:sz="6" w:space="0" w:color="DDDDDD"/>
-              <w:left w:val="single" w:sz="6" w:space="0" w:color="DDDDDD"/>
-              <w:right w:val="single" w:sz="6" w:space="0" w:color="DDDDDD"/>
-            </w:tcBorders>
-            <w:vAlign w:val="center"/>
-            <w:tcMar>
-              <w:top w:w="150" w:type="dxa"/>
-              <w:bottom w:w="150" w:type="dxa"/>
-              <w:left w:w="180" w:type="dxa"/>
-              <w:right w:w="180" w:type="dxa"/>
-            </w:tcMar>
-          </w:tcPr>
-          <w:p>
-            <w:pPr>
-              <w:jc w:val="left"/>
-              <w:spacing w:line="240" w:lineRule="auto" w:before="60" w:after="60"/>
-            </w:pPr>
-            <w:r>
-              <w:t>2019.09</w:t>
-            </w:r>
-          </w:p>
-        </w:tc>
-        <w:tc>
-          <w:tcPr>
-            <w:tcW w:type="dxa" w:w="2880"/>
-            <w:tcBorders>
-              <w:top w:val="single" w:sz="6" w:space="0" w:color="DDDDDD"/>
-              <w:bottom w:val="single" w:sz="6" w:space="0" w:color="DDDDDD"/>
-              <w:left w:val="single" w:sz="6" w:space="0" w:color="DDDDDD"/>
-              <w:right w:val="single" w:sz="6" w:space="0" w:color="DDDDDD"/>
-            </w:tcBorders>
-            <w:vAlign w:val="center"/>
-            <w:tcMar>
-              <w:top w:w="150" w:type="dxa"/>
-              <w:bottom w:w="150" w:type="dxa"/>
-              <w:left w:w="180" w:type="dxa"/>
-              <w:right w:w="180" w:type="dxa"/>
-            </w:tcMar>
-          </w:tcPr>
-          <w:p>
-            <w:pPr>
-              <w:jc w:val="left"/>
-              <w:spacing w:line="240" w:lineRule="auto" w:before="60" w:after="60"/>
-            </w:pPr>
-            <w:r>
-              <w:t>国家级</w:t>
-            </w:r>
-          </w:p>
-        </w:tc>
-        <w:tc>
-          <w:tcPr>
-            <w:tcW w:type="dxa" w:w="2880"/>
-            <w:tcBorders>
-              <w:top w:val="single" w:sz="6" w:space="0" w:color="DDDDDD"/>
-              <w:bottom w:val="single" w:sz="6" w:space="0" w:color="DDDDDD"/>
-              <w:left w:val="single" w:sz="6" w:space="0" w:color="DDDDDD"/>
-              <w:right w:val="single" w:sz="6" w:space="0" w:color="DDDDDD"/>
-            </w:tcBorders>
-            <w:vAlign w:val="center"/>
-            <w:tcMar>
-              <w:top w:w="150" w:type="dxa"/>
-              <w:bottom w:w="150" w:type="dxa"/>
-              <w:left w:w="180" w:type="dxa"/>
-              <w:right w:w="180" w:type="dxa"/>
-            </w:tcMar>
-          </w:tcPr>
-          <w:p>
-            <w:pPr>
-              <w:jc w:val="left"/>
-              <w:spacing w:line="240" w:lineRule="auto" w:before="60" w:after="60"/>
-            </w:pPr>
-            <w:r>
-              <w:t>第</w:t>
-            </w:r>
-            <w:r>
-              <w:t xml:space="preserve"> </w:t>
-            </w:r>
-            <w:r>
-              <w:t>13</w:t>
-            </w:r>
-            <w:r>
-              <w:t xml:space="preserve"> </w:t>
-            </w:r>
-            <w:r>
-              <w:t>届</w:t>
-            </w:r>
-            <w:r>
-              <w:t xml:space="preserve"> </w:t>
-            </w:r>
-            <w:r>
-              <w:t>"</w:t>
-            </w:r>
-            <w:r>
-              <w:t xml:space="preserve"> </w:t>
-            </w:r>
-            <w:r>
-              <w:t>西门子杯</w:t>
-            </w:r>
-            <w:r>
-              <w:t xml:space="preserve"> </w:t>
-            </w:r>
-            <w:r>
-              <w:t>"</w:t>
-            </w:r>
-            <w:r>
-              <w:t xml:space="preserve"> </w:t>
-            </w:r>
-            <w:r>
-              <w:t>中国智能制造挑战赛全国总决赛</w:t>
-            </w:r>
-            <w:r>
-              <w:t xml:space="preserve"> </w:t>
-            </w:r>
-            <w:r>
-              <w:rPr>
-                <w:b/>
-              </w:rPr>
-              <w:t>特等奖</w:t>
-            </w:r>
-          </w:p>
-        </w:tc>
-      </w:tr>
-      <w:tr>
-        <w:tc>
-          <w:tcPr>
-            <w:tcW w:type="dxa" w:w="2880"/>
-            <w:tcBorders>
-              <w:top w:val="single" w:sz="6" w:space="0" w:color="DDDDDD"/>
-              <w:bottom w:val="single" w:sz="6" w:space="0" w:color="DDDDDD"/>
-              <w:left w:val="single" w:sz="6" w:space="0" w:color="DDDDDD"/>
-              <w:right w:val="single" w:sz="6" w:space="0" w:color="DDDDDD"/>
-            </w:tcBorders>
-            <w:vAlign w:val="center"/>
-            <w:tcMar>
-              <w:top w:w="150" w:type="dxa"/>
-              <w:bottom w:w="150" w:type="dxa"/>
-              <w:left w:w="180" w:type="dxa"/>
-              <w:right w:w="180" w:type="dxa"/>
-            </w:tcMar>
-          </w:tcPr>
-          <w:p>
-            <w:pPr>
-              <w:jc w:val="left"/>
-              <w:spacing w:line="240" w:lineRule="auto" w:before="60" w:after="60"/>
-            </w:pPr>
-            <w:r>
-              <w:t>2021.07</w:t>
-            </w:r>
-          </w:p>
-        </w:tc>
-        <w:tc>
-          <w:tcPr>
-            <w:tcW w:type="dxa" w:w="2880"/>
-            <w:tcBorders>
-              <w:top w:val="single" w:sz="6" w:space="0" w:color="DDDDDD"/>
-              <w:bottom w:val="single" w:sz="6" w:space="0" w:color="DDDDDD"/>
-              <w:left w:val="single" w:sz="6" w:space="0" w:color="DDDDDD"/>
-              <w:right w:val="single" w:sz="6" w:space="0" w:color="DDDDDD"/>
-            </w:tcBorders>
-            <w:vAlign w:val="center"/>
-            <w:tcMar>
-              <w:top w:w="150" w:type="dxa"/>
-              <w:bottom w:w="150" w:type="dxa"/>
-              <w:left w:w="180" w:type="dxa"/>
-              <w:right w:w="180" w:type="dxa"/>
-            </w:tcMar>
-          </w:tcPr>
-          <w:p>
-            <w:pPr>
-              <w:jc w:val="left"/>
-              <w:spacing w:line="240" w:lineRule="auto" w:before="60" w:after="60"/>
-            </w:pPr>
-            <w:r>
-              <w:t>国家级</w:t>
-            </w:r>
-          </w:p>
-        </w:tc>
-        <w:tc>
-          <w:tcPr>
-            <w:tcW w:type="dxa" w:w="2880"/>
-            <w:tcBorders>
-              <w:top w:val="single" w:sz="6" w:space="0" w:color="DDDDDD"/>
-              <w:bottom w:val="single" w:sz="6" w:space="0" w:color="DDDDDD"/>
-              <w:left w:val="single" w:sz="6" w:space="0" w:color="DDDDDD"/>
-              <w:right w:val="single" w:sz="6" w:space="0" w:color="DDDDDD"/>
-            </w:tcBorders>
-            <w:vAlign w:val="center"/>
-            <w:tcMar>
-              <w:top w:w="150" w:type="dxa"/>
-              <w:bottom w:w="150" w:type="dxa"/>
-              <w:left w:w="180" w:type="dxa"/>
-              <w:right w:w="180" w:type="dxa"/>
-            </w:tcMar>
-          </w:tcPr>
-          <w:p>
-            <w:pPr>
-              <w:jc w:val="left"/>
-              <w:spacing w:line="240" w:lineRule="auto" w:before="60" w:after="60"/>
-            </w:pPr>
-            <w:r>
-              <w:t>第</w:t>
-            </w:r>
-            <w:r>
-              <w:t xml:space="preserve"> </w:t>
-            </w:r>
-            <w:r>
-              <w:t>13</w:t>
-            </w:r>
-            <w:r>
-              <w:t xml:space="preserve"> </w:t>
-            </w:r>
-            <w:r>
-              <w:t>届</w:t>
-            </w:r>
-            <w:r>
-              <w:t xml:space="preserve"> </w:t>
-            </w:r>
-            <w:r>
-              <w:t>"</w:t>
-            </w:r>
-            <w:r>
-              <w:t xml:space="preserve"> </w:t>
-            </w:r>
-            <w:r>
-              <w:t>电工杯</w:t>
-            </w:r>
-            <w:r>
-              <w:t xml:space="preserve"> </w:t>
-            </w:r>
-            <w:r>
-              <w:t>"</w:t>
-            </w:r>
-            <w:r>
-              <w:t xml:space="preserve"> </w:t>
-            </w:r>
-            <w:r>
-              <w:t>中国大学生数学建模竞赛</w:t>
-            </w:r>
-            <w:r>
-              <w:t xml:space="preserve"> </w:t>
-            </w:r>
-            <w:r>
-              <w:rPr>
-                <w:b/>
-              </w:rPr>
-              <w:t>二等奖</w:t>
-            </w:r>
-          </w:p>
-        </w:tc>
-      </w:tr>
-      <w:tr>
-        <w:tc>
-          <w:tcPr>
-            <w:tcW w:type="dxa" w:w="2880"/>
-            <w:tcBorders>
-              <w:top w:val="single" w:sz="6" w:space="0" w:color="DDDDDD"/>
-              <w:bottom w:val="single" w:sz="6" w:space="0" w:color="DDDDDD"/>
-              <w:left w:val="single" w:sz="6" w:space="0" w:color="DDDDDD"/>
-              <w:right w:val="single" w:sz="6" w:space="0" w:color="DDDDDD"/>
-            </w:tcBorders>
-            <w:vAlign w:val="center"/>
-            <w:tcMar>
-              <w:top w:w="150" w:type="dxa"/>
-              <w:bottom w:w="150" w:type="dxa"/>
-              <w:left w:w="180" w:type="dxa"/>
-              <w:right w:w="180" w:type="dxa"/>
-            </w:tcMar>
-          </w:tcPr>
-          <w:p>
-            <w:pPr>
-              <w:jc w:val="left"/>
-              <w:spacing w:line="240" w:lineRule="auto" w:before="60" w:after="60"/>
-            </w:pPr>
-            <w:r>
-              <w:t>2021.05</w:t>
-            </w:r>
-          </w:p>
-        </w:tc>
-        <w:tc>
-          <w:tcPr>
-            <w:tcW w:type="dxa" w:w="2880"/>
-            <w:tcBorders>
-              <w:top w:val="single" w:sz="6" w:space="0" w:color="DDDDDD"/>
-              <w:bottom w:val="single" w:sz="6" w:space="0" w:color="DDDDDD"/>
-              <w:left w:val="single" w:sz="6" w:space="0" w:color="DDDDDD"/>
-              <w:right w:val="single" w:sz="6" w:space="0" w:color="DDDDDD"/>
-            </w:tcBorders>
-            <w:vAlign w:val="center"/>
-            <w:tcMar>
-              <w:top w:w="150" w:type="dxa"/>
-              <w:bottom w:w="150" w:type="dxa"/>
-              <w:left w:w="180" w:type="dxa"/>
-              <w:right w:w="180" w:type="dxa"/>
-            </w:tcMar>
-          </w:tcPr>
-          <w:p>
-            <w:pPr>
-              <w:jc w:val="left"/>
-              <w:spacing w:line="240" w:lineRule="auto" w:before="60" w:after="60"/>
-            </w:pPr>
-            <w:r>
-              <w:t>省部级</w:t>
-            </w:r>
-          </w:p>
-        </w:tc>
-        <w:tc>
-          <w:tcPr>
-            <w:tcW w:type="dxa" w:w="2880"/>
-            <w:tcBorders>
-              <w:top w:val="single" w:sz="6" w:space="0" w:color="DDDDDD"/>
-              <w:bottom w:val="single" w:sz="6" w:space="0" w:color="DDDDDD"/>
-              <w:left w:val="single" w:sz="6" w:space="0" w:color="DDDDDD"/>
-              <w:right w:val="single" w:sz="6" w:space="0" w:color="DDDDDD"/>
-            </w:tcBorders>
-            <w:vAlign w:val="center"/>
-            <w:tcMar>
-              <w:top w:w="150" w:type="dxa"/>
-              <w:bottom w:w="150" w:type="dxa"/>
-              <w:left w:w="180" w:type="dxa"/>
-              <w:right w:w="180" w:type="dxa"/>
-            </w:tcMar>
-          </w:tcPr>
-          <w:p>
-            <w:pPr>
-              <w:jc w:val="left"/>
-              <w:spacing w:line="240" w:lineRule="auto" w:before="60" w:after="60"/>
-            </w:pPr>
-            <w:r>
-              <w:t>第</w:t>
-            </w:r>
-            <w:r>
-              <w:t xml:space="preserve"> </w:t>
-            </w:r>
-            <w:r>
-              <w:t>13</w:t>
-            </w:r>
-            <w:r>
-              <w:t xml:space="preserve"> </w:t>
-            </w:r>
-            <w:r>
-              <w:t>届</w:t>
-            </w:r>
-            <w:r>
-              <w:t xml:space="preserve"> </w:t>
-            </w:r>
-            <w:r>
-              <w:t>"</w:t>
-            </w:r>
-            <w:r>
-              <w:t xml:space="preserve"> </w:t>
-            </w:r>
-            <w:r>
-              <w:t>蓝桥杯</w:t>
-            </w:r>
-            <w:r>
-              <w:t xml:space="preserve"> </w:t>
-            </w:r>
-            <w:r>
-              <w:t>"C/C++</w:t>
-            </w:r>
-            <w:r>
-              <w:t xml:space="preserve"> </w:t>
-            </w:r>
-            <w:r>
-              <w:t>程序设计研究生组</w:t>
-            </w:r>
-            <w:r>
-              <w:t xml:space="preserve"> </w:t>
-            </w:r>
-            <w:r>
-              <w:rPr>
-                <w:b/>
-              </w:rPr>
-              <w:t>二等奖</w:t>
-            </w:r>
-          </w:p>
-        </w:tc>
-      </w:tr>
-    </w:tbl>
-    <w:p>
-      <w:r/>
-    </w:p>
-    <w:p>
-      <w:pPr>
-        <w:pStyle w:val="Heading2"/>
-      </w:pPr>
-      <w:r>
-        <w:rPr>
-          <w:rFonts w:ascii="Microsoft YaHei" w:eastAsia="Microsoft YaHei" w:hAnsi="Microsoft YaHei" w:cs="Microsoft YaHei" w:hint="eastAsia"/>
-          <w:color w:val="FFFFFF"/>
-          <w:sz w:val="24"/>
-          <w:lang w:eastAsia="zh-CN"/>
-        </w:rPr>
-        <w:t>自 我 评 价</w:t>
-      </w:r>
-      <w:r/>
-    </w:p>
-    <w:p>
-      <w:pPr>
-        <w:pStyle w:val="ListBullet"/>
-      </w:pPr>
-      <w:r>
-        <w:rPr>
-          <w:rFonts w:ascii="Microsoft YaHei" w:eastAsia="Microsoft YaHei" w:hAnsi="Microsoft YaHei" w:cs="Microsoft YaHei" w:hint="eastAsia"/>
-          <w:b/>
-          <w:lang w:eastAsia="zh-CN"/>
-        </w:rPr>
-        <w:t>Node.js/TS 全栈能力</w:t>
-      </w:r>
-      <w:r>
-        <w:rPr>
-          <w:rFonts w:ascii="Microsoft YaHei" w:eastAsia="Microsoft YaHei" w:hAnsi="Microsoft YaHei" w:cs="Microsoft YaHei" w:hint="eastAsia"/>
-          <w:lang w:eastAsia="zh-CN"/>
-        </w:rPr>
-        <w:t>：</w:t>
-      </w:r>
-      <w:r>
-        <w:t xml:space="preserve">3 </w:t>
-      </w:r>
-      <w:r>
-        <w:rPr>
-          <w:rFonts w:ascii="Microsoft YaHei" w:eastAsia="Microsoft YaHei" w:hAnsi="Microsoft YaHei" w:cs="Microsoft YaHei" w:hint="eastAsia"/>
-          <w:lang w:eastAsia="zh-CN"/>
-        </w:rPr>
-        <w:t>年</w:t>
-      </w:r>
-      <w:r>
-        <w:t xml:space="preserve"> Node.js </w:t>
-      </w:r>
-      <w:r>
-        <w:rPr>
-          <w:rFonts w:ascii="Microsoft YaHei" w:eastAsia="Microsoft YaHei" w:hAnsi="Microsoft YaHei" w:cs="Microsoft YaHei" w:hint="eastAsia"/>
-          <w:lang w:eastAsia="zh-CN"/>
-        </w:rPr>
-        <w:t>微服务开发经验，精通</w:t>
-      </w:r>
-      <w:r>
-        <w:t xml:space="preserve"> MongoDB/Redis/Kafka </w:t>
-      </w:r>
-      <w:r>
-        <w:rPr>
-          <w:rFonts w:ascii="Microsoft YaHei" w:eastAsia="Microsoft YaHei" w:hAnsi="Microsoft YaHei" w:cs="Microsoft YaHei" w:hint="eastAsia"/>
-          <w:lang w:eastAsia="zh-CN"/>
-        </w:rPr>
-        <w:t>等中间件，具备前后端开发能力</w:t>
-      </w:r>
-    </w:p>
-    <w:p>
-      <w:pPr>
-        <w:pStyle w:val="ListBullet"/>
-      </w:pPr>
-      <w:r>
-        <w:rPr>
-          <w:rFonts w:ascii="Microsoft YaHei" w:eastAsia="Microsoft YaHei" w:hAnsi="Microsoft YaHei" w:cs="Microsoft YaHei" w:hint="eastAsia"/>
-          <w:b/>
-          <w:lang w:eastAsia="zh-CN"/>
-        </w:rPr>
-        <w:t>复杂系统维护</w:t>
-      </w:r>
-      <w:r>
-        <w:rPr>
-          <w:rFonts w:ascii="Microsoft YaHei" w:eastAsia="Microsoft YaHei" w:hAnsi="Microsoft YaHei" w:cs="Microsoft YaHei" w:hint="eastAsia"/>
-          <w:lang w:eastAsia="zh-CN"/>
-        </w:rPr>
-        <w:t>：能独立接手遗留系统，梳理调用链路，保障现网稳定运行</w:t>
-      </w:r>
-    </w:p>
-    <w:p>
-      <w:pPr>
-        <w:pStyle w:val="ListBullet"/>
-      </w:pPr>
-      <w:r>
-        <w:rPr>
-          <w:rFonts w:ascii="Microsoft YaHei" w:eastAsia="Microsoft YaHei" w:hAnsi="Microsoft YaHei" w:cs="Microsoft YaHei" w:hint="eastAsia"/>
-          <w:b/>
-          <w:lang w:eastAsia="zh-CN"/>
-        </w:rPr>
-        <w:t>架构设计</w:t>
-      </w:r>
-      <w:r>
-        <w:rPr>
-          <w:rFonts w:ascii="Microsoft YaHei" w:eastAsia="Microsoft YaHei" w:hAnsi="Microsoft YaHei" w:cs="Microsoft YaHei" w:hint="eastAsia"/>
-          <w:lang w:eastAsia="zh-CN"/>
-        </w:rPr>
-        <w:t>：主导系统重构项目，具备微服务拆分、双计算模式设计等架构能力</w:t>
-      </w:r>
-    </w:p>
-    <w:p>
-      <w:pPr>
-        <w:pStyle w:val="ListBullet"/>
-      </w:pPr>
-      <w:r>
-        <w:rPr>
-          <w:rFonts w:ascii="Microsoft YaHei" w:eastAsia="Microsoft YaHei" w:hAnsi="Microsoft YaHei" w:cs="Microsoft YaHei" w:hint="eastAsia"/>
-          <w:b/>
-          <w:lang w:eastAsia="zh-CN"/>
-        </w:rPr>
-        <w:t>跨团队协作</w:t>
-      </w:r>
-      <w:r>
-        <w:rPr>
-          <w:rFonts w:ascii="Microsoft YaHei" w:eastAsia="Microsoft YaHei" w:hAnsi="Microsoft YaHei" w:cs="Microsoft YaHei" w:hint="eastAsia"/>
-          <w:lang w:eastAsia="zh-CN"/>
-        </w:rPr>
-        <w:t>：主导项目全流程，协调前端、设备侧、测试、运维团队</w:t>
-      </w:r>
-    </w:p>
-    <w:p>
-      <w:pPr>
-        <w:pStyle w:val="ListBullet"/>
-      </w:pPr>
-      <w:r>
-        <w:rPr>
-          <w:rFonts w:ascii="Microsoft YaHei" w:eastAsia="Microsoft YaHei" w:hAnsi="Microsoft YaHei" w:cs="Microsoft YaHei" w:hint="eastAsia"/>
-          <w:b/>
-          <w:lang w:eastAsia="zh-CN"/>
-        </w:rPr>
-        <w:t>学习与转型</w:t>
-      </w:r>
-      <w:r>
-        <w:rPr>
-          <w:rFonts w:ascii="Microsoft YaHei" w:eastAsia="Microsoft YaHei" w:hAnsi="Microsoft YaHei" w:cs="Microsoft YaHei" w:hint="eastAsia"/>
-          <w:lang w:eastAsia="zh-CN"/>
-        </w:rPr>
-        <w:t>：具备</w:t>
-      </w:r>
-      <w:r>
-        <w:t xml:space="preserve"> C/C++ </w:t>
-      </w:r>
-      <w:r>
-        <w:rPr>
-          <w:rFonts w:ascii="Microsoft YaHei" w:eastAsia="Microsoft YaHei" w:hAnsi="Microsoft YaHei" w:cs="Microsoft YaHei" w:hint="eastAsia"/>
-          <w:lang w:eastAsia="zh-CN"/>
-        </w:rPr>
-        <w:t>功底，可快速上手</w:t>
-      </w:r>
-      <w:r>
-        <w:t xml:space="preserve"> Go / Java </w:t>
-      </w:r>
-      <w:r>
-        <w:rPr>
-          <w:rFonts w:ascii="Microsoft YaHei" w:eastAsia="Microsoft YaHei" w:hAnsi="Microsoft YaHei" w:cs="Microsoft YaHei" w:hint="eastAsia"/>
-          <w:lang w:eastAsia="zh-CN"/>
-        </w:rPr>
-        <w:t>技术栈</w:t>
-      </w:r>
-      <w:r/>
-    </w:p>
-    <w:p>
-      <w:pPr>
-        <w:spacing w:before="600"/>
-        <w:jc w:val="center"/>
-        <w:pBdr>
-          <w:top w:val="single" w:sz="6" w:space="0" w:color="EEEEEE"/>
-        </w:pBdr>
-      </w:pPr>
-      <w:r>
-        <w:rPr>
-          <w:rFonts w:ascii="Microsoft YaHei" w:eastAsia="Microsoft YaHei" w:hAnsi="Microsoft YaHei" w:cs="Microsoft YaHei" w:hint="eastAsia"/>
-          <w:color w:val="999999"/>
-          <w:sz w:val="19"/>
-          <w:lang w:eastAsia="zh-CN"/>
-        </w:rPr>
-        <w:t>感谢您的阅读</w:t>
-      </w:r>
-      <w:r/>
-      <w:r/>
-      <w:r/>
-    </w:p>
     <w:sectPr>
-      <w:pgSz w:w="11906" w:h="16838"/>
-      <w:pgMar w:top="1440" w:right="1797" w:bottom="1440" w:left="1797" w:header="720" w:footer="720" w:gutter="0"/>
+      <w:pgSz w:w="12240" w:h="15840"/>
+      <w:pgMar w:top="1440" w:right="1800" w:bottom="1440" w:left="1800" w:header="720" w:footer="720" w:gutter="0"/>
       <w:cols w:space="720"/>
       <w:docGrid w:linePitch="360"/>
     </w:sectPr>
@@ -4631,12 +892,9 @@
     <w:name w:val="Normal"/>
     <w:qFormat/>
     <w:rsid w:val="00FC693F"/>
-    <w:pPr>
-      <w:spacing w:line="347" w:lineRule="auto"/>
-    </w:pPr>
     <w:rPr>
-      <w:rFonts w:ascii="Microsoft YaHei" w:hAnsi="Microsoft YaHei" w:eastAsia="Microsoft YaHei"/>
-      <w:color w:val="333333"/>
+      <w:rFonts w:ascii="微软雅黑" w:hAnsi="微软雅黑"/>
+      <w:sz w:val="21"/>
     </w:rPr>
   </w:style>
   <w:style w:type="paragraph" w:styleId="Header">
@@ -4725,8 +983,8 @@
       <w:rFonts w:asciiTheme="majorHAnsi" w:eastAsiaTheme="majorEastAsia" w:hAnsiTheme="majorHAnsi" w:cstheme="majorBidi"/>
       <w:b/>
       <w:bCs/>
-      <w:color w:val="FFFFFF"/>
-      <w:sz w:val="24"/>
+      <w:color w:val="4F81BD" w:themeColor="accent1"/>
+      <w:sz w:val="26"/>
       <w:szCs w:val="26"/>
     </w:rPr>
   </w:style>
@@ -4749,8 +1007,7 @@
       <w:rFonts w:asciiTheme="majorHAnsi" w:eastAsiaTheme="majorEastAsia" w:hAnsiTheme="majorHAnsi" w:cstheme="majorBidi"/>
       <w:b/>
       <w:bCs/>
-      <w:color w:val="333333"/>
-      <w:sz w:val="22"/>
+      <w:color w:val="4F81BD" w:themeColor="accent1"/>
     </w:rPr>
   </w:style>
   <w:style w:type="paragraph" w:styleId="Heading4">
@@ -4775,8 +1032,7 @@
       <w:bCs/>
       <w:i/>
       <w:iCs/>
-      <w:color w:val="555555"/>
-      <w:sz w:val="21"/>
+      <w:color w:val="4F81BD" w:themeColor="accent1"/>
     </w:rPr>
   </w:style>
   <w:style w:type="paragraph" w:styleId="Heading5">

--- a/李鑫-Node.js高级工程师-社招简历-优化版.docx
+++ b/李鑫-Node.js高级工程师-社招简历-优化版.docx
@@ -4,524 +4,4263 @@
   <w:body>
     <w:p>
       <w:pPr>
-        <w:jc w:val="center"/>
+        <w:pStyle w:val="Heading1"/>
+        <w:spacing w:after="180"/>
       </w:pPr>
       <w:r>
         <w:rPr>
-          <w:b/>
-          <w:sz w:val="36"/>
-        </w:rPr>
-        <w:t>李鑫 - Node.js高级开发工程师（v3 规模版） 李 鑫</w:t>
+          <w:rFonts w:ascii="Microsoft YaHei" w:eastAsia="Microsoft YaHei" w:hAnsi="Microsoft YaHei" w:cs="Microsoft YaHei" w:hint="eastAsia"/>
+          <w:sz w:val="39"/>
+          <w:lang w:eastAsia="zh-CN"/>
+        </w:rPr>
+        <w:t>李 鑫</w:t>
       </w:r>
     </w:p>
     <w:p>
       <w:r>
-        <w:t>📱 18040309928 📧 lxx18040309928@163.com 🎓 硕士 · 电子信息（无线通信方向） 📍 成都</w:t>
-      </w:r>
-    </w:p>
-    <w:p>
-      <w:r>
-        <w:rPr>
-          <w:b/>
-          <w:sz w:val="24"/>
-        </w:rPr>
-        <w:t>求职意向：Node.js / 后端高级工程师（3 年企业级微服务实战，主导架构重构）｜期望 30-35 万｜ 无线网络设备通信 / K8s / 高并发中间件实战突出｜可快速切换 Go / Java</w:t>
-      </w:r>
-    </w:p>
-    <w:p>
-      <w:r>
-        <w:rPr>
-          <w:b/>
-        </w:rPr>
-        <w:t>19.6万+现网 RRM 纳管设备</w:t>
-      </w:r>
-    </w:p>
-    <w:p>
-      <w:r>
-        <w:t>259万+现网 AP 数据规模</w:t>
-      </w:r>
-    </w:p>
-    <w:p>
-      <w:r>
-        <w:t>2700万+累计调优结果明细</w:t>
-      </w:r>
-    </w:p>
-    <w:p>
-      <w:r>
-        <w:rPr>
-          <w:b/>
-        </w:rPr>
-        <w:t>14.7万单月调优任务(2026-08)</w:t>
-      </w:r>
-    </w:p>
-    <w:p>
-      <w:r>
-        <w:t>个 人 亮 点</w:t>
-      </w:r>
-    </w:p>
-    <w:p>
-      <w:r>
-        <w:t>架构主导者：主导 AI RRM 系统重构，设计"AC+fitap 设备侧计算 / 云 AP 云端计算"分流架构，覆盖现网 98%+ 组网形态，解决云端运维压力大、功能无法规模化的核心痛点</w:t>
-      </w:r>
-    </w:p>
-    <w:p>
-      <w:r>
-        <w:t>规模级实战：系统纳管 19.6万+ 无线设备、现网 AP 数据 259万+，累计调优明细 2700万+ 条，单月调优峰值 14.7万 次</w:t>
-      </w:r>
-    </w:p>
-    <w:p>
-      <w:r>
-        <w:t>全链路技术纵深：Node.js 微服务 + Kafka/RabbitMQ + Redis 分布式锁 + MongoDB 分库分表 + WebSocket+Netconf 设备通信 + node-ffi 跨语言调用 C 算法库 + K8s 容器编排</w:t>
-      </w:r>
-    </w:p>
-    <w:p>
-      <w:r>
-        <w:t>AI 工具实践：日常深度使用 LLM（WorkBuddy/大模型编程）辅助需求分析、代码生成与排查，需求理解与交付效率提升 30%+；主导过 AI RRM 调优算法工程化落地（增量训练/边缘推理）</w:t>
-      </w:r>
-    </w:p>
-    <w:p>
-      <w:r>
-        <w:t>稳定交付：入职以来季度绩效稳定、无重大生产事故，持续处理现网问题（平均每周 1+ 起线上定位修复）</w:t>
-      </w:r>
-    </w:p>
-    <w:p>
-      <w:r>
-        <w:rPr>
-          <w:b/>
-          <w:sz w:val="24"/>
-        </w:rPr>
-        <w:t>教 育 背 景</w:t>
-      </w:r>
-    </w:p>
-    <w:p>
-      <w:r>
-        <w:t>学校专业学历时间</w:t>
-      </w:r>
-    </w:p>
-    <w:p>
-      <w:r>
-        <w:t>重庆邮电大学（重庆市智能空地协同重点实验室）电子信息硕士2020.09 - 2023.06</w:t>
-      </w:r>
-    </w:p>
-    <w:p>
-      <w:r>
-        <w:t>成都理工大学（双一流）电气工程及其自动化学士2016.09 - 2020.06</w:t>
-      </w:r>
-    </w:p>
-    <w:p>
-      <w:r>
-        <w:rPr>
-          <w:b/>
-          <w:sz w:val="24"/>
-        </w:rPr>
-        <w:t>竞 赛 与 荣 誉</w:t>
-      </w:r>
-    </w:p>
-    <w:p>
-      <w:r>
-        <w:t>时间级别奖项 / 荣誉</w:t>
-      </w:r>
-    </w:p>
-    <w:p>
-      <w:r>
-        <w:rPr>
-          <w:b/>
-        </w:rPr>
-        <w:t>2021.09校级 TOP 2%研究生一等奖学金</w:t>
-      </w:r>
-    </w:p>
-    <w:p>
-      <w:r>
-        <w:rPr>
-          <w:b/>
-        </w:rPr>
-        <w:t>2019.09国家级第 13 届"西门子杯"中国智能制造挑战赛全国总决赛 特等奖</w:t>
-      </w:r>
-    </w:p>
-    <w:p>
-      <w:r>
-        <w:rPr>
-          <w:b/>
-        </w:rPr>
-        <w:t>2021.07国家级第 13 届"电工杯"中国大学生数学建模竞赛 二等奖</w:t>
-      </w:r>
-    </w:p>
-    <w:p>
-      <w:r>
-        <w:rPr>
-          <w:b/>
-        </w:rPr>
-        <w:t>2021.05省部级第 13 届"蓝桥杯"C/C++ 程序设计研究生组 二等奖</w:t>
-      </w:r>
-    </w:p>
-    <w:p>
-      <w:r>
-        <w:t>2023-2026工作期间主导 AI RRM 创新特性（设备侧+云端双计算，覆盖 98%+ 组网）；持续季度稳定交付、现网 0 重大事故</w:t>
-      </w:r>
-    </w:p>
-    <w:p>
-      <w:r>
-        <w:rPr>
-          <w:b/>
-          <w:sz w:val="24"/>
-        </w:rPr>
-        <w:t>工 作 经 历</w:t>
-      </w:r>
-    </w:p>
-    <w:p>
-      <w:r>
-        <w:t>新华三技术有限公司（H3C） | 2023.07 - 至今</w:t>
-      </w:r>
-    </w:p>
-    <w:p>
-      <w:r>
-        <w:t>部门：云简网络团队 · RRM 无线资源管理组 · 岗位：Node.js 高级开发工程师</w:t>
-      </w:r>
-    </w:p>
-    <w:p>
-      <w:r>
-        <w:t>主导 RRM 微服务（rrmcontrol / rrmserver / rrmcompute / aioptimize）的架构重构、功能开发与运维，负责 WiFi7(6GHz)、AI 调优、云 AP/AC 双组网适配 等核心特性，覆盖 K8s 容器编排、Kafka/RabbitMQ 消息、Redis 分布式锁、MongoDB 分库分表、WebSocket+Netconf 设备通信 全链路</w:t>
-      </w:r>
-    </w:p>
-    <w:p>
-      <w:r>
-        <w:rPr>
-          <w:b/>
-          <w:sz w:val="24"/>
-        </w:rPr>
-        <w:t>核 心 项 目</w:t>
-      </w:r>
-    </w:p>
-    <w:p>
-      <w:r>
-        <w:rPr>
-          <w:b/>
-          <w:sz w:val="24"/>
-        </w:rPr>
-        <w:t>1. AI RRM 智能无线资源管理系统 —— 重构与规模化落地（主导） 2024.08 - 至今</w:t>
-      </w:r>
-    </w:p>
-    <w:p>
-      <w:r>
-        <w:t>Node.js/TypeScript微服务重构 WebSocketNetconf协议 KafkaMongoDB分库分表 RedisK8s 增量训练配置中心</w:t>
-      </w:r>
-    </w:p>
-    <w:p>
-      <w:r>
-        <w:rPr>
-          <w:b/>
-        </w:rPr>
-        <w:t>项目规模（现网生产实测）</w:t>
-      </w:r>
-    </w:p>
-    <w:p>
-      <w:r>
-        <w:t>纳管无线设备 19.6万+，现网 AP 数据 259万+（腾讯云现网 readonly 实测）；场所/组级调优配置 7000+</w:t>
-      </w:r>
-    </w:p>
-    <w:p>
-      <w:r>
-        <w:t>累计调优结果明细 2700万+ 条、调优任务 46万+；2026-08 单月 14.7万 次</w:t>
-      </w:r>
-    </w:p>
-    <w:p>
-      <w:r>
-        <w:t>背景与方案</w:t>
-      </w:r>
-    </w:p>
-    <w:p>
-      <w:r>
-        <w:t>原 RRM"云端收集-云端计算-下发生效"模式：海量数据上行 + 云端计算，运维压力大，功能仅白名单小范围可用。重构后实现 "AC+fitap 组网设备侧计算、云 AP 组网云端计算" 的分流架构（适配现网 98%+ 组网），并完成二期工程化：模型轻量化、增量训练、配置中心，实现规模化落地。</w:t>
-      </w:r>
-    </w:p>
-    <w:p>
-      <w:r>
-        <w:t>本人分工</w:t>
-      </w:r>
-    </w:p>
-    <w:p>
-      <w:r>
-        <w:t>架构设计：主导 4 微服务重构，基于组网类型动态分配计算节点（设备侧/云端），双计算模式无感切换</w:t>
-      </w:r>
-    </w:p>
-    <w:p>
-      <w:r>
-        <w:t>设备通信：基于 WebSocket + netconf 实现云端→AC/云 AP 的调优指令下发（开关/功率/信道），打通"下发-计算-上报-展示"闭环</w:t>
-      </w:r>
-    </w:p>
-    <w:p>
-      <w:r>
-        <w:t>消息链路：Kafka 子链接对接设备侧调优结果实时上报（optType=45），处理数据校验、异常重试、消费幂等</w:t>
-      </w:r>
-    </w:p>
-    <w:p>
-      <w:r>
-        <w:t>数据层：MongoDB 分库分表设计（dayNo 维度）、跨库同步工具开发，保证设备侧与云端数据一致性</w:t>
-      </w:r>
-    </w:p>
-    <w:p>
-      <w:r>
-        <w:t>工程化：主导配置中心开发（统一管理/一键部署/自动校验/异常回滚）；优化 Kafka 上报与 Redis 缓存策略，完善数据闭环</w:t>
-      </w:r>
-    </w:p>
-    <w:p>
-      <w:r>
-        <w:rPr>
-          <w:b/>
-          <w:sz w:val="24"/>
-        </w:rPr>
-        <w:t>核心成果（可量化）</w:t>
-      </w:r>
-    </w:p>
-    <w:p>
-      <w:r>
-        <w:t>AI RRM 调优能力从白名单试用 → 规模化商用：纳管设备 19.6 万+、单月调优 14.7 万次稳定运行</w:t>
-      </w:r>
-    </w:p>
-    <w:p>
-      <w:r>
-        <w:t>计算压力分流设备侧，云端运维成本大幅下降；调优效果可视化 + 二次确认机制，解决用户"不敢用"痛点</w:t>
-      </w:r>
-    </w:p>
-    <w:p>
-      <w:r>
-        <w:t>主导开发分布式 RRM 开关同步工具：跨 3 个微服务数据库直连同步 1000+ 场所配置，解决多服务配置冲突</w:t>
-      </w:r>
-    </w:p>
-    <w:p>
-      <w:r>
-        <w:t>二期：模型轻量化+边缘推理降低设备侧耗时，配置中心显著降低运维配置失误率</w:t>
-      </w:r>
-    </w:p>
-    <w:p>
-      <w:r>
-        <w:rPr>
-          <w:b/>
-          <w:sz w:val="24"/>
-        </w:rPr>
-        <w:t>2. RRM 支持 WiFi7（6GHz 频段扩展，全链路改造） 2024.01 - 2024.12</w:t>
-      </w:r>
-    </w:p>
-    <w:p>
-      <w:r>
-        <w:t>Node.js/TypeScript4微服务 MongoDBRedisKafka RabbitMQK8s node-ffi调用C库6GHz(WiFi7)</w:t>
-      </w:r>
-    </w:p>
-    <w:p>
-      <w:r>
-        <w:t>背景</w:t>
-      </w:r>
-    </w:p>
-    <w:p>
-      <w:r>
-        <w:t>RRM（无线资源管理）原仅支持 2.4G/5G 双频段；WiFi7 商用需新增 6GHz 频段全链路支持，同时需修复大量历史遗留问题、保障现网稳定。</w:t>
-      </w:r>
-    </w:p>
-    <w:p>
-      <w:r>
-        <w:t>本人分工</w:t>
-      </w:r>
-    </w:p>
-    <w:p>
-      <w:r>
-        <w:t>梳理 4 大微服务（rrmcontrol/rrmserver/rrmcompute/aioptimize）调用链路，主导 6GHz 全链路改造：接口、采集、扫描、计算、调优、页面、部署</w:t>
-      </w:r>
-    </w:p>
-    <w:p>
-      <w:r>
-        <w:t>使用 node-ffi 实现 Node.js 调用 C 语言 .so 核心算法库，完成信道/功率/带宽计算</w:t>
-      </w:r>
-    </w:p>
-    <w:p>
-      <w:r>
-        <w:t>维护 Redis 分布式锁、Kafka/RabbitMQ 消息可靠性（丢包/重复消费治理）、K8s 容器管理与 CI/CD</w:t>
-      </w:r>
-    </w:p>
-    <w:p>
-      <w:r>
-        <w:t>平均每周处理 1+ 起线上问题定位与修复</w:t>
-      </w:r>
-    </w:p>
-    <w:p>
-      <w:r>
-        <w:rPr>
-          <w:b/>
-          <w:sz w:val="24"/>
-        </w:rPr>
-        <w:t>核心成果</w:t>
-      </w:r>
-    </w:p>
-    <w:p>
-      <w:r>
-        <w:t>从 2 频段扩展至 3 频段（2.4G/5G/6G）统一 RRM 调度，支撑 WiFi7 商用落地</w:t>
-      </w:r>
-    </w:p>
-    <w:p>
-      <w:r>
-        <w:t>独立接手复杂遗留系统（无完善文档），1 个月理清全部链路并持续保障现网稳定</w:t>
-      </w:r>
-    </w:p>
-    <w:p>
-      <w:r>
-        <w:t>云 AP 适配经验：不依赖 AC 的 ChannelCfg/PowerCfg 表，改为 GlobalCfg 位掩码每 AP 单独下发，单次并发 500、总超时熔断</w:t>
-      </w:r>
-    </w:p>
-    <w:p>
-      <w:r>
-        <w:rPr>
-          <w:b/>
-          <w:sz w:val="24"/>
-        </w:rPr>
-        <w:t>3. WBC 支持 IoT 2.0 —— 云简与物联网模块解耦（架构级改造） 2023.07 - 2024.06</w:t>
-      </w:r>
-    </w:p>
-    <w:p>
-      <w:r>
-        <w:t>Node.jsExpressMongoDB K8sVNC远程管理Shell</w:t>
-      </w:r>
-    </w:p>
-    <w:p>
-      <w:r>
-        <w:t>背景</w:t>
-      </w:r>
-    </w:p>
-    <w:p>
-      <w:r>
-        <w:t>WBC 设备（无线运维/控制一体）上云简与物联网 1.0 模块高度耦合：合入验证困难、内存日益紧张。目标：解耦并隔离至独立虚拟机，实现独立发布。</w:t>
-      </w:r>
-    </w:p>
-    <w:p>
-      <w:r>
-        <w:t>本人分工</w:t>
-      </w:r>
-    </w:p>
-    <w:p>
-      <w:r>
-        <w:t>主导 WBC 编译打包流程重构，支持"一体机+虚拟机"双镜像模式</w:t>
-      </w:r>
-    </w:p>
-    <w:p>
-      <w:r>
-        <w:t>开发 WBC 监控平台 VNC 远程管理功能（宿主机↔物联网虚拟机安全通信通道），运维免切换工具</w:t>
-      </w:r>
-    </w:p>
-    <w:p>
-      <w:r>
-        <w:t>参与云简侧物联网数据剥离与迁移，精确定位并重构耦合接口</w:t>
-      </w:r>
-    </w:p>
-    <w:p>
-      <w:r>
-        <w:rPr>
-          <w:b/>
-          <w:sz w:val="24"/>
-        </w:rPr>
-        <w:t>核心成果</w:t>
-      </w:r>
-    </w:p>
-    <w:p>
-      <w:r>
-        <w:t>云简与物联网实现进程级隔离、独立版本生命周期，可并行开发独立发布，版本交付周期显著缩短</w:t>
-      </w:r>
-    </w:p>
-    <w:p>
-      <w:r>
-        <w:t>虚拟机资源隔离缓解主机内存压力，为平台后续扩展服务提供可复制范式</w:t>
-      </w:r>
-    </w:p>
-    <w:p>
-      <w:r>
-        <w:rPr>
-          <w:b/>
-          <w:sz w:val="24"/>
-        </w:rPr>
-        <w:t>技 术 栈</w:t>
-      </w:r>
-    </w:p>
-    <w:p>
-      <w:r>
-        <w:t>分类详情</w:t>
-      </w:r>
-    </w:p>
-    <w:p>
-      <w:r>
-        <w:t>后端主栈Node.js / TypeScript · Express · 微服务架构 · WebSocket · RESTful API · 异步/事件驱动</w:t>
-      </w:r>
-    </w:p>
-    <w:p>
-      <w:r>
-        <w:t>容器 DevOpsKubernetes(K8s) · Docker · CI/CD · 配置中心 · SonarQube · 多分支(acceptance/develop/release/international)管理</w:t>
-      </w:r>
-    </w:p>
-    <w:p>
-      <w:r>
-        <w:t>数据 &amp; 缓存MongoDB（分库分表/聚合/跨库同步）· Redis（分布式锁/缓存保活）· MySQL</w:t>
-      </w:r>
-    </w:p>
-    <w:p>
-      <w:r>
-        <w:t>消息队列Kafka（消费者组/分区/消息可靠性）· RabbitMQ · 死信/重试/幂等治理</w:t>
-      </w:r>
-    </w:p>
-    <w:p>
-      <w:r>
-        <w:t>网络 &amp; 设备TCP/IP · Netconf · 无线网络（WiFi7/802.11）· node-ffi 调用 C .so · Linux</w:t>
-      </w:r>
-    </w:p>
-    <w:p>
-      <w:r>
-        <w:t>AI 工程化LLM 深度使用者（提升开发效率 30%+）· 模型轻量化/边缘推理/增量训练落地经验 · Agent/MCP 概念实践</w:t>
-      </w:r>
-    </w:p>
-    <w:p>
-      <w:r>
-        <w:rPr>
-          <w:b/>
-          <w:sz w:val="24"/>
-        </w:rPr>
-        <w:t>自 我 评 价</w:t>
-      </w:r>
-    </w:p>
-    <w:p>
-      <w:r>
-        <w:t>规模系统实战：主导系统纳管 19.6万+ 设备、AP 数据 259万+ 的 RRM 后端，具备大型分布式系统架构、治理与性能调优实战</w:t>
-      </w:r>
-    </w:p>
-    <w:p>
-      <w:r>
-        <w:t>从 0 到 1 架构能力：主导 AI RRM 重构全流程（需求→架构→开发→上线→规模化），协调跨 4 团队协作</w:t>
-      </w:r>
-    </w:p>
-    <w:p>
-      <w:r>
-        <w:t>复杂系统攻坚：能独立接手遗留系统、定位深水区问题（消息可靠性/并发竞态/数据一致性）</w:t>
-      </w:r>
-    </w:p>
-    <w:p>
-      <w:r>
-        <w:t>快速适应：C/C++ 功底扎实（西门子杯特等奖），3 年 Node.js 微服务；可快速切换 Go / Java 技术栈</w:t>
-      </w:r>
-    </w:p>
-    <w:p>
-      <w:r>
-        <w:t>AI 时代效率：深度使用 LLM 辅助工程实践，具备 AI 产品工程化落地经验（增量训练/边缘推理）</w:t>
-      </w:r>
+        <w:rPr>
+          <w:color w:val="666666"/>
+          <w:sz w:val="21"/>
+        </w:rPr>
+      </w:r>
+      <w:r>
+        <w:rPr>
+          <w:color w:val="666666"/>
+          <w:sz w:val="21"/>
+        </w:rPr>
+        <w:t>📱 18040309928</w:t>
+      </w:r>
+      <w:r>
+        <w:rPr>
+          <w:color w:val="666666"/>
+          <w:sz w:val="21"/>
+        </w:rPr>
+      </w:r>
+      <w:r>
+        <w:rPr>
+          <w:color w:val="666666"/>
+          <w:sz w:val="21"/>
+        </w:rPr>
+        <w:t>📧 lxx18040309928@163.com</w:t>
+      </w:r>
+      <w:r>
+        <w:rPr>
+          <w:color w:val="666666"/>
+          <w:sz w:val="21"/>
+        </w:rPr>
+      </w:r>
+      <w:r/>
     </w:p>
     <w:p>
       <w:pPr>
+        <w:spacing w:after="150"/>
+        <w:pBdr>
+          <w:left w:val="single" w:sz="24" w:space="0" w:color="1A1A1A"/>
+        </w:pBdr>
+        <w:shd w:val="clear" w:color="auto" w:fill="F5F7FA"/>
+      </w:pPr>
+      <w:r>
+        <w:rPr>
+          <w:color w:val="1A1A1A"/>
+          <w:sz w:val="21"/>
+        </w:rPr>
+      </w:r>
+      <w:r>
+        <w:rPr>
+          <w:rFonts w:ascii="Microsoft YaHei" w:eastAsia="Microsoft YaHei" w:hAnsi="Microsoft YaHei" w:cs="Microsoft YaHei" w:hint="eastAsia"/>
+          <w:b/>
+          <w:color w:val="1A1A1A"/>
+          <w:sz w:val="21"/>
+          <w:lang w:eastAsia="zh-CN"/>
+        </w:rPr>
+        <w:t>求职意向</w:t>
+      </w:r>
+      <w:r>
+        <w:rPr>
+          <w:rFonts w:ascii="Microsoft YaHei" w:eastAsia="Microsoft YaHei" w:hAnsi="Microsoft YaHei" w:cs="Microsoft YaHei" w:hint="eastAsia"/>
+          <w:color w:val="1A1A1A"/>
+          <w:sz w:val="21"/>
+          <w:lang w:eastAsia="zh-CN"/>
+        </w:rPr>
+        <w:t>：Node.js / TypeScript 高级后端工程师（3 年微服务实战）｜期望薪资 30-35 万｜</w:t>
+      </w:r>
+      <w:r>
+        <w:rPr>
+          <w:rFonts w:ascii="Microsoft YaHei" w:eastAsia="Microsoft YaHei" w:hAnsi="Microsoft YaHei" w:cs="Microsoft YaHei" w:hint="eastAsia"/>
+          <w:b/>
+          <w:color w:val="1A1A1A"/>
+          <w:sz w:val="21"/>
+          <w:lang w:eastAsia="zh-CN"/>
+        </w:rPr>
+        <w:t>可接受 Go / Java 技术栈</w:t>
+      </w:r>
+      <w:r>
+        <w:rPr>
+          <w:rFonts w:ascii="Microsoft YaHei" w:eastAsia="Microsoft YaHei" w:hAnsi="Microsoft YaHei" w:cs="Microsoft YaHei" w:hint="eastAsia"/>
+          <w:color w:val="1A1A1A"/>
+          <w:sz w:val="21"/>
+          <w:lang w:eastAsia="zh-CN"/>
+        </w:rPr>
+        <w:t>｜网络通信与 K8s 背景突出</w:t>
+      </w:r>
+      <w:r/>
+    </w:p>
+    <w:p>
+      <w:pPr>
+        <w:pStyle w:val="Heading2"/>
+      </w:pPr>
+      <w:r>
+        <w:rPr>
+          <w:rFonts w:ascii="Microsoft YaHei" w:eastAsia="Microsoft YaHei" w:hAnsi="Microsoft YaHei" w:cs="Microsoft YaHei" w:hint="eastAsia"/>
+          <w:color w:val="FFFFFF"/>
+          <w:sz w:val="24"/>
+          <w:lang w:eastAsia="zh-CN"/>
+        </w:rPr>
+        <w:t>教 育 背 景</w:t>
+      </w:r>
+      <w:r/>
+    </w:p>
+    <w:tbl>
+      <w:tblPr>
+        <w:tblW w:type="pct" w:w="5000"/>
+        <w:tblLook w:firstColumn="1" w:firstRow="1" w:lastColumn="0" w:lastRow="0" w:noHBand="0" w:noVBand="1" w:val="04A0"/>
+        <w:tblLayout w:type="autofit"/>
+      </w:tblPr>
+      <w:tblGrid>
+        <w:gridCol w:w="2160"/>
+        <w:gridCol w:w="2160"/>
+        <w:gridCol w:w="2160"/>
+        <w:gridCol w:w="2160"/>
+      </w:tblGrid>
+      <w:tr>
+        <w:tc>
+          <w:tcPr>
+            <w:tcW w:type="dxa" w:w="2160"/>
+            <w:tcBorders>
+              <w:top w:val="single" w:sz="6" w:space="0" w:color="DDDDDD"/>
+              <w:bottom w:val="single" w:sz="6" w:space="0" w:color="DDDDDD"/>
+              <w:left w:val="single" w:sz="6" w:space="0" w:color="DDDDDD"/>
+              <w:right w:val="single" w:sz="6" w:space="0" w:color="DDDDDD"/>
+            </w:tcBorders>
+            <w:shd w:val="clear" w:color="auto" w:fill="F5F5F5"/>
+            <w:vAlign w:val="center"/>
+            <w:tcMar>
+              <w:top w:w="150" w:type="dxa"/>
+              <w:bottom w:w="150" w:type="dxa"/>
+              <w:left w:w="180" w:type="dxa"/>
+              <w:right w:w="180" w:type="dxa"/>
+            </w:tcMar>
+          </w:tcPr>
+          <w:p>
+            <w:pPr>
+              <w:jc w:val="left"/>
+              <w:spacing w:line="240" w:lineRule="auto" w:before="60" w:after="60"/>
+            </w:pPr>
+            <w:r>
+              <w:rPr>
+                <w:b/>
+              </w:rPr>
+              <w:t>学校</w:t>
+            </w:r>
+          </w:p>
+        </w:tc>
+        <w:tc>
+          <w:tcPr>
+            <w:tcW w:type="dxa" w:w="2160"/>
+            <w:tcBorders>
+              <w:top w:val="single" w:sz="6" w:space="0" w:color="DDDDDD"/>
+              <w:bottom w:val="single" w:sz="6" w:space="0" w:color="DDDDDD"/>
+              <w:left w:val="single" w:sz="6" w:space="0" w:color="DDDDDD"/>
+              <w:right w:val="single" w:sz="6" w:space="0" w:color="DDDDDD"/>
+            </w:tcBorders>
+            <w:shd w:val="clear" w:color="auto" w:fill="F5F5F5"/>
+            <w:vAlign w:val="center"/>
+            <w:tcMar>
+              <w:top w:w="150" w:type="dxa"/>
+              <w:bottom w:w="150" w:type="dxa"/>
+              <w:left w:w="180" w:type="dxa"/>
+              <w:right w:w="180" w:type="dxa"/>
+            </w:tcMar>
+          </w:tcPr>
+          <w:p>
+            <w:pPr>
+              <w:jc w:val="left"/>
+              <w:spacing w:line="240" w:lineRule="auto" w:before="60" w:after="60"/>
+            </w:pPr>
+            <w:r>
+              <w:rPr>
+                <w:b/>
+              </w:rPr>
+              <w:t>专业</w:t>
+            </w:r>
+          </w:p>
+        </w:tc>
+        <w:tc>
+          <w:tcPr>
+            <w:tcW w:type="dxa" w:w="2160"/>
+            <w:tcBorders>
+              <w:top w:val="single" w:sz="6" w:space="0" w:color="DDDDDD"/>
+              <w:bottom w:val="single" w:sz="6" w:space="0" w:color="DDDDDD"/>
+              <w:left w:val="single" w:sz="6" w:space="0" w:color="DDDDDD"/>
+              <w:right w:val="single" w:sz="6" w:space="0" w:color="DDDDDD"/>
+            </w:tcBorders>
+            <w:shd w:val="clear" w:color="auto" w:fill="F5F5F5"/>
+            <w:vAlign w:val="center"/>
+            <w:tcMar>
+              <w:top w:w="150" w:type="dxa"/>
+              <w:bottom w:w="150" w:type="dxa"/>
+              <w:left w:w="180" w:type="dxa"/>
+              <w:right w:w="180" w:type="dxa"/>
+            </w:tcMar>
+          </w:tcPr>
+          <w:p>
+            <w:pPr>
+              <w:jc w:val="left"/>
+              <w:spacing w:line="240" w:lineRule="auto" w:before="60" w:after="60"/>
+            </w:pPr>
+            <w:r>
+              <w:rPr>
+                <w:b/>
+              </w:rPr>
+              <w:t>学历</w:t>
+            </w:r>
+          </w:p>
+        </w:tc>
+        <w:tc>
+          <w:tcPr>
+            <w:tcW w:type="dxa" w:w="2160"/>
+            <w:tcBorders>
+              <w:top w:val="single" w:sz="6" w:space="0" w:color="DDDDDD"/>
+              <w:bottom w:val="single" w:sz="6" w:space="0" w:color="DDDDDD"/>
+              <w:left w:val="single" w:sz="6" w:space="0" w:color="DDDDDD"/>
+              <w:right w:val="single" w:sz="6" w:space="0" w:color="DDDDDD"/>
+            </w:tcBorders>
+            <w:shd w:val="clear" w:color="auto" w:fill="F5F5F5"/>
+            <w:vAlign w:val="center"/>
+            <w:tcMar>
+              <w:top w:w="150" w:type="dxa"/>
+              <w:bottom w:w="150" w:type="dxa"/>
+              <w:left w:w="180" w:type="dxa"/>
+              <w:right w:w="180" w:type="dxa"/>
+            </w:tcMar>
+          </w:tcPr>
+          <w:p>
+            <w:pPr>
+              <w:jc w:val="left"/>
+              <w:spacing w:line="240" w:lineRule="auto" w:before="60" w:after="60"/>
+            </w:pPr>
+            <w:r>
+              <w:rPr>
+                <w:b/>
+              </w:rPr>
+              <w:t>时间</w:t>
+            </w:r>
+          </w:p>
+        </w:tc>
+      </w:tr>
+      <w:tr>
+        <w:tc>
+          <w:tcPr>
+            <w:tcW w:type="dxa" w:w="2160"/>
+            <w:tcBorders>
+              <w:top w:val="single" w:sz="6" w:space="0" w:color="DDDDDD"/>
+              <w:bottom w:val="single" w:sz="6" w:space="0" w:color="DDDDDD"/>
+              <w:left w:val="single" w:sz="6" w:space="0" w:color="DDDDDD"/>
+              <w:right w:val="single" w:sz="6" w:space="0" w:color="DDDDDD"/>
+            </w:tcBorders>
+            <w:vAlign w:val="center"/>
+            <w:tcMar>
+              <w:top w:w="150" w:type="dxa"/>
+              <w:bottom w:w="150" w:type="dxa"/>
+              <w:left w:w="180" w:type="dxa"/>
+              <w:right w:w="180" w:type="dxa"/>
+            </w:tcMar>
+          </w:tcPr>
+          <w:p>
+            <w:pPr>
+              <w:jc w:val="left"/>
+              <w:spacing w:line="240" w:lineRule="auto" w:before="60" w:after="60"/>
+            </w:pPr>
+            <w:r>
+              <w:t>重庆邮电大学（重庆市智能空地协同重点实验室）</w:t>
+            </w:r>
+          </w:p>
+        </w:tc>
+        <w:tc>
+          <w:tcPr>
+            <w:tcW w:type="dxa" w:w="2160"/>
+            <w:tcBorders>
+              <w:top w:val="single" w:sz="6" w:space="0" w:color="DDDDDD"/>
+              <w:bottom w:val="single" w:sz="6" w:space="0" w:color="DDDDDD"/>
+              <w:left w:val="single" w:sz="6" w:space="0" w:color="DDDDDD"/>
+              <w:right w:val="single" w:sz="6" w:space="0" w:color="DDDDDD"/>
+            </w:tcBorders>
+            <w:vAlign w:val="center"/>
+            <w:tcMar>
+              <w:top w:w="150" w:type="dxa"/>
+              <w:bottom w:w="150" w:type="dxa"/>
+              <w:left w:w="180" w:type="dxa"/>
+              <w:right w:w="180" w:type="dxa"/>
+            </w:tcMar>
+          </w:tcPr>
+          <w:p>
+            <w:pPr>
+              <w:jc w:val="left"/>
+              <w:spacing w:line="240" w:lineRule="auto" w:before="60" w:after="60"/>
+            </w:pPr>
+            <w:r>
+              <w:t>电子信息</w:t>
+            </w:r>
+          </w:p>
+        </w:tc>
+        <w:tc>
+          <w:tcPr>
+            <w:tcW w:type="dxa" w:w="2160"/>
+            <w:tcBorders>
+              <w:top w:val="single" w:sz="6" w:space="0" w:color="DDDDDD"/>
+              <w:bottom w:val="single" w:sz="6" w:space="0" w:color="DDDDDD"/>
+              <w:left w:val="single" w:sz="6" w:space="0" w:color="DDDDDD"/>
+              <w:right w:val="single" w:sz="6" w:space="0" w:color="DDDDDD"/>
+            </w:tcBorders>
+            <w:vAlign w:val="center"/>
+            <w:tcMar>
+              <w:top w:w="150" w:type="dxa"/>
+              <w:bottom w:w="150" w:type="dxa"/>
+              <w:left w:w="180" w:type="dxa"/>
+              <w:right w:w="180" w:type="dxa"/>
+            </w:tcMar>
+          </w:tcPr>
+          <w:p>
+            <w:pPr>
+              <w:jc w:val="left"/>
+              <w:spacing w:line="240" w:lineRule="auto" w:before="60" w:after="60"/>
+            </w:pPr>
+            <w:r>
+              <w:t>硕士</w:t>
+            </w:r>
+          </w:p>
+        </w:tc>
+        <w:tc>
+          <w:tcPr>
+            <w:tcW w:type="dxa" w:w="2160"/>
+            <w:tcBorders>
+              <w:top w:val="single" w:sz="6" w:space="0" w:color="DDDDDD"/>
+              <w:bottom w:val="single" w:sz="6" w:space="0" w:color="DDDDDD"/>
+              <w:left w:val="single" w:sz="6" w:space="0" w:color="DDDDDD"/>
+              <w:right w:val="single" w:sz="6" w:space="0" w:color="DDDDDD"/>
+            </w:tcBorders>
+            <w:vAlign w:val="center"/>
+            <w:tcMar>
+              <w:top w:w="150" w:type="dxa"/>
+              <w:bottom w:w="150" w:type="dxa"/>
+              <w:left w:w="180" w:type="dxa"/>
+              <w:right w:w="180" w:type="dxa"/>
+            </w:tcMar>
+          </w:tcPr>
+          <w:p>
+            <w:pPr>
+              <w:jc w:val="left"/>
+              <w:spacing w:line="240" w:lineRule="auto" w:before="60" w:after="60"/>
+            </w:pPr>
+            <w:r>
+              <w:t>2020.09 - 2023.06</w:t>
+            </w:r>
+          </w:p>
+        </w:tc>
+      </w:tr>
+      <w:tr>
+        <w:tc>
+          <w:tcPr>
+            <w:tcW w:type="dxa" w:w="2160"/>
+            <w:tcBorders>
+              <w:top w:val="single" w:sz="6" w:space="0" w:color="DDDDDD"/>
+              <w:bottom w:val="single" w:sz="6" w:space="0" w:color="DDDDDD"/>
+              <w:left w:val="single" w:sz="6" w:space="0" w:color="DDDDDD"/>
+              <w:right w:val="single" w:sz="6" w:space="0" w:color="DDDDDD"/>
+            </w:tcBorders>
+            <w:vAlign w:val="center"/>
+            <w:tcMar>
+              <w:top w:w="150" w:type="dxa"/>
+              <w:bottom w:w="150" w:type="dxa"/>
+              <w:left w:w="180" w:type="dxa"/>
+              <w:right w:w="180" w:type="dxa"/>
+            </w:tcMar>
+          </w:tcPr>
+          <w:p>
+            <w:pPr>
+              <w:jc w:val="left"/>
+              <w:spacing w:line="240" w:lineRule="auto" w:before="60" w:after="60"/>
+            </w:pPr>
+            <w:r>
+              <w:t>成都理工大学（双一流）</w:t>
+            </w:r>
+          </w:p>
+        </w:tc>
+        <w:tc>
+          <w:tcPr>
+            <w:tcW w:type="dxa" w:w="2160"/>
+            <w:tcBorders>
+              <w:top w:val="single" w:sz="6" w:space="0" w:color="DDDDDD"/>
+              <w:bottom w:val="single" w:sz="6" w:space="0" w:color="DDDDDD"/>
+              <w:left w:val="single" w:sz="6" w:space="0" w:color="DDDDDD"/>
+              <w:right w:val="single" w:sz="6" w:space="0" w:color="DDDDDD"/>
+            </w:tcBorders>
+            <w:vAlign w:val="center"/>
+            <w:tcMar>
+              <w:top w:w="150" w:type="dxa"/>
+              <w:bottom w:w="150" w:type="dxa"/>
+              <w:left w:w="180" w:type="dxa"/>
+              <w:right w:w="180" w:type="dxa"/>
+            </w:tcMar>
+          </w:tcPr>
+          <w:p>
+            <w:pPr>
+              <w:jc w:val="left"/>
+              <w:spacing w:line="240" w:lineRule="auto" w:before="60" w:after="60"/>
+            </w:pPr>
+            <w:r>
+              <w:t>电气工程及其自动化</w:t>
+            </w:r>
+          </w:p>
+        </w:tc>
+        <w:tc>
+          <w:tcPr>
+            <w:tcW w:type="dxa" w:w="2160"/>
+            <w:tcBorders>
+              <w:top w:val="single" w:sz="6" w:space="0" w:color="DDDDDD"/>
+              <w:bottom w:val="single" w:sz="6" w:space="0" w:color="DDDDDD"/>
+              <w:left w:val="single" w:sz="6" w:space="0" w:color="DDDDDD"/>
+              <w:right w:val="single" w:sz="6" w:space="0" w:color="DDDDDD"/>
+            </w:tcBorders>
+            <w:vAlign w:val="center"/>
+            <w:tcMar>
+              <w:top w:w="150" w:type="dxa"/>
+              <w:bottom w:w="150" w:type="dxa"/>
+              <w:left w:w="180" w:type="dxa"/>
+              <w:right w:w="180" w:type="dxa"/>
+            </w:tcMar>
+          </w:tcPr>
+          <w:p>
+            <w:pPr>
+              <w:jc w:val="left"/>
+              <w:spacing w:line="240" w:lineRule="auto" w:before="60" w:after="60"/>
+            </w:pPr>
+            <w:r>
+              <w:t>学士</w:t>
+            </w:r>
+          </w:p>
+        </w:tc>
+        <w:tc>
+          <w:tcPr>
+            <w:tcW w:type="dxa" w:w="2160"/>
+            <w:tcBorders>
+              <w:top w:val="single" w:sz="6" w:space="0" w:color="DDDDDD"/>
+              <w:bottom w:val="single" w:sz="6" w:space="0" w:color="DDDDDD"/>
+              <w:left w:val="single" w:sz="6" w:space="0" w:color="DDDDDD"/>
+              <w:right w:val="single" w:sz="6" w:space="0" w:color="DDDDDD"/>
+            </w:tcBorders>
+            <w:vAlign w:val="center"/>
+            <w:tcMar>
+              <w:top w:w="150" w:type="dxa"/>
+              <w:bottom w:w="150" w:type="dxa"/>
+              <w:left w:w="180" w:type="dxa"/>
+              <w:right w:w="180" w:type="dxa"/>
+            </w:tcMar>
+          </w:tcPr>
+          <w:p>
+            <w:pPr>
+              <w:jc w:val="left"/>
+              <w:spacing w:line="240" w:lineRule="auto" w:before="60" w:after="60"/>
+            </w:pPr>
+            <w:r>
+              <w:t>2016.09 - 2020.06</w:t>
+            </w:r>
+          </w:p>
+        </w:tc>
+      </w:tr>
+    </w:tbl>
+    <w:p>
+      <w:r/>
+    </w:p>
+    <w:p>
+      <w:pPr>
+        <w:pStyle w:val="Heading2"/>
+      </w:pPr>
+      <w:r>
+        <w:rPr>
+          <w:rFonts w:ascii="Microsoft YaHei" w:eastAsia="Microsoft YaHei" w:hAnsi="Microsoft YaHei" w:cs="Microsoft YaHei" w:hint="eastAsia"/>
+          <w:color w:val="FFFFFF"/>
+          <w:sz w:val="24"/>
+          <w:lang w:eastAsia="zh-CN"/>
+        </w:rPr>
+        <w:t>工 作 经 历</w:t>
+      </w:r>
+      <w:r/>
+    </w:p>
+    <w:p>
+      <w:pPr>
+        <w:pStyle w:val="Heading3"/>
+      </w:pPr>
+      <w:r>
+        <w:rPr>
+          <w:rFonts w:ascii="Microsoft YaHei" w:eastAsia="Microsoft YaHei" w:hAnsi="Microsoft YaHei" w:cs="Microsoft YaHei" w:hint="eastAsia"/>
+          <w:color w:val="333333"/>
+          <w:sz w:val="22"/>
+          <w:lang w:eastAsia="zh-CN"/>
+        </w:rPr>
+        <w:t>新华三技术有限公司（H3C） | 2023.07 - 至今（约3年）</w:t>
+      </w:r>
+    </w:p>
+    <w:p>
+      <w:pPr>
+        <w:spacing w:before="75"/>
+      </w:pPr>
+      <w:r>
+        <w:rPr>
+          <w:rFonts w:ascii="Microsoft YaHei" w:eastAsia="Microsoft YaHei" w:hAnsi="Microsoft YaHei" w:cs="Microsoft YaHei" w:hint="eastAsia"/>
+          <w:color w:val="666666"/>
+          <w:sz w:val="21"/>
+          <w:lang w:eastAsia="zh-CN"/>
+        </w:rPr>
+        <w:t>部门：云简网络团队</w:t>
+      </w:r>
+      <w:r>
+        <w:rPr>
+          <w:color w:val="666666"/>
+          <w:sz w:val="21"/>
+        </w:rPr>
+        <w:t xml:space="preserve"> · RRM</w:t>
+      </w:r>
+      <w:r>
+        <w:rPr>
+          <w:rFonts w:ascii="Microsoft YaHei" w:eastAsia="Microsoft YaHei" w:hAnsi="Microsoft YaHei" w:cs="Microsoft YaHei" w:hint="eastAsia"/>
+          <w:color w:val="666666"/>
+          <w:sz w:val="21"/>
+          <w:lang w:eastAsia="zh-CN"/>
+        </w:rPr>
+        <w:t>无线资源管理组</w:t>
+      </w:r>
+      <w:r>
+        <w:rPr>
+          <w:color w:val="666666"/>
+          <w:sz w:val="21"/>
+        </w:rPr>
+        <w:t xml:space="preserve"> · </w:t>
+      </w:r>
+      <w:r>
+        <w:rPr>
+          <w:rFonts w:ascii="Microsoft YaHei" w:eastAsia="Microsoft YaHei" w:hAnsi="Microsoft YaHei" w:cs="Microsoft YaHei" w:hint="eastAsia"/>
+          <w:color w:val="666666"/>
+          <w:sz w:val="21"/>
+          <w:lang w:eastAsia="zh-CN"/>
+        </w:rPr>
+        <w:t>岗位：</w:t>
+      </w:r>
+      <w:r>
+        <w:rPr>
+          <w:color w:val="666666"/>
+          <w:sz w:val="21"/>
+        </w:rPr>
+        <w:t>Node.js</w:t>
+      </w:r>
+      <w:r>
+        <w:rPr>
+          <w:rFonts w:ascii="Microsoft YaHei" w:eastAsia="Microsoft YaHei" w:hAnsi="Microsoft YaHei" w:cs="Microsoft YaHei" w:hint="eastAsia"/>
+          <w:color w:val="666666"/>
+          <w:sz w:val="21"/>
+          <w:lang w:eastAsia="zh-CN"/>
+        </w:rPr>
+        <w:t>高级开发工程师</w:t>
+      </w:r>
+    </w:p>
+    <w:p>
+      <w:pPr>
+        <w:spacing w:before="60"/>
+      </w:pPr>
+      <w:r>
+        <w:rPr>
+          <w:rFonts w:ascii="Microsoft YaHei" w:eastAsia="Microsoft YaHei" w:hAnsi="Microsoft YaHei" w:cs="Microsoft YaHei" w:hint="eastAsia"/>
+          <w:color w:val="666666"/>
+          <w:sz w:val="19"/>
+          <w:lang w:eastAsia="zh-CN"/>
+        </w:rPr>
+        <w:t>主导</w:t>
+      </w:r>
+      <w:r>
+        <w:rPr>
+          <w:color w:val="666666"/>
+          <w:sz w:val="19"/>
+        </w:rPr>
+        <w:t xml:space="preserve"> RRM </w:t>
+      </w:r>
+      <w:r>
+        <w:rPr>
+          <w:rFonts w:ascii="Microsoft YaHei" w:eastAsia="Microsoft YaHei" w:hAnsi="Microsoft YaHei" w:cs="Microsoft YaHei" w:hint="eastAsia"/>
+          <w:color w:val="666666"/>
+          <w:sz w:val="19"/>
+          <w:lang w:eastAsia="zh-CN"/>
+        </w:rPr>
+        <w:t>微服务（</w:t>
+      </w:r>
+      <w:r>
+        <w:rPr>
+          <w:color w:val="666666"/>
+          <w:sz w:val="19"/>
+        </w:rPr>
+        <w:t>rrmcontrol / rrmserver / rrmcompute / aioptimize</w:t>
+      </w:r>
+      <w:r>
+        <w:rPr>
+          <w:rFonts w:ascii="Microsoft YaHei" w:eastAsia="Microsoft YaHei" w:hAnsi="Microsoft YaHei" w:cs="Microsoft YaHei" w:hint="eastAsia"/>
+          <w:color w:val="666666"/>
+          <w:sz w:val="19"/>
+          <w:lang w:eastAsia="zh-CN"/>
+        </w:rPr>
+        <w:t>）的架构重构与运维，覆盖</w:t>
+      </w:r>
+      <w:r>
+        <w:rPr>
+          <w:color w:val="666666"/>
+          <w:sz w:val="19"/>
+        </w:rPr>
+        <w:t xml:space="preserve"> </w:t>
+      </w:r>
+      <w:r>
+        <w:rPr>
+          <w:rFonts w:ascii="Microsoft YaHei" w:eastAsia="Microsoft YaHei" w:hAnsi="Microsoft YaHei" w:cs="Microsoft YaHei" w:hint="eastAsia"/>
+          <w:b/>
+          <w:color w:val="666666"/>
+          <w:sz w:val="19"/>
+          <w:lang w:eastAsia="zh-CN"/>
+        </w:rPr>
+        <w:t>K8s 容器编排、Kafka/RabbitMQ 消息、Redis 分布式锁、MongoDB 分库分表、WebSocket+Netconf 设备通信</w:t>
+      </w:r>
+      <w:r>
+        <w:rPr>
+          <w:rFonts w:ascii="Microsoft YaHei" w:eastAsia="Microsoft YaHei" w:hAnsi="Microsoft YaHei" w:cs="Microsoft YaHei" w:hint="eastAsia"/>
+          <w:color w:val="666666"/>
+          <w:sz w:val="19"/>
+          <w:lang w:eastAsia="zh-CN"/>
+        </w:rPr>
+        <w:t xml:space="preserve"> 全链路</w:t>
+      </w:r>
+      <w:r/>
+    </w:p>
+    <w:p>
+      <w:pPr>
+        <w:pStyle w:val="Heading2"/>
+      </w:pPr>
+      <w:r>
+        <w:rPr>
+          <w:rFonts w:ascii="Microsoft YaHei" w:eastAsia="Microsoft YaHei" w:hAnsi="Microsoft YaHei" w:cs="Microsoft YaHei" w:hint="eastAsia"/>
+          <w:color w:val="FFFFFF"/>
+          <w:sz w:val="24"/>
+          <w:lang w:eastAsia="zh-CN"/>
+        </w:rPr>
+        <w:t>核 心 项 目</w:t>
+      </w:r>
+      <w:r/>
+      <w:r/>
+    </w:p>
+    <w:p>
+      <w:pPr>
+        <w:spacing w:after="180"/>
+      </w:pPr>
+      <w:r/>
+      <w:r>
+        <w:rPr>
+          <w:rFonts w:ascii="Microsoft YaHei" w:eastAsia="Microsoft YaHei" w:hAnsi="Microsoft YaHei" w:cs="Microsoft YaHei" w:hint="eastAsia"/>
+          <w:b/>
+          <w:color w:val="1A1A1A"/>
+          <w:sz w:val="22"/>
+          <w:lang w:eastAsia="zh-CN"/>
+        </w:rPr>
+        <w:t>① AI RRM 系统重构与规模化落地（设备侧+云端双计算模式）</w:t>
+      </w:r>
+      <w:r/>
+      <w:r>
+        <w:rPr>
+          <w:rFonts w:ascii="Microsoft YaHei" w:eastAsia="Microsoft YaHei" w:hAnsi="Microsoft YaHei" w:cs="Microsoft YaHei" w:hint="eastAsia"/>
+          <w:color w:val="888888"/>
+          <w:sz w:val="18"/>
+          <w:lang w:eastAsia="zh-CN"/>
+        </w:rPr>
+        <w:t>2024.08 - 至今</w:t>
+      </w:r>
+      <w:r/>
+    </w:p>
+    <w:p>
+      <w:pPr>
+        <w:spacing w:before="150" w:after="150"/>
+      </w:pPr>
+      <w:r/>
+      <w:r>
+        <w:rPr>
+          <w:color w:val="FFFFFF"/>
+          <w:sz w:val="16"/>
+        </w:rPr>
+        <w:t>Node.js/TypeScript</w:t>
+      </w:r>
+      <w:r/>
+      <w:r>
+        <w:rPr>
+          <w:rFonts w:ascii="Microsoft YaHei" w:eastAsia="Microsoft YaHei" w:hAnsi="Microsoft YaHei" w:cs="Microsoft YaHei" w:hint="eastAsia"/>
+          <w:color w:val="FFFFFF"/>
+          <w:sz w:val="16"/>
+          <w:lang w:eastAsia="zh-CN"/>
+        </w:rPr>
+        <w:t>微服务重构</w:t>
+      </w:r>
+      <w:r/>
+      <w:r>
+        <w:rPr>
+          <w:color w:val="FFFFFF"/>
+          <w:sz w:val="16"/>
+        </w:rPr>
+        <w:t>WebSocket</w:t>
+      </w:r>
+      <w:r/>
+      <w:r>
+        <w:rPr>
+          <w:rFonts w:ascii="Microsoft YaHei" w:eastAsia="Microsoft YaHei" w:hAnsi="Microsoft YaHei" w:cs="Microsoft YaHei" w:hint="eastAsia"/>
+          <w:color w:val="FFFFFF"/>
+          <w:sz w:val="16"/>
+          <w:lang w:eastAsia="zh-CN"/>
+        </w:rPr>
+        <w:t>netconf协议</w:t>
+      </w:r>
+      <w:r/>
+      <w:r>
+        <w:rPr>
+          <w:color w:val="FFFFFF"/>
+          <w:sz w:val="16"/>
+        </w:rPr>
+        <w:t>Kafka</w:t>
+      </w:r>
+      <w:r/>
+      <w:r>
+        <w:rPr>
+          <w:rFonts w:ascii="Microsoft YaHei" w:eastAsia="Microsoft YaHei" w:hAnsi="Microsoft YaHei" w:cs="Microsoft YaHei" w:hint="eastAsia"/>
+          <w:color w:val="FFFFFF"/>
+          <w:sz w:val="16"/>
+          <w:lang w:eastAsia="zh-CN"/>
+        </w:rPr>
+        <w:t>MongoDB分库分表</w:t>
+      </w:r>
+      <w:r/>
+      <w:r>
+        <w:rPr>
+          <w:color w:val="FFFFFF"/>
+          <w:sz w:val="16"/>
+        </w:rPr>
+        <w:t>Redis</w:t>
+      </w:r>
+      <w:r/>
+      <w:r>
+        <w:rPr>
+          <w:color w:val="FFFFFF"/>
+          <w:sz w:val="16"/>
+        </w:rPr>
+        <w:t>K8s</w:t>
+      </w:r>
+      <w:r/>
+      <w:r>
+        <w:rPr>
+          <w:rFonts w:ascii="Microsoft YaHei" w:eastAsia="Microsoft YaHei" w:hAnsi="Microsoft YaHei" w:cs="Microsoft YaHei" w:hint="eastAsia"/>
+          <w:color w:val="FFFFFF"/>
+          <w:sz w:val="16"/>
+          <w:lang w:eastAsia="zh-CN"/>
+        </w:rPr>
+        <w:t>模型轻量化</w:t>
+      </w:r>
+      <w:r/>
+      <w:r>
+        <w:rPr>
+          <w:rFonts w:ascii="Microsoft YaHei" w:eastAsia="Microsoft YaHei" w:hAnsi="Microsoft YaHei" w:cs="Microsoft YaHei" w:hint="eastAsia"/>
+          <w:color w:val="FFFFFF"/>
+          <w:sz w:val="16"/>
+          <w:lang w:eastAsia="zh-CN"/>
+        </w:rPr>
+        <w:t>边缘推理</w:t>
+      </w:r>
+      <w:r/>
+      <w:r>
+        <w:rPr>
+          <w:rFonts w:ascii="Microsoft YaHei" w:eastAsia="Microsoft YaHei" w:hAnsi="Microsoft YaHei" w:cs="Microsoft YaHei" w:hint="eastAsia"/>
+          <w:color w:val="FFFFFF"/>
+          <w:sz w:val="16"/>
+          <w:lang w:eastAsia="zh-CN"/>
+        </w:rPr>
+        <w:t>增量训练</w:t>
+      </w:r>
+      <w:r/>
+      <w:r>
+        <w:rPr>
+          <w:rFonts w:ascii="Microsoft YaHei" w:eastAsia="Microsoft YaHei" w:hAnsi="Microsoft YaHei" w:cs="Microsoft YaHei" w:hint="eastAsia"/>
+          <w:color w:val="FFFFFF"/>
+          <w:sz w:val="16"/>
+          <w:lang w:eastAsia="zh-CN"/>
+        </w:rPr>
+        <w:t>配置中心</w:t>
+      </w:r>
+      <w:r/>
+    </w:p>
+    <w:p>
+      <w:pPr>
+        <w:pStyle w:val="Heading4"/>
+      </w:pPr>
+      <w:r>
+        <w:rPr>
+          <w:rFonts w:ascii="Microsoft YaHei" w:eastAsia="Microsoft YaHei" w:hAnsi="Microsoft YaHei" w:cs="Microsoft YaHei" w:hint="eastAsia"/>
+          <w:color w:val="555555"/>
+          <w:sz w:val="21"/>
+          <w:lang w:eastAsia="zh-CN"/>
+        </w:rPr>
+        <w:t>项目背景</w:t>
+      </w:r>
+    </w:p>
+    <w:p>
+      <w:pPr/>
+      <w:r>
+        <w:rPr>
+          <w:rFonts w:ascii="Microsoft YaHei" w:eastAsia="Microsoft YaHei" w:hAnsi="Microsoft YaHei" w:cs="Microsoft YaHei" w:hint="eastAsia"/>
+          <w:color w:val="555555"/>
+          <w:sz w:val="19"/>
+          <w:lang w:eastAsia="zh-CN"/>
+        </w:rPr>
+        <w:t>原</w:t>
+      </w:r>
+      <w:r>
+        <w:rPr>
+          <w:color w:val="555555"/>
+          <w:sz w:val="19"/>
+        </w:rPr>
+        <w:t xml:space="preserve"> RRM"</w:t>
+      </w:r>
+      <w:r>
+        <w:rPr>
+          <w:rFonts w:ascii="Microsoft YaHei" w:eastAsia="Microsoft YaHei" w:hAnsi="Microsoft YaHei" w:cs="Microsoft YaHei" w:hint="eastAsia"/>
+          <w:color w:val="555555"/>
+          <w:sz w:val="19"/>
+          <w:lang w:eastAsia="zh-CN"/>
+        </w:rPr>
+        <w:t>云端收集</w:t>
+      </w:r>
+      <w:r>
+        <w:rPr>
+          <w:color w:val="555555"/>
+          <w:sz w:val="19"/>
+        </w:rPr>
+        <w:t>-</w:t>
+      </w:r>
+      <w:r>
+        <w:rPr>
+          <w:rFonts w:ascii="Microsoft YaHei" w:eastAsia="Microsoft YaHei" w:hAnsi="Microsoft YaHei" w:cs="Microsoft YaHei" w:hint="eastAsia"/>
+          <w:color w:val="555555"/>
+          <w:sz w:val="19"/>
+          <w:lang w:eastAsia="zh-CN"/>
+        </w:rPr>
+        <w:t>云端计算</w:t>
+      </w:r>
+      <w:r>
+        <w:rPr>
+          <w:color w:val="555555"/>
+          <w:sz w:val="19"/>
+        </w:rPr>
+        <w:t>-</w:t>
+      </w:r>
+      <w:r>
+        <w:rPr>
+          <w:rFonts w:ascii="Microsoft YaHei" w:eastAsia="Microsoft YaHei" w:hAnsi="Microsoft YaHei" w:cs="Microsoft YaHei" w:hint="eastAsia"/>
+          <w:color w:val="555555"/>
+          <w:sz w:val="19"/>
+          <w:lang w:eastAsia="zh-CN"/>
+        </w:rPr>
+        <w:t>下发生效</w:t>
+      </w:r>
+      <w:r>
+        <w:rPr>
+          <w:color w:val="555555"/>
+          <w:sz w:val="19"/>
+        </w:rPr>
+        <w:t>"</w:t>
+      </w:r>
+      <w:r>
+        <w:rPr>
+          <w:rFonts w:ascii="Microsoft YaHei" w:eastAsia="Microsoft YaHei" w:hAnsi="Microsoft YaHei" w:cs="Microsoft YaHei" w:hint="eastAsia"/>
+          <w:color w:val="555555"/>
+          <w:sz w:val="19"/>
+          <w:lang w:eastAsia="zh-CN"/>
+        </w:rPr>
+        <w:t>模式运维压力大，功能仅白名单小范围开启。重构后实现</w:t>
+      </w:r>
+      <w:r>
+        <w:rPr>
+          <w:color w:val="555555"/>
+          <w:sz w:val="19"/>
+        </w:rPr>
+        <w:t xml:space="preserve">"AC+fitap </w:t>
+      </w:r>
+      <w:r>
+        <w:rPr>
+          <w:rFonts w:ascii="Microsoft YaHei" w:eastAsia="Microsoft YaHei" w:hAnsi="Microsoft YaHei" w:cs="Microsoft YaHei" w:hint="eastAsia"/>
+          <w:color w:val="555555"/>
+          <w:sz w:val="19"/>
+          <w:lang w:eastAsia="zh-CN"/>
+        </w:rPr>
+        <w:t>组网设备侧计算，云</w:t>
+      </w:r>
+      <w:r>
+        <w:rPr>
+          <w:color w:val="555555"/>
+          <w:sz w:val="19"/>
+        </w:rPr>
+        <w:t xml:space="preserve"> AP </w:t>
+      </w:r>
+      <w:r>
+        <w:rPr>
+          <w:rFonts w:ascii="Microsoft YaHei" w:eastAsia="Microsoft YaHei" w:hAnsi="Microsoft YaHei" w:cs="Microsoft YaHei" w:hint="eastAsia"/>
+          <w:color w:val="555555"/>
+          <w:sz w:val="19"/>
+          <w:lang w:eastAsia="zh-CN"/>
+        </w:rPr>
+        <w:t>组网云端计算</w:t>
+      </w:r>
+      <w:r>
+        <w:rPr>
+          <w:color w:val="555555"/>
+          <w:sz w:val="19"/>
+        </w:rPr>
+        <w:t>"</w:t>
+      </w:r>
+      <w:r>
+        <w:rPr>
+          <w:rFonts w:ascii="Microsoft YaHei" w:eastAsia="Microsoft YaHei" w:hAnsi="Microsoft YaHei" w:cs="Microsoft YaHei" w:hint="eastAsia"/>
+          <w:color w:val="555555"/>
+          <w:sz w:val="19"/>
+          <w:lang w:eastAsia="zh-CN"/>
+        </w:rPr>
+        <w:t>的分流架构；二期在此基础上优化推理效率与泛化能力，完善数据闭环，实现规模化落地。</w:t>
+      </w:r>
+    </w:p>
+    <w:p>
+      <w:pPr>
+        <w:pStyle w:val="Heading4"/>
+      </w:pPr>
+      <w:r>
+        <w:rPr>
+          <w:rFonts w:ascii="Microsoft YaHei" w:eastAsia="Microsoft YaHei" w:hAnsi="Microsoft YaHei" w:cs="Microsoft YaHei" w:hint="eastAsia"/>
+          <w:color w:val="555555"/>
+          <w:sz w:val="21"/>
+          <w:lang w:eastAsia="zh-CN"/>
+        </w:rPr>
+        <w:t>本人分工</w:t>
+      </w:r>
+    </w:p>
+    <w:p>
+      <w:pPr>
+        <w:pStyle w:val="ListBullet"/>
+        <w:spacing w:before="90" w:after="90"/>
+      </w:pPr>
+      <w:r>
+        <w:rPr>
+          <w:rFonts w:ascii="Microsoft YaHei" w:eastAsia="Microsoft YaHei" w:hAnsi="Microsoft YaHei" w:cs="Microsoft YaHei" w:hint="eastAsia"/>
+          <w:color w:val="444444"/>
+          <w:lang w:eastAsia="zh-CN"/>
+        </w:rPr>
+        <w:t>主导</w:t>
+      </w:r>
+      <w:r>
+        <w:rPr>
+          <w:color w:val="444444"/>
+        </w:rPr>
+        <w:t xml:space="preserve"> RRM </w:t>
+      </w:r>
+      <w:r>
+        <w:rPr>
+          <w:rFonts w:ascii="Microsoft YaHei" w:eastAsia="Microsoft YaHei" w:hAnsi="Microsoft YaHei" w:cs="Microsoft YaHei" w:hint="eastAsia"/>
+          <w:color w:val="444444"/>
+          <w:lang w:eastAsia="zh-CN"/>
+        </w:rPr>
+        <w:t>微服务重构：梳理业务逻辑，优化服务间调用链路，设计</w:t>
+      </w:r>
+      <w:r>
+        <w:rPr>
+          <w:color w:val="444444"/>
+        </w:rPr>
+        <w:t>"</w:t>
+      </w:r>
+      <w:r>
+        <w:rPr>
+          <w:rFonts w:ascii="Microsoft YaHei" w:eastAsia="Microsoft YaHei" w:hAnsi="Microsoft YaHei" w:cs="Microsoft YaHei" w:hint="eastAsia"/>
+          <w:color w:val="444444"/>
+          <w:lang w:eastAsia="zh-CN"/>
+        </w:rPr>
+        <w:t>分流计算</w:t>
+      </w:r>
+      <w:r>
+        <w:rPr>
+          <w:color w:val="444444"/>
+        </w:rPr>
+        <w:t>+</w:t>
+      </w:r>
+      <w:r>
+        <w:rPr>
+          <w:rFonts w:ascii="Microsoft YaHei" w:eastAsia="Microsoft YaHei" w:hAnsi="Microsoft YaHei" w:cs="Microsoft YaHei" w:hint="eastAsia"/>
+          <w:color w:val="444444"/>
+          <w:lang w:eastAsia="zh-CN"/>
+        </w:rPr>
+        <w:t>双链路通信</w:t>
+      </w:r>
+      <w:r>
+        <w:rPr>
+          <w:color w:val="444444"/>
+        </w:rPr>
+        <w:t>"</w:t>
+      </w:r>
+      <w:r>
+        <w:rPr>
+          <w:rFonts w:ascii="Microsoft YaHei" w:eastAsia="Microsoft YaHei" w:hAnsi="Microsoft YaHei" w:cs="Microsoft YaHei" w:hint="eastAsia"/>
+          <w:color w:val="444444"/>
+          <w:lang w:eastAsia="zh-CN"/>
+        </w:rPr>
+        <w:t>架构</w:t>
+      </w:r>
+    </w:p>
+    <w:p>
+      <w:pPr>
+        <w:pStyle w:val="ListBullet"/>
+        <w:spacing w:before="90" w:after="90"/>
+      </w:pPr>
+      <w:r>
+        <w:rPr>
+          <w:rFonts w:ascii="Microsoft YaHei" w:eastAsia="Microsoft YaHei" w:hAnsi="Microsoft YaHei" w:cs="Microsoft YaHei" w:hint="eastAsia"/>
+          <w:color w:val="444444"/>
+          <w:lang w:eastAsia="zh-CN"/>
+        </w:rPr>
+        <w:t>基于</w:t>
+      </w:r>
+      <w:r>
+        <w:rPr>
+          <w:color w:val="444444"/>
+        </w:rPr>
+        <w:t xml:space="preserve"> WebSocket + netconf </w:t>
+      </w:r>
+      <w:r>
+        <w:rPr>
+          <w:rFonts w:ascii="Microsoft YaHei" w:eastAsia="Microsoft YaHei" w:hAnsi="Microsoft YaHei" w:cs="Microsoft YaHei" w:hint="eastAsia"/>
+          <w:color w:val="444444"/>
+          <w:lang w:eastAsia="zh-CN"/>
+        </w:rPr>
+        <w:t>实现云端到</w:t>
+      </w:r>
+      <w:r>
+        <w:rPr>
+          <w:color w:val="444444"/>
+        </w:rPr>
+        <w:t xml:space="preserve"> AC </w:t>
+      </w:r>
+      <w:r>
+        <w:rPr>
+          <w:rFonts w:ascii="Microsoft YaHei" w:eastAsia="Microsoft YaHei" w:hAnsi="Microsoft YaHei" w:cs="Microsoft YaHei" w:hint="eastAsia"/>
+          <w:color w:val="444444"/>
+          <w:lang w:eastAsia="zh-CN"/>
+        </w:rPr>
+        <w:t>设备的指令下发（调优参数、生效指令），打通</w:t>
+      </w:r>
+      <w:r>
+        <w:rPr>
+          <w:color w:val="444444"/>
+        </w:rPr>
+        <w:t>"</w:t>
+      </w:r>
+      <w:r>
+        <w:rPr>
+          <w:rFonts w:ascii="Microsoft YaHei" w:eastAsia="Microsoft YaHei" w:hAnsi="Microsoft YaHei" w:cs="Microsoft YaHei" w:hint="eastAsia"/>
+          <w:color w:val="444444"/>
+          <w:lang w:eastAsia="zh-CN"/>
+        </w:rPr>
+        <w:t>下发</w:t>
+      </w:r>
+      <w:r>
+        <w:rPr>
+          <w:color w:val="444444"/>
+        </w:rPr>
+        <w:t>-</w:t>
+      </w:r>
+      <w:r>
+        <w:rPr>
+          <w:rFonts w:ascii="Microsoft YaHei" w:eastAsia="Microsoft YaHei" w:hAnsi="Microsoft YaHei" w:cs="Microsoft YaHei" w:hint="eastAsia"/>
+          <w:color w:val="444444"/>
+          <w:lang w:eastAsia="zh-CN"/>
+        </w:rPr>
+        <w:t>计算</w:t>
+      </w:r>
+      <w:r>
+        <w:rPr>
+          <w:color w:val="444444"/>
+        </w:rPr>
+        <w:t>-</w:t>
+      </w:r>
+      <w:r>
+        <w:rPr>
+          <w:rFonts w:ascii="Microsoft YaHei" w:eastAsia="Microsoft YaHei" w:hAnsi="Microsoft YaHei" w:cs="Microsoft YaHei" w:hint="eastAsia"/>
+          <w:color w:val="444444"/>
+          <w:lang w:eastAsia="zh-CN"/>
+        </w:rPr>
+        <w:t>上报</w:t>
+      </w:r>
+      <w:r>
+        <w:rPr>
+          <w:color w:val="444444"/>
+        </w:rPr>
+        <w:t>-</w:t>
+      </w:r>
+      <w:r>
+        <w:rPr>
+          <w:rFonts w:ascii="Microsoft YaHei" w:eastAsia="Microsoft YaHei" w:hAnsi="Microsoft YaHei" w:cs="Microsoft YaHei" w:hint="eastAsia"/>
+          <w:color w:val="444444"/>
+          <w:lang w:eastAsia="zh-CN"/>
+        </w:rPr>
+        <w:t>展示</w:t>
+      </w:r>
+      <w:r>
+        <w:rPr>
+          <w:color w:val="444444"/>
+        </w:rPr>
+        <w:t>"</w:t>
+      </w:r>
+      <w:r>
+        <w:rPr>
+          <w:rFonts w:ascii="Microsoft YaHei" w:eastAsia="Microsoft YaHei" w:hAnsi="Microsoft YaHei" w:cs="Microsoft YaHei" w:hint="eastAsia"/>
+          <w:color w:val="444444"/>
+          <w:lang w:eastAsia="zh-CN"/>
+        </w:rPr>
+        <w:t>完整闭环</w:t>
+      </w:r>
+    </w:p>
+    <w:p>
+      <w:pPr>
+        <w:pStyle w:val="ListBullet"/>
+        <w:spacing w:before="90" w:after="90"/>
+      </w:pPr>
+      <w:r>
+        <w:rPr>
+          <w:rFonts w:ascii="Microsoft YaHei" w:eastAsia="Microsoft YaHei" w:hAnsi="Microsoft YaHei" w:cs="Microsoft YaHei" w:hint="eastAsia"/>
+          <w:color w:val="444444"/>
+          <w:lang w:eastAsia="zh-CN"/>
+        </w:rPr>
+        <w:t>对接</w:t>
+      </w:r>
+      <w:r>
+        <w:rPr>
+          <w:color w:val="444444"/>
+        </w:rPr>
+        <w:t xml:space="preserve"> Kafka </w:t>
+      </w:r>
+      <w:r>
+        <w:rPr>
+          <w:rFonts w:ascii="Microsoft YaHei" w:eastAsia="Microsoft YaHei" w:hAnsi="Microsoft YaHei" w:cs="Microsoft YaHei" w:hint="eastAsia"/>
+          <w:color w:val="444444"/>
+          <w:lang w:eastAsia="zh-CN"/>
+        </w:rPr>
+        <w:t>子链接，实现设备侧调优结果实时上报，处理数据校验与异常重试</w:t>
+      </w:r>
+    </w:p>
+    <w:p>
+      <w:pPr>
+        <w:pStyle w:val="ListBullet"/>
+        <w:spacing w:before="90" w:after="90"/>
+      </w:pPr>
+      <w:r>
+        <w:rPr>
+          <w:color w:val="444444"/>
+        </w:rPr>
+        <w:t xml:space="preserve">MongoDB </w:t>
+      </w:r>
+      <w:r>
+        <w:rPr>
+          <w:rFonts w:ascii="Microsoft YaHei" w:eastAsia="Microsoft YaHei" w:hAnsi="Microsoft YaHei" w:cs="Microsoft YaHei" w:hint="eastAsia"/>
+          <w:color w:val="444444"/>
+          <w:lang w:eastAsia="zh-CN"/>
+        </w:rPr>
+        <w:t>分库分表设计，保证设备侧与云端数据一致性</w:t>
+      </w:r>
+    </w:p>
+    <w:p>
+      <w:pPr>
+        <w:pStyle w:val="ListBullet"/>
+        <w:spacing w:before="90" w:after="90"/>
+      </w:pPr>
+      <w:r>
+        <w:rPr>
+          <w:rFonts w:ascii="Microsoft YaHei" w:eastAsia="Microsoft YaHei" w:hAnsi="Microsoft YaHei" w:cs="Microsoft YaHei" w:hint="eastAsia"/>
+          <w:color w:val="444444"/>
+          <w:lang w:eastAsia="zh-CN"/>
+        </w:rPr>
+        <w:t>主导配置中心开发：配置项统一管理、一键部署、自动校验、异常回滚</w:t>
+      </w:r>
+    </w:p>
+    <w:p>
+      <w:pPr>
+        <w:pStyle w:val="ListBullet"/>
+        <w:spacing w:before="90" w:after="90"/>
+      </w:pPr>
+      <w:r>
+        <w:rPr>
+          <w:rFonts w:ascii="Microsoft YaHei" w:eastAsia="Microsoft YaHei" w:hAnsi="Microsoft YaHei" w:cs="Microsoft YaHei" w:hint="eastAsia"/>
+          <w:color w:val="444444"/>
+          <w:lang w:eastAsia="zh-CN"/>
+        </w:rPr>
+        <w:t>优化</w:t>
+      </w:r>
+      <w:r>
+        <w:rPr>
+          <w:color w:val="444444"/>
+        </w:rPr>
+        <w:t xml:space="preserve"> Kafka </w:t>
+      </w:r>
+      <w:r>
+        <w:rPr>
+          <w:rFonts w:ascii="Microsoft YaHei" w:eastAsia="Microsoft YaHei" w:hAnsi="Microsoft YaHei" w:cs="Microsoft YaHei" w:hint="eastAsia"/>
+          <w:color w:val="444444"/>
+          <w:lang w:eastAsia="zh-CN"/>
+        </w:rPr>
+        <w:t>上报机制与</w:t>
+      </w:r>
+      <w:r>
+        <w:rPr>
+          <w:color w:val="444444"/>
+        </w:rPr>
+        <w:t xml:space="preserve"> Redis </w:t>
+      </w:r>
+      <w:r>
+        <w:rPr>
+          <w:rFonts w:ascii="Microsoft YaHei" w:eastAsia="Microsoft YaHei" w:hAnsi="Microsoft YaHei" w:cs="Microsoft YaHei" w:hint="eastAsia"/>
+          <w:color w:val="444444"/>
+          <w:lang w:eastAsia="zh-CN"/>
+        </w:rPr>
+        <w:t>缓存策略，完善</w:t>
+      </w:r>
+      <w:r>
+        <w:rPr>
+          <w:color w:val="444444"/>
+        </w:rPr>
+        <w:t>"</w:t>
+      </w:r>
+      <w:r>
+        <w:rPr>
+          <w:rFonts w:ascii="Microsoft YaHei" w:eastAsia="Microsoft YaHei" w:hAnsi="Microsoft YaHei" w:cs="Microsoft YaHei" w:hint="eastAsia"/>
+          <w:color w:val="444444"/>
+          <w:lang w:eastAsia="zh-CN"/>
+        </w:rPr>
+        <w:t>数据采集</w:t>
+      </w:r>
+      <w:r>
+        <w:rPr>
+          <w:color w:val="444444"/>
+        </w:rPr>
+        <w:t>-</w:t>
+      </w:r>
+      <w:r>
+        <w:rPr>
+          <w:rFonts w:ascii="Microsoft YaHei" w:eastAsia="Microsoft YaHei" w:hAnsi="Microsoft YaHei" w:cs="Microsoft YaHei" w:hint="eastAsia"/>
+          <w:color w:val="444444"/>
+          <w:lang w:eastAsia="zh-CN"/>
+        </w:rPr>
+        <w:t>预处理</w:t>
+      </w:r>
+      <w:r>
+        <w:rPr>
+          <w:color w:val="444444"/>
+        </w:rPr>
+        <w:t>-</w:t>
+      </w:r>
+      <w:r>
+        <w:rPr>
+          <w:rFonts w:ascii="Microsoft YaHei" w:eastAsia="Microsoft YaHei" w:hAnsi="Microsoft YaHei" w:cs="Microsoft YaHei" w:hint="eastAsia"/>
+          <w:color w:val="444444"/>
+          <w:lang w:eastAsia="zh-CN"/>
+        </w:rPr>
+        <w:t>回灌</w:t>
+      </w:r>
+      <w:r>
+        <w:rPr>
+          <w:color w:val="444444"/>
+        </w:rPr>
+        <w:t>"</w:t>
+      </w:r>
+      <w:r>
+        <w:rPr>
+          <w:rFonts w:ascii="Microsoft YaHei" w:eastAsia="Microsoft YaHei" w:hAnsi="Microsoft YaHei" w:cs="Microsoft YaHei" w:hint="eastAsia"/>
+          <w:color w:val="444444"/>
+          <w:lang w:eastAsia="zh-CN"/>
+        </w:rPr>
+        <w:t>数据闭环</w:t>
+      </w:r>
+    </w:p>
+    <w:p>
+      <w:pPr>
+        <w:pStyle w:val="Heading4"/>
+        <w:spacing w:after="120"/>
+      </w:pPr>
+      <w:r>
+        <w:rPr>
+          <w:rFonts w:ascii="Microsoft YaHei" w:eastAsia="Microsoft YaHei" w:hAnsi="Microsoft YaHei" w:cs="Microsoft YaHei" w:hint="eastAsia"/>
+          <w:color w:val="E65100"/>
+          <w:sz w:val="21"/>
+          <w:lang w:eastAsia="zh-CN"/>
+        </w:rPr>
+        <w:t>🔑 技术难点</w:t>
+      </w:r>
+    </w:p>
+    <w:p>
+      <w:pPr>
+        <w:pStyle w:val="ListBullet"/>
+        <w:spacing w:before="75" w:after="75"/>
+      </w:pPr>
+      <w:r>
+        <w:rPr>
+          <w:rFonts w:ascii="Microsoft YaHei" w:eastAsia="Microsoft YaHei" w:hAnsi="Microsoft YaHei" w:cs="Microsoft YaHei" w:hint="eastAsia"/>
+          <w:b/>
+          <w:sz w:val="19"/>
+          <w:lang w:eastAsia="zh-CN"/>
+        </w:rPr>
+        <w:t>架构设计</w:t>
+      </w:r>
+      <w:r>
+        <w:rPr>
+          <w:rFonts w:ascii="Microsoft YaHei" w:eastAsia="Microsoft YaHei" w:hAnsi="Microsoft YaHei" w:cs="Microsoft YaHei" w:hint="eastAsia"/>
+          <w:sz w:val="19"/>
+          <w:lang w:eastAsia="zh-CN"/>
+        </w:rPr>
+        <w:t>：基于组网类型动态分配</w:t>
+      </w:r>
+      <w:r>
+        <w:rPr>
+          <w:sz w:val="19"/>
+        </w:rPr>
+        <w:t xml:space="preserve"> RRM </w:t>
+      </w:r>
+      <w:r>
+        <w:rPr>
+          <w:rFonts w:ascii="Microsoft YaHei" w:eastAsia="Microsoft YaHei" w:hAnsi="Microsoft YaHei" w:cs="Microsoft YaHei" w:hint="eastAsia"/>
+          <w:sz w:val="19"/>
+          <w:lang w:eastAsia="zh-CN"/>
+        </w:rPr>
+        <w:t>计算节点（设备侧</w:t>
+      </w:r>
+      <w:r>
+        <w:rPr>
+          <w:sz w:val="19"/>
+        </w:rPr>
+        <w:t xml:space="preserve"> or </w:t>
+      </w:r>
+      <w:r>
+        <w:rPr>
+          <w:rFonts w:ascii="Microsoft YaHei" w:eastAsia="Microsoft YaHei" w:hAnsi="Microsoft YaHei" w:cs="Microsoft YaHei" w:hint="eastAsia"/>
+          <w:sz w:val="19"/>
+          <w:lang w:eastAsia="zh-CN"/>
+        </w:rPr>
+        <w:t>云端），双计算模式无感切换</w:t>
+      </w:r>
+    </w:p>
+    <w:p>
+      <w:pPr>
+        <w:pStyle w:val="ListBullet"/>
+        <w:spacing w:before="75" w:after="75"/>
+      </w:pPr>
+      <w:r>
+        <w:rPr>
+          <w:rFonts w:ascii="Microsoft YaHei" w:eastAsia="Microsoft YaHei" w:hAnsi="Microsoft YaHei" w:cs="Microsoft YaHei" w:hint="eastAsia"/>
+          <w:b/>
+          <w:sz w:val="19"/>
+          <w:lang w:eastAsia="zh-CN"/>
+        </w:rPr>
+        <w:t>通信可靠性</w:t>
+      </w:r>
+      <w:r>
+        <w:rPr>
+          <w:rFonts w:ascii="Microsoft YaHei" w:eastAsia="Microsoft YaHei" w:hAnsi="Microsoft YaHei" w:cs="Microsoft YaHei" w:hint="eastAsia"/>
+          <w:sz w:val="19"/>
+          <w:lang w:eastAsia="zh-CN"/>
+        </w:rPr>
+        <w:t>：</w:t>
+      </w:r>
+      <w:r>
+        <w:rPr>
+          <w:sz w:val="19"/>
+        </w:rPr>
+        <w:t xml:space="preserve">WebSocket+netconf </w:t>
+      </w:r>
+      <w:r>
+        <w:rPr>
+          <w:rFonts w:ascii="Microsoft YaHei" w:eastAsia="Microsoft YaHei" w:hAnsi="Microsoft YaHei" w:cs="Microsoft YaHei" w:hint="eastAsia"/>
+          <w:sz w:val="19"/>
+          <w:lang w:eastAsia="zh-CN"/>
+        </w:rPr>
+        <w:t>下发、</w:t>
+      </w:r>
+      <w:r>
+        <w:rPr>
+          <w:sz w:val="19"/>
+        </w:rPr>
+        <w:t xml:space="preserve">Kafka </w:t>
+      </w:r>
+      <w:r>
+        <w:rPr>
+          <w:rFonts w:ascii="Microsoft YaHei" w:eastAsia="Microsoft YaHei" w:hAnsi="Microsoft YaHei" w:cs="Microsoft YaHei" w:hint="eastAsia"/>
+          <w:sz w:val="19"/>
+          <w:lang w:eastAsia="zh-CN"/>
+        </w:rPr>
+        <w:t>上报，全链路消息不丢失、异常自动重试</w:t>
+      </w:r>
+    </w:p>
+    <w:p>
+      <w:pPr>
+        <w:pStyle w:val="ListBullet"/>
+        <w:spacing w:before="75" w:after="75"/>
+      </w:pPr>
+      <w:r>
+        <w:rPr>
+          <w:rFonts w:ascii="Microsoft YaHei" w:eastAsia="Microsoft YaHei" w:hAnsi="Microsoft YaHei" w:cs="Microsoft YaHei" w:hint="eastAsia"/>
+          <w:b/>
+          <w:sz w:val="19"/>
+          <w:lang w:eastAsia="zh-CN"/>
+        </w:rPr>
+        <w:t>数据一致性</w:t>
+      </w:r>
+      <w:r>
+        <w:rPr>
+          <w:rFonts w:ascii="Microsoft YaHei" w:eastAsia="Microsoft YaHei" w:hAnsi="Microsoft YaHei" w:cs="Microsoft YaHei" w:hint="eastAsia"/>
+          <w:sz w:val="19"/>
+          <w:lang w:eastAsia="zh-CN"/>
+        </w:rPr>
+        <w:t>：设备侧与云端数据同步，</w:t>
+      </w:r>
+      <w:r>
+        <w:rPr>
+          <w:sz w:val="19"/>
+        </w:rPr>
+        <w:t xml:space="preserve">MongoDB </w:t>
+      </w:r>
+      <w:r>
+        <w:rPr>
+          <w:rFonts w:ascii="Microsoft YaHei" w:eastAsia="Microsoft YaHei" w:hAnsi="Microsoft YaHei" w:cs="Microsoft YaHei" w:hint="eastAsia"/>
+          <w:sz w:val="19"/>
+          <w:lang w:eastAsia="zh-CN"/>
+        </w:rPr>
+        <w:t>分库分表避免热点与数据丢失</w:t>
+      </w:r>
+    </w:p>
+    <w:p>
+      <w:pPr>
+        <w:pStyle w:val="ListBullet"/>
+        <w:spacing w:before="75" w:after="75"/>
+      </w:pPr>
+      <w:r>
+        <w:rPr>
+          <w:rFonts w:ascii="Microsoft YaHei" w:eastAsia="Microsoft YaHei" w:hAnsi="Microsoft YaHei" w:cs="Microsoft YaHei" w:hint="eastAsia"/>
+          <w:b/>
+          <w:sz w:val="19"/>
+          <w:lang w:eastAsia="zh-CN"/>
+        </w:rPr>
+        <w:t>规模化落地</w:t>
+      </w:r>
+      <w:r>
+        <w:rPr>
+          <w:rFonts w:ascii="Microsoft YaHei" w:eastAsia="Microsoft YaHei" w:hAnsi="Microsoft YaHei" w:cs="Microsoft YaHei" w:hint="eastAsia"/>
+          <w:sz w:val="19"/>
+          <w:lang w:eastAsia="zh-CN"/>
+        </w:rPr>
+        <w:t>：模型轻量化</w:t>
+      </w:r>
+      <w:r>
+        <w:rPr>
+          <w:sz w:val="19"/>
+        </w:rPr>
+        <w:t>+</w:t>
+      </w:r>
+      <w:r>
+        <w:rPr>
+          <w:rFonts w:ascii="Microsoft YaHei" w:eastAsia="Microsoft YaHei" w:hAnsi="Microsoft YaHei" w:cs="Microsoft YaHei" w:hint="eastAsia"/>
+          <w:sz w:val="19"/>
+          <w:lang w:eastAsia="zh-CN"/>
+        </w:rPr>
+        <w:t>边缘推理降低设备侧耗时，配置中心统一管理、自动校验降低配置失误率</w:t>
+      </w:r>
+    </w:p>
+    <w:p>
+      <w:pPr>
+        <w:pStyle w:val="Heading4"/>
+        <w:spacing w:after="120"/>
+      </w:pPr>
+      <w:r>
+        <w:rPr>
+          <w:rFonts w:ascii="Microsoft YaHei" w:eastAsia="Microsoft YaHei" w:hAnsi="Microsoft YaHei" w:cs="Microsoft YaHei" w:hint="eastAsia"/>
+          <w:color w:val="2E7D32"/>
+          <w:sz w:val="21"/>
+          <w:lang w:eastAsia="zh-CN"/>
+        </w:rPr>
+        <w:t>✅ 项目成果</w:t>
+      </w:r>
+    </w:p>
+    <w:p>
+      <w:pPr>
+        <w:pStyle w:val="ListBullet"/>
+        <w:spacing w:before="75" w:after="75"/>
+      </w:pPr>
+      <w:r>
+        <w:rPr>
+          <w:rFonts w:ascii="Microsoft YaHei" w:eastAsia="Microsoft YaHei" w:hAnsi="Microsoft YaHei" w:cs="Microsoft YaHei" w:hint="eastAsia"/>
+          <w:color w:val="2E7D32"/>
+          <w:sz w:val="19"/>
+          <w:lang w:eastAsia="zh-CN"/>
+        </w:rPr>
+        <w:t xml:space="preserve">适配现网 </w:t>
+      </w:r>
+      <w:r>
+        <w:rPr>
+          <w:b/>
+          <w:color w:val="2E7D32"/>
+          <w:sz w:val="19"/>
+        </w:rPr>
+        <w:t>98%+</w:t>
+      </w:r>
+      <w:r>
+        <w:rPr>
+          <w:color w:val="2E7D32"/>
+          <w:sz w:val="19"/>
+        </w:rPr>
+        <w:t xml:space="preserve"> AC+fitap </w:t>
+      </w:r>
+      <w:r>
+        <w:rPr>
+          <w:rFonts w:ascii="Microsoft YaHei" w:eastAsia="Microsoft YaHei" w:hAnsi="Microsoft YaHei" w:cs="Microsoft YaHei" w:hint="eastAsia"/>
+          <w:color w:val="2E7D32"/>
+          <w:sz w:val="19"/>
+          <w:lang w:eastAsia="zh-CN"/>
+        </w:rPr>
+        <w:t>组网需求，</w:t>
+      </w:r>
+      <w:r>
+        <w:rPr>
+          <w:color w:val="2E7D32"/>
+          <w:sz w:val="19"/>
+        </w:rPr>
+        <w:t xml:space="preserve">RRM </w:t>
+      </w:r>
+      <w:r>
+        <w:rPr>
+          <w:rFonts w:ascii="Microsoft YaHei" w:eastAsia="Microsoft YaHei" w:hAnsi="Microsoft YaHei" w:cs="Microsoft YaHei" w:hint="eastAsia"/>
+          <w:color w:val="2E7D32"/>
+          <w:sz w:val="19"/>
+          <w:lang w:eastAsia="zh-CN"/>
+        </w:rPr>
+        <w:t>计算压力分流至设备侧</w:t>
+      </w:r>
+    </w:p>
+    <w:p>
+      <w:pPr>
+        <w:pStyle w:val="ListBullet"/>
+        <w:spacing w:before="75" w:after="75"/>
+      </w:pPr>
+      <w:r>
+        <w:rPr>
+          <w:rFonts w:ascii="Microsoft YaHei" w:eastAsia="Microsoft YaHei" w:hAnsi="Microsoft YaHei" w:cs="Microsoft YaHei" w:hint="eastAsia"/>
+          <w:color w:val="2E7D32"/>
+          <w:sz w:val="19"/>
+          <w:lang w:eastAsia="zh-CN"/>
+        </w:rPr>
+        <w:t>大幅降低云端运维成本，解决用户对原功能不信任的痛点</w:t>
+      </w:r>
+    </w:p>
+    <w:p>
+      <w:pPr>
+        <w:pStyle w:val="ListBullet"/>
+        <w:spacing w:before="75" w:after="75"/>
+      </w:pPr>
+      <w:r>
+        <w:rPr>
+          <w:rFonts w:ascii="Microsoft YaHei" w:eastAsia="Microsoft YaHei" w:hAnsi="Microsoft YaHei" w:cs="Microsoft YaHei" w:hint="eastAsia"/>
+          <w:color w:val="2E7D32"/>
+          <w:sz w:val="19"/>
+          <w:lang w:eastAsia="zh-CN"/>
+        </w:rPr>
+        <w:t>二期规模化落地：</w:t>
+      </w:r>
+      <w:r>
+        <w:rPr>
+          <w:color w:val="2E7D32"/>
+          <w:sz w:val="19"/>
+        </w:rPr>
+        <w:t xml:space="preserve">AI </w:t>
+      </w:r>
+      <w:r>
+        <w:rPr>
+          <w:rFonts w:ascii="Microsoft YaHei" w:eastAsia="Microsoft YaHei" w:hAnsi="Microsoft YaHei" w:cs="Microsoft YaHei" w:hint="eastAsia"/>
+          <w:color w:val="2E7D32"/>
+          <w:sz w:val="19"/>
+          <w:lang w:eastAsia="zh-CN"/>
+        </w:rPr>
+        <w:t>调优实时性、精度、泛化能力全面提升，配置中心显著简化运维操作</w:t>
+      </w:r>
+    </w:p>
+    <w:p>
+      <w:pPr>
+        <w:pStyle w:val="ListBullet"/>
+        <w:spacing w:before="75" w:after="75"/>
+      </w:pPr>
+      <w:r>
+        <w:rPr>
+          <w:rFonts w:ascii="Microsoft YaHei" w:eastAsia="Microsoft YaHei" w:hAnsi="Microsoft YaHei" w:cs="Microsoft YaHei" w:hint="eastAsia"/>
+          <w:color w:val="2E7D32"/>
+          <w:sz w:val="19"/>
+          <w:lang w:eastAsia="zh-CN"/>
+        </w:rPr>
+        <w:t>主导项目全流程：需求梳理</w:t>
+      </w:r>
+      <w:r>
+        <w:rPr>
+          <w:color w:val="2E7D32"/>
+          <w:sz w:val="19"/>
+        </w:rPr>
+        <w:t xml:space="preserve"> → </w:t>
+      </w:r>
+      <w:r>
+        <w:rPr>
+          <w:rFonts w:ascii="Microsoft YaHei" w:eastAsia="Microsoft YaHei" w:hAnsi="Microsoft YaHei" w:cs="Microsoft YaHei" w:hint="eastAsia"/>
+          <w:color w:val="2E7D32"/>
+          <w:sz w:val="19"/>
+          <w:lang w:eastAsia="zh-CN"/>
+        </w:rPr>
+        <w:t>架构设计</w:t>
+      </w:r>
+      <w:r>
+        <w:rPr>
+          <w:color w:val="2E7D32"/>
+          <w:sz w:val="19"/>
+        </w:rPr>
+        <w:t xml:space="preserve"> → </w:t>
+      </w:r>
+      <w:r>
+        <w:rPr>
+          <w:rFonts w:ascii="Microsoft YaHei" w:eastAsia="Microsoft YaHei" w:hAnsi="Microsoft YaHei" w:cs="Microsoft YaHei" w:hint="eastAsia"/>
+          <w:color w:val="2E7D32"/>
+          <w:sz w:val="19"/>
+          <w:lang w:eastAsia="zh-CN"/>
+        </w:rPr>
+        <w:t>系统重构</w:t>
+      </w:r>
+      <w:r>
+        <w:rPr>
+          <w:color w:val="2E7D32"/>
+          <w:sz w:val="19"/>
+        </w:rPr>
+        <w:t xml:space="preserve"> → </w:t>
+      </w:r>
+      <w:r>
+        <w:rPr>
+          <w:rFonts w:ascii="Microsoft YaHei" w:eastAsia="Microsoft YaHei" w:hAnsi="Microsoft YaHei" w:cs="Microsoft YaHei" w:hint="eastAsia"/>
+          <w:color w:val="2E7D32"/>
+          <w:sz w:val="19"/>
+          <w:lang w:eastAsia="zh-CN"/>
+        </w:rPr>
+        <w:t>开发</w:t>
+      </w:r>
+      <w:r>
+        <w:rPr>
+          <w:color w:val="2E7D32"/>
+          <w:sz w:val="19"/>
+        </w:rPr>
+        <w:t xml:space="preserve"> → </w:t>
+      </w:r>
+      <w:r>
+        <w:rPr>
+          <w:rFonts w:ascii="Microsoft YaHei" w:eastAsia="Microsoft YaHei" w:hAnsi="Microsoft YaHei" w:cs="Microsoft YaHei" w:hint="eastAsia"/>
+          <w:color w:val="2E7D32"/>
+          <w:sz w:val="19"/>
+          <w:lang w:eastAsia="zh-CN"/>
+        </w:rPr>
+        <w:t>联调</w:t>
+      </w:r>
+      <w:r>
+        <w:rPr>
+          <w:color w:val="2E7D32"/>
+          <w:sz w:val="19"/>
+        </w:rPr>
+        <w:t xml:space="preserve"> → </w:t>
+      </w:r>
+      <w:r>
+        <w:rPr>
+          <w:rFonts w:ascii="Microsoft YaHei" w:eastAsia="Microsoft YaHei" w:hAnsi="Microsoft YaHei" w:cs="Microsoft YaHei" w:hint="eastAsia"/>
+          <w:color w:val="2E7D32"/>
+          <w:sz w:val="19"/>
+          <w:lang w:eastAsia="zh-CN"/>
+        </w:rPr>
+        <w:t>上线</w:t>
+      </w:r>
+      <w:r>
+        <w:rPr>
+          <w:color w:val="2E7D32"/>
+          <w:sz w:val="19"/>
+        </w:rPr>
+        <w:t xml:space="preserve"> → </w:t>
+      </w:r>
+      <w:r>
+        <w:rPr>
+          <w:rFonts w:ascii="Microsoft YaHei" w:eastAsia="Microsoft YaHei" w:hAnsi="Microsoft YaHei" w:cs="Microsoft YaHei" w:hint="eastAsia"/>
+          <w:color w:val="2E7D32"/>
+          <w:sz w:val="19"/>
+          <w:lang w:eastAsia="zh-CN"/>
+        </w:rPr>
+        <w:t>规模化落地</w:t>
+      </w:r>
+      <w:r/>
+      <w:r/>
+    </w:p>
+    <w:p>
+      <w:pPr>
+        <w:spacing w:after="180"/>
+      </w:pPr>
+      <w:r/>
+      <w:r>
+        <w:rPr>
+          <w:rFonts w:ascii="Microsoft YaHei" w:eastAsia="Microsoft YaHei" w:hAnsi="Microsoft YaHei" w:cs="Microsoft YaHei" w:hint="eastAsia"/>
+          <w:b/>
+          <w:color w:val="1A1A1A"/>
+          <w:sz w:val="22"/>
+          <w:lang w:eastAsia="zh-CN"/>
+        </w:rPr>
+        <w:t>② RRM 支持 WiFi7（6GHz频段扩展）</w:t>
+      </w:r>
+      <w:r/>
+      <w:r>
+        <w:rPr>
+          <w:color w:val="888888"/>
+          <w:sz w:val="18"/>
+        </w:rPr>
+        <w:t>2024.01 - 2024.12</w:t>
+      </w:r>
+      <w:r/>
+    </w:p>
+    <w:p>
+      <w:pPr>
+        <w:spacing w:before="150" w:after="150"/>
+      </w:pPr>
+      <w:r/>
+      <w:r>
+        <w:rPr>
+          <w:color w:val="FFFFFF"/>
+          <w:sz w:val="16"/>
+        </w:rPr>
+        <w:t>Node.js/TypeScript</w:t>
+      </w:r>
+      <w:r/>
+      <w:r>
+        <w:rPr>
+          <w:rFonts w:ascii="Microsoft YaHei" w:eastAsia="Microsoft YaHei" w:hAnsi="Microsoft YaHei" w:cs="Microsoft YaHei" w:hint="eastAsia"/>
+          <w:color w:val="FFFFFF"/>
+          <w:sz w:val="16"/>
+          <w:lang w:eastAsia="zh-CN"/>
+        </w:rPr>
+        <w:t>4微服务架构</w:t>
+      </w:r>
+      <w:r/>
+      <w:r>
+        <w:rPr>
+          <w:color w:val="FFFFFF"/>
+          <w:sz w:val="16"/>
+        </w:rPr>
+        <w:t>MongoDB</w:t>
+      </w:r>
+      <w:r/>
+      <w:r>
+        <w:rPr>
+          <w:color w:val="FFFFFF"/>
+          <w:sz w:val="16"/>
+        </w:rPr>
+        <w:t>Redis</w:t>
+      </w:r>
+      <w:r/>
+      <w:r>
+        <w:rPr>
+          <w:color w:val="FFFFFF"/>
+          <w:sz w:val="16"/>
+        </w:rPr>
+        <w:t>Kafka</w:t>
+      </w:r>
+      <w:r/>
+      <w:r>
+        <w:rPr>
+          <w:color w:val="FFFFFF"/>
+          <w:sz w:val="16"/>
+        </w:rPr>
+        <w:t>RabbitMQ</w:t>
+      </w:r>
+      <w:r/>
+      <w:r>
+        <w:rPr>
+          <w:color w:val="FFFFFF"/>
+          <w:sz w:val="16"/>
+        </w:rPr>
+        <w:t>K8s</w:t>
+      </w:r>
+      <w:r/>
+      <w:r>
+        <w:rPr>
+          <w:rFonts w:ascii="Microsoft YaHei" w:eastAsia="Microsoft YaHei" w:hAnsi="Microsoft YaHei" w:cs="Microsoft YaHei" w:hint="eastAsia"/>
+          <w:color w:val="FFFFFF"/>
+          <w:sz w:val="16"/>
+          <w:lang w:eastAsia="zh-CN"/>
+        </w:rPr>
+        <w:t>node-ffi调用C库</w:t>
+      </w:r>
+      <w:r/>
+      <w:r>
+        <w:rPr>
+          <w:color w:val="FFFFFF"/>
+          <w:sz w:val="16"/>
+        </w:rPr>
+        <w:t>6GHz(WiFi7)</w:t>
+      </w:r>
+      <w:r/>
+    </w:p>
+    <w:p>
+      <w:pPr>
+        <w:pStyle w:val="Heading4"/>
+      </w:pPr>
+      <w:r>
+        <w:rPr>
+          <w:rFonts w:ascii="Microsoft YaHei" w:eastAsia="Microsoft YaHei" w:hAnsi="Microsoft YaHei" w:cs="Microsoft YaHei" w:hint="eastAsia"/>
+          <w:color w:val="555555"/>
+          <w:sz w:val="21"/>
+          <w:lang w:eastAsia="zh-CN"/>
+        </w:rPr>
+        <w:t>项目背景</w:t>
+      </w:r>
+    </w:p>
+    <w:p>
+      <w:pPr/>
+      <w:r>
+        <w:rPr>
+          <w:color w:val="555555"/>
+          <w:sz w:val="19"/>
+        </w:rPr>
+        <w:t>RRM</w:t>
+      </w:r>
+      <w:r>
+        <w:rPr>
+          <w:rFonts w:ascii="Microsoft YaHei" w:eastAsia="Microsoft YaHei" w:hAnsi="Microsoft YaHei" w:cs="Microsoft YaHei" w:hint="eastAsia"/>
+          <w:color w:val="555555"/>
+          <w:sz w:val="19"/>
+          <w:lang w:eastAsia="zh-CN"/>
+        </w:rPr>
+        <w:t>（无线资源管理）原仅支持</w:t>
+      </w:r>
+      <w:r>
+        <w:rPr>
+          <w:color w:val="555555"/>
+          <w:sz w:val="19"/>
+        </w:rPr>
+        <w:t xml:space="preserve"> 2.4G/5G </w:t>
+      </w:r>
+      <w:r>
+        <w:rPr>
+          <w:rFonts w:ascii="Microsoft YaHei" w:eastAsia="Microsoft YaHei" w:hAnsi="Microsoft YaHei" w:cs="Microsoft YaHei" w:hint="eastAsia"/>
+          <w:color w:val="555555"/>
+          <w:sz w:val="19"/>
+          <w:lang w:eastAsia="zh-CN"/>
+        </w:rPr>
+        <w:t>双频段。本项目新增</w:t>
+      </w:r>
+      <w:r>
+        <w:rPr>
+          <w:color w:val="555555"/>
+          <w:sz w:val="19"/>
+        </w:rPr>
+        <w:t xml:space="preserve"> 6GHz </w:t>
+      </w:r>
+      <w:r>
+        <w:rPr>
+          <w:rFonts w:ascii="Microsoft YaHei" w:eastAsia="Microsoft YaHei" w:hAnsi="Microsoft YaHei" w:cs="Microsoft YaHei" w:hint="eastAsia"/>
+          <w:color w:val="555555"/>
+          <w:sz w:val="19"/>
+          <w:lang w:eastAsia="zh-CN"/>
+        </w:rPr>
+        <w:t>频段支持，完成</w:t>
+      </w:r>
+      <w:r>
+        <w:rPr>
+          <w:color w:val="555555"/>
+          <w:sz w:val="19"/>
+        </w:rPr>
+        <w:t xml:space="preserve"> WiFi7 </w:t>
+      </w:r>
+      <w:r>
+        <w:rPr>
+          <w:rFonts w:ascii="Microsoft YaHei" w:eastAsia="Microsoft YaHei" w:hAnsi="Microsoft YaHei" w:cs="Microsoft YaHei" w:hint="eastAsia"/>
+          <w:color w:val="555555"/>
+          <w:sz w:val="19"/>
+          <w:lang w:eastAsia="zh-CN"/>
+        </w:rPr>
+        <w:t>商用适配，同时修复大量历史遗留问题。</w:t>
+      </w:r>
+    </w:p>
+    <w:p>
+      <w:pPr>
+        <w:pStyle w:val="Heading4"/>
+      </w:pPr>
+      <w:r>
+        <w:rPr>
+          <w:rFonts w:ascii="Microsoft YaHei" w:eastAsia="Microsoft YaHei" w:hAnsi="Microsoft YaHei" w:cs="Microsoft YaHei" w:hint="eastAsia"/>
+          <w:color w:val="555555"/>
+          <w:sz w:val="21"/>
+          <w:lang w:eastAsia="zh-CN"/>
+        </w:rPr>
+        <w:t>本人分工</w:t>
+      </w:r>
+    </w:p>
+    <w:p>
+      <w:pPr>
+        <w:pStyle w:val="ListBullet"/>
+        <w:spacing w:before="90" w:after="90"/>
+      </w:pPr>
+      <w:r>
+        <w:rPr>
+          <w:rFonts w:ascii="Microsoft YaHei" w:eastAsia="Microsoft YaHei" w:hAnsi="Microsoft YaHei" w:cs="Microsoft YaHei" w:hint="eastAsia"/>
+          <w:color w:val="444444"/>
+          <w:lang w:eastAsia="zh-CN"/>
+        </w:rPr>
+        <w:t>梳理</w:t>
+      </w:r>
+      <w:r>
+        <w:rPr>
+          <w:color w:val="444444"/>
+        </w:rPr>
+        <w:t xml:space="preserve"> 4 </w:t>
+      </w:r>
+      <w:r>
+        <w:rPr>
+          <w:rFonts w:ascii="Microsoft YaHei" w:eastAsia="Microsoft YaHei" w:hAnsi="Microsoft YaHei" w:cs="Microsoft YaHei" w:hint="eastAsia"/>
+          <w:color w:val="444444"/>
+          <w:lang w:eastAsia="zh-CN"/>
+        </w:rPr>
+        <w:t>大微服务（</w:t>
+      </w:r>
+      <w:r>
+        <w:rPr>
+          <w:color w:val="444444"/>
+        </w:rPr>
+        <w:t>rrmcontrol/rrmserver/rrmcompute/aioptimize</w:t>
+      </w:r>
+      <w:r>
+        <w:rPr>
+          <w:rFonts w:ascii="Microsoft YaHei" w:eastAsia="Microsoft YaHei" w:hAnsi="Microsoft YaHei" w:cs="Microsoft YaHei" w:hint="eastAsia"/>
+          <w:color w:val="444444"/>
+          <w:lang w:eastAsia="zh-CN"/>
+        </w:rPr>
+        <w:t>）调用链路，主导</w:t>
+      </w:r>
+      <w:r>
+        <w:rPr>
+          <w:color w:val="444444"/>
+        </w:rPr>
+        <w:t xml:space="preserve"> 6GHz </w:t>
+      </w:r>
+      <w:r>
+        <w:rPr>
+          <w:rFonts w:ascii="Microsoft YaHei" w:eastAsia="Microsoft YaHei" w:hAnsi="Microsoft YaHei" w:cs="Microsoft YaHei" w:hint="eastAsia"/>
+          <w:color w:val="444444"/>
+          <w:lang w:eastAsia="zh-CN"/>
+        </w:rPr>
+        <w:t>全链路改造</w:t>
+      </w:r>
+    </w:p>
+    <w:p>
+      <w:pPr>
+        <w:pStyle w:val="ListBullet"/>
+        <w:spacing w:before="90" w:after="90"/>
+      </w:pPr>
+      <w:r>
+        <w:rPr>
+          <w:rFonts w:ascii="Microsoft YaHei" w:eastAsia="Microsoft YaHei" w:hAnsi="Microsoft YaHei" w:cs="Microsoft YaHei" w:hint="eastAsia"/>
+          <w:color w:val="444444"/>
+          <w:lang w:eastAsia="zh-CN"/>
+        </w:rPr>
+        <w:t>主导</w:t>
+      </w:r>
+      <w:r>
+        <w:rPr>
+          <w:color w:val="444444"/>
+        </w:rPr>
+        <w:t xml:space="preserve"> 6GHz </w:t>
+      </w:r>
+      <w:r>
+        <w:rPr>
+          <w:rFonts w:ascii="Microsoft YaHei" w:eastAsia="Microsoft YaHei" w:hAnsi="Microsoft YaHei" w:cs="Microsoft YaHei" w:hint="eastAsia"/>
+          <w:color w:val="444444"/>
+          <w:lang w:eastAsia="zh-CN"/>
+        </w:rPr>
+        <w:t>频段</w:t>
+      </w:r>
+      <w:r>
+        <w:rPr>
+          <w:color w:val="444444"/>
+        </w:rPr>
+        <w:t xml:space="preserve"> HTTP </w:t>
+      </w:r>
+      <w:r>
+        <w:rPr>
+          <w:rFonts w:ascii="Microsoft YaHei" w:eastAsia="Microsoft YaHei" w:hAnsi="Microsoft YaHei" w:cs="Microsoft YaHei" w:hint="eastAsia"/>
+          <w:color w:val="444444"/>
+          <w:lang w:eastAsia="zh-CN"/>
+        </w:rPr>
+        <w:t>接口开发、</w:t>
+      </w:r>
+      <w:r>
+        <w:rPr>
+          <w:color w:val="444444"/>
+        </w:rPr>
+        <w:t xml:space="preserve">AP </w:t>
+      </w:r>
+      <w:r>
+        <w:rPr>
+          <w:rFonts w:ascii="Microsoft YaHei" w:eastAsia="Microsoft YaHei" w:hAnsi="Microsoft YaHei" w:cs="Microsoft YaHei" w:hint="eastAsia"/>
+          <w:color w:val="444444"/>
+          <w:lang w:eastAsia="zh-CN"/>
+        </w:rPr>
+        <w:t>信息采集适配、信道扫描数据采集上报</w:t>
+      </w:r>
+    </w:p>
+    <w:p>
+      <w:pPr>
+        <w:pStyle w:val="ListBullet"/>
+        <w:spacing w:before="90" w:after="90"/>
+      </w:pPr>
+      <w:r>
+        <w:rPr>
+          <w:rFonts w:ascii="Microsoft YaHei" w:eastAsia="Microsoft YaHei" w:hAnsi="Microsoft YaHei" w:cs="Microsoft YaHei" w:hint="eastAsia"/>
+          <w:color w:val="444444"/>
+          <w:lang w:eastAsia="zh-CN"/>
+        </w:rPr>
+        <w:t>使用</w:t>
+      </w:r>
+      <w:r>
+        <w:rPr>
+          <w:color w:val="444444"/>
+        </w:rPr>
+        <w:t xml:space="preserve"> node-ffi </w:t>
+      </w:r>
+      <w:r>
+        <w:rPr>
+          <w:rFonts w:ascii="Microsoft YaHei" w:eastAsia="Microsoft YaHei" w:hAnsi="Microsoft YaHei" w:cs="Microsoft YaHei" w:hint="eastAsia"/>
+          <w:color w:val="444444"/>
+          <w:lang w:eastAsia="zh-CN"/>
+        </w:rPr>
+        <w:t>实现</w:t>
+      </w:r>
+      <w:r>
+        <w:rPr>
+          <w:color w:val="444444"/>
+        </w:rPr>
+        <w:t xml:space="preserve"> Node.js </w:t>
+      </w:r>
+      <w:r>
+        <w:rPr>
+          <w:rFonts w:ascii="Microsoft YaHei" w:eastAsia="Microsoft YaHei" w:hAnsi="Microsoft YaHei" w:cs="Microsoft YaHei" w:hint="eastAsia"/>
+          <w:color w:val="444444"/>
+          <w:lang w:eastAsia="zh-CN"/>
+        </w:rPr>
+        <w:t>调用</w:t>
+      </w:r>
+      <w:r>
+        <w:rPr>
+          <w:color w:val="444444"/>
+        </w:rPr>
+        <w:t xml:space="preserve"> C </w:t>
+      </w:r>
+      <w:r>
+        <w:rPr>
+          <w:rFonts w:ascii="Microsoft YaHei" w:eastAsia="Microsoft YaHei" w:hAnsi="Microsoft YaHei" w:cs="Microsoft YaHei" w:hint="eastAsia"/>
+          <w:color w:val="444444"/>
+          <w:lang w:eastAsia="zh-CN"/>
+        </w:rPr>
+        <w:t>语言</w:t>
+      </w:r>
+      <w:r>
+        <w:rPr>
+          <w:color w:val="444444"/>
+        </w:rPr>
+        <w:t xml:space="preserve"> .so </w:t>
+      </w:r>
+      <w:r>
+        <w:rPr>
+          <w:rFonts w:ascii="Microsoft YaHei" w:eastAsia="Microsoft YaHei" w:hAnsi="Microsoft YaHei" w:cs="Microsoft YaHei" w:hint="eastAsia"/>
+          <w:color w:val="444444"/>
+          <w:lang w:eastAsia="zh-CN"/>
+        </w:rPr>
+        <w:t>核心算法库，突破跨语言性能瓶颈</w:t>
+      </w:r>
+    </w:p>
+    <w:p>
+      <w:pPr>
+        <w:pStyle w:val="ListBullet"/>
+        <w:spacing w:before="90" w:after="90"/>
+      </w:pPr>
+      <w:r>
+        <w:rPr>
+          <w:rFonts w:ascii="Microsoft YaHei" w:eastAsia="Microsoft YaHei" w:hAnsi="Microsoft YaHei" w:cs="Microsoft YaHei" w:hint="eastAsia"/>
+          <w:color w:val="444444"/>
+          <w:lang w:eastAsia="zh-CN"/>
+        </w:rPr>
+        <w:t>维护</w:t>
+      </w:r>
+      <w:r>
+        <w:rPr>
+          <w:color w:val="444444"/>
+        </w:rPr>
+        <w:t xml:space="preserve"> Redis </w:t>
+      </w:r>
+      <w:r>
+        <w:rPr>
+          <w:rFonts w:ascii="Microsoft YaHei" w:eastAsia="Microsoft YaHei" w:hAnsi="Microsoft YaHei" w:cs="Microsoft YaHei" w:hint="eastAsia"/>
+          <w:color w:val="444444"/>
+          <w:lang w:eastAsia="zh-CN"/>
+        </w:rPr>
+        <w:t>分布式锁、</w:t>
+      </w:r>
+      <w:r>
+        <w:rPr>
+          <w:color w:val="444444"/>
+        </w:rPr>
+        <w:t xml:space="preserve">Kafka/RabbitMQ </w:t>
+      </w:r>
+      <w:r>
+        <w:rPr>
+          <w:rFonts w:ascii="Microsoft YaHei" w:eastAsia="Microsoft YaHei" w:hAnsi="Microsoft YaHei" w:cs="Microsoft YaHei" w:hint="eastAsia"/>
+          <w:color w:val="444444"/>
+          <w:lang w:eastAsia="zh-CN"/>
+        </w:rPr>
+        <w:t>消息队列、</w:t>
+      </w:r>
+      <w:r>
+        <w:rPr>
+          <w:color w:val="444444"/>
+        </w:rPr>
+        <w:t xml:space="preserve">K8s </w:t>
+      </w:r>
+      <w:r>
+        <w:rPr>
+          <w:rFonts w:ascii="Microsoft YaHei" w:eastAsia="Microsoft YaHei" w:hAnsi="Microsoft YaHei" w:cs="Microsoft YaHei" w:hint="eastAsia"/>
+          <w:color w:val="444444"/>
+          <w:lang w:eastAsia="zh-CN"/>
+        </w:rPr>
+        <w:t>容器管理</w:t>
+      </w:r>
+    </w:p>
+    <w:p>
+      <w:pPr>
+        <w:pStyle w:val="Heading4"/>
+        <w:spacing w:after="120"/>
+      </w:pPr>
+      <w:r>
+        <w:rPr>
+          <w:rFonts w:ascii="Microsoft YaHei" w:eastAsia="Microsoft YaHei" w:hAnsi="Microsoft YaHei" w:cs="Microsoft YaHei" w:hint="eastAsia"/>
+          <w:color w:val="E65100"/>
+          <w:sz w:val="21"/>
+          <w:lang w:eastAsia="zh-CN"/>
+        </w:rPr>
+        <w:t>🔑 技术难点</w:t>
+      </w:r>
+    </w:p>
+    <w:p>
+      <w:pPr>
+        <w:pStyle w:val="ListBullet"/>
+        <w:spacing w:before="75" w:after="75"/>
+      </w:pPr>
+      <w:r>
+        <w:rPr>
+          <w:rFonts w:ascii="Microsoft YaHei" w:eastAsia="Microsoft YaHei" w:hAnsi="Microsoft YaHei" w:cs="Microsoft YaHei" w:hint="eastAsia"/>
+          <w:b/>
+          <w:sz w:val="19"/>
+          <w:lang w:eastAsia="zh-CN"/>
+        </w:rPr>
+        <w:t>遗留系统维护</w:t>
+      </w:r>
+      <w:r>
+        <w:rPr>
+          <w:rFonts w:ascii="Microsoft YaHei" w:eastAsia="Microsoft YaHei" w:hAnsi="Microsoft YaHei" w:cs="Microsoft YaHei" w:hint="eastAsia"/>
+          <w:sz w:val="19"/>
+          <w:lang w:eastAsia="zh-CN"/>
+        </w:rPr>
+        <w:t>：接手无完善文档系统，</w:t>
+      </w:r>
+      <w:r>
+        <w:rPr>
+          <w:sz w:val="19"/>
+        </w:rPr>
+        <w:t xml:space="preserve">1 </w:t>
+      </w:r>
+      <w:r>
+        <w:rPr>
+          <w:rFonts w:ascii="Microsoft YaHei" w:eastAsia="Microsoft YaHei" w:hAnsi="Microsoft YaHei" w:cs="Microsoft YaHei" w:hint="eastAsia"/>
+          <w:sz w:val="19"/>
+          <w:lang w:eastAsia="zh-CN"/>
+        </w:rPr>
+        <w:t>个月理清全部调用链路</w:t>
+      </w:r>
+    </w:p>
+    <w:p>
+      <w:pPr>
+        <w:pStyle w:val="ListBullet"/>
+        <w:spacing w:before="75" w:after="75"/>
+      </w:pPr>
+      <w:r>
+        <w:rPr>
+          <w:rFonts w:ascii="Microsoft YaHei" w:eastAsia="Microsoft YaHei" w:hAnsi="Microsoft YaHei" w:cs="Microsoft YaHei" w:hint="eastAsia"/>
+          <w:b/>
+          <w:sz w:val="19"/>
+          <w:lang w:eastAsia="zh-CN"/>
+        </w:rPr>
+        <w:t>跨语言调用</w:t>
+      </w:r>
+      <w:r>
+        <w:rPr>
+          <w:rFonts w:ascii="Microsoft YaHei" w:eastAsia="Microsoft YaHei" w:hAnsi="Microsoft YaHei" w:cs="Microsoft YaHei" w:hint="eastAsia"/>
+          <w:sz w:val="19"/>
+          <w:lang w:eastAsia="zh-CN"/>
+        </w:rPr>
+        <w:t>：</w:t>
+      </w:r>
+      <w:r>
+        <w:rPr>
+          <w:sz w:val="19"/>
+        </w:rPr>
+        <w:t xml:space="preserve">node-ffi </w:t>
+      </w:r>
+      <w:r>
+        <w:rPr>
+          <w:rFonts w:ascii="Microsoft YaHei" w:eastAsia="Microsoft YaHei" w:hAnsi="Microsoft YaHei" w:cs="Microsoft YaHei" w:hint="eastAsia"/>
+          <w:sz w:val="19"/>
+          <w:lang w:eastAsia="zh-CN"/>
+        </w:rPr>
+        <w:t>调用</w:t>
+      </w:r>
+      <w:r>
+        <w:rPr>
+          <w:sz w:val="19"/>
+        </w:rPr>
+        <w:t xml:space="preserve"> C </w:t>
+      </w:r>
+      <w:r>
+        <w:rPr>
+          <w:rFonts w:ascii="Microsoft YaHei" w:eastAsia="Microsoft YaHei" w:hAnsi="Microsoft YaHei" w:cs="Microsoft YaHei" w:hint="eastAsia"/>
+          <w:sz w:val="19"/>
+          <w:lang w:eastAsia="zh-CN"/>
+        </w:rPr>
+        <w:t>算法、</w:t>
+      </w:r>
+      <w:r>
+        <w:rPr>
+          <w:sz w:val="19"/>
+        </w:rPr>
+        <w:t xml:space="preserve">Kafka/RabbitMQ </w:t>
+      </w:r>
+      <w:r>
+        <w:rPr>
+          <w:rFonts w:ascii="Microsoft YaHei" w:eastAsia="Microsoft YaHei" w:hAnsi="Microsoft YaHei" w:cs="Microsoft YaHei" w:hint="eastAsia"/>
+          <w:sz w:val="19"/>
+          <w:lang w:eastAsia="zh-CN"/>
+        </w:rPr>
+        <w:t>消息、</w:t>
+      </w:r>
+      <w:r>
+        <w:rPr>
+          <w:sz w:val="19"/>
+        </w:rPr>
+        <w:t xml:space="preserve">Redis </w:t>
+      </w:r>
+      <w:r>
+        <w:rPr>
+          <w:rFonts w:ascii="Microsoft YaHei" w:eastAsia="Microsoft YaHei" w:hAnsi="Microsoft YaHei" w:cs="Microsoft YaHei" w:hint="eastAsia"/>
+          <w:sz w:val="19"/>
+          <w:lang w:eastAsia="zh-CN"/>
+        </w:rPr>
+        <w:t>锁任一环节异常影响现网</w:t>
+      </w:r>
+    </w:p>
+    <w:p>
+      <w:pPr>
+        <w:pStyle w:val="ListBullet"/>
+        <w:spacing w:before="75" w:after="75"/>
+      </w:pPr>
+      <w:r>
+        <w:rPr>
+          <w:rFonts w:ascii="Microsoft YaHei" w:eastAsia="Microsoft YaHei" w:hAnsi="Microsoft YaHei" w:cs="Microsoft YaHei" w:hint="eastAsia"/>
+          <w:b/>
+          <w:sz w:val="19"/>
+          <w:lang w:eastAsia="zh-CN"/>
+        </w:rPr>
+        <w:t>全链路适配</w:t>
+      </w:r>
+      <w:r>
+        <w:rPr>
+          <w:rFonts w:ascii="Microsoft YaHei" w:eastAsia="Microsoft YaHei" w:hAnsi="Microsoft YaHei" w:cs="Microsoft YaHei" w:hint="eastAsia"/>
+          <w:sz w:val="19"/>
+          <w:lang w:eastAsia="zh-CN"/>
+        </w:rPr>
+        <w:t>：采集、扫描、计算、调优、页面、部署</w:t>
+      </w:r>
+      <w:r>
+        <w:rPr>
+          <w:sz w:val="19"/>
+        </w:rPr>
+        <w:t xml:space="preserve"> 6GHz </w:t>
+      </w:r>
+      <w:r>
+        <w:rPr>
+          <w:rFonts w:ascii="Microsoft YaHei" w:eastAsia="Microsoft YaHei" w:hAnsi="Microsoft YaHei" w:cs="Microsoft YaHei" w:hint="eastAsia"/>
+          <w:sz w:val="19"/>
+          <w:lang w:eastAsia="zh-CN"/>
+        </w:rPr>
+        <w:t>全链路改造</w:t>
+      </w:r>
+    </w:p>
+    <w:p>
+      <w:pPr>
+        <w:pStyle w:val="Heading4"/>
+        <w:spacing w:after="120"/>
+      </w:pPr>
+      <w:r>
+        <w:rPr>
+          <w:rFonts w:ascii="Microsoft YaHei" w:eastAsia="Microsoft YaHei" w:hAnsi="Microsoft YaHei" w:cs="Microsoft YaHei" w:hint="eastAsia"/>
+          <w:color w:val="2E7D32"/>
+          <w:sz w:val="21"/>
+          <w:lang w:eastAsia="zh-CN"/>
+        </w:rPr>
+        <w:t>✅ 项目成果</w:t>
+      </w:r>
+    </w:p>
+    <w:p>
+      <w:pPr>
+        <w:pStyle w:val="ListBullet"/>
+        <w:spacing w:before="75" w:after="75"/>
+      </w:pPr>
+      <w:r>
+        <w:rPr>
+          <w:rFonts w:ascii="Microsoft YaHei" w:eastAsia="Microsoft YaHei" w:hAnsi="Microsoft YaHei" w:cs="Microsoft YaHei" w:hint="eastAsia"/>
+          <w:color w:val="2E7D32"/>
+          <w:sz w:val="19"/>
+          <w:lang w:eastAsia="zh-CN"/>
+        </w:rPr>
+        <w:t>从</w:t>
+      </w:r>
+      <w:r>
+        <w:rPr>
+          <w:color w:val="2E7D32"/>
+          <w:sz w:val="19"/>
+        </w:rPr>
+        <w:t xml:space="preserve"> 2 </w:t>
+      </w:r>
+      <w:r>
+        <w:rPr>
+          <w:rFonts w:ascii="Microsoft YaHei" w:eastAsia="Microsoft YaHei" w:hAnsi="Microsoft YaHei" w:cs="Microsoft YaHei" w:hint="eastAsia"/>
+          <w:color w:val="2E7D32"/>
+          <w:sz w:val="19"/>
+          <w:lang w:eastAsia="zh-CN"/>
+        </w:rPr>
+        <w:t>频段扩展到</w:t>
+      </w:r>
+      <w:r>
+        <w:rPr>
+          <w:color w:val="2E7D32"/>
+          <w:sz w:val="19"/>
+        </w:rPr>
+        <w:t xml:space="preserve"> 3 </w:t>
+      </w:r>
+      <w:r>
+        <w:rPr>
+          <w:rFonts w:ascii="Microsoft YaHei" w:eastAsia="Microsoft YaHei" w:hAnsi="Microsoft YaHei" w:cs="Microsoft YaHei" w:hint="eastAsia"/>
+          <w:color w:val="2E7D32"/>
+          <w:sz w:val="19"/>
+          <w:lang w:eastAsia="zh-CN"/>
+        </w:rPr>
+        <w:t>频段（</w:t>
+      </w:r>
+      <w:r>
+        <w:rPr>
+          <w:color w:val="2E7D32"/>
+          <w:sz w:val="19"/>
+        </w:rPr>
+        <w:t>2.4G/5G/6G</w:t>
+      </w:r>
+      <w:r>
+        <w:rPr>
+          <w:rFonts w:ascii="Microsoft YaHei" w:eastAsia="Microsoft YaHei" w:hAnsi="Microsoft YaHei" w:cs="Microsoft YaHei" w:hint="eastAsia"/>
+          <w:color w:val="2E7D32"/>
+          <w:sz w:val="19"/>
+          <w:lang w:eastAsia="zh-CN"/>
+        </w:rPr>
+        <w:t>），完整支持</w:t>
+      </w:r>
+      <w:r>
+        <w:rPr>
+          <w:color w:val="2E7D32"/>
+          <w:sz w:val="19"/>
+        </w:rPr>
+        <w:t xml:space="preserve"> WiFi7 </w:t>
+      </w:r>
+      <w:r>
+        <w:rPr>
+          <w:rFonts w:ascii="Microsoft YaHei" w:eastAsia="Microsoft YaHei" w:hAnsi="Microsoft YaHei" w:cs="Microsoft YaHei" w:hint="eastAsia"/>
+          <w:color w:val="2E7D32"/>
+          <w:sz w:val="19"/>
+          <w:lang w:eastAsia="zh-CN"/>
+        </w:rPr>
+        <w:t>商用</w:t>
+      </w:r>
+    </w:p>
+    <w:p>
+      <w:pPr>
+        <w:pStyle w:val="ListBullet"/>
+        <w:spacing w:before="75" w:after="75"/>
+      </w:pPr>
+      <w:r>
+        <w:rPr>
+          <w:rFonts w:ascii="Microsoft YaHei" w:eastAsia="Microsoft YaHei" w:hAnsi="Microsoft YaHei" w:cs="Microsoft YaHei" w:hint="eastAsia"/>
+          <w:color w:val="2E7D32"/>
+          <w:sz w:val="19"/>
+          <w:lang w:eastAsia="zh-CN"/>
+        </w:rPr>
+        <w:t>实现</w:t>
+      </w:r>
+      <w:r>
+        <w:rPr>
+          <w:color w:val="2E7D32"/>
+          <w:sz w:val="19"/>
+        </w:rPr>
+        <w:t xml:space="preserve"> 2.4G/5G/6G </w:t>
+      </w:r>
+      <w:r>
+        <w:rPr>
+          <w:rFonts w:ascii="Microsoft YaHei" w:eastAsia="Microsoft YaHei" w:hAnsi="Microsoft YaHei" w:cs="Microsoft YaHei" w:hint="eastAsia"/>
+          <w:color w:val="2E7D32"/>
+          <w:sz w:val="19"/>
+          <w:lang w:eastAsia="zh-CN"/>
+        </w:rPr>
+        <w:t>统一</w:t>
+      </w:r>
+      <w:r>
+        <w:rPr>
+          <w:color w:val="2E7D32"/>
+          <w:sz w:val="19"/>
+        </w:rPr>
+        <w:t xml:space="preserve"> RRM </w:t>
+      </w:r>
+      <w:r>
+        <w:rPr>
+          <w:rFonts w:ascii="Microsoft YaHei" w:eastAsia="Microsoft YaHei" w:hAnsi="Microsoft YaHei" w:cs="Microsoft YaHei" w:hint="eastAsia"/>
+          <w:color w:val="2E7D32"/>
+          <w:sz w:val="19"/>
+          <w:lang w:eastAsia="zh-CN"/>
+        </w:rPr>
+        <w:t>调度，保障现网稳定运行</w:t>
+      </w:r>
+    </w:p>
+    <w:p>
+      <w:pPr>
+        <w:pStyle w:val="ListBullet"/>
+        <w:spacing w:before="75" w:after="75"/>
+      </w:pPr>
+      <w:r>
+        <w:rPr>
+          <w:rFonts w:ascii="Microsoft YaHei" w:eastAsia="Microsoft YaHei" w:hAnsi="Microsoft YaHei" w:cs="Microsoft YaHei" w:hint="eastAsia"/>
+          <w:color w:val="2E7D32"/>
+          <w:sz w:val="19"/>
+          <w:lang w:eastAsia="zh-CN"/>
+        </w:rPr>
+        <w:t xml:space="preserve">独立接手复杂遗留系统，平均每周处理 </w:t>
+      </w:r>
+      <w:r>
+        <w:rPr>
+          <w:b/>
+          <w:color w:val="2E7D32"/>
+          <w:sz w:val="19"/>
+        </w:rPr>
+        <w:t>1+</w:t>
+      </w:r>
+      <w:r>
+        <w:rPr>
+          <w:rFonts w:ascii="Microsoft YaHei" w:eastAsia="Microsoft YaHei" w:hAnsi="Microsoft YaHei" w:cs="Microsoft YaHei" w:hint="eastAsia"/>
+          <w:color w:val="2E7D32"/>
+          <w:sz w:val="19"/>
+          <w:lang w:eastAsia="zh-CN"/>
+        </w:rPr>
+        <w:t xml:space="preserve"> 起线上问题</w:t>
+      </w:r>
+      <w:r/>
+      <w:r/>
+    </w:p>
+    <w:p>
+      <w:pPr>
+        <w:spacing w:after="180"/>
+      </w:pPr>
+      <w:r/>
+      <w:r>
+        <w:rPr>
+          <w:rFonts w:ascii="Microsoft YaHei" w:eastAsia="Microsoft YaHei" w:hAnsi="Microsoft YaHei" w:cs="Microsoft YaHei" w:hint="eastAsia"/>
+          <w:b/>
+          <w:color w:val="1A1A1A"/>
+          <w:sz w:val="22"/>
+          <w:lang w:eastAsia="zh-CN"/>
+        </w:rPr>
+        <w:t>③ WBC 支持 IoT 2.0（云简与物联网模块解耦）</w:t>
+      </w:r>
+      <w:r/>
+      <w:r>
+        <w:rPr>
+          <w:color w:val="888888"/>
+          <w:sz w:val="18"/>
+        </w:rPr>
+        <w:t>2023.07 - 2024.06</w:t>
+      </w:r>
+      <w:r/>
+    </w:p>
+    <w:p>
+      <w:pPr>
+        <w:spacing w:before="150" w:after="150"/>
+      </w:pPr>
+      <w:r/>
+      <w:r>
+        <w:rPr>
+          <w:color w:val="FFFFFF"/>
+          <w:sz w:val="16"/>
+        </w:rPr>
+        <w:t>Node.js/TypeScript</w:t>
+      </w:r>
+      <w:r/>
+      <w:r>
+        <w:rPr>
+          <w:color w:val="FFFFFF"/>
+          <w:sz w:val="16"/>
+        </w:rPr>
+        <w:t>Express</w:t>
+      </w:r>
+      <w:r/>
+      <w:r>
+        <w:rPr>
+          <w:color w:val="FFFFFF"/>
+          <w:sz w:val="16"/>
+        </w:rPr>
+        <w:t>Angular.js</w:t>
+      </w:r>
+      <w:r/>
+      <w:r>
+        <w:rPr>
+          <w:color w:val="FFFFFF"/>
+          <w:sz w:val="16"/>
+        </w:rPr>
+        <w:t>MongoDB</w:t>
+      </w:r>
+      <w:r/>
+      <w:r>
+        <w:rPr>
+          <w:color w:val="FFFFFF"/>
+          <w:sz w:val="16"/>
+        </w:rPr>
+        <w:t>K8s</w:t>
+      </w:r>
+      <w:r/>
+      <w:r>
+        <w:rPr>
+          <w:rFonts w:ascii="Microsoft YaHei" w:eastAsia="Microsoft YaHei" w:hAnsi="Microsoft YaHei" w:cs="Microsoft YaHei" w:hint="eastAsia"/>
+          <w:color w:val="FFFFFF"/>
+          <w:sz w:val="16"/>
+          <w:lang w:eastAsia="zh-CN"/>
+        </w:rPr>
+        <w:t>VNC远程管理</w:t>
+      </w:r>
+      <w:r/>
+      <w:r>
+        <w:rPr>
+          <w:rFonts w:ascii="Microsoft YaHei" w:eastAsia="Microsoft YaHei" w:hAnsi="Microsoft YaHei" w:cs="Microsoft YaHei" w:hint="eastAsia"/>
+          <w:color w:val="FFFFFF"/>
+          <w:sz w:val="16"/>
+          <w:lang w:eastAsia="zh-CN"/>
+        </w:rPr>
+        <w:t>Shell脚本</w:t>
+      </w:r>
+      <w:r/>
+    </w:p>
+    <w:p>
+      <w:pPr>
+        <w:pStyle w:val="Heading4"/>
+      </w:pPr>
+      <w:r>
+        <w:rPr>
+          <w:rFonts w:ascii="Microsoft YaHei" w:eastAsia="Microsoft YaHei" w:hAnsi="Microsoft YaHei" w:cs="Microsoft YaHei" w:hint="eastAsia"/>
+          <w:color w:val="555555"/>
+          <w:sz w:val="21"/>
+          <w:lang w:eastAsia="zh-CN"/>
+        </w:rPr>
+        <w:t>项目背景</w:t>
+      </w:r>
+    </w:p>
+    <w:p>
+      <w:pPr/>
+      <w:r>
+        <w:rPr>
+          <w:color w:val="555555"/>
+          <w:sz w:val="19"/>
+        </w:rPr>
+        <w:t xml:space="preserve">WBC </w:t>
+      </w:r>
+      <w:r>
+        <w:rPr>
+          <w:rFonts w:ascii="Microsoft YaHei" w:eastAsia="Microsoft YaHei" w:hAnsi="Microsoft YaHei" w:cs="Microsoft YaHei" w:hint="eastAsia"/>
+          <w:color w:val="555555"/>
+          <w:sz w:val="19"/>
+          <w:lang w:eastAsia="zh-CN"/>
+        </w:rPr>
+        <w:t>设备集无线运维</w:t>
+      </w:r>
+      <w:r>
+        <w:rPr>
+          <w:color w:val="555555"/>
+          <w:sz w:val="19"/>
+        </w:rPr>
+        <w:t>/</w:t>
+      </w:r>
+      <w:r>
+        <w:rPr>
+          <w:rFonts w:ascii="Microsoft YaHei" w:eastAsia="Microsoft YaHei" w:hAnsi="Microsoft YaHei" w:cs="Microsoft YaHei" w:hint="eastAsia"/>
+          <w:color w:val="555555"/>
+          <w:sz w:val="19"/>
+          <w:lang w:eastAsia="zh-CN"/>
+        </w:rPr>
+        <w:t>控制于一体，云简与物联网</w:t>
+      </w:r>
+      <w:r>
+        <w:rPr>
+          <w:color w:val="555555"/>
+          <w:sz w:val="19"/>
+        </w:rPr>
+        <w:t xml:space="preserve"> 1.0 </w:t>
+      </w:r>
+      <w:r>
+        <w:rPr>
+          <w:rFonts w:ascii="Microsoft YaHei" w:eastAsia="Microsoft YaHei" w:hAnsi="Microsoft YaHei" w:cs="Microsoft YaHei" w:hint="eastAsia"/>
+          <w:color w:val="555555"/>
+          <w:sz w:val="19"/>
+          <w:lang w:eastAsia="zh-CN"/>
+        </w:rPr>
+        <w:t>模块高度耦合，出版本困难、内存紧张。通过虚拟化方案实现模块解耦。</w:t>
+      </w:r>
+    </w:p>
+    <w:p>
+      <w:pPr>
+        <w:pStyle w:val="Heading4"/>
+      </w:pPr>
+      <w:r>
+        <w:rPr>
+          <w:rFonts w:ascii="Microsoft YaHei" w:eastAsia="Microsoft YaHei" w:hAnsi="Microsoft YaHei" w:cs="Microsoft YaHei" w:hint="eastAsia"/>
+          <w:color w:val="555555"/>
+          <w:sz w:val="21"/>
+          <w:lang w:eastAsia="zh-CN"/>
+        </w:rPr>
+        <w:t>本人分工</w:t>
+      </w:r>
+    </w:p>
+    <w:p>
+      <w:pPr>
+        <w:pStyle w:val="ListBullet"/>
+        <w:spacing w:before="90" w:after="90"/>
+      </w:pPr>
+      <w:r>
+        <w:rPr>
+          <w:rFonts w:ascii="Microsoft YaHei" w:eastAsia="Microsoft YaHei" w:hAnsi="Microsoft YaHei" w:cs="Microsoft YaHei" w:hint="eastAsia"/>
+          <w:color w:val="444444"/>
+          <w:lang w:eastAsia="zh-CN"/>
+        </w:rPr>
+        <w:t>主导</w:t>
+      </w:r>
+      <w:r>
+        <w:rPr>
+          <w:color w:val="444444"/>
+        </w:rPr>
+        <w:t xml:space="preserve"> WBC </w:t>
+      </w:r>
+      <w:r>
+        <w:rPr>
+          <w:rFonts w:ascii="Microsoft YaHei" w:eastAsia="Microsoft YaHei" w:hAnsi="Microsoft YaHei" w:cs="Microsoft YaHei" w:hint="eastAsia"/>
+          <w:color w:val="444444"/>
+          <w:lang w:eastAsia="zh-CN"/>
+        </w:rPr>
+        <w:t>编译打包流程重构，支持</w:t>
+      </w:r>
+      <w:r>
+        <w:rPr>
+          <w:color w:val="444444"/>
+        </w:rPr>
+        <w:t>"</w:t>
+      </w:r>
+      <w:r>
+        <w:rPr>
+          <w:rFonts w:ascii="Microsoft YaHei" w:eastAsia="Microsoft YaHei" w:hAnsi="Microsoft YaHei" w:cs="Microsoft YaHei" w:hint="eastAsia"/>
+          <w:color w:val="444444"/>
+          <w:lang w:eastAsia="zh-CN"/>
+        </w:rPr>
+        <w:t>一体机</w:t>
+      </w:r>
+      <w:r>
+        <w:rPr>
+          <w:color w:val="444444"/>
+        </w:rPr>
+        <w:t>+</w:t>
+      </w:r>
+      <w:r>
+        <w:rPr>
+          <w:rFonts w:ascii="Microsoft YaHei" w:eastAsia="Microsoft YaHei" w:hAnsi="Microsoft YaHei" w:cs="Microsoft YaHei" w:hint="eastAsia"/>
+          <w:color w:val="444444"/>
+          <w:lang w:eastAsia="zh-CN"/>
+        </w:rPr>
+        <w:t>虚拟机</w:t>
+      </w:r>
+      <w:r>
+        <w:rPr>
+          <w:color w:val="444444"/>
+        </w:rPr>
+        <w:t>"</w:t>
+      </w:r>
+      <w:r>
+        <w:rPr>
+          <w:rFonts w:ascii="Microsoft YaHei" w:eastAsia="Microsoft YaHei" w:hAnsi="Microsoft YaHei" w:cs="Microsoft YaHei" w:hint="eastAsia"/>
+          <w:color w:val="444444"/>
+          <w:lang w:eastAsia="zh-CN"/>
+        </w:rPr>
+        <w:t>双镜像模式</w:t>
+      </w:r>
+    </w:p>
+    <w:p>
+      <w:pPr>
+        <w:pStyle w:val="ListBullet"/>
+        <w:spacing w:before="90" w:after="90"/>
+      </w:pPr>
+      <w:r>
+        <w:rPr>
+          <w:rFonts w:ascii="Microsoft YaHei" w:eastAsia="Microsoft YaHei" w:hAnsi="Microsoft YaHei" w:cs="Microsoft YaHei" w:hint="eastAsia"/>
+          <w:color w:val="444444"/>
+          <w:lang w:eastAsia="zh-CN"/>
+        </w:rPr>
+        <w:t>开发</w:t>
+      </w:r>
+      <w:r>
+        <w:rPr>
+          <w:color w:val="444444"/>
+        </w:rPr>
+        <w:t xml:space="preserve"> WBC </w:t>
+      </w:r>
+      <w:r>
+        <w:rPr>
+          <w:rFonts w:ascii="Microsoft YaHei" w:eastAsia="Microsoft YaHei" w:hAnsi="Microsoft YaHei" w:cs="Microsoft YaHei" w:hint="eastAsia"/>
+          <w:color w:val="444444"/>
+          <w:lang w:eastAsia="zh-CN"/>
+        </w:rPr>
+        <w:t>监控平台</w:t>
+      </w:r>
+      <w:r>
+        <w:rPr>
+          <w:color w:val="444444"/>
+        </w:rPr>
+        <w:t xml:space="preserve"> VNC </w:t>
+      </w:r>
+      <w:r>
+        <w:rPr>
+          <w:rFonts w:ascii="Microsoft YaHei" w:eastAsia="Microsoft YaHei" w:hAnsi="Microsoft YaHei" w:cs="Microsoft YaHei" w:hint="eastAsia"/>
+          <w:color w:val="444444"/>
+          <w:lang w:eastAsia="zh-CN"/>
+        </w:rPr>
+        <w:t>远程管理功能，运维人员无需切换工具即可管理物联网虚拟机</w:t>
+      </w:r>
+    </w:p>
+    <w:p>
+      <w:pPr>
+        <w:pStyle w:val="ListBullet"/>
+        <w:spacing w:before="90" w:after="90"/>
+      </w:pPr>
+      <w:r>
+        <w:rPr>
+          <w:rFonts w:ascii="Microsoft YaHei" w:eastAsia="Microsoft YaHei" w:hAnsi="Microsoft YaHei" w:cs="Microsoft YaHei" w:hint="eastAsia"/>
+          <w:color w:val="444444"/>
+          <w:lang w:eastAsia="zh-CN"/>
+        </w:rPr>
+        <w:t>参与云简侧物联网数据剥离与迁移</w:t>
+      </w:r>
+    </w:p>
+    <w:p>
+      <w:pPr>
+        <w:pStyle w:val="Heading4"/>
+        <w:spacing w:after="120"/>
+      </w:pPr>
+      <w:r>
+        <w:rPr>
+          <w:rFonts w:ascii="Microsoft YaHei" w:eastAsia="Microsoft YaHei" w:hAnsi="Microsoft YaHei" w:cs="Microsoft YaHei" w:hint="eastAsia"/>
+          <w:color w:val="E65100"/>
+          <w:sz w:val="21"/>
+          <w:lang w:eastAsia="zh-CN"/>
+        </w:rPr>
+        <w:t>🔑 技术难点</w:t>
+      </w:r>
+    </w:p>
+    <w:p>
+      <w:pPr>
+        <w:pStyle w:val="ListBullet"/>
+        <w:spacing w:before="75" w:after="75"/>
+      </w:pPr>
+      <w:r>
+        <w:rPr>
+          <w:rFonts w:ascii="Microsoft YaHei" w:eastAsia="Microsoft YaHei" w:hAnsi="Microsoft YaHei" w:cs="Microsoft YaHei" w:hint="eastAsia"/>
+          <w:b/>
+          <w:sz w:val="19"/>
+          <w:lang w:eastAsia="zh-CN"/>
+        </w:rPr>
+        <w:t>深度解耦</w:t>
+      </w:r>
+      <w:r>
+        <w:rPr>
+          <w:rFonts w:ascii="Microsoft YaHei" w:eastAsia="Microsoft YaHei" w:hAnsi="Microsoft YaHei" w:cs="Microsoft YaHei" w:hint="eastAsia"/>
+          <w:sz w:val="19"/>
+          <w:lang w:eastAsia="zh-CN"/>
+        </w:rPr>
+        <w:t>：精确定位并重构耦合接口，确保剥离后功能完整独立</w:t>
+      </w:r>
+    </w:p>
+    <w:p>
+      <w:pPr>
+        <w:pStyle w:val="ListBullet"/>
+        <w:spacing w:before="75" w:after="75"/>
+      </w:pPr>
+      <w:r>
+        <w:rPr>
+          <w:rFonts w:ascii="Microsoft YaHei" w:eastAsia="Microsoft YaHei" w:hAnsi="Microsoft YaHei" w:cs="Microsoft YaHei" w:hint="eastAsia"/>
+          <w:b/>
+          <w:sz w:val="19"/>
+          <w:lang w:eastAsia="zh-CN"/>
+        </w:rPr>
+        <w:t>虚拟化通信</w:t>
+      </w:r>
+      <w:r>
+        <w:rPr>
+          <w:rFonts w:ascii="Microsoft YaHei" w:eastAsia="Microsoft YaHei" w:hAnsi="Microsoft YaHei" w:cs="Microsoft YaHei" w:hint="eastAsia"/>
+          <w:sz w:val="19"/>
+          <w:lang w:eastAsia="zh-CN"/>
+        </w:rPr>
+        <w:t>：建立宿主机与虚拟机之间稳定、安全的</w:t>
+      </w:r>
+      <w:r>
+        <w:rPr>
+          <w:sz w:val="19"/>
+        </w:rPr>
+        <w:t xml:space="preserve"> VNC </w:t>
+      </w:r>
+      <w:r>
+        <w:rPr>
+          <w:rFonts w:ascii="Microsoft YaHei" w:eastAsia="Microsoft YaHei" w:hAnsi="Microsoft YaHei" w:cs="Microsoft YaHei" w:hint="eastAsia"/>
+          <w:sz w:val="19"/>
+          <w:lang w:eastAsia="zh-CN"/>
+        </w:rPr>
+        <w:t>通信通道</w:t>
+      </w:r>
+    </w:p>
+    <w:p>
+      <w:pPr>
+        <w:pStyle w:val="ListBullet"/>
+        <w:spacing w:before="75" w:after="75"/>
+      </w:pPr>
+      <w:r>
+        <w:rPr>
+          <w:rFonts w:ascii="Microsoft YaHei" w:eastAsia="Microsoft YaHei" w:hAnsi="Microsoft YaHei" w:cs="Microsoft YaHei" w:hint="eastAsia"/>
+          <w:b/>
+          <w:sz w:val="19"/>
+          <w:lang w:eastAsia="zh-CN"/>
+        </w:rPr>
+        <w:t>资源隔离</w:t>
+      </w:r>
+      <w:r>
+        <w:rPr>
+          <w:rFonts w:ascii="Microsoft YaHei" w:eastAsia="Microsoft YaHei" w:hAnsi="Microsoft YaHei" w:cs="Microsoft YaHei" w:hint="eastAsia"/>
+          <w:sz w:val="19"/>
+          <w:lang w:eastAsia="zh-CN"/>
+        </w:rPr>
+        <w:t>：内存紧张约束下合理分配虚拟机资源，保障核心服务稳定</w:t>
+      </w:r>
+    </w:p>
+    <w:p>
+      <w:pPr>
+        <w:pStyle w:val="Heading4"/>
+        <w:spacing w:after="120"/>
+      </w:pPr>
+      <w:r>
+        <w:rPr>
+          <w:rFonts w:ascii="Microsoft YaHei" w:eastAsia="Microsoft YaHei" w:hAnsi="Microsoft YaHei" w:cs="Microsoft YaHei" w:hint="eastAsia"/>
+          <w:color w:val="2E7D32"/>
+          <w:sz w:val="21"/>
+          <w:lang w:eastAsia="zh-CN"/>
+        </w:rPr>
+        <w:t>✅ 项目成果</w:t>
+      </w:r>
+    </w:p>
+    <w:p>
+      <w:pPr>
+        <w:pStyle w:val="ListBullet"/>
+        <w:spacing w:before="75" w:after="75"/>
+      </w:pPr>
+      <w:r>
+        <w:rPr>
+          <w:rFonts w:ascii="Microsoft YaHei" w:eastAsia="Microsoft YaHei" w:hAnsi="Microsoft YaHei" w:cs="Microsoft YaHei" w:hint="eastAsia"/>
+          <w:color w:val="2E7D32"/>
+          <w:sz w:val="19"/>
+          <w:lang w:eastAsia="zh-CN"/>
+        </w:rPr>
+        <w:t>实现云简与物联网进程级隔离，支持独立版本生命周期管理</w:t>
+      </w:r>
+    </w:p>
+    <w:p>
+      <w:pPr>
+        <w:pStyle w:val="ListBullet"/>
+        <w:spacing w:before="75" w:after="75"/>
+      </w:pPr>
+      <w:r>
+        <w:rPr>
+          <w:rFonts w:ascii="Microsoft YaHei" w:eastAsia="Microsoft YaHei" w:hAnsi="Microsoft YaHei" w:cs="Microsoft YaHei" w:hint="eastAsia"/>
+          <w:color w:val="2E7D32"/>
+          <w:sz w:val="19"/>
+          <w:lang w:eastAsia="zh-CN"/>
+        </w:rPr>
+        <w:t>云简与物联网可并行开发、独立发布，版本交付周期显著缩短</w:t>
+      </w:r>
+    </w:p>
+    <w:p>
+      <w:pPr>
+        <w:pStyle w:val="ListBullet"/>
+        <w:spacing w:before="75" w:after="75"/>
+      </w:pPr>
+      <w:r>
+        <w:rPr>
+          <w:rFonts w:ascii="Microsoft YaHei" w:eastAsia="Microsoft YaHei" w:hAnsi="Microsoft YaHei" w:cs="Microsoft YaHei" w:hint="eastAsia"/>
+          <w:color w:val="2E7D32"/>
+          <w:sz w:val="19"/>
+          <w:lang w:eastAsia="zh-CN"/>
+        </w:rPr>
+        <w:t>为</w:t>
+      </w:r>
+      <w:r>
+        <w:rPr>
+          <w:color w:val="2E7D32"/>
+          <w:sz w:val="19"/>
+        </w:rPr>
+        <w:t xml:space="preserve"> WBC </w:t>
+      </w:r>
+      <w:r>
+        <w:rPr>
+          <w:rFonts w:ascii="Microsoft YaHei" w:eastAsia="Microsoft YaHei" w:hAnsi="Microsoft YaHei" w:cs="Microsoft YaHei" w:hint="eastAsia"/>
+          <w:color w:val="2E7D32"/>
+          <w:sz w:val="19"/>
+          <w:lang w:eastAsia="zh-CN"/>
+        </w:rPr>
+        <w:t>平台未来扩展其他服务提供可复制的虚拟化技术范式</w:t>
+      </w:r>
+      <w:r/>
+      <w:r/>
+    </w:p>
+    <w:p>
+      <w:pPr>
+        <w:pStyle w:val="Heading2"/>
+      </w:pPr>
+      <w:r>
+        <w:rPr>
+          <w:rFonts w:ascii="Microsoft YaHei" w:eastAsia="Microsoft YaHei" w:hAnsi="Microsoft YaHei" w:cs="Microsoft YaHei" w:hint="eastAsia"/>
+          <w:color w:val="FFFFFF"/>
+          <w:sz w:val="24"/>
+          <w:lang w:eastAsia="zh-CN"/>
+        </w:rPr>
+        <w:t>技 术 栈</w:t>
+      </w:r>
+      <w:r/>
+    </w:p>
+    <w:p>
+      <w:pPr>
+        <w:pStyle w:val="Heading4"/>
+        <w:spacing w:after="90"/>
+        <w:pBdr>
+          <w:top w:val="none" w:sz="6" w:space="0" w:color="auto"/>
+          <w:bottom w:val="none" w:sz="6" w:space="0" w:color="auto"/>
+          <w:left w:val="none" w:sz="6" w:space="0" w:color="auto"/>
+          <w:right w:val="none" w:sz="6" w:space="0" w:color="auto"/>
+        </w:pBdr>
+      </w:pPr>
+      <w:r>
+        <w:rPr>
+          <w:rFonts w:ascii="Microsoft YaHei" w:eastAsia="Microsoft YaHei" w:hAnsi="Microsoft YaHei" w:cs="Microsoft YaHei" w:hint="eastAsia"/>
+          <w:color w:val="1A1A1A"/>
+          <w:sz w:val="21"/>
+          <w:lang w:eastAsia="zh-CN"/>
+        </w:rPr>
+        <w:t>后端开发（主栈）</w:t>
+      </w:r>
+    </w:p>
+    <w:p>
+      <w:pPr/>
+      <w:r>
+        <w:rPr>
+          <w:b/>
+          <w:color w:val="666666"/>
+          <w:sz w:val="19"/>
+        </w:rPr>
+        <w:t>Node.js / TypeScript</w:t>
+      </w:r>
+      <w:r>
+        <w:rPr>
+          <w:color w:val="666666"/>
+          <w:sz w:val="19"/>
+        </w:rPr>
+        <w:t xml:space="preserve"> · Express · </w:t>
+      </w:r>
+      <w:r>
+        <w:rPr>
+          <w:rFonts w:ascii="Microsoft YaHei" w:eastAsia="Microsoft YaHei" w:hAnsi="Microsoft YaHei" w:cs="Microsoft YaHei" w:hint="eastAsia"/>
+          <w:color w:val="666666"/>
+          <w:sz w:val="19"/>
+          <w:lang w:eastAsia="zh-CN"/>
+        </w:rPr>
+        <w:t>异步编程</w:t>
+      </w:r>
+      <w:r>
+        <w:rPr>
+          <w:color w:val="666666"/>
+          <w:sz w:val="19"/>
+        </w:rPr>
+        <w:t xml:space="preserve"> · </w:t>
+      </w:r>
+      <w:r>
+        <w:rPr>
+          <w:rFonts w:ascii="Microsoft YaHei" w:eastAsia="Microsoft YaHei" w:hAnsi="Microsoft YaHei" w:cs="Microsoft YaHei" w:hint="eastAsia"/>
+          <w:color w:val="666666"/>
+          <w:sz w:val="19"/>
+          <w:lang w:eastAsia="zh-CN"/>
+        </w:rPr>
+        <w:t>微服务架构</w:t>
+      </w:r>
+      <w:r>
+        <w:rPr>
+          <w:color w:val="666666"/>
+          <w:sz w:val="19"/>
+        </w:rPr>
+        <w:t xml:space="preserve"> · RESTful API · WebSocket</w:t>
+      </w:r>
+    </w:p>
+    <w:p>
+      <w:pPr>
+        <w:pStyle w:val="Heading4"/>
+        <w:spacing w:after="90"/>
+        <w:pBdr>
+          <w:top w:val="none" w:sz="6" w:space="0" w:color="auto"/>
+          <w:bottom w:val="none" w:sz="6" w:space="0" w:color="auto"/>
+          <w:left w:val="none" w:sz="6" w:space="0" w:color="auto"/>
+          <w:right w:val="none" w:sz="6" w:space="0" w:color="auto"/>
+        </w:pBdr>
+      </w:pPr>
+      <w:r>
+        <w:rPr>
+          <w:rFonts w:ascii="Microsoft YaHei" w:eastAsia="Microsoft YaHei" w:hAnsi="Microsoft YaHei" w:cs="Microsoft YaHei" w:hint="eastAsia"/>
+          <w:color w:val="1A1A1A"/>
+          <w:sz w:val="21"/>
+          <w:lang w:eastAsia="zh-CN"/>
+        </w:rPr>
+        <w:t>容器与 DevOps（突出）</w:t>
+      </w:r>
+    </w:p>
+    <w:p>
+      <w:pPr/>
+      <w:r>
+        <w:rPr>
+          <w:b/>
+          <w:color w:val="666666"/>
+          <w:sz w:val="19"/>
+        </w:rPr>
+        <w:t>Kubernetes(K8s)</w:t>
+      </w:r>
+      <w:r>
+        <w:rPr>
+          <w:color w:val="666666"/>
+          <w:sz w:val="19"/>
+        </w:rPr>
+        <w:t xml:space="preserve"> · Docker · CI/CD · </w:t>
+      </w:r>
+      <w:r>
+        <w:rPr>
+          <w:rFonts w:ascii="Microsoft YaHei" w:eastAsia="Microsoft YaHei" w:hAnsi="Microsoft YaHei" w:cs="Microsoft YaHei" w:hint="eastAsia"/>
+          <w:color w:val="666666"/>
+          <w:sz w:val="19"/>
+          <w:lang w:eastAsia="zh-CN"/>
+        </w:rPr>
+        <w:t>配置中心</w:t>
+      </w:r>
+      <w:r>
+        <w:rPr>
+          <w:color w:val="666666"/>
+          <w:sz w:val="19"/>
+        </w:rPr>
+        <w:t xml:space="preserve"> · SonarQube</w:t>
+      </w:r>
+      <w:r>
+        <w:rPr>
+          <w:rFonts w:ascii="Microsoft YaHei" w:eastAsia="Microsoft YaHei" w:hAnsi="Microsoft YaHei" w:cs="Microsoft YaHei" w:hint="eastAsia"/>
+          <w:color w:val="666666"/>
+          <w:sz w:val="19"/>
+          <w:lang w:eastAsia="zh-CN"/>
+        </w:rPr>
+        <w:t>代码审查</w:t>
+      </w:r>
+    </w:p>
+    <w:p>
+      <w:pPr>
+        <w:pStyle w:val="Heading4"/>
+        <w:spacing w:after="90"/>
+        <w:pBdr>
+          <w:top w:val="none" w:sz="6" w:space="0" w:color="auto"/>
+          <w:bottom w:val="none" w:sz="6" w:space="0" w:color="auto"/>
+          <w:left w:val="none" w:sz="6" w:space="0" w:color="auto"/>
+          <w:right w:val="none" w:sz="6" w:space="0" w:color="auto"/>
+        </w:pBdr>
+      </w:pPr>
+      <w:r>
+        <w:rPr>
+          <w:rFonts w:ascii="Microsoft YaHei" w:eastAsia="Microsoft YaHei" w:hAnsi="Microsoft YaHei" w:cs="Microsoft YaHei" w:hint="eastAsia"/>
+          <w:color w:val="1A1A1A"/>
+          <w:sz w:val="21"/>
+          <w:lang w:eastAsia="zh-CN"/>
+        </w:rPr>
+        <w:t>数据库</w:t>
+      </w:r>
+    </w:p>
+    <w:p>
+      <w:pPr/>
+      <w:r>
+        <w:rPr>
+          <w:color w:val="666666"/>
+          <w:sz w:val="19"/>
+        </w:rPr>
+        <w:t>MongoDB</w:t>
+      </w:r>
+      <w:r>
+        <w:rPr>
+          <w:rFonts w:ascii="Microsoft YaHei" w:eastAsia="Microsoft YaHei" w:hAnsi="Microsoft YaHei" w:cs="Microsoft YaHei" w:hint="eastAsia"/>
+          <w:color w:val="666666"/>
+          <w:sz w:val="19"/>
+          <w:lang w:eastAsia="zh-CN"/>
+        </w:rPr>
+        <w:t>（分库分表</w:t>
+      </w:r>
+      <w:r>
+        <w:rPr>
+          <w:color w:val="666666"/>
+          <w:sz w:val="19"/>
+        </w:rPr>
+        <w:t>/</w:t>
+      </w:r>
+      <w:r>
+        <w:rPr>
+          <w:rFonts w:ascii="Microsoft YaHei" w:eastAsia="Microsoft YaHei" w:hAnsi="Microsoft YaHei" w:cs="Microsoft YaHei" w:hint="eastAsia"/>
+          <w:color w:val="666666"/>
+          <w:sz w:val="19"/>
+          <w:lang w:eastAsia="zh-CN"/>
+        </w:rPr>
+        <w:t>聚合管道）</w:t>
+      </w:r>
+      <w:r>
+        <w:rPr>
+          <w:color w:val="666666"/>
+          <w:sz w:val="19"/>
+        </w:rPr>
+        <w:t>· Redis</w:t>
+      </w:r>
+      <w:r>
+        <w:rPr>
+          <w:rFonts w:ascii="Microsoft YaHei" w:eastAsia="Microsoft YaHei" w:hAnsi="Microsoft YaHei" w:cs="Microsoft YaHei" w:hint="eastAsia"/>
+          <w:color w:val="666666"/>
+          <w:sz w:val="19"/>
+          <w:lang w:eastAsia="zh-CN"/>
+        </w:rPr>
+        <w:t>（分布式锁</w:t>
+      </w:r>
+      <w:r>
+        <w:rPr>
+          <w:color w:val="666666"/>
+          <w:sz w:val="19"/>
+        </w:rPr>
+        <w:t>/</w:t>
+      </w:r>
+      <w:r>
+        <w:rPr>
+          <w:rFonts w:ascii="Microsoft YaHei" w:eastAsia="Microsoft YaHei" w:hAnsi="Microsoft YaHei" w:cs="Microsoft YaHei" w:hint="eastAsia"/>
+          <w:color w:val="666666"/>
+          <w:sz w:val="19"/>
+          <w:lang w:eastAsia="zh-CN"/>
+        </w:rPr>
+        <w:t>缓存）</w:t>
+      </w:r>
+      <w:r>
+        <w:rPr>
+          <w:color w:val="666666"/>
+          <w:sz w:val="19"/>
+        </w:rPr>
+        <w:t>· MySQL</w:t>
+      </w:r>
+    </w:p>
+    <w:p>
+      <w:pPr>
+        <w:pStyle w:val="Heading4"/>
+        <w:spacing w:after="90"/>
+        <w:pBdr>
+          <w:top w:val="none" w:sz="6" w:space="0" w:color="auto"/>
+          <w:bottom w:val="none" w:sz="6" w:space="0" w:color="auto"/>
+          <w:left w:val="none" w:sz="6" w:space="0" w:color="auto"/>
+          <w:right w:val="none" w:sz="6" w:space="0" w:color="auto"/>
+        </w:pBdr>
+      </w:pPr>
+      <w:r>
+        <w:rPr>
+          <w:rFonts w:ascii="Microsoft YaHei" w:eastAsia="Microsoft YaHei" w:hAnsi="Microsoft YaHei" w:cs="Microsoft YaHei" w:hint="eastAsia"/>
+          <w:color w:val="1A1A1A"/>
+          <w:sz w:val="21"/>
+          <w:lang w:eastAsia="zh-CN"/>
+        </w:rPr>
+        <w:t>消息队列</w:t>
+      </w:r>
+    </w:p>
+    <w:p>
+      <w:pPr/>
+      <w:r>
+        <w:rPr>
+          <w:color w:val="666666"/>
+          <w:sz w:val="19"/>
+        </w:rPr>
+        <w:t>Kafka</w:t>
+      </w:r>
+      <w:r>
+        <w:rPr>
+          <w:rFonts w:ascii="Microsoft YaHei" w:eastAsia="Microsoft YaHei" w:hAnsi="Microsoft YaHei" w:cs="Microsoft YaHei" w:hint="eastAsia"/>
+          <w:color w:val="666666"/>
+          <w:sz w:val="19"/>
+          <w:lang w:eastAsia="zh-CN"/>
+        </w:rPr>
+        <w:t>（消费者组</w:t>
+      </w:r>
+      <w:r>
+        <w:rPr>
+          <w:color w:val="666666"/>
+          <w:sz w:val="19"/>
+        </w:rPr>
+        <w:t>/</w:t>
+      </w:r>
+      <w:r>
+        <w:rPr>
+          <w:rFonts w:ascii="Microsoft YaHei" w:eastAsia="Microsoft YaHei" w:hAnsi="Microsoft YaHei" w:cs="Microsoft YaHei" w:hint="eastAsia"/>
+          <w:color w:val="666666"/>
+          <w:sz w:val="19"/>
+          <w:lang w:eastAsia="zh-CN"/>
+        </w:rPr>
+        <w:t>分区</w:t>
+      </w:r>
+      <w:r>
+        <w:rPr>
+          <w:color w:val="666666"/>
+          <w:sz w:val="19"/>
+        </w:rPr>
+        <w:t>/</w:t>
+      </w:r>
+      <w:r>
+        <w:rPr>
+          <w:rFonts w:ascii="Microsoft YaHei" w:eastAsia="Microsoft YaHei" w:hAnsi="Microsoft YaHei" w:cs="Microsoft YaHei" w:hint="eastAsia"/>
+          <w:color w:val="666666"/>
+          <w:sz w:val="19"/>
+          <w:lang w:eastAsia="zh-CN"/>
+        </w:rPr>
+        <w:t>消息路由）</w:t>
+      </w:r>
+      <w:r>
+        <w:rPr>
+          <w:color w:val="666666"/>
+          <w:sz w:val="19"/>
+        </w:rPr>
+        <w:t xml:space="preserve">· RabbitMQ · </w:t>
+      </w:r>
+      <w:r>
+        <w:rPr>
+          <w:rFonts w:ascii="Microsoft YaHei" w:eastAsia="Microsoft YaHei" w:hAnsi="Microsoft YaHei" w:cs="Microsoft YaHei" w:hint="eastAsia"/>
+          <w:color w:val="666666"/>
+          <w:sz w:val="19"/>
+          <w:lang w:eastAsia="zh-CN"/>
+        </w:rPr>
+        <w:t>消息可靠性保障</w:t>
+      </w:r>
+    </w:p>
+    <w:p>
+      <w:pPr>
+        <w:pStyle w:val="Heading4"/>
+        <w:spacing w:after="90"/>
+        <w:pBdr>
+          <w:top w:val="none" w:sz="6" w:space="0" w:color="auto"/>
+          <w:bottom w:val="none" w:sz="6" w:space="0" w:color="auto"/>
+          <w:left w:val="none" w:sz="6" w:space="0" w:color="auto"/>
+          <w:right w:val="none" w:sz="6" w:space="0" w:color="auto"/>
+        </w:pBdr>
+      </w:pPr>
+      <w:r>
+        <w:rPr>
+          <w:rFonts w:ascii="Microsoft YaHei" w:eastAsia="Microsoft YaHei" w:hAnsi="Microsoft YaHei" w:cs="Microsoft YaHei" w:hint="eastAsia"/>
+          <w:color w:val="1A1A1A"/>
+          <w:sz w:val="21"/>
+          <w:lang w:eastAsia="zh-CN"/>
+        </w:rPr>
+        <w:t>系统编程与网络</w:t>
+      </w:r>
+    </w:p>
+    <w:p>
+      <w:pPr/>
+      <w:r>
+        <w:rPr>
+          <w:color w:val="666666"/>
+          <w:sz w:val="19"/>
+        </w:rPr>
+        <w:t xml:space="preserve">node-ffi </w:t>
+      </w:r>
+      <w:r>
+        <w:rPr>
+          <w:rFonts w:ascii="Microsoft YaHei" w:eastAsia="Microsoft YaHei" w:hAnsi="Microsoft YaHei" w:cs="Microsoft YaHei" w:hint="eastAsia"/>
+          <w:color w:val="666666"/>
+          <w:sz w:val="19"/>
+          <w:lang w:eastAsia="zh-CN"/>
+        </w:rPr>
+        <w:t>调用</w:t>
+      </w:r>
+      <w:r>
+        <w:rPr>
+          <w:color w:val="666666"/>
+          <w:sz w:val="19"/>
+        </w:rPr>
+        <w:t xml:space="preserve"> C </w:t>
+      </w:r>
+      <w:r>
+        <w:rPr>
+          <w:rFonts w:ascii="Microsoft YaHei" w:eastAsia="Microsoft YaHei" w:hAnsi="Microsoft YaHei" w:cs="Microsoft YaHei" w:hint="eastAsia"/>
+          <w:color w:val="666666"/>
+          <w:sz w:val="19"/>
+          <w:lang w:eastAsia="zh-CN"/>
+        </w:rPr>
+        <w:t>语言</w:t>
+      </w:r>
+      <w:r>
+        <w:rPr>
+          <w:color w:val="666666"/>
+          <w:sz w:val="19"/>
+        </w:rPr>
+        <w:t xml:space="preserve"> .so </w:t>
+      </w:r>
+      <w:r>
+        <w:rPr>
+          <w:rFonts w:ascii="Microsoft YaHei" w:eastAsia="Microsoft YaHei" w:hAnsi="Microsoft YaHei" w:cs="Microsoft YaHei" w:hint="eastAsia"/>
+          <w:color w:val="666666"/>
+          <w:sz w:val="19"/>
+          <w:lang w:eastAsia="zh-CN"/>
+        </w:rPr>
+        <w:t>动态库</w:t>
+      </w:r>
+      <w:r>
+        <w:rPr>
+          <w:color w:val="666666"/>
+          <w:sz w:val="19"/>
+        </w:rPr>
+        <w:t xml:space="preserve"> · </w:t>
+      </w:r>
+      <w:r>
+        <w:rPr>
+          <w:rFonts w:ascii="Microsoft YaHei" w:eastAsia="Microsoft YaHei" w:hAnsi="Microsoft YaHei" w:cs="Microsoft YaHei" w:hint="eastAsia"/>
+          <w:b/>
+          <w:color w:val="666666"/>
+          <w:sz w:val="19"/>
+          <w:lang w:eastAsia="zh-CN"/>
+        </w:rPr>
+        <w:t>TCP/IP 网络协议</w:t>
+      </w:r>
+      <w:r>
+        <w:rPr>
+          <w:color w:val="666666"/>
+          <w:sz w:val="19"/>
+        </w:rPr>
+        <w:t xml:space="preserve"> · Netconf · Linux</w:t>
+      </w:r>
+    </w:p>
+    <w:p>
+      <w:pPr>
+        <w:pStyle w:val="Heading4"/>
+        <w:spacing w:after="90"/>
+        <w:pBdr>
+          <w:top w:val="none" w:sz="6" w:space="0" w:color="auto"/>
+          <w:bottom w:val="none" w:sz="6" w:space="0" w:color="auto"/>
+          <w:left w:val="none" w:sz="6" w:space="0" w:color="auto"/>
+          <w:right w:val="none" w:sz="6" w:space="0" w:color="auto"/>
+        </w:pBdr>
+      </w:pPr>
+      <w:r>
+        <w:rPr>
+          <w:rFonts w:ascii="Microsoft YaHei" w:eastAsia="Microsoft YaHei" w:hAnsi="Microsoft YaHei" w:cs="Microsoft YaHei" w:hint="eastAsia"/>
+          <w:color w:val="1A1A1A"/>
+          <w:sz w:val="21"/>
+          <w:lang w:eastAsia="zh-CN"/>
+        </w:rPr>
+        <w:t>工具链</w:t>
+      </w:r>
+    </w:p>
+    <w:p>
+      <w:pPr/>
+      <w:r>
+        <w:rPr>
+          <w:color w:val="666666"/>
+          <w:sz w:val="19"/>
+        </w:rPr>
+        <w:t>Git · MongoDB/Redis/K8s</w:t>
+      </w:r>
+      <w:r>
+        <w:rPr>
+          <w:rFonts w:ascii="Microsoft YaHei" w:eastAsia="Microsoft YaHei" w:hAnsi="Microsoft YaHei" w:cs="Microsoft YaHei" w:hint="eastAsia"/>
+          <w:color w:val="666666"/>
+          <w:sz w:val="19"/>
+          <w:lang w:eastAsia="zh-CN"/>
+        </w:rPr>
+        <w:t>集群调试</w:t>
+      </w:r>
+      <w:r>
+        <w:rPr>
+          <w:color w:val="666666"/>
+          <w:sz w:val="19"/>
+        </w:rPr>
+        <w:t xml:space="preserve"> · Shell</w:t>
+      </w:r>
+      <w:r>
+        <w:rPr>
+          <w:rFonts w:ascii="Microsoft YaHei" w:eastAsia="Microsoft YaHei" w:hAnsi="Microsoft YaHei" w:cs="Microsoft YaHei" w:hint="eastAsia"/>
+          <w:color w:val="666666"/>
+          <w:sz w:val="19"/>
+          <w:lang w:eastAsia="zh-CN"/>
+        </w:rPr>
+        <w:t>脚本</w:t>
+      </w:r>
+      <w:r>
+        <w:rPr>
+          <w:color w:val="666666"/>
+          <w:sz w:val="19"/>
+        </w:rPr>
+        <w:t xml:space="preserve"> · SonarQube</w:t>
+      </w:r>
+      <w:r/>
+    </w:p>
+    <w:p>
+      <w:pPr>
+        <w:pStyle w:val="Heading2"/>
+      </w:pPr>
+      <w:r>
+        <w:rPr>
+          <w:rFonts w:ascii="Microsoft YaHei" w:eastAsia="Microsoft YaHei" w:hAnsi="Microsoft YaHei" w:cs="Microsoft YaHei" w:hint="eastAsia"/>
+          <w:color w:val="FFFFFF"/>
+          <w:sz w:val="24"/>
+          <w:lang w:eastAsia="zh-CN"/>
+        </w:rPr>
+        <w:t>竞 赛 与 获 奖</w:t>
+      </w:r>
+      <w:r/>
+    </w:p>
+    <w:tbl>
+      <w:tblPr>
+        <w:tblW w:type="pct" w:w="5000"/>
+        <w:tblLook w:firstColumn="1" w:firstRow="1" w:lastColumn="0" w:lastRow="0" w:noHBand="0" w:noVBand="1" w:val="04A0"/>
+        <w:tblLayout w:type="autofit"/>
+      </w:tblPr>
+      <w:tblGrid>
+        <w:gridCol w:w="2880"/>
+        <w:gridCol w:w="2880"/>
+        <w:gridCol w:w="2880"/>
+      </w:tblGrid>
+      <w:tr>
+        <w:tc>
+          <w:tcPr>
+            <w:tcW w:type="dxa" w:w="2880"/>
+            <w:tcBorders>
+              <w:top w:val="single" w:sz="6" w:space="0" w:color="DDDDDD"/>
+              <w:bottom w:val="single" w:sz="6" w:space="0" w:color="DDDDDD"/>
+              <w:left w:val="single" w:sz="6" w:space="0" w:color="DDDDDD"/>
+              <w:right w:val="single" w:sz="6" w:space="0" w:color="DDDDDD"/>
+            </w:tcBorders>
+            <w:shd w:val="clear" w:color="auto" w:fill="F5F5F5"/>
+            <w:vAlign w:val="center"/>
+            <w:tcMar>
+              <w:top w:w="150" w:type="dxa"/>
+              <w:bottom w:w="150" w:type="dxa"/>
+              <w:left w:w="180" w:type="dxa"/>
+              <w:right w:w="180" w:type="dxa"/>
+            </w:tcMar>
+          </w:tcPr>
+          <w:p>
+            <w:pPr>
+              <w:jc w:val="left"/>
+              <w:spacing w:line="240" w:lineRule="auto" w:before="60" w:after="60"/>
+            </w:pPr>
+            <w:r>
+              <w:rPr>
+                <w:b/>
+              </w:rPr>
+              <w:t>时间</w:t>
+            </w:r>
+          </w:p>
+        </w:tc>
+        <w:tc>
+          <w:tcPr>
+            <w:tcW w:type="dxa" w:w="2880"/>
+            <w:tcBorders>
+              <w:top w:val="single" w:sz="6" w:space="0" w:color="DDDDDD"/>
+              <w:bottom w:val="single" w:sz="6" w:space="0" w:color="DDDDDD"/>
+              <w:left w:val="single" w:sz="6" w:space="0" w:color="DDDDDD"/>
+              <w:right w:val="single" w:sz="6" w:space="0" w:color="DDDDDD"/>
+            </w:tcBorders>
+            <w:shd w:val="clear" w:color="auto" w:fill="F5F5F5"/>
+            <w:vAlign w:val="center"/>
+            <w:tcMar>
+              <w:top w:w="150" w:type="dxa"/>
+              <w:bottom w:w="150" w:type="dxa"/>
+              <w:left w:w="180" w:type="dxa"/>
+              <w:right w:w="180" w:type="dxa"/>
+            </w:tcMar>
+          </w:tcPr>
+          <w:p>
+            <w:pPr>
+              <w:jc w:val="left"/>
+              <w:spacing w:line="240" w:lineRule="auto" w:before="60" w:after="60"/>
+            </w:pPr>
+            <w:r>
+              <w:rPr>
+                <w:b/>
+              </w:rPr>
+              <w:t>级别</w:t>
+            </w:r>
+          </w:p>
+        </w:tc>
+        <w:tc>
+          <w:tcPr>
+            <w:tcW w:type="dxa" w:w="2880"/>
+            <w:tcBorders>
+              <w:top w:val="single" w:sz="6" w:space="0" w:color="DDDDDD"/>
+              <w:bottom w:val="single" w:sz="6" w:space="0" w:color="DDDDDD"/>
+              <w:left w:val="single" w:sz="6" w:space="0" w:color="DDDDDD"/>
+              <w:right w:val="single" w:sz="6" w:space="0" w:color="DDDDDD"/>
+            </w:tcBorders>
+            <w:shd w:val="clear" w:color="auto" w:fill="F5F5F5"/>
+            <w:vAlign w:val="center"/>
+            <w:tcMar>
+              <w:top w:w="150" w:type="dxa"/>
+              <w:bottom w:w="150" w:type="dxa"/>
+              <w:left w:w="180" w:type="dxa"/>
+              <w:right w:w="180" w:type="dxa"/>
+            </w:tcMar>
+          </w:tcPr>
+          <w:p>
+            <w:pPr>
+              <w:jc w:val="left"/>
+              <w:spacing w:line="240" w:lineRule="auto" w:before="60" w:after="60"/>
+            </w:pPr>
+            <w:r>
+              <w:rPr>
+                <w:b/>
+              </w:rPr>
+              <w:t>奖项</w:t>
+            </w:r>
+          </w:p>
+        </w:tc>
+      </w:tr>
+      <w:tr>
+        <w:tc>
+          <w:tcPr>
+            <w:tcW w:type="dxa" w:w="2880"/>
+            <w:tcBorders>
+              <w:top w:val="single" w:sz="6" w:space="0" w:color="DDDDDD"/>
+              <w:bottom w:val="single" w:sz="6" w:space="0" w:color="DDDDDD"/>
+              <w:left w:val="single" w:sz="6" w:space="0" w:color="DDDDDD"/>
+              <w:right w:val="single" w:sz="6" w:space="0" w:color="DDDDDD"/>
+            </w:tcBorders>
+            <w:vAlign w:val="center"/>
+            <w:tcMar>
+              <w:top w:w="150" w:type="dxa"/>
+              <w:bottom w:w="150" w:type="dxa"/>
+              <w:left w:w="180" w:type="dxa"/>
+              <w:right w:w="180" w:type="dxa"/>
+            </w:tcMar>
+          </w:tcPr>
+          <w:p>
+            <w:pPr>
+              <w:jc w:val="left"/>
+              <w:spacing w:line="240" w:lineRule="auto" w:before="60" w:after="60"/>
+            </w:pPr>
+            <w:r>
+              <w:t>2021.09</w:t>
+            </w:r>
+          </w:p>
+        </w:tc>
+        <w:tc>
+          <w:tcPr>
+            <w:tcW w:type="dxa" w:w="2880"/>
+            <w:tcBorders>
+              <w:top w:val="single" w:sz="6" w:space="0" w:color="DDDDDD"/>
+              <w:bottom w:val="single" w:sz="6" w:space="0" w:color="DDDDDD"/>
+              <w:left w:val="single" w:sz="6" w:space="0" w:color="DDDDDD"/>
+              <w:right w:val="single" w:sz="6" w:space="0" w:color="DDDDDD"/>
+            </w:tcBorders>
+            <w:vAlign w:val="center"/>
+            <w:tcMar>
+              <w:top w:w="150" w:type="dxa"/>
+              <w:bottom w:w="150" w:type="dxa"/>
+              <w:left w:w="180" w:type="dxa"/>
+              <w:right w:w="180" w:type="dxa"/>
+            </w:tcMar>
+          </w:tcPr>
+          <w:p>
+            <w:pPr>
+              <w:jc w:val="left"/>
+              <w:spacing w:line="240" w:lineRule="auto" w:before="60" w:after="60"/>
+            </w:pPr>
+            <w:r>
+              <w:t>校级</w:t>
+            </w:r>
+          </w:p>
+        </w:tc>
+        <w:tc>
+          <w:tcPr>
+            <w:tcW w:type="dxa" w:w="2880"/>
+            <w:tcBorders>
+              <w:top w:val="single" w:sz="6" w:space="0" w:color="DDDDDD"/>
+              <w:bottom w:val="single" w:sz="6" w:space="0" w:color="DDDDDD"/>
+              <w:left w:val="single" w:sz="6" w:space="0" w:color="DDDDDD"/>
+              <w:right w:val="single" w:sz="6" w:space="0" w:color="DDDDDD"/>
+            </w:tcBorders>
+            <w:vAlign w:val="center"/>
+            <w:tcMar>
+              <w:top w:w="150" w:type="dxa"/>
+              <w:bottom w:w="150" w:type="dxa"/>
+              <w:left w:w="180" w:type="dxa"/>
+              <w:right w:w="180" w:type="dxa"/>
+            </w:tcMar>
+          </w:tcPr>
+          <w:p>
+            <w:pPr>
+              <w:jc w:val="left"/>
+              <w:spacing w:line="240" w:lineRule="auto" w:before="60" w:after="60"/>
+            </w:pPr>
+            <w:r>
+              <w:t>研究生一等奖学金（</w:t>
+            </w:r>
+            <w:r>
+              <w:t xml:space="preserve"> </w:t>
+            </w:r>
+            <w:r>
+              <w:t>TOP 2%</w:t>
+            </w:r>
+            <w:r>
+              <w:t xml:space="preserve"> </w:t>
+            </w:r>
+            <w:r>
+              <w:t>）</w:t>
+            </w:r>
+          </w:p>
+        </w:tc>
+      </w:tr>
+      <w:tr>
+        <w:tc>
+          <w:tcPr>
+            <w:tcW w:type="dxa" w:w="2880"/>
+            <w:tcBorders>
+              <w:top w:val="single" w:sz="6" w:space="0" w:color="DDDDDD"/>
+              <w:bottom w:val="single" w:sz="6" w:space="0" w:color="DDDDDD"/>
+              <w:left w:val="single" w:sz="6" w:space="0" w:color="DDDDDD"/>
+              <w:right w:val="single" w:sz="6" w:space="0" w:color="DDDDDD"/>
+            </w:tcBorders>
+            <w:vAlign w:val="center"/>
+            <w:tcMar>
+              <w:top w:w="150" w:type="dxa"/>
+              <w:bottom w:w="150" w:type="dxa"/>
+              <w:left w:w="180" w:type="dxa"/>
+              <w:right w:w="180" w:type="dxa"/>
+            </w:tcMar>
+          </w:tcPr>
+          <w:p>
+            <w:pPr>
+              <w:jc w:val="left"/>
+              <w:spacing w:line="240" w:lineRule="auto" w:before="60" w:after="60"/>
+            </w:pPr>
+            <w:r>
+              <w:t>2019.09</w:t>
+            </w:r>
+          </w:p>
+        </w:tc>
+        <w:tc>
+          <w:tcPr>
+            <w:tcW w:type="dxa" w:w="2880"/>
+            <w:tcBorders>
+              <w:top w:val="single" w:sz="6" w:space="0" w:color="DDDDDD"/>
+              <w:bottom w:val="single" w:sz="6" w:space="0" w:color="DDDDDD"/>
+              <w:left w:val="single" w:sz="6" w:space="0" w:color="DDDDDD"/>
+              <w:right w:val="single" w:sz="6" w:space="0" w:color="DDDDDD"/>
+            </w:tcBorders>
+            <w:vAlign w:val="center"/>
+            <w:tcMar>
+              <w:top w:w="150" w:type="dxa"/>
+              <w:bottom w:w="150" w:type="dxa"/>
+              <w:left w:w="180" w:type="dxa"/>
+              <w:right w:w="180" w:type="dxa"/>
+            </w:tcMar>
+          </w:tcPr>
+          <w:p>
+            <w:pPr>
+              <w:jc w:val="left"/>
+              <w:spacing w:line="240" w:lineRule="auto" w:before="60" w:after="60"/>
+            </w:pPr>
+            <w:r>
+              <w:t>国家级</w:t>
+            </w:r>
+          </w:p>
+        </w:tc>
+        <w:tc>
+          <w:tcPr>
+            <w:tcW w:type="dxa" w:w="2880"/>
+            <w:tcBorders>
+              <w:top w:val="single" w:sz="6" w:space="0" w:color="DDDDDD"/>
+              <w:bottom w:val="single" w:sz="6" w:space="0" w:color="DDDDDD"/>
+              <w:left w:val="single" w:sz="6" w:space="0" w:color="DDDDDD"/>
+              <w:right w:val="single" w:sz="6" w:space="0" w:color="DDDDDD"/>
+            </w:tcBorders>
+            <w:vAlign w:val="center"/>
+            <w:tcMar>
+              <w:top w:w="150" w:type="dxa"/>
+              <w:bottom w:w="150" w:type="dxa"/>
+              <w:left w:w="180" w:type="dxa"/>
+              <w:right w:w="180" w:type="dxa"/>
+            </w:tcMar>
+          </w:tcPr>
+          <w:p>
+            <w:pPr>
+              <w:jc w:val="left"/>
+              <w:spacing w:line="240" w:lineRule="auto" w:before="60" w:after="60"/>
+            </w:pPr>
+            <w:r>
+              <w:t>第</w:t>
+            </w:r>
+            <w:r>
+              <w:t xml:space="preserve"> </w:t>
+            </w:r>
+            <w:r>
+              <w:t>13</w:t>
+            </w:r>
+            <w:r>
+              <w:t xml:space="preserve"> </w:t>
+            </w:r>
+            <w:r>
+              <w:t>届</w:t>
+            </w:r>
+            <w:r>
+              <w:t xml:space="preserve"> </w:t>
+            </w:r>
+            <w:r>
+              <w:t>"</w:t>
+            </w:r>
+            <w:r>
+              <w:t xml:space="preserve"> </w:t>
+            </w:r>
+            <w:r>
+              <w:t>西门子杯</w:t>
+            </w:r>
+            <w:r>
+              <w:t xml:space="preserve"> </w:t>
+            </w:r>
+            <w:r>
+              <w:t>"</w:t>
+            </w:r>
+            <w:r>
+              <w:t xml:space="preserve"> </w:t>
+            </w:r>
+            <w:r>
+              <w:t>中国智能制造挑战赛全国总决赛</w:t>
+            </w:r>
+            <w:r>
+              <w:t xml:space="preserve"> </w:t>
+            </w:r>
+            <w:r>
+              <w:rPr>
+                <w:b/>
+              </w:rPr>
+              <w:t>特等奖</w:t>
+            </w:r>
+          </w:p>
+        </w:tc>
+      </w:tr>
+      <w:tr>
+        <w:tc>
+          <w:tcPr>
+            <w:tcW w:type="dxa" w:w="2880"/>
+            <w:tcBorders>
+              <w:top w:val="single" w:sz="6" w:space="0" w:color="DDDDDD"/>
+              <w:bottom w:val="single" w:sz="6" w:space="0" w:color="DDDDDD"/>
+              <w:left w:val="single" w:sz="6" w:space="0" w:color="DDDDDD"/>
+              <w:right w:val="single" w:sz="6" w:space="0" w:color="DDDDDD"/>
+            </w:tcBorders>
+            <w:vAlign w:val="center"/>
+            <w:tcMar>
+              <w:top w:w="150" w:type="dxa"/>
+              <w:bottom w:w="150" w:type="dxa"/>
+              <w:left w:w="180" w:type="dxa"/>
+              <w:right w:w="180" w:type="dxa"/>
+            </w:tcMar>
+          </w:tcPr>
+          <w:p>
+            <w:pPr>
+              <w:jc w:val="left"/>
+              <w:spacing w:line="240" w:lineRule="auto" w:before="60" w:after="60"/>
+            </w:pPr>
+            <w:r>
+              <w:t>2021.07</w:t>
+            </w:r>
+          </w:p>
+        </w:tc>
+        <w:tc>
+          <w:tcPr>
+            <w:tcW w:type="dxa" w:w="2880"/>
+            <w:tcBorders>
+              <w:top w:val="single" w:sz="6" w:space="0" w:color="DDDDDD"/>
+              <w:bottom w:val="single" w:sz="6" w:space="0" w:color="DDDDDD"/>
+              <w:left w:val="single" w:sz="6" w:space="0" w:color="DDDDDD"/>
+              <w:right w:val="single" w:sz="6" w:space="0" w:color="DDDDDD"/>
+            </w:tcBorders>
+            <w:vAlign w:val="center"/>
+            <w:tcMar>
+              <w:top w:w="150" w:type="dxa"/>
+              <w:bottom w:w="150" w:type="dxa"/>
+              <w:left w:w="180" w:type="dxa"/>
+              <w:right w:w="180" w:type="dxa"/>
+            </w:tcMar>
+          </w:tcPr>
+          <w:p>
+            <w:pPr>
+              <w:jc w:val="left"/>
+              <w:spacing w:line="240" w:lineRule="auto" w:before="60" w:after="60"/>
+            </w:pPr>
+            <w:r>
+              <w:t>国家级</w:t>
+            </w:r>
+          </w:p>
+        </w:tc>
+        <w:tc>
+          <w:tcPr>
+            <w:tcW w:type="dxa" w:w="2880"/>
+            <w:tcBorders>
+              <w:top w:val="single" w:sz="6" w:space="0" w:color="DDDDDD"/>
+              <w:bottom w:val="single" w:sz="6" w:space="0" w:color="DDDDDD"/>
+              <w:left w:val="single" w:sz="6" w:space="0" w:color="DDDDDD"/>
+              <w:right w:val="single" w:sz="6" w:space="0" w:color="DDDDDD"/>
+            </w:tcBorders>
+            <w:vAlign w:val="center"/>
+            <w:tcMar>
+              <w:top w:w="150" w:type="dxa"/>
+              <w:bottom w:w="150" w:type="dxa"/>
+              <w:left w:w="180" w:type="dxa"/>
+              <w:right w:w="180" w:type="dxa"/>
+            </w:tcMar>
+          </w:tcPr>
+          <w:p>
+            <w:pPr>
+              <w:jc w:val="left"/>
+              <w:spacing w:line="240" w:lineRule="auto" w:before="60" w:after="60"/>
+            </w:pPr>
+            <w:r>
+              <w:t>第</w:t>
+            </w:r>
+            <w:r>
+              <w:t xml:space="preserve"> </w:t>
+            </w:r>
+            <w:r>
+              <w:t>13</w:t>
+            </w:r>
+            <w:r>
+              <w:t xml:space="preserve"> </w:t>
+            </w:r>
+            <w:r>
+              <w:t>届</w:t>
+            </w:r>
+            <w:r>
+              <w:t xml:space="preserve"> </w:t>
+            </w:r>
+            <w:r>
+              <w:t>"</w:t>
+            </w:r>
+            <w:r>
+              <w:t xml:space="preserve"> </w:t>
+            </w:r>
+            <w:r>
+              <w:t>电工杯</w:t>
+            </w:r>
+            <w:r>
+              <w:t xml:space="preserve"> </w:t>
+            </w:r>
+            <w:r>
+              <w:t>"</w:t>
+            </w:r>
+            <w:r>
+              <w:t xml:space="preserve"> </w:t>
+            </w:r>
+            <w:r>
+              <w:t>中国大学生数学建模竞赛</w:t>
+            </w:r>
+            <w:r>
+              <w:t xml:space="preserve"> </w:t>
+            </w:r>
+            <w:r>
+              <w:rPr>
+                <w:b/>
+              </w:rPr>
+              <w:t>二等奖</w:t>
+            </w:r>
+          </w:p>
+        </w:tc>
+      </w:tr>
+      <w:tr>
+        <w:tc>
+          <w:tcPr>
+            <w:tcW w:type="dxa" w:w="2880"/>
+            <w:tcBorders>
+              <w:top w:val="single" w:sz="6" w:space="0" w:color="DDDDDD"/>
+              <w:bottom w:val="single" w:sz="6" w:space="0" w:color="DDDDDD"/>
+              <w:left w:val="single" w:sz="6" w:space="0" w:color="DDDDDD"/>
+              <w:right w:val="single" w:sz="6" w:space="0" w:color="DDDDDD"/>
+            </w:tcBorders>
+            <w:vAlign w:val="center"/>
+            <w:tcMar>
+              <w:top w:w="150" w:type="dxa"/>
+              <w:bottom w:w="150" w:type="dxa"/>
+              <w:left w:w="180" w:type="dxa"/>
+              <w:right w:w="180" w:type="dxa"/>
+            </w:tcMar>
+          </w:tcPr>
+          <w:p>
+            <w:pPr>
+              <w:jc w:val="left"/>
+              <w:spacing w:line="240" w:lineRule="auto" w:before="60" w:after="60"/>
+            </w:pPr>
+            <w:r>
+              <w:t>2021.05</w:t>
+            </w:r>
+          </w:p>
+        </w:tc>
+        <w:tc>
+          <w:tcPr>
+            <w:tcW w:type="dxa" w:w="2880"/>
+            <w:tcBorders>
+              <w:top w:val="single" w:sz="6" w:space="0" w:color="DDDDDD"/>
+              <w:bottom w:val="single" w:sz="6" w:space="0" w:color="DDDDDD"/>
+              <w:left w:val="single" w:sz="6" w:space="0" w:color="DDDDDD"/>
+              <w:right w:val="single" w:sz="6" w:space="0" w:color="DDDDDD"/>
+            </w:tcBorders>
+            <w:vAlign w:val="center"/>
+            <w:tcMar>
+              <w:top w:w="150" w:type="dxa"/>
+              <w:bottom w:w="150" w:type="dxa"/>
+              <w:left w:w="180" w:type="dxa"/>
+              <w:right w:w="180" w:type="dxa"/>
+            </w:tcMar>
+          </w:tcPr>
+          <w:p>
+            <w:pPr>
+              <w:jc w:val="left"/>
+              <w:spacing w:line="240" w:lineRule="auto" w:before="60" w:after="60"/>
+            </w:pPr>
+            <w:r>
+              <w:t>省部级</w:t>
+            </w:r>
+          </w:p>
+        </w:tc>
+        <w:tc>
+          <w:tcPr>
+            <w:tcW w:type="dxa" w:w="2880"/>
+            <w:tcBorders>
+              <w:top w:val="single" w:sz="6" w:space="0" w:color="DDDDDD"/>
+              <w:bottom w:val="single" w:sz="6" w:space="0" w:color="DDDDDD"/>
+              <w:left w:val="single" w:sz="6" w:space="0" w:color="DDDDDD"/>
+              <w:right w:val="single" w:sz="6" w:space="0" w:color="DDDDDD"/>
+            </w:tcBorders>
+            <w:vAlign w:val="center"/>
+            <w:tcMar>
+              <w:top w:w="150" w:type="dxa"/>
+              <w:bottom w:w="150" w:type="dxa"/>
+              <w:left w:w="180" w:type="dxa"/>
+              <w:right w:w="180" w:type="dxa"/>
+            </w:tcMar>
+          </w:tcPr>
+          <w:p>
+            <w:pPr>
+              <w:jc w:val="left"/>
+              <w:spacing w:line="240" w:lineRule="auto" w:before="60" w:after="60"/>
+            </w:pPr>
+            <w:r>
+              <w:t>第</w:t>
+            </w:r>
+            <w:r>
+              <w:t xml:space="preserve"> </w:t>
+            </w:r>
+            <w:r>
+              <w:t>13</w:t>
+            </w:r>
+            <w:r>
+              <w:t xml:space="preserve"> </w:t>
+            </w:r>
+            <w:r>
+              <w:t>届</w:t>
+            </w:r>
+            <w:r>
+              <w:t xml:space="preserve"> </w:t>
+            </w:r>
+            <w:r>
+              <w:t>"</w:t>
+            </w:r>
+            <w:r>
+              <w:t xml:space="preserve"> </w:t>
+            </w:r>
+            <w:r>
+              <w:t>蓝桥杯</w:t>
+            </w:r>
+            <w:r>
+              <w:t xml:space="preserve"> </w:t>
+            </w:r>
+            <w:r>
+              <w:t>"C/C++</w:t>
+            </w:r>
+            <w:r>
+              <w:t xml:space="preserve"> </w:t>
+            </w:r>
+            <w:r>
+              <w:t>程序设计研究生组</w:t>
+            </w:r>
+            <w:r>
+              <w:t xml:space="preserve"> </w:t>
+            </w:r>
+            <w:r>
+              <w:rPr>
+                <w:b/>
+              </w:rPr>
+              <w:t>二等奖</w:t>
+            </w:r>
+          </w:p>
+        </w:tc>
+      </w:tr>
+    </w:tbl>
+    <w:p>
+      <w:r/>
+    </w:p>
+    <w:p>
+      <w:pPr>
+        <w:pStyle w:val="Heading2"/>
+      </w:pPr>
+      <w:r>
+        <w:rPr>
+          <w:rFonts w:ascii="Microsoft YaHei" w:eastAsia="Microsoft YaHei" w:hAnsi="Microsoft YaHei" w:cs="Microsoft YaHei" w:hint="eastAsia"/>
+          <w:color w:val="FFFFFF"/>
+          <w:sz w:val="24"/>
+          <w:lang w:eastAsia="zh-CN"/>
+        </w:rPr>
+        <w:t>自 我 评 价</w:t>
+      </w:r>
+      <w:r/>
+    </w:p>
+    <w:p>
+      <w:pPr>
+        <w:pStyle w:val="ListBullet"/>
+      </w:pPr>
+      <w:r>
+        <w:rPr>
+          <w:rFonts w:ascii="Microsoft YaHei" w:eastAsia="Microsoft YaHei" w:hAnsi="Microsoft YaHei" w:cs="Microsoft YaHei" w:hint="eastAsia"/>
+          <w:b/>
+          <w:lang w:eastAsia="zh-CN"/>
+        </w:rPr>
+        <w:t>Node.js/TS 全栈能力</w:t>
+      </w:r>
+      <w:r>
+        <w:rPr>
+          <w:rFonts w:ascii="Microsoft YaHei" w:eastAsia="Microsoft YaHei" w:hAnsi="Microsoft YaHei" w:cs="Microsoft YaHei" w:hint="eastAsia"/>
+          <w:lang w:eastAsia="zh-CN"/>
+        </w:rPr>
+        <w:t>：</w:t>
+      </w:r>
+      <w:r>
+        <w:t xml:space="preserve">3 </w:t>
+      </w:r>
+      <w:r>
+        <w:rPr>
+          <w:rFonts w:ascii="Microsoft YaHei" w:eastAsia="Microsoft YaHei" w:hAnsi="Microsoft YaHei" w:cs="Microsoft YaHei" w:hint="eastAsia"/>
+          <w:lang w:eastAsia="zh-CN"/>
+        </w:rPr>
+        <w:t>年</w:t>
+      </w:r>
+      <w:r>
+        <w:t xml:space="preserve"> Node.js </w:t>
+      </w:r>
+      <w:r>
+        <w:rPr>
+          <w:rFonts w:ascii="Microsoft YaHei" w:eastAsia="Microsoft YaHei" w:hAnsi="Microsoft YaHei" w:cs="Microsoft YaHei" w:hint="eastAsia"/>
+          <w:lang w:eastAsia="zh-CN"/>
+        </w:rPr>
+        <w:t>微服务开发经验，精通</w:t>
+      </w:r>
+      <w:r>
+        <w:t xml:space="preserve"> MongoDB/Redis/Kafka </w:t>
+      </w:r>
+      <w:r>
+        <w:rPr>
+          <w:rFonts w:ascii="Microsoft YaHei" w:eastAsia="Microsoft YaHei" w:hAnsi="Microsoft YaHei" w:cs="Microsoft YaHei" w:hint="eastAsia"/>
+          <w:lang w:eastAsia="zh-CN"/>
+        </w:rPr>
+        <w:t>等中间件，具备前后端开发能力</w:t>
+      </w:r>
+    </w:p>
+    <w:p>
+      <w:pPr>
+        <w:pStyle w:val="ListBullet"/>
+      </w:pPr>
+      <w:r>
+        <w:rPr>
+          <w:rFonts w:ascii="Microsoft YaHei" w:eastAsia="Microsoft YaHei" w:hAnsi="Microsoft YaHei" w:cs="Microsoft YaHei" w:hint="eastAsia"/>
+          <w:b/>
+          <w:lang w:eastAsia="zh-CN"/>
+        </w:rPr>
+        <w:t>复杂系统维护</w:t>
+      </w:r>
+      <w:r>
+        <w:rPr>
+          <w:rFonts w:ascii="Microsoft YaHei" w:eastAsia="Microsoft YaHei" w:hAnsi="Microsoft YaHei" w:cs="Microsoft YaHei" w:hint="eastAsia"/>
+          <w:lang w:eastAsia="zh-CN"/>
+        </w:rPr>
+        <w:t>：能独立接手遗留系统，梳理调用链路，保障现网稳定运行</w:t>
+      </w:r>
+    </w:p>
+    <w:p>
+      <w:pPr>
+        <w:pStyle w:val="ListBullet"/>
+      </w:pPr>
+      <w:r>
+        <w:rPr>
+          <w:rFonts w:ascii="Microsoft YaHei" w:eastAsia="Microsoft YaHei" w:hAnsi="Microsoft YaHei" w:cs="Microsoft YaHei" w:hint="eastAsia"/>
+          <w:b/>
+          <w:lang w:eastAsia="zh-CN"/>
+        </w:rPr>
+        <w:t>架构设计</w:t>
+      </w:r>
+      <w:r>
+        <w:rPr>
+          <w:rFonts w:ascii="Microsoft YaHei" w:eastAsia="Microsoft YaHei" w:hAnsi="Microsoft YaHei" w:cs="Microsoft YaHei" w:hint="eastAsia"/>
+          <w:lang w:eastAsia="zh-CN"/>
+        </w:rPr>
+        <w:t>：主导系统重构项目，具备微服务拆分、双计算模式设计等架构能力</w:t>
+      </w:r>
+    </w:p>
+    <w:p>
+      <w:pPr>
+        <w:pStyle w:val="ListBullet"/>
+      </w:pPr>
+      <w:r>
+        <w:rPr>
+          <w:rFonts w:ascii="Microsoft YaHei" w:eastAsia="Microsoft YaHei" w:hAnsi="Microsoft YaHei" w:cs="Microsoft YaHei" w:hint="eastAsia"/>
+          <w:b/>
+          <w:lang w:eastAsia="zh-CN"/>
+        </w:rPr>
+        <w:t>跨团队协作</w:t>
+      </w:r>
+      <w:r>
+        <w:rPr>
+          <w:rFonts w:ascii="Microsoft YaHei" w:eastAsia="Microsoft YaHei" w:hAnsi="Microsoft YaHei" w:cs="Microsoft YaHei" w:hint="eastAsia"/>
+          <w:lang w:eastAsia="zh-CN"/>
+        </w:rPr>
+        <w:t>：主导项目全流程，协调前端、设备侧、测试、运维团队</w:t>
+      </w:r>
+    </w:p>
+    <w:p>
+      <w:pPr>
+        <w:pStyle w:val="ListBullet"/>
+      </w:pPr>
+      <w:r>
+        <w:rPr>
+          <w:rFonts w:ascii="Microsoft YaHei" w:eastAsia="Microsoft YaHei" w:hAnsi="Microsoft YaHei" w:cs="Microsoft YaHei" w:hint="eastAsia"/>
+          <w:b/>
+          <w:lang w:eastAsia="zh-CN"/>
+        </w:rPr>
+        <w:t>学习与转型</w:t>
+      </w:r>
+      <w:r>
+        <w:rPr>
+          <w:rFonts w:ascii="Microsoft YaHei" w:eastAsia="Microsoft YaHei" w:hAnsi="Microsoft YaHei" w:cs="Microsoft YaHei" w:hint="eastAsia"/>
+          <w:lang w:eastAsia="zh-CN"/>
+        </w:rPr>
+        <w:t>：具备</w:t>
+      </w:r>
+      <w:r>
+        <w:t xml:space="preserve"> C/C++ </w:t>
+      </w:r>
+      <w:r>
+        <w:rPr>
+          <w:rFonts w:ascii="Microsoft YaHei" w:eastAsia="Microsoft YaHei" w:hAnsi="Microsoft YaHei" w:cs="Microsoft YaHei" w:hint="eastAsia"/>
+          <w:lang w:eastAsia="zh-CN"/>
+        </w:rPr>
+        <w:t>功底，可快速上手</w:t>
+      </w:r>
+      <w:r>
+        <w:t xml:space="preserve"> Go / Java </w:t>
+      </w:r>
+      <w:r>
+        <w:rPr>
+          <w:rFonts w:ascii="Microsoft YaHei" w:eastAsia="Microsoft YaHei" w:hAnsi="Microsoft YaHei" w:cs="Microsoft YaHei" w:hint="eastAsia"/>
+          <w:lang w:eastAsia="zh-CN"/>
+        </w:rPr>
+        <w:t>技术栈</w:t>
+      </w:r>
+      <w:r/>
+    </w:p>
+    <w:p>
+      <w:pPr>
+        <w:spacing w:before="600"/>
         <w:jc w:val="center"/>
+        <w:pBdr>
+          <w:top w:val="single" w:sz="6" w:space="0" w:color="EEEEEE"/>
+        </w:pBdr>
       </w:pPr>
       <w:r>
         <w:rPr>
-          <w:b/>
-          <w:sz w:val="36"/>
-        </w:rPr>
-        <w:t>李鑫 · Node.js 高级工程师 · 期待与您共事</w:t>
-      </w:r>
+          <w:rFonts w:ascii="Microsoft YaHei" w:eastAsia="Microsoft YaHei" w:hAnsi="Microsoft YaHei" w:cs="Microsoft YaHei" w:hint="eastAsia"/>
+          <w:color w:val="999999"/>
+          <w:sz w:val="19"/>
+          <w:lang w:eastAsia="zh-CN"/>
+        </w:rPr>
+        <w:t>感谢您的阅读</w:t>
+      </w:r>
+      <w:r/>
+      <w:r/>
+      <w:r/>
     </w:p>
     <w:sectPr>
-      <w:pgSz w:w="12240" w:h="15840"/>
-      <w:pgMar w:top="1440" w:right="1800" w:bottom="1440" w:left="1800" w:header="720" w:footer="720" w:gutter="0"/>
+      <w:pgSz w:w="11906" w:h="16838"/>
+      <w:pgMar w:top="1440" w:right="1797" w:bottom="1440" w:left="1797" w:header="720" w:footer="720" w:gutter="0"/>
       <w:cols w:space="720"/>
       <w:docGrid w:linePitch="360"/>
     </w:sectPr>
@@ -892,9 +4631,12 @@
     <w:name w:val="Normal"/>
     <w:qFormat/>
     <w:rsid w:val="00FC693F"/>
+    <w:pPr>
+      <w:spacing w:line="347" w:lineRule="auto"/>
+    </w:pPr>
     <w:rPr>
-      <w:rFonts w:ascii="微软雅黑" w:hAnsi="微软雅黑"/>
-      <w:sz w:val="21"/>
+      <w:rFonts w:ascii="Microsoft YaHei" w:hAnsi="Microsoft YaHei" w:eastAsia="Microsoft YaHei"/>
+      <w:color w:val="333333"/>
     </w:rPr>
   </w:style>
   <w:style w:type="paragraph" w:styleId="Header">
@@ -983,8 +4725,8 @@
       <w:rFonts w:asciiTheme="majorHAnsi" w:eastAsiaTheme="majorEastAsia" w:hAnsiTheme="majorHAnsi" w:cstheme="majorBidi"/>
       <w:b/>
       <w:bCs/>
-      <w:color w:val="4F81BD" w:themeColor="accent1"/>
-      <w:sz w:val="26"/>
+      <w:color w:val="FFFFFF"/>
+      <w:sz w:val="24"/>
       <w:szCs w:val="26"/>
     </w:rPr>
   </w:style>
@@ -1007,7 +4749,8 @@
       <w:rFonts w:asciiTheme="majorHAnsi" w:eastAsiaTheme="majorEastAsia" w:hAnsiTheme="majorHAnsi" w:cstheme="majorBidi"/>
       <w:b/>
       <w:bCs/>
-      <w:color w:val="4F81BD" w:themeColor="accent1"/>
+      <w:color w:val="333333"/>
+      <w:sz w:val="22"/>
     </w:rPr>
   </w:style>
   <w:style w:type="paragraph" w:styleId="Heading4">
@@ -1032,7 +4775,8 @@
       <w:bCs/>
       <w:i/>
       <w:iCs/>
-      <w:color w:val="4F81BD" w:themeColor="accent1"/>
+      <w:color w:val="555555"/>
+      <w:sz w:val="21"/>
     </w:rPr>
   </w:style>
   <w:style w:type="paragraph" w:styleId="Heading5">
